--- a/7-技术管理/流程制度规范类文件/070101-软件开发管理制度.docx
+++ b/7-技术管理/流程制度规范类文件/070101-软件开发管理制度.docx
@@ -1,14 +1,13 @@
 
 <file path=word/document.xml><?xml version="1.0" encoding="utf-8"?>
-<w:document xmlns:wpc="http://schemas.microsoft.com/office/word/2010/wordprocessingCanvas" xmlns:mc="http://schemas.openxmlformats.org/markup-compatibility/2006" xmlns:o="urn:schemas-microsoft-com:office:office" xmlns:r="http://schemas.openxmlformats.org/officeDocument/2006/relationships" xmlns:m="http://schemas.openxmlformats.org/officeDocument/2006/math" xmlns:v="urn:schemas-microsoft-com:vml" xmlns:wp14="http://schemas.microsoft.com/office/word/2010/wordprocessingDrawing" xmlns:wp="http://schemas.openxmlformats.org/drawingml/2006/wordprocessingDrawing" xmlns:w10="urn:schemas-microsoft-com:office:word" xmlns:w="http://schemas.openxmlformats.org/wordprocessingml/2006/main" xmlns:w14="http://schemas.microsoft.com/office/word/2010/wordml" xmlns:w15="http://schemas.microsoft.com/office/word/2012/wordml" xmlns:wne="http://schemas.microsoft.com/office/word/2006/wordml" xmlns:wpg="http://schemas.microsoft.com/office/word/2010/wordprocessingGroup" xmlns:wpi="http://schemas.microsoft.com/office/word/2010/wordprocessingInk" xmlns:wps="http://schemas.microsoft.com/office/word/2010/wordprocessingShape" mc:Ignorable="w14 w15 wp14">
-  <!-- Generated by Aspose.Words for .NET 13.3.0.1 -->
+<w:document xmlns:wpc="http://schemas.microsoft.com/office/word/2010/wordprocessingCanvas" xmlns:mc="http://schemas.openxmlformats.org/markup-compatibility/2006" xmlns:o="urn:schemas-microsoft-com:office:office" xmlns:r="http://schemas.openxmlformats.org/officeDocument/2006/relationships" xmlns:m="http://schemas.openxmlformats.org/officeDocument/2006/math" xmlns:v="urn:schemas-microsoft-com:vml" xmlns:wp14="http://schemas.microsoft.com/office/word/2010/wordprocessingDrawing" xmlns:wp="http://schemas.openxmlformats.org/drawingml/2006/wordprocessingDrawing" xmlns:w="http://schemas.openxmlformats.org/wordprocessingml/2006/main" xmlns:w14="http://schemas.microsoft.com/office/word/2010/wordml" xmlns:w10="urn:schemas-microsoft-com:office:word" xmlns:w15="http://schemas.microsoft.com/office/word/2012/wordml" xmlns:wpg="http://schemas.microsoft.com/office/word/2010/wordprocessingGroup" xmlns:wpi="http://schemas.microsoft.com/office/word/2010/wordprocessingInk" xmlns:wne="http://schemas.microsoft.com/office/word/2006/wordml" xmlns:wps="http://schemas.microsoft.com/office/word/2010/wordprocessingShape" xmlns:wpsCustomData="http://www.wps.cn/officeDocument/2013/wpsCustomData" mc:Ignorable="w14 w15 wp14">
   <w:body>
     <w:p>
       <w:pPr>
         <w:spacing w:before="78" w:line="219" w:lineRule="auto"/>
         <w:ind w:left="25"/>
         <w:rPr>
-          <w:rFonts w:ascii="宋体" w:eastAsia="宋体" w:hAnsi="宋体" w:cs="宋体" w:hint="default"/>
+          <w:rFonts w:hint="default" w:ascii="宋体" w:hAnsi="宋体" w:eastAsia="宋体" w:cs="宋体"/>
           <w:sz w:val="24"/>
           <w:szCs w:val="24"/>
           <w:lang w:val="en-US" w:eastAsia="zh-CN"/>
@@ -16,7 +15,7 @@
       </w:pPr>
       <w:r>
         <w:rPr>
-          <w:rFonts w:ascii="宋体" w:eastAsia="宋体" w:hAnsi="宋体" w:cs="宋体"/>
+          <w:rFonts w:ascii="宋体" w:hAnsi="宋体" w:eastAsia="宋体" w:cs="宋体"/>
           <w:b/>
           <w:bCs/>
           <w:spacing w:val="-3"/>
@@ -27,7 +26,7 @@
       </w:r>
       <w:r>
         <w:rPr>
-          <w:rFonts w:ascii="宋体" w:eastAsia="宋体" w:hAnsi="宋体" w:cs="宋体" w:hint="eastAsia"/>
+          <w:rFonts w:hint="eastAsia" w:ascii="宋体" w:hAnsi="宋体" w:eastAsia="宋体" w:cs="宋体"/>
           <w:b/>
           <w:bCs/>
           <w:spacing w:val="-3"/>
@@ -39,7 +38,7 @@
       </w:r>
       <w:r>
         <w:rPr>
-          <w:rFonts w:ascii="宋体" w:eastAsia="宋体" w:hAnsi="宋体" w:cs="宋体"/>
+          <w:rFonts w:ascii="宋体" w:hAnsi="宋体" w:eastAsia="宋体" w:cs="宋体"/>
           <w:b/>
           <w:bCs/>
           <w:spacing w:val="-3"/>
@@ -50,7 +49,7 @@
       </w:r>
       <w:r>
         <w:rPr>
-          <w:rFonts w:ascii="宋体" w:eastAsia="宋体" w:hAnsi="宋体" w:cs="宋体" w:hint="eastAsia"/>
+          <w:rFonts w:hint="eastAsia" w:ascii="宋体" w:hAnsi="宋体" w:eastAsia="宋体" w:cs="宋体"/>
           <w:b/>
           <w:bCs/>
           <w:spacing w:val="-3"/>
@@ -80,14 +79,14 @@
         <w:ind w:left="23"/>
         <w:textAlignment w:val="auto"/>
         <w:rPr>
-          <w:rFonts w:ascii="宋体" w:eastAsia="宋体" w:hAnsi="宋体" w:cs="宋体"/>
+          <w:rFonts w:ascii="宋体" w:hAnsi="宋体" w:eastAsia="宋体" w:cs="宋体"/>
           <w:sz w:val="24"/>
           <w:szCs w:val="24"/>
         </w:rPr>
       </w:pPr>
       <w:r>
         <w:rPr>
-          <w:rFonts w:ascii="宋体" w:eastAsia="宋体" w:hAnsi="宋体" w:cs="宋体"/>
+          <w:rFonts w:ascii="宋体" w:hAnsi="宋体" w:eastAsia="宋体" w:cs="宋体"/>
           <w:b/>
           <w:bCs/>
           <w:spacing w:val="240"/>
@@ -99,7 +98,7 @@
       </w:r>
       <w:r>
         <w:rPr>
-          <w:rFonts w:ascii="宋体" w:eastAsia="宋体" w:hAnsi="宋体" w:cs="宋体"/>
+          <w:rFonts w:ascii="宋体" w:hAnsi="宋体" w:eastAsia="宋体" w:cs="宋体"/>
           <w:b/>
           <w:bCs/>
           <w:spacing w:val="0"/>
@@ -111,7 +110,7 @@
       </w:r>
       <w:r>
         <w:rPr>
-          <w:rFonts w:ascii="宋体" w:eastAsia="宋体" w:hAnsi="宋体" w:cs="宋体"/>
+          <w:rFonts w:ascii="宋体" w:hAnsi="宋体" w:eastAsia="宋体" w:cs="宋体"/>
           <w:b/>
           <w:bCs/>
           <w:spacing w:val="-5"/>
@@ -123,10 +122,10 @@
     </w:p>
     <w:p>
       <w:pPr>
-        <w:pStyle w:val="a"/>
-        <w:bidi w:val="0"/>
-      </w:pPr>
-      <w:bookmarkStart w:id="0" w:name="_Toc13204"/>
+        <w:pStyle w:val="25"/>
+        <w:bidi w:val="0"/>
+      </w:pPr>
+      <w:bookmarkStart w:id="0" w:name="_Toc15324"/>
       <w:r>
         <w:rPr>
           <w:rFonts w:hint="eastAsia"/>
@@ -138,14 +137,14 @@
     </w:p>
     <w:p>
       <w:pPr>
-        <w:pStyle w:val="a0"/>
+        <w:pStyle w:val="26"/>
         <w:bidi w:val="0"/>
         <w:rPr>
           <w:rFonts w:hint="default"/>
           <w:lang w:val="en-US"/>
         </w:rPr>
       </w:pPr>
-      <w:bookmarkStart w:id="1" w:name="_Toc24005"/>
+      <w:bookmarkStart w:id="1" w:name="_Toc18829"/>
       <w:r>
         <w:rPr>
           <w:rFonts w:hint="eastAsia"/>
@@ -157,17 +156,18 @@
     </w:p>
     <w:tbl>
       <w:tblPr>
-        <w:tblStyle w:val="TableGrid"/>
+        <w:tblStyle w:val="22"/>
         <w:tblW w:w="0" w:type="auto"/>
         <w:tblInd w:w="2443" w:type="dxa"/>
         <w:tblBorders>
-          <w:top w:val="nil"/>
-          <w:left w:val="nil"/>
-          <w:bottom w:val="nil"/>
-          <w:right w:val="nil"/>
-          <w:insideH w:val="nil"/>
-          <w:insideV w:val="nil"/>
+          <w:top w:val="none" w:color="auto" w:sz="0" w:space="0"/>
+          <w:left w:val="none" w:color="auto" w:sz="0" w:space="0"/>
+          <w:bottom w:val="none" w:color="auto" w:sz="0" w:space="0"/>
+          <w:right w:val="none" w:color="auto" w:sz="0" w:space="0"/>
+          <w:insideH w:val="none" w:color="auto" w:sz="0" w:space="0"/>
+          <w:insideV w:val="none" w:color="auto" w:sz="0" w:space="0"/>
         </w:tblBorders>
+        <w:tblLayout w:type="autofit"/>
         <w:tblCellMar>
           <w:top w:w="0" w:type="dxa"/>
           <w:left w:w="108" w:type="dxa"/>
@@ -181,15 +181,13 @@
       </w:tblGrid>
       <w:tr>
         <w:tblPrEx>
-          <w:tblW w:w="0" w:type="auto"/>
-          <w:tblInd w:w="2443" w:type="dxa"/>
           <w:tblBorders>
-            <w:top w:val="nil"/>
-            <w:left w:val="nil"/>
-            <w:bottom w:val="nil"/>
-            <w:right w:val="nil"/>
-            <w:insideH w:val="nil"/>
-            <w:insideV w:val="nil"/>
+            <w:top w:val="none" w:color="auto" w:sz="0" w:space="0"/>
+            <w:left w:val="none" w:color="auto" w:sz="0" w:space="0"/>
+            <w:bottom w:val="none" w:color="auto" w:sz="0" w:space="0"/>
+            <w:right w:val="none" w:color="auto" w:sz="0" w:space="0"/>
+            <w:insideH w:val="none" w:color="auto" w:sz="0" w:space="0"/>
+            <w:insideV w:val="none" w:color="auto" w:sz="0" w:space="0"/>
           </w:tblBorders>
           <w:tblCellMar>
             <w:top w:w="0" w:type="dxa"/>
@@ -199,7 +197,7 @@
           </w:tblCellMar>
         </w:tblPrEx>
         <w:trPr>
-          <w:trHeight w:val="810"/>
+          <w:trHeight w:val="810" w:hRule="atLeast"/>
         </w:trPr>
         <w:tc>
           <w:tcPr>
@@ -224,7 +222,7 @@
             </w:r>
             <w:r>
               <w:rPr>
-                <w:rFonts w:asciiTheme="minorAscii" w:eastAsiaTheme="minorEastAsia" w:hAnsiTheme="minorAscii" w:hint="default"/>
+                <w:rFonts w:hint="default" w:asciiTheme="minorAscii" w:hAnsiTheme="minorAscii" w:eastAsiaTheme="minorEastAsia"/>
                 <w:spacing w:val="227"/>
                 <w:sz w:val="21"/>
                 <w:vertAlign w:val="baseline"/>
@@ -265,7 +263,7 @@
             </w:r>
             <w:r>
               <w:rPr>
-                <w:rFonts w:asciiTheme="minorAscii" w:eastAsiaTheme="minorEastAsia" w:hAnsiTheme="minorAscii" w:hint="eastAsia"/>
+                <w:rFonts w:hint="eastAsia" w:asciiTheme="minorAscii" w:hAnsiTheme="minorAscii" w:eastAsiaTheme="minorEastAsia"/>
                 <w:spacing w:val="227"/>
                 <w:sz w:val="21"/>
                 <w:vertAlign w:val="baseline"/>
@@ -287,8 +285,14 @@
       </w:tr>
       <w:tr>
         <w:tblPrEx>
-          <w:tblW w:w="0" w:type="auto"/>
-          <w:tblInd w:w="2443" w:type="dxa"/>
+          <w:tblBorders>
+            <w:top w:val="none" w:color="auto" w:sz="0" w:space="0"/>
+            <w:left w:val="none" w:color="auto" w:sz="0" w:space="0"/>
+            <w:bottom w:val="none" w:color="auto" w:sz="0" w:space="0"/>
+            <w:right w:val="none" w:color="auto" w:sz="0" w:space="0"/>
+            <w:insideH w:val="none" w:color="auto" w:sz="0" w:space="0"/>
+            <w:insideV w:val="none" w:color="auto" w:sz="0" w:space="0"/>
+          </w:tblBorders>
           <w:tblCellMar>
             <w:top w:w="0" w:type="dxa"/>
             <w:left w:w="108" w:type="dxa"/>
@@ -297,7 +301,7 @@
           </w:tblCellMar>
         </w:tblPrEx>
         <w:trPr>
-          <w:trHeight w:val="810"/>
+          <w:trHeight w:val="810" w:hRule="atLeast"/>
         </w:trPr>
         <w:tc>
           <w:tcPr>
@@ -308,7 +312,7 @@
             <w:pPr>
               <w:widowControl w:val="0"/>
               <w:rPr>
-                <w:rFonts w:ascii="Arial" w:eastAsia="Arial" w:hAnsi="Arial" w:cs="Arial" w:hint="eastAsia"/>
+                <w:rFonts w:hint="eastAsia" w:ascii="Arial" w:hAnsi="Arial" w:eastAsia="Arial" w:cs="Arial"/>
                 <w:snapToGrid w:val="0"/>
                 <w:color w:val="000000"/>
                 <w:kern w:val="0"/>
@@ -328,7 +332,7 @@
             </w:r>
             <w:r>
               <w:rPr>
-                <w:rFonts w:asciiTheme="minorAscii" w:eastAsiaTheme="minorEastAsia" w:hAnsiTheme="minorAscii" w:hint="default"/>
+                <w:rFonts w:hint="default" w:asciiTheme="minorAscii" w:hAnsiTheme="minorAscii" w:eastAsiaTheme="minorEastAsia"/>
                 <w:spacing w:val="227"/>
                 <w:sz w:val="21"/>
                 <w:vertAlign w:val="baseline"/>
@@ -355,7 +359,7 @@
             <w:pPr>
               <w:widowControl w:val="0"/>
               <w:rPr>
-                <w:rFonts w:ascii="Arial" w:eastAsia="Arial" w:hAnsi="Arial" w:cs="Arial" w:hint="eastAsia"/>
+                <w:rFonts w:hint="eastAsia" w:ascii="Arial" w:hAnsi="Arial" w:eastAsia="Arial" w:cs="Arial"/>
                 <w:snapToGrid w:val="0"/>
                 <w:color w:val="000000"/>
                 <w:kern w:val="0"/>
@@ -371,11 +375,11 @@
                 <w:vertAlign w:val="baseline"/>
                 <w:lang w:val="en-US" w:eastAsia="zh-CN"/>
               </w:rPr>
-              <w:t>编制时间</w:t>
+              <w:t>审核时间</w:t>
             </w:r>
             <w:r>
               <w:rPr>
-                <w:rFonts w:asciiTheme="minorAscii" w:eastAsiaTheme="minorEastAsia" w:hAnsiTheme="minorAscii" w:hint="eastAsia"/>
+                <w:rFonts w:hint="eastAsia" w:asciiTheme="minorAscii" w:hAnsiTheme="minorAscii" w:eastAsiaTheme="minorEastAsia"/>
                 <w:spacing w:val="227"/>
                 <w:sz w:val="21"/>
                 <w:vertAlign w:val="baseline"/>
@@ -397,8 +401,14 @@
       </w:tr>
       <w:tr>
         <w:tblPrEx>
-          <w:tblW w:w="0" w:type="auto"/>
-          <w:tblInd w:w="2443" w:type="dxa"/>
+          <w:tblBorders>
+            <w:top w:val="none" w:color="auto" w:sz="0" w:space="0"/>
+            <w:left w:val="none" w:color="auto" w:sz="0" w:space="0"/>
+            <w:bottom w:val="none" w:color="auto" w:sz="0" w:space="0"/>
+            <w:right w:val="none" w:color="auto" w:sz="0" w:space="0"/>
+            <w:insideH w:val="none" w:color="auto" w:sz="0" w:space="0"/>
+            <w:insideV w:val="none" w:color="auto" w:sz="0" w:space="0"/>
+          </w:tblBorders>
           <w:tblCellMar>
             <w:top w:w="0" w:type="dxa"/>
             <w:left w:w="108" w:type="dxa"/>
@@ -407,7 +417,7 @@
           </w:tblCellMar>
         </w:tblPrEx>
         <w:trPr>
-          <w:trHeight w:val="635"/>
+          <w:trHeight w:val="635" w:hRule="atLeast"/>
         </w:trPr>
         <w:tc>
           <w:tcPr>
@@ -432,7 +442,7 @@
             </w:r>
             <w:r>
               <w:rPr>
-                <w:rFonts w:asciiTheme="minorAscii" w:eastAsiaTheme="minorEastAsia" w:hAnsiTheme="minorAscii" w:hint="eastAsia"/>
+                <w:rFonts w:hint="eastAsia" w:asciiTheme="minorAscii" w:hAnsiTheme="minorAscii" w:eastAsiaTheme="minorEastAsia"/>
                 <w:spacing w:val="227"/>
                 <w:sz w:val="21"/>
                 <w:vertAlign w:val="baseline"/>
@@ -473,7 +483,7 @@
             </w:r>
             <w:r>
               <w:rPr>
-                <w:rFonts w:asciiTheme="minorAscii" w:eastAsiaTheme="minorEastAsia" w:hAnsiTheme="minorAscii" w:hint="eastAsia"/>
+                <w:rFonts w:hint="eastAsia" w:asciiTheme="minorAscii" w:hAnsiTheme="minorAscii" w:eastAsiaTheme="minorEastAsia"/>
                 <w:spacing w:val="227"/>
                 <w:sz w:val="21"/>
                 <w:vertAlign w:val="baseline"/>
@@ -504,14 +514,14 @@
         <w:spacing w:before="153" w:line="225" w:lineRule="auto"/>
         <w:ind w:left="3634"/>
         <w:rPr>
-          <w:rFonts w:ascii="宋体" w:eastAsia="宋体" w:hAnsi="宋体" w:cs="宋体"/>
+          <w:rFonts w:ascii="宋体" w:hAnsi="宋体" w:eastAsia="宋体" w:cs="宋体"/>
           <w:sz w:val="31"/>
           <w:szCs w:val="31"/>
         </w:rPr>
       </w:pPr>
       <w:r>
         <w:rPr>
-          <w:rFonts w:ascii="宋体" w:eastAsia="宋体" w:hAnsi="宋体" w:cs="宋体"/>
+          <w:rFonts w:ascii="宋体" w:hAnsi="宋体" w:eastAsia="宋体" w:cs="宋体"/>
           <w:b/>
           <w:bCs/>
           <w:spacing w:val="4"/>
@@ -523,16 +533,16 @@
     </w:p>
     <w:tbl>
       <w:tblPr>
-        <w:tblStyle w:val="TableNormal0"/>
+        <w:tblStyle w:val="27"/>
         <w:tblW w:w="8301" w:type="dxa"/>
         <w:tblInd w:w="2" w:type="dxa"/>
         <w:tblBorders>
-          <w:top w:val="single" w:sz="2" w:space="0" w:color="000000"/>
-          <w:left w:val="single" w:sz="2" w:space="0" w:color="000000"/>
-          <w:bottom w:val="single" w:sz="2" w:space="0" w:color="000000"/>
-          <w:right w:val="single" w:sz="2" w:space="0" w:color="000000"/>
-          <w:insideH w:val="single" w:sz="2" w:space="0" w:color="000000"/>
-          <w:insideV w:val="single" w:sz="2" w:space="0" w:color="000000"/>
+          <w:top w:val="single" w:color="000000" w:sz="2" w:space="0"/>
+          <w:left w:val="single" w:color="000000" w:sz="2" w:space="0"/>
+          <w:bottom w:val="single" w:color="000000" w:sz="2" w:space="0"/>
+          <w:right w:val="single" w:color="000000" w:sz="2" w:space="0"/>
+          <w:insideH w:val="single" w:color="000000" w:sz="2" w:space="0"/>
+          <w:insideV w:val="single" w:color="000000" w:sz="2" w:space="0"/>
         </w:tblBorders>
         <w:tblLayout w:type="fixed"/>
         <w:tblCellMar>
@@ -552,17 +562,14 @@
       </w:tblGrid>
       <w:tr>
         <w:tblPrEx>
-          <w:tblW w:w="8301" w:type="dxa"/>
-          <w:tblInd w:w="2" w:type="dxa"/>
           <w:tblBorders>
-            <w:top w:val="single" w:sz="2" w:space="0" w:color="000000"/>
-            <w:left w:val="single" w:sz="2" w:space="0" w:color="000000"/>
-            <w:bottom w:val="single" w:sz="2" w:space="0" w:color="000000"/>
-            <w:right w:val="single" w:sz="2" w:space="0" w:color="000000"/>
-            <w:insideH w:val="single" w:sz="2" w:space="0" w:color="000000"/>
-            <w:insideV w:val="single" w:sz="2" w:space="0" w:color="000000"/>
+            <w:top w:val="single" w:color="000000" w:sz="2" w:space="0"/>
+            <w:left w:val="single" w:color="000000" w:sz="2" w:space="0"/>
+            <w:bottom w:val="single" w:color="000000" w:sz="2" w:space="0"/>
+            <w:right w:val="single" w:color="000000" w:sz="2" w:space="0"/>
+            <w:insideH w:val="single" w:color="000000" w:sz="2" w:space="0"/>
+            <w:insideV w:val="single" w:color="000000" w:sz="2" w:space="0"/>
           </w:tblBorders>
-          <w:tblLayout w:type="fixed"/>
           <w:tblCellMar>
             <w:top w:w="0" w:type="dxa"/>
             <w:left w:w="0" w:type="dxa"/>
@@ -571,7 +578,7 @@
           </w:tblCellMar>
         </w:tblPrEx>
         <w:trPr>
-          <w:trHeight w:val="593"/>
+          <w:trHeight w:val="593" w:hRule="atLeast"/>
         </w:trPr>
         <w:tc>
           <w:tcPr>
@@ -582,14 +589,14 @@
               <w:spacing w:before="176" w:line="228" w:lineRule="auto"/>
               <w:ind w:left="607"/>
               <w:rPr>
-                <w:rFonts w:ascii="宋体" w:eastAsia="宋体" w:hAnsi="宋体" w:cs="宋体"/>
+                <w:rFonts w:ascii="宋体" w:hAnsi="宋体" w:eastAsia="宋体" w:cs="宋体"/>
                 <w:sz w:val="20"/>
                 <w:szCs w:val="20"/>
               </w:rPr>
             </w:pPr>
             <w:r>
               <w:rPr>
-                <w:rFonts w:ascii="宋体" w:eastAsia="宋体" w:hAnsi="宋体" w:cs="宋体"/>
+                <w:rFonts w:ascii="宋体" w:hAnsi="宋体" w:eastAsia="宋体" w:cs="宋体"/>
                 <w:spacing w:val="-14"/>
                 <w:sz w:val="20"/>
                 <w:szCs w:val="20"/>
@@ -607,14 +614,14 @@
               <w:spacing w:before="175" w:line="227" w:lineRule="auto"/>
               <w:ind w:left="253"/>
               <w:rPr>
-                <w:rFonts w:ascii="宋体" w:eastAsia="宋体" w:hAnsi="宋体" w:cs="宋体"/>
+                <w:rFonts w:ascii="宋体" w:hAnsi="宋体" w:eastAsia="宋体" w:cs="宋体"/>
                 <w:sz w:val="20"/>
                 <w:szCs w:val="20"/>
               </w:rPr>
             </w:pPr>
             <w:r>
               <w:rPr>
-                <w:rFonts w:ascii="宋体" w:eastAsia="宋体" w:hAnsi="宋体" w:cs="宋体"/>
+                <w:rFonts w:ascii="宋体" w:hAnsi="宋体" w:eastAsia="宋体" w:cs="宋体"/>
                 <w:spacing w:val="4"/>
                 <w:sz w:val="20"/>
                 <w:szCs w:val="20"/>
@@ -632,14 +639,14 @@
               <w:spacing w:before="175" w:line="228" w:lineRule="auto"/>
               <w:ind w:left="730"/>
               <w:rPr>
-                <w:rFonts w:ascii="宋体" w:eastAsia="宋体" w:hAnsi="宋体" w:cs="宋体"/>
+                <w:rFonts w:ascii="宋体" w:hAnsi="宋体" w:eastAsia="宋体" w:cs="宋体"/>
                 <w:sz w:val="20"/>
                 <w:szCs w:val="20"/>
               </w:rPr>
             </w:pPr>
             <w:r>
               <w:rPr>
-                <w:rFonts w:ascii="宋体" w:eastAsia="宋体" w:hAnsi="宋体" w:cs="宋体"/>
+                <w:rFonts w:ascii="宋体" w:hAnsi="宋体" w:eastAsia="宋体" w:cs="宋体"/>
                 <w:spacing w:val="7"/>
                 <w:sz w:val="20"/>
                 <w:szCs w:val="20"/>
@@ -657,14 +664,14 @@
               <w:spacing w:before="175" w:line="228" w:lineRule="auto"/>
               <w:ind w:left="310"/>
               <w:rPr>
-                <w:rFonts w:ascii="宋体" w:eastAsia="宋体" w:hAnsi="宋体" w:cs="宋体"/>
+                <w:rFonts w:ascii="宋体" w:hAnsi="宋体" w:eastAsia="宋体" w:cs="宋体"/>
                 <w:sz w:val="20"/>
                 <w:szCs w:val="20"/>
               </w:rPr>
             </w:pPr>
             <w:r>
               <w:rPr>
-                <w:rFonts w:ascii="宋体" w:eastAsia="宋体" w:hAnsi="宋体" w:cs="宋体"/>
+                <w:rFonts w:ascii="宋体" w:hAnsi="宋体" w:eastAsia="宋体" w:cs="宋体"/>
                 <w:spacing w:val="6"/>
                 <w:sz w:val="20"/>
                 <w:szCs w:val="20"/>
@@ -682,7 +689,7 @@
               <w:spacing w:before="175" w:line="228" w:lineRule="auto"/>
               <w:ind w:left="310"/>
               <w:rPr>
-                <w:rFonts w:ascii="宋体" w:eastAsia="宋体" w:hAnsi="宋体" w:cs="宋体" w:hint="eastAsia"/>
+                <w:rFonts w:hint="eastAsia" w:ascii="宋体" w:hAnsi="宋体" w:eastAsia="宋体" w:cs="宋体"/>
                 <w:spacing w:val="6"/>
                 <w:sz w:val="20"/>
                 <w:szCs w:val="20"/>
@@ -691,7 +698,7 @@
             </w:pPr>
             <w:r>
               <w:rPr>
-                <w:rFonts w:ascii="宋体" w:eastAsia="宋体" w:hAnsi="宋体" w:cs="宋体" w:hint="eastAsia"/>
+                <w:rFonts w:hint="eastAsia" w:ascii="宋体" w:hAnsi="宋体" w:eastAsia="宋体" w:cs="宋体"/>
                 <w:spacing w:val="6"/>
                 <w:sz w:val="20"/>
                 <w:szCs w:val="20"/>
@@ -710,14 +717,14 @@
               <w:spacing w:before="176" w:line="229" w:lineRule="auto"/>
               <w:ind w:left="311"/>
               <w:rPr>
-                <w:rFonts w:ascii="宋体" w:eastAsia="宋体" w:hAnsi="宋体" w:cs="宋体"/>
+                <w:rFonts w:ascii="宋体" w:hAnsi="宋体" w:eastAsia="宋体" w:cs="宋体"/>
                 <w:sz w:val="20"/>
                 <w:szCs w:val="20"/>
               </w:rPr>
             </w:pPr>
             <w:r>
               <w:rPr>
-                <w:rFonts w:ascii="宋体" w:eastAsia="宋体" w:hAnsi="宋体" w:cs="宋体"/>
+                <w:rFonts w:ascii="宋体" w:hAnsi="宋体" w:eastAsia="宋体" w:cs="宋体"/>
                 <w:spacing w:val="7"/>
                 <w:sz w:val="20"/>
                 <w:szCs w:val="20"/>
@@ -729,9 +736,14 @@
       </w:tr>
       <w:tr>
         <w:tblPrEx>
-          <w:tblW w:w="8301" w:type="dxa"/>
-          <w:tblInd w:w="2" w:type="dxa"/>
-          <w:tblLayout w:type="fixed"/>
+          <w:tblBorders>
+            <w:top w:val="single" w:color="000000" w:sz="2" w:space="0"/>
+            <w:left w:val="single" w:color="000000" w:sz="2" w:space="0"/>
+            <w:bottom w:val="single" w:color="000000" w:sz="2" w:space="0"/>
+            <w:right w:val="single" w:color="000000" w:sz="2" w:space="0"/>
+            <w:insideH w:val="single" w:color="000000" w:sz="2" w:space="0"/>
+            <w:insideV w:val="single" w:color="000000" w:sz="2" w:space="0"/>
+          </w:tblBorders>
           <w:tblCellMar>
             <w:top w:w="0" w:type="dxa"/>
             <w:left w:w="0" w:type="dxa"/>
@@ -740,7 +752,7 @@
           </w:tblCellMar>
         </w:tblPrEx>
         <w:trPr>
-          <w:trHeight w:val="556"/>
+          <w:trHeight w:val="556" w:hRule="atLeast"/>
         </w:trPr>
         <w:tc>
           <w:tcPr>
@@ -751,14 +763,14 @@
               <w:spacing w:before="173" w:line="267" w:lineRule="exact"/>
               <w:ind w:left="260"/>
               <w:rPr>
-                <w:rFonts w:ascii="宋体" w:eastAsia="宋体" w:hAnsi="宋体" w:cs="宋体"/>
+                <w:rFonts w:ascii="宋体" w:hAnsi="宋体" w:eastAsia="宋体" w:cs="宋体"/>
                 <w:sz w:val="20"/>
                 <w:szCs w:val="20"/>
               </w:rPr>
             </w:pPr>
             <w:r>
               <w:rPr>
-                <w:rFonts w:ascii="宋体" w:eastAsia="宋体" w:hAnsi="宋体" w:cs="宋体"/>
+                <w:rFonts w:ascii="宋体" w:hAnsi="宋体" w:eastAsia="宋体" w:cs="宋体"/>
                 <w:spacing w:val="3"/>
                 <w:position w:val="1"/>
                 <w:sz w:val="20"/>
@@ -777,14 +789,14 @@
               <w:spacing w:before="173" w:line="267" w:lineRule="exact"/>
               <w:ind w:left="248"/>
               <w:rPr>
-                <w:rFonts w:ascii="宋体" w:eastAsia="宋体" w:hAnsi="宋体" w:cs="宋体"/>
+                <w:rFonts w:ascii="宋体" w:hAnsi="宋体" w:eastAsia="宋体" w:cs="宋体"/>
                 <w:sz w:val="20"/>
                 <w:szCs w:val="20"/>
               </w:rPr>
             </w:pPr>
             <w:r>
               <w:rPr>
-                <w:rFonts w:ascii="宋体" w:eastAsia="宋体" w:hAnsi="宋体" w:cs="宋体"/>
+                <w:rFonts w:ascii="宋体" w:hAnsi="宋体" w:eastAsia="宋体" w:cs="宋体"/>
                 <w:spacing w:val="4"/>
                 <w:position w:val="1"/>
                 <w:sz w:val="20"/>
@@ -804,14 +816,14 @@
               <w:ind w:left="114"/>
               <w:jc w:val="center"/>
               <w:rPr>
-                <w:rFonts w:ascii="宋体" w:eastAsia="宋体" w:hAnsi="宋体" w:cs="宋体"/>
+                <w:rFonts w:ascii="宋体" w:hAnsi="宋体" w:eastAsia="宋体" w:cs="宋体"/>
                 <w:sz w:val="20"/>
                 <w:szCs w:val="20"/>
               </w:rPr>
             </w:pPr>
             <w:r>
               <w:rPr>
-                <w:rFonts w:ascii="宋体" w:eastAsia="宋体" w:hAnsi="宋体" w:cs="宋体"/>
+                <w:rFonts w:ascii="宋体" w:hAnsi="宋体" w:eastAsia="宋体" w:cs="宋体"/>
                 <w:spacing w:val="7"/>
                 <w:sz w:val="20"/>
                 <w:szCs w:val="20"/>
@@ -829,7 +841,7 @@
               <w:spacing w:before="172" w:line="228" w:lineRule="auto"/>
               <w:ind w:left="313"/>
               <w:rPr>
-                <w:rFonts w:ascii="宋体" w:eastAsia="宋体" w:hAnsi="宋体" w:cs="宋体" w:hint="default"/>
+                <w:rFonts w:hint="default" w:ascii="宋体" w:hAnsi="宋体" w:eastAsia="宋体" w:cs="宋体"/>
                 <w:sz w:val="20"/>
                 <w:szCs w:val="20"/>
                 <w:lang w:val="en-US" w:eastAsia="zh-CN"/>
@@ -837,7 +849,7 @@
             </w:pPr>
             <w:r>
               <w:rPr>
-                <w:rFonts w:ascii="宋体" w:hAnsi="宋体" w:cs="宋体" w:hint="eastAsia"/>
+                <w:rFonts w:hint="eastAsia" w:ascii="宋体" w:hAnsi="宋体" w:cs="宋体"/>
                 <w:sz w:val="20"/>
                 <w:szCs w:val="20"/>
                 <w:lang w:val="en-US" w:eastAsia="zh-CN"/>
@@ -855,7 +867,7 @@
               <w:spacing w:before="172" w:line="228" w:lineRule="auto"/>
               <w:ind w:left="313"/>
               <w:rPr>
-                <w:rFonts w:ascii="宋体" w:eastAsia="宋体" w:hAnsi="宋体" w:cs="宋体" w:hint="eastAsia"/>
+                <w:rFonts w:hint="eastAsia" w:ascii="宋体" w:hAnsi="宋体" w:eastAsia="宋体" w:cs="宋体"/>
                 <w:spacing w:val="5"/>
                 <w:sz w:val="20"/>
                 <w:szCs w:val="20"/>
@@ -864,7 +876,7 @@
             </w:pPr>
             <w:r>
               <w:rPr>
-                <w:rFonts w:ascii="宋体" w:hAnsi="宋体" w:cs="宋体" w:hint="eastAsia"/>
+                <w:rFonts w:hint="eastAsia" w:ascii="宋体" w:hAnsi="宋体" w:cs="宋体"/>
                 <w:spacing w:val="5"/>
                 <w:sz w:val="20"/>
                 <w:szCs w:val="20"/>
@@ -883,14 +895,14 @@
               <w:spacing w:before="173" w:line="229" w:lineRule="auto"/>
               <w:ind w:left="314"/>
               <w:rPr>
-                <w:rFonts w:ascii="宋体" w:eastAsia="宋体" w:hAnsi="宋体" w:cs="宋体"/>
+                <w:rFonts w:ascii="宋体" w:hAnsi="宋体" w:eastAsia="宋体" w:cs="宋体"/>
                 <w:sz w:val="20"/>
                 <w:szCs w:val="20"/>
               </w:rPr>
             </w:pPr>
             <w:r>
               <w:rPr>
-                <w:rFonts w:ascii="宋体" w:eastAsia="宋体" w:hAnsi="宋体" w:cs="宋体" w:hint="eastAsia"/>
+                <w:rFonts w:hint="eastAsia" w:ascii="宋体" w:hAnsi="宋体" w:eastAsia="宋体" w:cs="宋体"/>
                 <w:spacing w:val="6"/>
                 <w:sz w:val="20"/>
                 <w:szCs w:val="20"/>
@@ -903,9 +915,14 @@
       </w:tr>
       <w:tr>
         <w:tblPrEx>
-          <w:tblW w:w="8301" w:type="dxa"/>
-          <w:tblInd w:w="2" w:type="dxa"/>
-          <w:tblLayout w:type="fixed"/>
+          <w:tblBorders>
+            <w:top w:val="single" w:color="000000" w:sz="2" w:space="0"/>
+            <w:left w:val="single" w:color="000000" w:sz="2" w:space="0"/>
+            <w:bottom w:val="single" w:color="000000" w:sz="2" w:space="0"/>
+            <w:right w:val="single" w:color="000000" w:sz="2" w:space="0"/>
+            <w:insideH w:val="single" w:color="000000" w:sz="2" w:space="0"/>
+            <w:insideV w:val="single" w:color="000000" w:sz="2" w:space="0"/>
+          </w:tblBorders>
           <w:tblCellMar>
             <w:top w:w="0" w:type="dxa"/>
             <w:left w:w="0" w:type="dxa"/>
@@ -914,7 +931,7 @@
           </w:tblCellMar>
         </w:tblPrEx>
         <w:trPr>
-          <w:trHeight w:val="556"/>
+          <w:trHeight w:val="556" w:hRule="atLeast"/>
         </w:trPr>
         <w:tc>
           <w:tcPr>
@@ -922,7 +939,7 @@
           </w:tcPr>
           <w:p>
             <w:pPr>
-              <w:pStyle w:val="TableText"/>
+              <w:pStyle w:val="28"/>
             </w:pPr>
           </w:p>
         </w:tc>
@@ -932,7 +949,7 @@
           </w:tcPr>
           <w:p>
             <w:pPr>
-              <w:pStyle w:val="TableText"/>
+              <w:pStyle w:val="28"/>
             </w:pPr>
           </w:p>
         </w:tc>
@@ -942,7 +959,7 @@
           </w:tcPr>
           <w:p>
             <w:pPr>
-              <w:pStyle w:val="TableText"/>
+              <w:pStyle w:val="28"/>
             </w:pPr>
           </w:p>
         </w:tc>
@@ -974,16 +991,21 @@
           </w:tcPr>
           <w:p>
             <w:pPr>
-              <w:pStyle w:val="TableText"/>
+              <w:pStyle w:val="28"/>
             </w:pPr>
           </w:p>
         </w:tc>
       </w:tr>
       <w:tr>
         <w:tblPrEx>
-          <w:tblW w:w="8301" w:type="dxa"/>
-          <w:tblInd w:w="2" w:type="dxa"/>
-          <w:tblLayout w:type="fixed"/>
+          <w:tblBorders>
+            <w:top w:val="single" w:color="000000" w:sz="2" w:space="0"/>
+            <w:left w:val="single" w:color="000000" w:sz="2" w:space="0"/>
+            <w:bottom w:val="single" w:color="000000" w:sz="2" w:space="0"/>
+            <w:right w:val="single" w:color="000000" w:sz="2" w:space="0"/>
+            <w:insideH w:val="single" w:color="000000" w:sz="2" w:space="0"/>
+            <w:insideV w:val="single" w:color="000000" w:sz="2" w:space="0"/>
+          </w:tblBorders>
           <w:tblCellMar>
             <w:top w:w="0" w:type="dxa"/>
             <w:left w:w="0" w:type="dxa"/>
@@ -992,7 +1014,7 @@
           </w:tblCellMar>
         </w:tblPrEx>
         <w:trPr>
-          <w:trHeight w:val="556"/>
+          <w:trHeight w:val="556" w:hRule="atLeast"/>
         </w:trPr>
         <w:tc>
           <w:tcPr>
@@ -1000,7 +1022,7 @@
           </w:tcPr>
           <w:p>
             <w:pPr>
-              <w:pStyle w:val="TableText"/>
+              <w:pStyle w:val="28"/>
             </w:pPr>
           </w:p>
         </w:tc>
@@ -1010,7 +1032,7 @@
           </w:tcPr>
           <w:p>
             <w:pPr>
-              <w:pStyle w:val="TableText"/>
+              <w:pStyle w:val="28"/>
             </w:pPr>
           </w:p>
         </w:tc>
@@ -1020,7 +1042,7 @@
           </w:tcPr>
           <w:p>
             <w:pPr>
-              <w:pStyle w:val="TableText"/>
+              <w:pStyle w:val="28"/>
             </w:pPr>
           </w:p>
         </w:tc>
@@ -1052,16 +1074,21 @@
           </w:tcPr>
           <w:p>
             <w:pPr>
-              <w:pStyle w:val="TableText"/>
+              <w:pStyle w:val="28"/>
             </w:pPr>
           </w:p>
         </w:tc>
       </w:tr>
       <w:tr>
         <w:tblPrEx>
-          <w:tblW w:w="8301" w:type="dxa"/>
-          <w:tblInd w:w="2" w:type="dxa"/>
-          <w:tblLayout w:type="fixed"/>
+          <w:tblBorders>
+            <w:top w:val="single" w:color="000000" w:sz="2" w:space="0"/>
+            <w:left w:val="single" w:color="000000" w:sz="2" w:space="0"/>
+            <w:bottom w:val="single" w:color="000000" w:sz="2" w:space="0"/>
+            <w:right w:val="single" w:color="000000" w:sz="2" w:space="0"/>
+            <w:insideH w:val="single" w:color="000000" w:sz="2" w:space="0"/>
+            <w:insideV w:val="single" w:color="000000" w:sz="2" w:space="0"/>
+          </w:tblBorders>
           <w:tblCellMar>
             <w:top w:w="0" w:type="dxa"/>
             <w:left w:w="0" w:type="dxa"/>
@@ -1070,7 +1097,7 @@
           </w:tblCellMar>
         </w:tblPrEx>
         <w:trPr>
-          <w:trHeight w:val="557"/>
+          <w:trHeight w:val="557" w:hRule="atLeast"/>
         </w:trPr>
         <w:tc>
           <w:tcPr>
@@ -1078,7 +1105,7 @@
           </w:tcPr>
           <w:p>
             <w:pPr>
-              <w:pStyle w:val="TableText"/>
+              <w:pStyle w:val="28"/>
             </w:pPr>
           </w:p>
         </w:tc>
@@ -1088,7 +1115,7 @@
           </w:tcPr>
           <w:p>
             <w:pPr>
-              <w:pStyle w:val="TableText"/>
+              <w:pStyle w:val="28"/>
             </w:pPr>
           </w:p>
         </w:tc>
@@ -1098,7 +1125,7 @@
           </w:tcPr>
           <w:p>
             <w:pPr>
-              <w:pStyle w:val="TableText"/>
+              <w:pStyle w:val="28"/>
             </w:pPr>
           </w:p>
         </w:tc>
@@ -1108,7 +1135,7 @@
           </w:tcPr>
           <w:p>
             <w:pPr>
-              <w:pStyle w:val="TableText"/>
+              <w:pStyle w:val="28"/>
             </w:pPr>
           </w:p>
         </w:tc>
@@ -1118,7 +1145,7 @@
           </w:tcPr>
           <w:p>
             <w:pPr>
-              <w:pStyle w:val="TableText"/>
+              <w:pStyle w:val="28"/>
             </w:pPr>
           </w:p>
         </w:tc>
@@ -1128,16 +1155,21 @@
           </w:tcPr>
           <w:p>
             <w:pPr>
-              <w:pStyle w:val="TableText"/>
+              <w:pStyle w:val="28"/>
             </w:pPr>
           </w:p>
         </w:tc>
       </w:tr>
       <w:tr>
         <w:tblPrEx>
-          <w:tblW w:w="8301" w:type="dxa"/>
-          <w:tblInd w:w="2" w:type="dxa"/>
-          <w:tblLayout w:type="fixed"/>
+          <w:tblBorders>
+            <w:top w:val="single" w:color="000000" w:sz="2" w:space="0"/>
+            <w:left w:val="single" w:color="000000" w:sz="2" w:space="0"/>
+            <w:bottom w:val="single" w:color="000000" w:sz="2" w:space="0"/>
+            <w:right w:val="single" w:color="000000" w:sz="2" w:space="0"/>
+            <w:insideH w:val="single" w:color="000000" w:sz="2" w:space="0"/>
+            <w:insideV w:val="single" w:color="000000" w:sz="2" w:space="0"/>
+          </w:tblBorders>
           <w:tblCellMar>
             <w:top w:w="0" w:type="dxa"/>
             <w:left w:w="0" w:type="dxa"/>
@@ -1146,7 +1178,7 @@
           </w:tblCellMar>
         </w:tblPrEx>
         <w:trPr>
-          <w:trHeight w:val="556"/>
+          <w:trHeight w:val="556" w:hRule="atLeast"/>
         </w:trPr>
         <w:tc>
           <w:tcPr>
@@ -1154,7 +1186,7 @@
           </w:tcPr>
           <w:p>
             <w:pPr>
-              <w:pStyle w:val="TableText"/>
+              <w:pStyle w:val="28"/>
             </w:pPr>
           </w:p>
         </w:tc>
@@ -1164,7 +1196,7 @@
           </w:tcPr>
           <w:p>
             <w:pPr>
-              <w:pStyle w:val="TableText"/>
+              <w:pStyle w:val="28"/>
             </w:pPr>
           </w:p>
         </w:tc>
@@ -1174,7 +1206,7 @@
           </w:tcPr>
           <w:p>
             <w:pPr>
-              <w:pStyle w:val="TableText"/>
+              <w:pStyle w:val="28"/>
             </w:pPr>
           </w:p>
         </w:tc>
@@ -1184,7 +1216,7 @@
           </w:tcPr>
           <w:p>
             <w:pPr>
-              <w:pStyle w:val="TableText"/>
+              <w:pStyle w:val="28"/>
             </w:pPr>
           </w:p>
         </w:tc>
@@ -1194,7 +1226,7 @@
           </w:tcPr>
           <w:p>
             <w:pPr>
-              <w:pStyle w:val="TableText"/>
+              <w:pStyle w:val="28"/>
             </w:pPr>
           </w:p>
         </w:tc>
@@ -1204,16 +1236,21 @@
           </w:tcPr>
           <w:p>
             <w:pPr>
-              <w:pStyle w:val="TableText"/>
+              <w:pStyle w:val="28"/>
             </w:pPr>
           </w:p>
         </w:tc>
       </w:tr>
       <w:tr>
         <w:tblPrEx>
-          <w:tblW w:w="8301" w:type="dxa"/>
-          <w:tblInd w:w="2" w:type="dxa"/>
-          <w:tblLayout w:type="fixed"/>
+          <w:tblBorders>
+            <w:top w:val="single" w:color="000000" w:sz="2" w:space="0"/>
+            <w:left w:val="single" w:color="000000" w:sz="2" w:space="0"/>
+            <w:bottom w:val="single" w:color="000000" w:sz="2" w:space="0"/>
+            <w:right w:val="single" w:color="000000" w:sz="2" w:space="0"/>
+            <w:insideH w:val="single" w:color="000000" w:sz="2" w:space="0"/>
+            <w:insideV w:val="single" w:color="000000" w:sz="2" w:space="0"/>
+          </w:tblBorders>
           <w:tblCellMar>
             <w:top w:w="0" w:type="dxa"/>
             <w:left w:w="0" w:type="dxa"/>
@@ -1222,7 +1259,7 @@
           </w:tblCellMar>
         </w:tblPrEx>
         <w:trPr>
-          <w:trHeight w:val="561"/>
+          <w:trHeight w:val="561" w:hRule="atLeast"/>
         </w:trPr>
         <w:tc>
           <w:tcPr>
@@ -1230,7 +1267,7 @@
           </w:tcPr>
           <w:p>
             <w:pPr>
-              <w:pStyle w:val="TableText"/>
+              <w:pStyle w:val="28"/>
             </w:pPr>
           </w:p>
         </w:tc>
@@ -1240,7 +1277,7 @@
           </w:tcPr>
           <w:p>
             <w:pPr>
-              <w:pStyle w:val="TableText"/>
+              <w:pStyle w:val="28"/>
             </w:pPr>
           </w:p>
         </w:tc>
@@ -1250,7 +1287,7 @@
           </w:tcPr>
           <w:p>
             <w:pPr>
-              <w:pStyle w:val="TableText"/>
+              <w:pStyle w:val="28"/>
             </w:pPr>
           </w:p>
         </w:tc>
@@ -1260,7 +1297,7 @@
           </w:tcPr>
           <w:p>
             <w:pPr>
-              <w:pStyle w:val="TableText"/>
+              <w:pStyle w:val="28"/>
             </w:pPr>
           </w:p>
         </w:tc>
@@ -1270,7 +1307,7 @@
           </w:tcPr>
           <w:p>
             <w:pPr>
-              <w:pStyle w:val="TableText"/>
+              <w:pStyle w:val="28"/>
             </w:pPr>
           </w:p>
         </w:tc>
@@ -1280,7 +1317,7 @@
           </w:tcPr>
           <w:p>
             <w:pPr>
-              <w:pStyle w:val="TableText"/>
+              <w:pStyle w:val="28"/>
             </w:pPr>
           </w:p>
         </w:tc>
@@ -1294,7 +1331,7 @@
     <w:sdt>
       <w:sdtPr>
         <w:rPr>
-          <w:rFonts w:ascii="宋体" w:eastAsia="宋体" w:hAnsi="宋体" w:cs="Arial"/>
+          <w:rFonts w:ascii="宋体" w:hAnsi="宋体" w:eastAsia="宋体" w:cs="Arial"/>
           <w:snapToGrid w:val="0"/>
           <w:color w:val="000000"/>
           <w:kern w:val="0"/>
@@ -1310,7 +1347,7 @@
       </w:sdtPr>
       <w:sdtEndPr>
         <w:rPr>
-          <w:rFonts w:ascii="宋体" w:eastAsia="宋体" w:hAnsi="宋体" w:cs="宋体" w:hint="eastAsia"/>
+          <w:rFonts w:hint="eastAsia" w:ascii="宋体" w:hAnsi="宋体" w:eastAsia="宋体" w:cs="宋体"/>
           <w:snapToGrid w:val="0"/>
           <w:color w:val="000000"/>
           <w:kern w:val="0"/>
@@ -1323,17 +1360,17 @@
         <w:p>
           <w:pPr>
             <w:spacing w:before="0" w:beforeLines="0" w:after="0" w:afterLines="0" w:line="240" w:lineRule="auto"/>
-            <w:ind w:left="0" w:right="0" w:firstLine="0" w:leftChars="0" w:rightChars="0" w:firstLineChars="0"/>
+            <w:ind w:left="0" w:leftChars="0" w:right="0" w:rightChars="0" w:firstLine="0" w:firstLineChars="0"/>
             <w:jc w:val="center"/>
             <w:rPr>
-              <w:rFonts w:ascii="宋体" w:eastAsia="宋体" w:hAnsi="宋体" w:cs="宋体" w:hint="eastAsia"/>
+              <w:rFonts w:hint="eastAsia" w:ascii="宋体" w:hAnsi="宋体" w:eastAsia="宋体" w:cs="宋体"/>
               <w:sz w:val="24"/>
               <w:szCs w:val="24"/>
             </w:rPr>
           </w:pPr>
           <w:r>
             <w:rPr>
-              <w:rFonts w:ascii="宋体" w:eastAsia="宋体" w:hAnsi="宋体" w:cs="宋体" w:hint="eastAsia"/>
+              <w:rFonts w:hint="eastAsia" w:ascii="宋体" w:hAnsi="宋体" w:eastAsia="宋体" w:cs="宋体"/>
               <w:sz w:val="24"/>
               <w:szCs w:val="24"/>
             </w:rPr>
@@ -1342,16 +1379,16 @@
         </w:p>
         <w:p>
           <w:pPr>
-            <w:pStyle w:val="TOC1"/>
+            <w:pStyle w:val="16"/>
             <w:tabs>
               <w:tab w:val="right" w:leader="dot" w:pos="8306"/>
             </w:tabs>
           </w:pPr>
-          <w:bookmarkStart w:id="2" w:name="_GoBack"/>
-          <w:bookmarkEnd w:id="2"/>
-          <w:r>
-            <w:rPr>
-              <w:rFonts w:ascii="宋体" w:eastAsia="宋体" w:hAnsi="宋体" w:cs="宋体" w:hint="eastAsia"/>
+          <w:bookmarkStart w:id="45" w:name="_GoBack"/>
+          <w:bookmarkEnd w:id="45"/>
+          <w:r>
+            <w:rPr>
+              <w:rFonts w:hint="eastAsia" w:ascii="宋体" w:hAnsi="宋体" w:eastAsia="宋体" w:cs="宋体"/>
               <w:sz w:val="24"/>
               <w:szCs w:val="24"/>
             </w:rPr>
@@ -1359,7 +1396,7 @@
           </w:r>
           <w:r>
             <w:rPr>
-              <w:rFonts w:ascii="宋体" w:eastAsia="宋体" w:hAnsi="宋体" w:cs="宋体" w:hint="eastAsia"/>
+              <w:rFonts w:hint="eastAsia" w:ascii="宋体" w:hAnsi="宋体" w:eastAsia="宋体" w:cs="宋体"/>
               <w:sz w:val="24"/>
               <w:szCs w:val="24"/>
             </w:rPr>
@@ -1367,7 +1404,7 @@
           </w:r>
           <w:r>
             <w:rPr>
-              <w:rFonts w:ascii="宋体" w:eastAsia="宋体" w:hAnsi="宋体" w:cs="宋体" w:hint="eastAsia"/>
+              <w:rFonts w:hint="eastAsia" w:ascii="宋体" w:hAnsi="宋体" w:eastAsia="宋体" w:cs="宋体"/>
               <w:sz w:val="24"/>
               <w:szCs w:val="24"/>
             </w:rPr>
@@ -1375,21 +1412,21 @@
           </w:r>
           <w:r>
             <w:rPr>
-              <w:rFonts w:ascii="宋体" w:eastAsia="宋体" w:hAnsi="宋体" w:cs="宋体" w:hint="eastAsia"/>
+              <w:rFonts w:hint="eastAsia" w:ascii="宋体" w:hAnsi="宋体" w:eastAsia="宋体" w:cs="宋体"/>
               <w:szCs w:val="24"/>
             </w:rPr>
             <w:fldChar w:fldCharType="begin"/>
           </w:r>
           <w:r>
             <w:rPr>
-              <w:rFonts w:ascii="宋体" w:eastAsia="宋体" w:hAnsi="宋体" w:cs="宋体" w:hint="eastAsia"/>
-              <w:szCs w:val="24"/>
-            </w:rPr>
-            <w:instrText xml:space="preserve"> HYPERLINK \l _Toc13204 </w:instrText>
-          </w:r>
-          <w:r>
-            <w:rPr>
-              <w:rFonts w:ascii="宋体" w:eastAsia="宋体" w:hAnsi="宋体" w:cs="宋体" w:hint="eastAsia"/>
+              <w:rFonts w:hint="eastAsia" w:ascii="宋体" w:hAnsi="宋体" w:eastAsia="宋体" w:cs="宋体"/>
+              <w:szCs w:val="24"/>
+            </w:rPr>
+            <w:instrText xml:space="preserve"> HYPERLINK \l _Toc15324 </w:instrText>
+          </w:r>
+          <w:r>
+            <w:rPr>
+              <w:rFonts w:hint="eastAsia" w:ascii="宋体" w:hAnsi="宋体" w:eastAsia="宋体" w:cs="宋体"/>
               <w:szCs w:val="24"/>
             </w:rPr>
             <w:fldChar w:fldCharType="separate"/>
@@ -1408,7 +1445,7 @@
             <w:fldChar w:fldCharType="begin"/>
           </w:r>
           <w:r>
-            <w:instrText xml:space="preserve"> PAGEREF _Toc13204 \h </w:instrText>
+            <w:instrText xml:space="preserve"> PAGEREF _Toc15324 \h </w:instrText>
           </w:r>
           <w:r>
             <w:fldChar w:fldCharType="separate"/>
@@ -1421,7 +1458,7 @@
           </w:r>
           <w:r>
             <w:rPr>
-              <w:rFonts w:ascii="宋体" w:eastAsia="宋体" w:hAnsi="宋体" w:cs="宋体" w:hint="eastAsia"/>
+              <w:rFonts w:hint="eastAsia" w:ascii="宋体" w:hAnsi="宋体" w:eastAsia="宋体" w:cs="宋体"/>
               <w:szCs w:val="24"/>
             </w:rPr>
             <w:fldChar w:fldCharType="end"/>
@@ -1429,28 +1466,28 @@
         </w:p>
         <w:p>
           <w:pPr>
-            <w:pStyle w:val="TOC1"/>
+            <w:pStyle w:val="16"/>
             <w:tabs>
               <w:tab w:val="right" w:leader="dot" w:pos="8306"/>
             </w:tabs>
           </w:pPr>
           <w:r>
             <w:rPr>
-              <w:rFonts w:ascii="宋体" w:eastAsia="宋体" w:hAnsi="宋体" w:cs="宋体" w:hint="eastAsia"/>
+              <w:rFonts w:hint="eastAsia" w:ascii="宋体" w:hAnsi="宋体" w:eastAsia="宋体" w:cs="宋体"/>
               <w:szCs w:val="24"/>
             </w:rPr>
             <w:fldChar w:fldCharType="begin"/>
           </w:r>
           <w:r>
             <w:rPr>
-              <w:rFonts w:ascii="宋体" w:eastAsia="宋体" w:hAnsi="宋体" w:cs="宋体" w:hint="eastAsia"/>
-              <w:szCs w:val="24"/>
-            </w:rPr>
-            <w:instrText xml:space="preserve"> HYPERLINK \l _Toc24005 </w:instrText>
-          </w:r>
-          <w:r>
-            <w:rPr>
-              <w:rFonts w:ascii="宋体" w:eastAsia="宋体" w:hAnsi="宋体" w:cs="宋体" w:hint="eastAsia"/>
+              <w:rFonts w:hint="eastAsia" w:ascii="宋体" w:hAnsi="宋体" w:eastAsia="宋体" w:cs="宋体"/>
+              <w:szCs w:val="24"/>
+            </w:rPr>
+            <w:instrText xml:space="preserve"> HYPERLINK \l _Toc18829 </w:instrText>
+          </w:r>
+          <w:r>
+            <w:rPr>
+              <w:rFonts w:hint="eastAsia" w:ascii="宋体" w:hAnsi="宋体" w:eastAsia="宋体" w:cs="宋体"/>
               <w:szCs w:val="24"/>
             </w:rPr>
             <w:fldChar w:fldCharType="separate"/>
@@ -1469,7 +1506,7 @@
             <w:fldChar w:fldCharType="begin"/>
           </w:r>
           <w:r>
-            <w:instrText xml:space="preserve"> PAGEREF _Toc24005 \h </w:instrText>
+            <w:instrText xml:space="preserve"> PAGEREF _Toc18829 \h </w:instrText>
           </w:r>
           <w:r>
             <w:fldChar w:fldCharType="separate"/>
@@ -1482,7 +1519,7 @@
           </w:r>
           <w:r>
             <w:rPr>
-              <w:rFonts w:ascii="宋体" w:eastAsia="宋体" w:hAnsi="宋体" w:cs="宋体" w:hint="eastAsia"/>
+              <w:rFonts w:hint="eastAsia" w:ascii="宋体" w:hAnsi="宋体" w:eastAsia="宋体" w:cs="宋体"/>
               <w:szCs w:val="24"/>
             </w:rPr>
             <w:fldChar w:fldCharType="end"/>
@@ -1490,28 +1527,28 @@
         </w:p>
         <w:p>
           <w:pPr>
-            <w:pStyle w:val="TOC1"/>
+            <w:pStyle w:val="16"/>
             <w:tabs>
               <w:tab w:val="right" w:leader="dot" w:pos="8306"/>
             </w:tabs>
           </w:pPr>
           <w:r>
             <w:rPr>
-              <w:rFonts w:ascii="宋体" w:eastAsia="宋体" w:hAnsi="宋体" w:cs="宋体" w:hint="eastAsia"/>
+              <w:rFonts w:hint="eastAsia" w:ascii="宋体" w:hAnsi="宋体" w:eastAsia="宋体" w:cs="宋体"/>
               <w:szCs w:val="24"/>
             </w:rPr>
             <w:fldChar w:fldCharType="begin"/>
           </w:r>
           <w:r>
             <w:rPr>
-              <w:rFonts w:ascii="宋体" w:eastAsia="宋体" w:hAnsi="宋体" w:cs="宋体" w:hint="eastAsia"/>
-              <w:szCs w:val="24"/>
-            </w:rPr>
-            <w:instrText xml:space="preserve"> HYPERLINK \l _Toc8471 </w:instrText>
-          </w:r>
-          <w:r>
-            <w:rPr>
-              <w:rFonts w:ascii="宋体" w:eastAsia="宋体" w:hAnsi="宋体" w:cs="宋体" w:hint="eastAsia"/>
+              <w:rFonts w:hint="eastAsia" w:ascii="宋体" w:hAnsi="宋体" w:eastAsia="宋体" w:cs="宋体"/>
+              <w:szCs w:val="24"/>
+            </w:rPr>
+            <w:instrText xml:space="preserve"> HYPERLINK \l _Toc21804 </w:instrText>
+          </w:r>
+          <w:r>
+            <w:rPr>
+              <w:rFonts w:hint="eastAsia" w:ascii="宋体" w:hAnsi="宋体" w:eastAsia="宋体" w:cs="宋体"/>
               <w:szCs w:val="24"/>
             </w:rPr>
             <w:fldChar w:fldCharType="separate"/>
@@ -1532,20 +1569,20 @@
             <w:fldChar w:fldCharType="begin"/>
           </w:r>
           <w:r>
-            <w:instrText xml:space="preserve"> PAGEREF _Toc8471 \h </w:instrText>
+            <w:instrText xml:space="preserve"> PAGEREF _Toc21804 \h </w:instrText>
           </w:r>
           <w:r>
             <w:fldChar w:fldCharType="separate"/>
           </w:r>
           <w:r>
-            <w:t>4</w:t>
+            <w:t>5</w:t>
           </w:r>
           <w:r>
             <w:fldChar w:fldCharType="end"/>
           </w:r>
           <w:r>
             <w:rPr>
-              <w:rFonts w:ascii="宋体" w:eastAsia="宋体" w:hAnsi="宋体" w:cs="宋体" w:hint="eastAsia"/>
+              <w:rFonts w:hint="eastAsia" w:ascii="宋体" w:hAnsi="宋体" w:eastAsia="宋体" w:cs="宋体"/>
               <w:szCs w:val="24"/>
             </w:rPr>
             <w:fldChar w:fldCharType="end"/>
@@ -1553,28 +1590,28 @@
         </w:p>
         <w:p>
           <w:pPr>
-            <w:pStyle w:val="TOC1"/>
+            <w:pStyle w:val="16"/>
             <w:tabs>
               <w:tab w:val="right" w:leader="dot" w:pos="8306"/>
             </w:tabs>
           </w:pPr>
           <w:r>
             <w:rPr>
-              <w:rFonts w:ascii="宋体" w:eastAsia="宋体" w:hAnsi="宋体" w:cs="宋体" w:hint="eastAsia"/>
+              <w:rFonts w:hint="eastAsia" w:ascii="宋体" w:hAnsi="宋体" w:eastAsia="宋体" w:cs="宋体"/>
               <w:szCs w:val="24"/>
             </w:rPr>
             <w:fldChar w:fldCharType="begin"/>
           </w:r>
           <w:r>
             <w:rPr>
-              <w:rFonts w:ascii="宋体" w:eastAsia="宋体" w:hAnsi="宋体" w:cs="宋体" w:hint="eastAsia"/>
-              <w:szCs w:val="24"/>
-            </w:rPr>
-            <w:instrText xml:space="preserve"> HYPERLINK \l _Toc26657 </w:instrText>
-          </w:r>
-          <w:r>
-            <w:rPr>
-              <w:rFonts w:ascii="宋体" w:eastAsia="宋体" w:hAnsi="宋体" w:cs="宋体" w:hint="eastAsia"/>
+              <w:rFonts w:hint="eastAsia" w:ascii="宋体" w:hAnsi="宋体" w:eastAsia="宋体" w:cs="宋体"/>
+              <w:szCs w:val="24"/>
+            </w:rPr>
+            <w:instrText xml:space="preserve"> HYPERLINK \l _Toc5546 </w:instrText>
+          </w:r>
+          <w:r>
+            <w:rPr>
+              <w:rFonts w:hint="eastAsia" w:ascii="宋体" w:hAnsi="宋体" w:eastAsia="宋体" w:cs="宋体"/>
               <w:szCs w:val="24"/>
             </w:rPr>
             <w:fldChar w:fldCharType="separate"/>
@@ -1600,20 +1637,20 @@
             <w:fldChar w:fldCharType="begin"/>
           </w:r>
           <w:r>
-            <w:instrText xml:space="preserve"> PAGEREF _Toc26657 \h </w:instrText>
+            <w:instrText xml:space="preserve"> PAGEREF _Toc5546 \h </w:instrText>
           </w:r>
           <w:r>
             <w:fldChar w:fldCharType="separate"/>
           </w:r>
           <w:r>
-            <w:t>4</w:t>
+            <w:t>5</w:t>
           </w:r>
           <w:r>
             <w:fldChar w:fldCharType="end"/>
           </w:r>
           <w:r>
             <w:rPr>
-              <w:rFonts w:ascii="宋体" w:eastAsia="宋体" w:hAnsi="宋体" w:cs="宋体" w:hint="eastAsia"/>
+              <w:rFonts w:hint="eastAsia" w:ascii="宋体" w:hAnsi="宋体" w:eastAsia="宋体" w:cs="宋体"/>
               <w:szCs w:val="24"/>
             </w:rPr>
             <w:fldChar w:fldCharType="end"/>
@@ -1621,28 +1658,28 @@
         </w:p>
         <w:p>
           <w:pPr>
-            <w:pStyle w:val="TOC1"/>
+            <w:pStyle w:val="16"/>
             <w:tabs>
               <w:tab w:val="right" w:leader="dot" w:pos="8306"/>
             </w:tabs>
           </w:pPr>
           <w:r>
             <w:rPr>
-              <w:rFonts w:ascii="宋体" w:eastAsia="宋体" w:hAnsi="宋体" w:cs="宋体" w:hint="eastAsia"/>
+              <w:rFonts w:hint="eastAsia" w:ascii="宋体" w:hAnsi="宋体" w:eastAsia="宋体" w:cs="宋体"/>
               <w:szCs w:val="24"/>
             </w:rPr>
             <w:fldChar w:fldCharType="begin"/>
           </w:r>
           <w:r>
             <w:rPr>
-              <w:rFonts w:ascii="宋体" w:eastAsia="宋体" w:hAnsi="宋体" w:cs="宋体" w:hint="eastAsia"/>
-              <w:szCs w:val="24"/>
-            </w:rPr>
-            <w:instrText xml:space="preserve"> HYPERLINK \l _Toc7159 </w:instrText>
-          </w:r>
-          <w:r>
-            <w:rPr>
-              <w:rFonts w:ascii="宋体" w:eastAsia="宋体" w:hAnsi="宋体" w:cs="宋体" w:hint="eastAsia"/>
+              <w:rFonts w:hint="eastAsia" w:ascii="宋体" w:hAnsi="宋体" w:eastAsia="宋体" w:cs="宋体"/>
+              <w:szCs w:val="24"/>
+            </w:rPr>
+            <w:instrText xml:space="preserve"> HYPERLINK \l _Toc26061 </w:instrText>
+          </w:r>
+          <w:r>
+            <w:rPr>
+              <w:rFonts w:hint="eastAsia" w:ascii="宋体" w:hAnsi="宋体" w:eastAsia="宋体" w:cs="宋体"/>
               <w:szCs w:val="24"/>
             </w:rPr>
             <w:fldChar w:fldCharType="separate"/>
@@ -1670,20 +1707,20 @@
             <w:fldChar w:fldCharType="begin"/>
           </w:r>
           <w:r>
-            <w:instrText xml:space="preserve"> PAGEREF _Toc7159 \h </w:instrText>
+            <w:instrText xml:space="preserve"> PAGEREF _Toc26061 \h </w:instrText>
           </w:r>
           <w:r>
             <w:fldChar w:fldCharType="separate"/>
           </w:r>
           <w:r>
-            <w:t>4</w:t>
+            <w:t>5</w:t>
           </w:r>
           <w:r>
             <w:fldChar w:fldCharType="end"/>
           </w:r>
           <w:r>
             <w:rPr>
-              <w:rFonts w:ascii="宋体" w:eastAsia="宋体" w:hAnsi="宋体" w:cs="宋体" w:hint="eastAsia"/>
+              <w:rFonts w:hint="eastAsia" w:ascii="宋体" w:hAnsi="宋体" w:eastAsia="宋体" w:cs="宋体"/>
               <w:szCs w:val="24"/>
             </w:rPr>
             <w:fldChar w:fldCharType="end"/>
@@ -1691,28 +1728,28 @@
         </w:p>
         <w:p>
           <w:pPr>
-            <w:pStyle w:val="TOC1"/>
+            <w:pStyle w:val="16"/>
             <w:tabs>
               <w:tab w:val="right" w:leader="dot" w:pos="8306"/>
             </w:tabs>
           </w:pPr>
           <w:r>
             <w:rPr>
-              <w:rFonts w:ascii="宋体" w:eastAsia="宋体" w:hAnsi="宋体" w:cs="宋体" w:hint="eastAsia"/>
+              <w:rFonts w:hint="eastAsia" w:ascii="宋体" w:hAnsi="宋体" w:eastAsia="宋体" w:cs="宋体"/>
               <w:szCs w:val="24"/>
             </w:rPr>
             <w:fldChar w:fldCharType="begin"/>
           </w:r>
           <w:r>
             <w:rPr>
-              <w:rFonts w:ascii="宋体" w:eastAsia="宋体" w:hAnsi="宋体" w:cs="宋体" w:hint="eastAsia"/>
-              <w:szCs w:val="24"/>
-            </w:rPr>
-            <w:instrText xml:space="preserve"> HYPERLINK \l _Toc29124 </w:instrText>
-          </w:r>
-          <w:r>
-            <w:rPr>
-              <w:rFonts w:ascii="宋体" w:eastAsia="宋体" w:hAnsi="宋体" w:cs="宋体" w:hint="eastAsia"/>
+              <w:rFonts w:hint="eastAsia" w:ascii="宋体" w:hAnsi="宋体" w:eastAsia="宋体" w:cs="宋体"/>
+              <w:szCs w:val="24"/>
+            </w:rPr>
+            <w:instrText xml:space="preserve"> HYPERLINK \l _Toc19833 </w:instrText>
+          </w:r>
+          <w:r>
+            <w:rPr>
+              <w:rFonts w:hint="eastAsia" w:ascii="宋体" w:hAnsi="宋体" w:eastAsia="宋体" w:cs="宋体"/>
               <w:szCs w:val="24"/>
             </w:rPr>
             <w:fldChar w:fldCharType="separate"/>
@@ -1738,20 +1775,20 @@
             <w:fldChar w:fldCharType="begin"/>
           </w:r>
           <w:r>
-            <w:instrText xml:space="preserve"> PAGEREF _Toc29124 \h </w:instrText>
+            <w:instrText xml:space="preserve"> PAGEREF _Toc19833 \h </w:instrText>
           </w:r>
           <w:r>
             <w:fldChar w:fldCharType="separate"/>
           </w:r>
           <w:r>
-            <w:t>4</w:t>
+            <w:t>5</w:t>
           </w:r>
           <w:r>
             <w:fldChar w:fldCharType="end"/>
           </w:r>
           <w:r>
             <w:rPr>
-              <w:rFonts w:ascii="宋体" w:eastAsia="宋体" w:hAnsi="宋体" w:cs="宋体" w:hint="eastAsia"/>
+              <w:rFonts w:hint="eastAsia" w:ascii="宋体" w:hAnsi="宋体" w:eastAsia="宋体" w:cs="宋体"/>
               <w:szCs w:val="24"/>
             </w:rPr>
             <w:fldChar w:fldCharType="end"/>
@@ -1759,28 +1796,28 @@
         </w:p>
         <w:p>
           <w:pPr>
-            <w:pStyle w:val="TOC2"/>
+            <w:pStyle w:val="17"/>
             <w:tabs>
               <w:tab w:val="right" w:leader="dot" w:pos="8306"/>
             </w:tabs>
           </w:pPr>
           <w:r>
             <w:rPr>
-              <w:rFonts w:ascii="宋体" w:eastAsia="宋体" w:hAnsi="宋体" w:cs="宋体" w:hint="eastAsia"/>
+              <w:rFonts w:hint="eastAsia" w:ascii="宋体" w:hAnsi="宋体" w:eastAsia="宋体" w:cs="宋体"/>
               <w:szCs w:val="24"/>
             </w:rPr>
             <w:fldChar w:fldCharType="begin"/>
           </w:r>
           <w:r>
             <w:rPr>
-              <w:rFonts w:ascii="宋体" w:eastAsia="宋体" w:hAnsi="宋体" w:cs="宋体" w:hint="eastAsia"/>
-              <w:szCs w:val="24"/>
-            </w:rPr>
-            <w:instrText xml:space="preserve"> HYPERLINK \l _Toc14302 </w:instrText>
-          </w:r>
-          <w:r>
-            <w:rPr>
-              <w:rFonts w:ascii="宋体" w:eastAsia="宋体" w:hAnsi="宋体" w:cs="宋体" w:hint="eastAsia"/>
+              <w:rFonts w:hint="eastAsia" w:ascii="宋体" w:hAnsi="宋体" w:eastAsia="宋体" w:cs="宋体"/>
+              <w:szCs w:val="24"/>
+            </w:rPr>
+            <w:instrText xml:space="preserve"> HYPERLINK \l _Toc10089 </w:instrText>
+          </w:r>
+          <w:r>
+            <w:rPr>
+              <w:rFonts w:hint="eastAsia" w:ascii="宋体" w:hAnsi="宋体" w:eastAsia="宋体" w:cs="宋体"/>
               <w:szCs w:val="24"/>
             </w:rPr>
             <w:fldChar w:fldCharType="separate"/>
@@ -1806,20 +1843,20 @@
             <w:fldChar w:fldCharType="begin"/>
           </w:r>
           <w:r>
-            <w:instrText xml:space="preserve"> PAGEREF _Toc14302 \h </w:instrText>
+            <w:instrText xml:space="preserve"> PAGEREF _Toc10089 \h </w:instrText>
           </w:r>
           <w:r>
             <w:fldChar w:fldCharType="separate"/>
           </w:r>
           <w:r>
-            <w:t>4</w:t>
+            <w:t>5</w:t>
           </w:r>
           <w:r>
             <w:fldChar w:fldCharType="end"/>
           </w:r>
           <w:r>
             <w:rPr>
-              <w:rFonts w:ascii="宋体" w:eastAsia="宋体" w:hAnsi="宋体" w:cs="宋体" w:hint="eastAsia"/>
+              <w:rFonts w:hint="eastAsia" w:ascii="宋体" w:hAnsi="宋体" w:eastAsia="宋体" w:cs="宋体"/>
               <w:szCs w:val="24"/>
             </w:rPr>
             <w:fldChar w:fldCharType="end"/>
@@ -1827,28 +1864,28 @@
         </w:p>
         <w:p>
           <w:pPr>
-            <w:pStyle w:val="TOC2"/>
+            <w:pStyle w:val="17"/>
             <w:tabs>
               <w:tab w:val="right" w:leader="dot" w:pos="8306"/>
             </w:tabs>
           </w:pPr>
           <w:r>
             <w:rPr>
-              <w:rFonts w:ascii="宋体" w:eastAsia="宋体" w:hAnsi="宋体" w:cs="宋体" w:hint="eastAsia"/>
+              <w:rFonts w:hint="eastAsia" w:ascii="宋体" w:hAnsi="宋体" w:eastAsia="宋体" w:cs="宋体"/>
               <w:szCs w:val="24"/>
             </w:rPr>
             <w:fldChar w:fldCharType="begin"/>
           </w:r>
           <w:r>
             <w:rPr>
-              <w:rFonts w:ascii="宋体" w:eastAsia="宋体" w:hAnsi="宋体" w:cs="宋体" w:hint="eastAsia"/>
-              <w:szCs w:val="24"/>
-            </w:rPr>
-            <w:instrText xml:space="preserve"> HYPERLINK \l _Toc31937 </w:instrText>
-          </w:r>
-          <w:r>
-            <w:rPr>
-              <w:rFonts w:ascii="宋体" w:eastAsia="宋体" w:hAnsi="宋体" w:cs="宋体" w:hint="eastAsia"/>
+              <w:rFonts w:hint="eastAsia" w:ascii="宋体" w:hAnsi="宋体" w:eastAsia="宋体" w:cs="宋体"/>
+              <w:szCs w:val="24"/>
+            </w:rPr>
+            <w:instrText xml:space="preserve"> HYPERLINK \l _Toc23346 </w:instrText>
+          </w:r>
+          <w:r>
+            <w:rPr>
+              <w:rFonts w:hint="eastAsia" w:ascii="宋体" w:hAnsi="宋体" w:eastAsia="宋体" w:cs="宋体"/>
               <w:szCs w:val="24"/>
             </w:rPr>
             <w:fldChar w:fldCharType="separate"/>
@@ -1874,20 +1911,20 @@
             <w:fldChar w:fldCharType="begin"/>
           </w:r>
           <w:r>
-            <w:instrText xml:space="preserve"> PAGEREF _Toc31937 \h </w:instrText>
+            <w:instrText xml:space="preserve"> PAGEREF _Toc23346 \h </w:instrText>
           </w:r>
           <w:r>
             <w:fldChar w:fldCharType="separate"/>
           </w:r>
           <w:r>
-            <w:t>5</w:t>
+            <w:t>6</w:t>
           </w:r>
           <w:r>
             <w:fldChar w:fldCharType="end"/>
           </w:r>
           <w:r>
             <w:rPr>
-              <w:rFonts w:ascii="宋体" w:eastAsia="宋体" w:hAnsi="宋体" w:cs="宋体" w:hint="eastAsia"/>
+              <w:rFonts w:hint="eastAsia" w:ascii="宋体" w:hAnsi="宋体" w:eastAsia="宋体" w:cs="宋体"/>
               <w:szCs w:val="24"/>
             </w:rPr>
             <w:fldChar w:fldCharType="end"/>
@@ -1895,28 +1932,28 @@
         </w:p>
         <w:p>
           <w:pPr>
-            <w:pStyle w:val="TOC1"/>
+            <w:pStyle w:val="16"/>
             <w:tabs>
               <w:tab w:val="right" w:leader="dot" w:pos="8306"/>
             </w:tabs>
           </w:pPr>
           <w:r>
             <w:rPr>
-              <w:rFonts w:ascii="宋体" w:eastAsia="宋体" w:hAnsi="宋体" w:cs="宋体" w:hint="eastAsia"/>
+              <w:rFonts w:hint="eastAsia" w:ascii="宋体" w:hAnsi="宋体" w:eastAsia="宋体" w:cs="宋体"/>
               <w:szCs w:val="24"/>
             </w:rPr>
             <w:fldChar w:fldCharType="begin"/>
           </w:r>
           <w:r>
             <w:rPr>
-              <w:rFonts w:ascii="宋体" w:eastAsia="宋体" w:hAnsi="宋体" w:cs="宋体" w:hint="eastAsia"/>
-              <w:szCs w:val="24"/>
-            </w:rPr>
-            <w:instrText xml:space="preserve"> HYPERLINK \l _Toc24435 </w:instrText>
-          </w:r>
-          <w:r>
-            <w:rPr>
-              <w:rFonts w:ascii="宋体" w:eastAsia="宋体" w:hAnsi="宋体" w:cs="宋体" w:hint="eastAsia"/>
+              <w:rFonts w:hint="eastAsia" w:ascii="宋体" w:hAnsi="宋体" w:eastAsia="宋体" w:cs="宋体"/>
+              <w:szCs w:val="24"/>
+            </w:rPr>
+            <w:instrText xml:space="preserve"> HYPERLINK \l _Toc23995 </w:instrText>
+          </w:r>
+          <w:r>
+            <w:rPr>
+              <w:rFonts w:hint="eastAsia" w:ascii="宋体" w:hAnsi="宋体" w:eastAsia="宋体" w:cs="宋体"/>
               <w:szCs w:val="24"/>
             </w:rPr>
             <w:fldChar w:fldCharType="separate"/>
@@ -1942,20 +1979,20 @@
             <w:fldChar w:fldCharType="begin"/>
           </w:r>
           <w:r>
-            <w:instrText xml:space="preserve"> PAGEREF _Toc24435 \h </w:instrText>
+            <w:instrText xml:space="preserve"> PAGEREF _Toc23995 \h </w:instrText>
           </w:r>
           <w:r>
             <w:fldChar w:fldCharType="separate"/>
           </w:r>
           <w:r>
-            <w:t>5</w:t>
+            <w:t>6</w:t>
           </w:r>
           <w:r>
             <w:fldChar w:fldCharType="end"/>
           </w:r>
           <w:r>
             <w:rPr>
-              <w:rFonts w:ascii="宋体" w:eastAsia="宋体" w:hAnsi="宋体" w:cs="宋体" w:hint="eastAsia"/>
+              <w:rFonts w:hint="eastAsia" w:ascii="宋体" w:hAnsi="宋体" w:eastAsia="宋体" w:cs="宋体"/>
               <w:szCs w:val="24"/>
             </w:rPr>
             <w:fldChar w:fldCharType="end"/>
@@ -1963,28 +2000,28 @@
         </w:p>
         <w:p>
           <w:pPr>
-            <w:pStyle w:val="TOC2"/>
+            <w:pStyle w:val="17"/>
             <w:tabs>
               <w:tab w:val="right" w:leader="dot" w:pos="8306"/>
             </w:tabs>
           </w:pPr>
           <w:r>
             <w:rPr>
-              <w:rFonts w:ascii="宋体" w:eastAsia="宋体" w:hAnsi="宋体" w:cs="宋体" w:hint="eastAsia"/>
+              <w:rFonts w:hint="eastAsia" w:ascii="宋体" w:hAnsi="宋体" w:eastAsia="宋体" w:cs="宋体"/>
               <w:szCs w:val="24"/>
             </w:rPr>
             <w:fldChar w:fldCharType="begin"/>
           </w:r>
           <w:r>
             <w:rPr>
-              <w:rFonts w:ascii="宋体" w:eastAsia="宋体" w:hAnsi="宋体" w:cs="宋体" w:hint="eastAsia"/>
-              <w:szCs w:val="24"/>
-            </w:rPr>
-            <w:instrText xml:space="preserve"> HYPERLINK \l _Toc32375 </w:instrText>
-          </w:r>
-          <w:r>
-            <w:rPr>
-              <w:rFonts w:ascii="宋体" w:eastAsia="宋体" w:hAnsi="宋体" w:cs="宋体" w:hint="eastAsia"/>
+              <w:rFonts w:hint="eastAsia" w:ascii="宋体" w:hAnsi="宋体" w:eastAsia="宋体" w:cs="宋体"/>
+              <w:szCs w:val="24"/>
+            </w:rPr>
+            <w:instrText xml:space="preserve"> HYPERLINK \l _Toc5216 </w:instrText>
+          </w:r>
+          <w:r>
+            <w:rPr>
+              <w:rFonts w:hint="eastAsia" w:ascii="宋体" w:hAnsi="宋体" w:eastAsia="宋体" w:cs="宋体"/>
               <w:szCs w:val="24"/>
             </w:rPr>
             <w:fldChar w:fldCharType="separate"/>
@@ -2010,20 +2047,20 @@
             <w:fldChar w:fldCharType="begin"/>
           </w:r>
           <w:r>
-            <w:instrText xml:space="preserve"> PAGEREF _Toc32375 \h </w:instrText>
+            <w:instrText xml:space="preserve"> PAGEREF _Toc5216 \h </w:instrText>
           </w:r>
           <w:r>
             <w:fldChar w:fldCharType="separate"/>
           </w:r>
           <w:r>
-            <w:t>5</w:t>
+            <w:t>6</w:t>
           </w:r>
           <w:r>
             <w:fldChar w:fldCharType="end"/>
           </w:r>
           <w:r>
             <w:rPr>
-              <w:rFonts w:ascii="宋体" w:eastAsia="宋体" w:hAnsi="宋体" w:cs="宋体" w:hint="eastAsia"/>
+              <w:rFonts w:hint="eastAsia" w:ascii="宋体" w:hAnsi="宋体" w:eastAsia="宋体" w:cs="宋体"/>
               <w:szCs w:val="24"/>
             </w:rPr>
             <w:fldChar w:fldCharType="end"/>
@@ -2031,28 +2068,28 @@
         </w:p>
         <w:p>
           <w:pPr>
-            <w:pStyle w:val="TOC3"/>
+            <w:pStyle w:val="13"/>
             <w:tabs>
               <w:tab w:val="right" w:leader="dot" w:pos="8306"/>
             </w:tabs>
           </w:pPr>
           <w:r>
             <w:rPr>
-              <w:rFonts w:ascii="宋体" w:eastAsia="宋体" w:hAnsi="宋体" w:cs="宋体" w:hint="eastAsia"/>
+              <w:rFonts w:hint="eastAsia" w:ascii="宋体" w:hAnsi="宋体" w:eastAsia="宋体" w:cs="宋体"/>
               <w:szCs w:val="24"/>
             </w:rPr>
             <w:fldChar w:fldCharType="begin"/>
           </w:r>
           <w:r>
             <w:rPr>
-              <w:rFonts w:ascii="宋体" w:eastAsia="宋体" w:hAnsi="宋体" w:cs="宋体" w:hint="eastAsia"/>
-              <w:szCs w:val="24"/>
-            </w:rPr>
-            <w:instrText xml:space="preserve"> HYPERLINK \l _Toc31378 </w:instrText>
-          </w:r>
-          <w:r>
-            <w:rPr>
-              <w:rFonts w:ascii="宋体" w:eastAsia="宋体" w:hAnsi="宋体" w:cs="宋体" w:hint="eastAsia"/>
+              <w:rFonts w:hint="eastAsia" w:ascii="宋体" w:hAnsi="宋体" w:eastAsia="宋体" w:cs="宋体"/>
+              <w:szCs w:val="24"/>
+            </w:rPr>
+            <w:instrText xml:space="preserve"> HYPERLINK \l _Toc11744 </w:instrText>
+          </w:r>
+          <w:r>
+            <w:rPr>
+              <w:rFonts w:hint="eastAsia" w:ascii="宋体" w:hAnsi="宋体" w:eastAsia="宋体" w:cs="宋体"/>
               <w:szCs w:val="24"/>
             </w:rPr>
             <w:fldChar w:fldCharType="separate"/>
@@ -2073,20 +2110,20 @@
             <w:fldChar w:fldCharType="begin"/>
           </w:r>
           <w:r>
-            <w:instrText xml:space="preserve"> PAGEREF _Toc31378 \h </w:instrText>
+            <w:instrText xml:space="preserve"> PAGEREF _Toc11744 \h </w:instrText>
           </w:r>
           <w:r>
             <w:fldChar w:fldCharType="separate"/>
           </w:r>
           <w:r>
-            <w:t>5</w:t>
+            <w:t>6</w:t>
           </w:r>
           <w:r>
             <w:fldChar w:fldCharType="end"/>
           </w:r>
           <w:r>
             <w:rPr>
-              <w:rFonts w:ascii="宋体" w:eastAsia="宋体" w:hAnsi="宋体" w:cs="宋体" w:hint="eastAsia"/>
+              <w:rFonts w:hint="eastAsia" w:ascii="宋体" w:hAnsi="宋体" w:eastAsia="宋体" w:cs="宋体"/>
               <w:szCs w:val="24"/>
             </w:rPr>
             <w:fldChar w:fldCharType="end"/>
@@ -2094,28 +2131,28 @@
         </w:p>
         <w:p>
           <w:pPr>
-            <w:pStyle w:val="TOC3"/>
+            <w:pStyle w:val="13"/>
             <w:tabs>
               <w:tab w:val="right" w:leader="dot" w:pos="8306"/>
             </w:tabs>
           </w:pPr>
           <w:r>
             <w:rPr>
-              <w:rFonts w:ascii="宋体" w:eastAsia="宋体" w:hAnsi="宋体" w:cs="宋体" w:hint="eastAsia"/>
+              <w:rFonts w:hint="eastAsia" w:ascii="宋体" w:hAnsi="宋体" w:eastAsia="宋体" w:cs="宋体"/>
               <w:szCs w:val="24"/>
             </w:rPr>
             <w:fldChar w:fldCharType="begin"/>
           </w:r>
           <w:r>
             <w:rPr>
-              <w:rFonts w:ascii="宋体" w:eastAsia="宋体" w:hAnsi="宋体" w:cs="宋体" w:hint="eastAsia"/>
-              <w:szCs w:val="24"/>
-            </w:rPr>
-            <w:instrText xml:space="preserve"> HYPERLINK \l _Toc12159 </w:instrText>
-          </w:r>
-          <w:r>
-            <w:rPr>
-              <w:rFonts w:ascii="宋体" w:eastAsia="宋体" w:hAnsi="宋体" w:cs="宋体" w:hint="eastAsia"/>
+              <w:rFonts w:hint="eastAsia" w:ascii="宋体" w:hAnsi="宋体" w:eastAsia="宋体" w:cs="宋体"/>
+              <w:szCs w:val="24"/>
+            </w:rPr>
+            <w:instrText xml:space="preserve"> HYPERLINK \l _Toc131 </w:instrText>
+          </w:r>
+          <w:r>
+            <w:rPr>
+              <w:rFonts w:hint="eastAsia" w:ascii="宋体" w:hAnsi="宋体" w:eastAsia="宋体" w:cs="宋体"/>
               <w:szCs w:val="24"/>
             </w:rPr>
             <w:fldChar w:fldCharType="separate"/>
@@ -2136,20 +2173,20 @@
             <w:fldChar w:fldCharType="begin"/>
           </w:r>
           <w:r>
-            <w:instrText xml:space="preserve"> PAGEREF _Toc12159 \h </w:instrText>
+            <w:instrText xml:space="preserve"> PAGEREF _Toc131 \h </w:instrText>
           </w:r>
           <w:r>
             <w:fldChar w:fldCharType="separate"/>
           </w:r>
           <w:r>
-            <w:t>5</w:t>
+            <w:t>6</w:t>
           </w:r>
           <w:r>
             <w:fldChar w:fldCharType="end"/>
           </w:r>
           <w:r>
             <w:rPr>
-              <w:rFonts w:ascii="宋体" w:eastAsia="宋体" w:hAnsi="宋体" w:cs="宋体" w:hint="eastAsia"/>
+              <w:rFonts w:hint="eastAsia" w:ascii="宋体" w:hAnsi="宋体" w:eastAsia="宋体" w:cs="宋体"/>
               <w:szCs w:val="24"/>
             </w:rPr>
             <w:fldChar w:fldCharType="end"/>
@@ -2157,28 +2194,28 @@
         </w:p>
         <w:p>
           <w:pPr>
-            <w:pStyle w:val="TOC2"/>
+            <w:pStyle w:val="17"/>
             <w:tabs>
               <w:tab w:val="right" w:leader="dot" w:pos="8306"/>
             </w:tabs>
           </w:pPr>
           <w:r>
             <w:rPr>
-              <w:rFonts w:ascii="宋体" w:eastAsia="宋体" w:hAnsi="宋体" w:cs="宋体" w:hint="eastAsia"/>
+              <w:rFonts w:hint="eastAsia" w:ascii="宋体" w:hAnsi="宋体" w:eastAsia="宋体" w:cs="宋体"/>
               <w:szCs w:val="24"/>
             </w:rPr>
             <w:fldChar w:fldCharType="begin"/>
           </w:r>
           <w:r>
             <w:rPr>
-              <w:rFonts w:ascii="宋体" w:eastAsia="宋体" w:hAnsi="宋体" w:cs="宋体" w:hint="eastAsia"/>
-              <w:szCs w:val="24"/>
-            </w:rPr>
-            <w:instrText xml:space="preserve"> HYPERLINK \l _Toc14056 </w:instrText>
-          </w:r>
-          <w:r>
-            <w:rPr>
-              <w:rFonts w:ascii="宋体" w:eastAsia="宋体" w:hAnsi="宋体" w:cs="宋体" w:hint="eastAsia"/>
+              <w:rFonts w:hint="eastAsia" w:ascii="宋体" w:hAnsi="宋体" w:eastAsia="宋体" w:cs="宋体"/>
+              <w:szCs w:val="24"/>
+            </w:rPr>
+            <w:instrText xml:space="preserve"> HYPERLINK \l _Toc25828 </w:instrText>
+          </w:r>
+          <w:r>
+            <w:rPr>
+              <w:rFonts w:hint="eastAsia" w:ascii="宋体" w:hAnsi="宋体" w:eastAsia="宋体" w:cs="宋体"/>
               <w:szCs w:val="24"/>
             </w:rPr>
             <w:fldChar w:fldCharType="separate"/>
@@ -2204,7 +2241,7 @@
             <w:fldChar w:fldCharType="begin"/>
           </w:r>
           <w:r>
-            <w:instrText xml:space="preserve"> PAGEREF _Toc14056 \h </w:instrText>
+            <w:instrText xml:space="preserve"> PAGEREF _Toc25828 \h </w:instrText>
           </w:r>
           <w:r>
             <w:fldChar w:fldCharType="separate"/>
@@ -2217,7 +2254,7 @@
           </w:r>
           <w:r>
             <w:rPr>
-              <w:rFonts w:ascii="宋体" w:eastAsia="宋体" w:hAnsi="宋体" w:cs="宋体" w:hint="eastAsia"/>
+              <w:rFonts w:hint="eastAsia" w:ascii="宋体" w:hAnsi="宋体" w:eastAsia="宋体" w:cs="宋体"/>
               <w:szCs w:val="24"/>
             </w:rPr>
             <w:fldChar w:fldCharType="end"/>
@@ -2225,28 +2262,28 @@
         </w:p>
         <w:p>
           <w:pPr>
-            <w:pStyle w:val="TOC3"/>
+            <w:pStyle w:val="13"/>
             <w:tabs>
               <w:tab w:val="right" w:leader="dot" w:pos="8306"/>
             </w:tabs>
           </w:pPr>
           <w:r>
             <w:rPr>
-              <w:rFonts w:ascii="宋体" w:eastAsia="宋体" w:hAnsi="宋体" w:cs="宋体" w:hint="eastAsia"/>
+              <w:rFonts w:hint="eastAsia" w:ascii="宋体" w:hAnsi="宋体" w:eastAsia="宋体" w:cs="宋体"/>
               <w:szCs w:val="24"/>
             </w:rPr>
             <w:fldChar w:fldCharType="begin"/>
           </w:r>
           <w:r>
             <w:rPr>
-              <w:rFonts w:ascii="宋体" w:eastAsia="宋体" w:hAnsi="宋体" w:cs="宋体" w:hint="eastAsia"/>
-              <w:szCs w:val="24"/>
-            </w:rPr>
-            <w:instrText xml:space="preserve"> HYPERLINK \l _Toc2124 </w:instrText>
-          </w:r>
-          <w:r>
-            <w:rPr>
-              <w:rFonts w:ascii="宋体" w:eastAsia="宋体" w:hAnsi="宋体" w:cs="宋体" w:hint="eastAsia"/>
+              <w:rFonts w:hint="eastAsia" w:ascii="宋体" w:hAnsi="宋体" w:eastAsia="宋体" w:cs="宋体"/>
+              <w:szCs w:val="24"/>
+            </w:rPr>
+            <w:instrText xml:space="preserve"> HYPERLINK \l _Toc13783 </w:instrText>
+          </w:r>
+          <w:r>
+            <w:rPr>
+              <w:rFonts w:hint="eastAsia" w:ascii="宋体" w:hAnsi="宋体" w:eastAsia="宋体" w:cs="宋体"/>
               <w:szCs w:val="24"/>
             </w:rPr>
             <w:fldChar w:fldCharType="separate"/>
@@ -2267,20 +2304,20 @@
             <w:fldChar w:fldCharType="begin"/>
           </w:r>
           <w:r>
-            <w:instrText xml:space="preserve"> PAGEREF _Toc2124 \h </w:instrText>
+            <w:instrText xml:space="preserve"> PAGEREF _Toc13783 \h </w:instrText>
           </w:r>
           <w:r>
             <w:fldChar w:fldCharType="separate"/>
           </w:r>
           <w:r>
-            <w:t>6</w:t>
+            <w:t>7</w:t>
           </w:r>
           <w:r>
             <w:fldChar w:fldCharType="end"/>
           </w:r>
           <w:r>
             <w:rPr>
-              <w:rFonts w:ascii="宋体" w:eastAsia="宋体" w:hAnsi="宋体" w:cs="宋体" w:hint="eastAsia"/>
+              <w:rFonts w:hint="eastAsia" w:ascii="宋体" w:hAnsi="宋体" w:eastAsia="宋体" w:cs="宋体"/>
               <w:szCs w:val="24"/>
             </w:rPr>
             <w:fldChar w:fldCharType="end"/>
@@ -2288,28 +2325,28 @@
         </w:p>
         <w:p>
           <w:pPr>
-            <w:pStyle w:val="TOC3"/>
+            <w:pStyle w:val="13"/>
             <w:tabs>
               <w:tab w:val="right" w:leader="dot" w:pos="8306"/>
             </w:tabs>
           </w:pPr>
           <w:r>
             <w:rPr>
-              <w:rFonts w:ascii="宋体" w:eastAsia="宋体" w:hAnsi="宋体" w:cs="宋体" w:hint="eastAsia"/>
+              <w:rFonts w:hint="eastAsia" w:ascii="宋体" w:hAnsi="宋体" w:eastAsia="宋体" w:cs="宋体"/>
               <w:szCs w:val="24"/>
             </w:rPr>
             <w:fldChar w:fldCharType="begin"/>
           </w:r>
           <w:r>
             <w:rPr>
-              <w:rFonts w:ascii="宋体" w:eastAsia="宋体" w:hAnsi="宋体" w:cs="宋体" w:hint="eastAsia"/>
-              <w:szCs w:val="24"/>
-            </w:rPr>
-            <w:instrText xml:space="preserve"> HYPERLINK \l _Toc3768 </w:instrText>
-          </w:r>
-          <w:r>
-            <w:rPr>
-              <w:rFonts w:ascii="宋体" w:eastAsia="宋体" w:hAnsi="宋体" w:cs="宋体" w:hint="eastAsia"/>
+              <w:rFonts w:hint="eastAsia" w:ascii="宋体" w:hAnsi="宋体" w:eastAsia="宋体" w:cs="宋体"/>
+              <w:szCs w:val="24"/>
+            </w:rPr>
+            <w:instrText xml:space="preserve"> HYPERLINK \l _Toc20454 </w:instrText>
+          </w:r>
+          <w:r>
+            <w:rPr>
+              <w:rFonts w:hint="eastAsia" w:ascii="宋体" w:hAnsi="宋体" w:eastAsia="宋体" w:cs="宋体"/>
               <w:szCs w:val="24"/>
             </w:rPr>
             <w:fldChar w:fldCharType="separate"/>
@@ -2330,20 +2367,20 @@
             <w:fldChar w:fldCharType="begin"/>
           </w:r>
           <w:r>
-            <w:instrText xml:space="preserve"> PAGEREF _Toc3768 \h </w:instrText>
+            <w:instrText xml:space="preserve"> PAGEREF _Toc20454 \h </w:instrText>
           </w:r>
           <w:r>
             <w:fldChar w:fldCharType="separate"/>
           </w:r>
           <w:r>
-            <w:t>6</w:t>
+            <w:t>7</w:t>
           </w:r>
           <w:r>
             <w:fldChar w:fldCharType="end"/>
           </w:r>
           <w:r>
             <w:rPr>
-              <w:rFonts w:ascii="宋体" w:eastAsia="宋体" w:hAnsi="宋体" w:cs="宋体" w:hint="eastAsia"/>
+              <w:rFonts w:hint="eastAsia" w:ascii="宋体" w:hAnsi="宋体" w:eastAsia="宋体" w:cs="宋体"/>
               <w:szCs w:val="24"/>
             </w:rPr>
             <w:fldChar w:fldCharType="end"/>
@@ -2351,28 +2388,28 @@
         </w:p>
         <w:p>
           <w:pPr>
-            <w:pStyle w:val="TOC3"/>
+            <w:pStyle w:val="13"/>
             <w:tabs>
               <w:tab w:val="right" w:leader="dot" w:pos="8306"/>
             </w:tabs>
           </w:pPr>
           <w:r>
             <w:rPr>
-              <w:rFonts w:ascii="宋体" w:eastAsia="宋体" w:hAnsi="宋体" w:cs="宋体" w:hint="eastAsia"/>
+              <w:rFonts w:hint="eastAsia" w:ascii="宋体" w:hAnsi="宋体" w:eastAsia="宋体" w:cs="宋体"/>
               <w:szCs w:val="24"/>
             </w:rPr>
             <w:fldChar w:fldCharType="begin"/>
           </w:r>
           <w:r>
             <w:rPr>
-              <w:rFonts w:ascii="宋体" w:eastAsia="宋体" w:hAnsi="宋体" w:cs="宋体" w:hint="eastAsia"/>
-              <w:szCs w:val="24"/>
-            </w:rPr>
-            <w:instrText xml:space="preserve"> HYPERLINK \l _Toc14173 </w:instrText>
-          </w:r>
-          <w:r>
-            <w:rPr>
-              <w:rFonts w:ascii="宋体" w:eastAsia="宋体" w:hAnsi="宋体" w:cs="宋体" w:hint="eastAsia"/>
+              <w:rFonts w:hint="eastAsia" w:ascii="宋体" w:hAnsi="宋体" w:eastAsia="宋体" w:cs="宋体"/>
+              <w:szCs w:val="24"/>
+            </w:rPr>
+            <w:instrText xml:space="preserve"> HYPERLINK \l _Toc1394 </w:instrText>
+          </w:r>
+          <w:r>
+            <w:rPr>
+              <w:rFonts w:hint="eastAsia" w:ascii="宋体" w:hAnsi="宋体" w:eastAsia="宋体" w:cs="宋体"/>
               <w:szCs w:val="24"/>
             </w:rPr>
             <w:fldChar w:fldCharType="separate"/>
@@ -2393,7 +2430,7 @@
             <w:fldChar w:fldCharType="begin"/>
           </w:r>
           <w:r>
-            <w:instrText xml:space="preserve"> PAGEREF _Toc14173 \h </w:instrText>
+            <w:instrText xml:space="preserve"> PAGEREF _Toc1394 \h </w:instrText>
           </w:r>
           <w:r>
             <w:fldChar w:fldCharType="separate"/>
@@ -2406,7 +2443,7 @@
           </w:r>
           <w:r>
             <w:rPr>
-              <w:rFonts w:ascii="宋体" w:eastAsia="宋体" w:hAnsi="宋体" w:cs="宋体" w:hint="eastAsia"/>
+              <w:rFonts w:hint="eastAsia" w:ascii="宋体" w:hAnsi="宋体" w:eastAsia="宋体" w:cs="宋体"/>
               <w:szCs w:val="24"/>
             </w:rPr>
             <w:fldChar w:fldCharType="end"/>
@@ -2414,28 +2451,28 @@
         </w:p>
         <w:p>
           <w:pPr>
-            <w:pStyle w:val="TOC3"/>
+            <w:pStyle w:val="13"/>
             <w:tabs>
               <w:tab w:val="right" w:leader="dot" w:pos="8306"/>
             </w:tabs>
           </w:pPr>
           <w:r>
             <w:rPr>
-              <w:rFonts w:ascii="宋体" w:eastAsia="宋体" w:hAnsi="宋体" w:cs="宋体" w:hint="eastAsia"/>
+              <w:rFonts w:hint="eastAsia" w:ascii="宋体" w:hAnsi="宋体" w:eastAsia="宋体" w:cs="宋体"/>
               <w:szCs w:val="24"/>
             </w:rPr>
             <w:fldChar w:fldCharType="begin"/>
           </w:r>
           <w:r>
             <w:rPr>
-              <w:rFonts w:ascii="宋体" w:eastAsia="宋体" w:hAnsi="宋体" w:cs="宋体" w:hint="eastAsia"/>
-              <w:szCs w:val="24"/>
-            </w:rPr>
-            <w:instrText xml:space="preserve"> HYPERLINK \l _Toc18080 </w:instrText>
-          </w:r>
-          <w:r>
-            <w:rPr>
-              <w:rFonts w:ascii="宋体" w:eastAsia="宋体" w:hAnsi="宋体" w:cs="宋体" w:hint="eastAsia"/>
+              <w:rFonts w:hint="eastAsia" w:ascii="宋体" w:hAnsi="宋体" w:eastAsia="宋体" w:cs="宋体"/>
+              <w:szCs w:val="24"/>
+            </w:rPr>
+            <w:instrText xml:space="preserve"> HYPERLINK \l _Toc6741 </w:instrText>
+          </w:r>
+          <w:r>
+            <w:rPr>
+              <w:rFonts w:hint="eastAsia" w:ascii="宋体" w:hAnsi="宋体" w:eastAsia="宋体" w:cs="宋体"/>
               <w:szCs w:val="24"/>
             </w:rPr>
             <w:fldChar w:fldCharType="separate"/>
@@ -2456,20 +2493,20 @@
             <w:fldChar w:fldCharType="begin"/>
           </w:r>
           <w:r>
-            <w:instrText xml:space="preserve"> PAGEREF _Toc18080 \h </w:instrText>
+            <w:instrText xml:space="preserve"> PAGEREF _Toc6741 \h </w:instrText>
           </w:r>
           <w:r>
             <w:fldChar w:fldCharType="separate"/>
           </w:r>
           <w:r>
-            <w:t>7</w:t>
+            <w:t>8</w:t>
           </w:r>
           <w:r>
             <w:fldChar w:fldCharType="end"/>
           </w:r>
           <w:r>
             <w:rPr>
-              <w:rFonts w:ascii="宋体" w:eastAsia="宋体" w:hAnsi="宋体" w:cs="宋体" w:hint="eastAsia"/>
+              <w:rFonts w:hint="eastAsia" w:ascii="宋体" w:hAnsi="宋体" w:eastAsia="宋体" w:cs="宋体"/>
               <w:szCs w:val="24"/>
             </w:rPr>
             <w:fldChar w:fldCharType="end"/>
@@ -2477,28 +2514,28 @@
         </w:p>
         <w:p>
           <w:pPr>
-            <w:pStyle w:val="TOC3"/>
+            <w:pStyle w:val="13"/>
             <w:tabs>
               <w:tab w:val="right" w:leader="dot" w:pos="8306"/>
             </w:tabs>
           </w:pPr>
           <w:r>
             <w:rPr>
-              <w:rFonts w:ascii="宋体" w:eastAsia="宋体" w:hAnsi="宋体" w:cs="宋体" w:hint="eastAsia"/>
+              <w:rFonts w:hint="eastAsia" w:ascii="宋体" w:hAnsi="宋体" w:eastAsia="宋体" w:cs="宋体"/>
               <w:szCs w:val="24"/>
             </w:rPr>
             <w:fldChar w:fldCharType="begin"/>
           </w:r>
           <w:r>
             <w:rPr>
-              <w:rFonts w:ascii="宋体" w:eastAsia="宋体" w:hAnsi="宋体" w:cs="宋体" w:hint="eastAsia"/>
-              <w:szCs w:val="24"/>
-            </w:rPr>
-            <w:instrText xml:space="preserve"> HYPERLINK \l _Toc1654 </w:instrText>
-          </w:r>
-          <w:r>
-            <w:rPr>
-              <w:rFonts w:ascii="宋体" w:eastAsia="宋体" w:hAnsi="宋体" w:cs="宋体" w:hint="eastAsia"/>
+              <w:rFonts w:hint="eastAsia" w:ascii="宋体" w:hAnsi="宋体" w:eastAsia="宋体" w:cs="宋体"/>
+              <w:szCs w:val="24"/>
+            </w:rPr>
+            <w:instrText xml:space="preserve"> HYPERLINK \l _Toc14599 </w:instrText>
+          </w:r>
+          <w:r>
+            <w:rPr>
+              <w:rFonts w:hint="eastAsia" w:ascii="宋体" w:hAnsi="宋体" w:eastAsia="宋体" w:cs="宋体"/>
               <w:szCs w:val="24"/>
             </w:rPr>
             <w:fldChar w:fldCharType="separate"/>
@@ -2519,20 +2556,20 @@
             <w:fldChar w:fldCharType="begin"/>
           </w:r>
           <w:r>
-            <w:instrText xml:space="preserve"> PAGEREF _Toc1654 \h </w:instrText>
+            <w:instrText xml:space="preserve"> PAGEREF _Toc14599 \h </w:instrText>
           </w:r>
           <w:r>
             <w:fldChar w:fldCharType="separate"/>
           </w:r>
           <w:r>
-            <w:t>7</w:t>
+            <w:t>8</w:t>
           </w:r>
           <w:r>
             <w:fldChar w:fldCharType="end"/>
           </w:r>
           <w:r>
             <w:rPr>
-              <w:rFonts w:ascii="宋体" w:eastAsia="宋体" w:hAnsi="宋体" w:cs="宋体" w:hint="eastAsia"/>
+              <w:rFonts w:hint="eastAsia" w:ascii="宋体" w:hAnsi="宋体" w:eastAsia="宋体" w:cs="宋体"/>
               <w:szCs w:val="24"/>
             </w:rPr>
             <w:fldChar w:fldCharType="end"/>
@@ -2540,28 +2577,28 @@
         </w:p>
         <w:p>
           <w:pPr>
-            <w:pStyle w:val="TOC3"/>
+            <w:pStyle w:val="13"/>
             <w:tabs>
               <w:tab w:val="right" w:leader="dot" w:pos="8306"/>
             </w:tabs>
           </w:pPr>
           <w:r>
             <w:rPr>
-              <w:rFonts w:ascii="宋体" w:eastAsia="宋体" w:hAnsi="宋体" w:cs="宋体" w:hint="eastAsia"/>
+              <w:rFonts w:hint="eastAsia" w:ascii="宋体" w:hAnsi="宋体" w:eastAsia="宋体" w:cs="宋体"/>
               <w:szCs w:val="24"/>
             </w:rPr>
             <w:fldChar w:fldCharType="begin"/>
           </w:r>
           <w:r>
             <w:rPr>
-              <w:rFonts w:ascii="宋体" w:eastAsia="宋体" w:hAnsi="宋体" w:cs="宋体" w:hint="eastAsia"/>
-              <w:szCs w:val="24"/>
-            </w:rPr>
-            <w:instrText xml:space="preserve"> HYPERLINK \l _Toc8840 </w:instrText>
-          </w:r>
-          <w:r>
-            <w:rPr>
-              <w:rFonts w:ascii="宋体" w:eastAsia="宋体" w:hAnsi="宋体" w:cs="宋体" w:hint="eastAsia"/>
+              <w:rFonts w:hint="eastAsia" w:ascii="宋体" w:hAnsi="宋体" w:eastAsia="宋体" w:cs="宋体"/>
+              <w:szCs w:val="24"/>
+            </w:rPr>
+            <w:instrText xml:space="preserve"> HYPERLINK \l _Toc2829 </w:instrText>
+          </w:r>
+          <w:r>
+            <w:rPr>
+              <w:rFonts w:hint="eastAsia" w:ascii="宋体" w:hAnsi="宋体" w:eastAsia="宋体" w:cs="宋体"/>
               <w:szCs w:val="24"/>
             </w:rPr>
             <w:fldChar w:fldCharType="separate"/>
@@ -2582,20 +2619,20 @@
             <w:fldChar w:fldCharType="begin"/>
           </w:r>
           <w:r>
-            <w:instrText xml:space="preserve"> PAGEREF _Toc8840 \h </w:instrText>
+            <w:instrText xml:space="preserve"> PAGEREF _Toc2829 \h </w:instrText>
           </w:r>
           <w:r>
             <w:fldChar w:fldCharType="separate"/>
           </w:r>
           <w:r>
-            <w:t>7</w:t>
+            <w:t>8</w:t>
           </w:r>
           <w:r>
             <w:fldChar w:fldCharType="end"/>
           </w:r>
           <w:r>
             <w:rPr>
-              <w:rFonts w:ascii="宋体" w:eastAsia="宋体" w:hAnsi="宋体" w:cs="宋体" w:hint="eastAsia"/>
+              <w:rFonts w:hint="eastAsia" w:ascii="宋体" w:hAnsi="宋体" w:eastAsia="宋体" w:cs="宋体"/>
               <w:szCs w:val="24"/>
             </w:rPr>
             <w:fldChar w:fldCharType="end"/>
@@ -2603,28 +2640,28 @@
         </w:p>
         <w:p>
           <w:pPr>
-            <w:pStyle w:val="TOC2"/>
+            <w:pStyle w:val="17"/>
             <w:tabs>
               <w:tab w:val="right" w:leader="dot" w:pos="8306"/>
             </w:tabs>
           </w:pPr>
           <w:r>
             <w:rPr>
-              <w:rFonts w:ascii="宋体" w:eastAsia="宋体" w:hAnsi="宋体" w:cs="宋体" w:hint="eastAsia"/>
+              <w:rFonts w:hint="eastAsia" w:ascii="宋体" w:hAnsi="宋体" w:eastAsia="宋体" w:cs="宋体"/>
               <w:szCs w:val="24"/>
             </w:rPr>
             <w:fldChar w:fldCharType="begin"/>
           </w:r>
           <w:r>
             <w:rPr>
-              <w:rFonts w:ascii="宋体" w:eastAsia="宋体" w:hAnsi="宋体" w:cs="宋体" w:hint="eastAsia"/>
-              <w:szCs w:val="24"/>
-            </w:rPr>
-            <w:instrText xml:space="preserve"> HYPERLINK \l _Toc3650 </w:instrText>
-          </w:r>
-          <w:r>
-            <w:rPr>
-              <w:rFonts w:ascii="宋体" w:eastAsia="宋体" w:hAnsi="宋体" w:cs="宋体" w:hint="eastAsia"/>
+              <w:rFonts w:hint="eastAsia" w:ascii="宋体" w:hAnsi="宋体" w:eastAsia="宋体" w:cs="宋体"/>
+              <w:szCs w:val="24"/>
+            </w:rPr>
+            <w:instrText xml:space="preserve"> HYPERLINK \l _Toc30742 </w:instrText>
+          </w:r>
+          <w:r>
+            <w:rPr>
+              <w:rFonts w:hint="eastAsia" w:ascii="宋体" w:hAnsi="宋体" w:eastAsia="宋体" w:cs="宋体"/>
               <w:szCs w:val="24"/>
             </w:rPr>
             <w:fldChar w:fldCharType="separate"/>
@@ -2650,20 +2687,20 @@
             <w:fldChar w:fldCharType="begin"/>
           </w:r>
           <w:r>
-            <w:instrText xml:space="preserve"> PAGEREF _Toc3650 \h </w:instrText>
+            <w:instrText xml:space="preserve"> PAGEREF _Toc30742 \h </w:instrText>
           </w:r>
           <w:r>
             <w:fldChar w:fldCharType="separate"/>
           </w:r>
           <w:r>
-            <w:t>8</w:t>
+            <w:t>9</w:t>
           </w:r>
           <w:r>
             <w:fldChar w:fldCharType="end"/>
           </w:r>
           <w:r>
             <w:rPr>
-              <w:rFonts w:ascii="宋体" w:eastAsia="宋体" w:hAnsi="宋体" w:cs="宋体" w:hint="eastAsia"/>
+              <w:rFonts w:hint="eastAsia" w:ascii="宋体" w:hAnsi="宋体" w:eastAsia="宋体" w:cs="宋体"/>
               <w:szCs w:val="24"/>
             </w:rPr>
             <w:fldChar w:fldCharType="end"/>
@@ -2671,28 +2708,28 @@
         </w:p>
         <w:p>
           <w:pPr>
-            <w:pStyle w:val="TOC3"/>
+            <w:pStyle w:val="13"/>
             <w:tabs>
               <w:tab w:val="right" w:leader="dot" w:pos="8306"/>
             </w:tabs>
           </w:pPr>
           <w:r>
             <w:rPr>
-              <w:rFonts w:ascii="宋体" w:eastAsia="宋体" w:hAnsi="宋体" w:cs="宋体" w:hint="eastAsia"/>
+              <w:rFonts w:hint="eastAsia" w:ascii="宋体" w:hAnsi="宋体" w:eastAsia="宋体" w:cs="宋体"/>
               <w:szCs w:val="24"/>
             </w:rPr>
             <w:fldChar w:fldCharType="begin"/>
           </w:r>
           <w:r>
             <w:rPr>
-              <w:rFonts w:ascii="宋体" w:eastAsia="宋体" w:hAnsi="宋体" w:cs="宋体" w:hint="eastAsia"/>
-              <w:szCs w:val="24"/>
-            </w:rPr>
-            <w:instrText xml:space="preserve"> HYPERLINK \l _Toc21297 </w:instrText>
-          </w:r>
-          <w:r>
-            <w:rPr>
-              <w:rFonts w:ascii="宋体" w:eastAsia="宋体" w:hAnsi="宋体" w:cs="宋体" w:hint="eastAsia"/>
+              <w:rFonts w:hint="eastAsia" w:ascii="宋体" w:hAnsi="宋体" w:eastAsia="宋体" w:cs="宋体"/>
+              <w:szCs w:val="24"/>
+            </w:rPr>
+            <w:instrText xml:space="preserve"> HYPERLINK \l _Toc32605 </w:instrText>
+          </w:r>
+          <w:r>
+            <w:rPr>
+              <w:rFonts w:hint="eastAsia" w:ascii="宋体" w:hAnsi="宋体" w:eastAsia="宋体" w:cs="宋体"/>
               <w:szCs w:val="24"/>
             </w:rPr>
             <w:fldChar w:fldCharType="separate"/>
@@ -2713,20 +2750,20 @@
             <w:fldChar w:fldCharType="begin"/>
           </w:r>
           <w:r>
-            <w:instrText xml:space="preserve"> PAGEREF _Toc21297 \h </w:instrText>
+            <w:instrText xml:space="preserve"> PAGEREF _Toc32605 \h </w:instrText>
           </w:r>
           <w:r>
             <w:fldChar w:fldCharType="separate"/>
           </w:r>
           <w:r>
-            <w:t>8</w:t>
+            <w:t>9</w:t>
           </w:r>
           <w:r>
             <w:fldChar w:fldCharType="end"/>
           </w:r>
           <w:r>
             <w:rPr>
-              <w:rFonts w:ascii="宋体" w:eastAsia="宋体" w:hAnsi="宋体" w:cs="宋体" w:hint="eastAsia"/>
+              <w:rFonts w:hint="eastAsia" w:ascii="宋体" w:hAnsi="宋体" w:eastAsia="宋体" w:cs="宋体"/>
               <w:szCs w:val="24"/>
             </w:rPr>
             <w:fldChar w:fldCharType="end"/>
@@ -2734,28 +2771,28 @@
         </w:p>
         <w:p>
           <w:pPr>
-            <w:pStyle w:val="TOC3"/>
+            <w:pStyle w:val="13"/>
             <w:tabs>
               <w:tab w:val="right" w:leader="dot" w:pos="8306"/>
             </w:tabs>
           </w:pPr>
           <w:r>
             <w:rPr>
-              <w:rFonts w:ascii="宋体" w:eastAsia="宋体" w:hAnsi="宋体" w:cs="宋体" w:hint="eastAsia"/>
+              <w:rFonts w:hint="eastAsia" w:ascii="宋体" w:hAnsi="宋体" w:eastAsia="宋体" w:cs="宋体"/>
               <w:szCs w:val="24"/>
             </w:rPr>
             <w:fldChar w:fldCharType="begin"/>
           </w:r>
           <w:r>
             <w:rPr>
-              <w:rFonts w:ascii="宋体" w:eastAsia="宋体" w:hAnsi="宋体" w:cs="宋体" w:hint="eastAsia"/>
-              <w:szCs w:val="24"/>
-            </w:rPr>
-            <w:instrText xml:space="preserve"> HYPERLINK \l _Toc21568 </w:instrText>
-          </w:r>
-          <w:r>
-            <w:rPr>
-              <w:rFonts w:ascii="宋体" w:eastAsia="宋体" w:hAnsi="宋体" w:cs="宋体" w:hint="eastAsia"/>
+              <w:rFonts w:hint="eastAsia" w:ascii="宋体" w:hAnsi="宋体" w:eastAsia="宋体" w:cs="宋体"/>
+              <w:szCs w:val="24"/>
+            </w:rPr>
+            <w:instrText xml:space="preserve"> HYPERLINK \l _Toc22355 </w:instrText>
+          </w:r>
+          <w:r>
+            <w:rPr>
+              <w:rFonts w:hint="eastAsia" w:ascii="宋体" w:hAnsi="宋体" w:eastAsia="宋体" w:cs="宋体"/>
               <w:szCs w:val="24"/>
             </w:rPr>
             <w:fldChar w:fldCharType="separate"/>
@@ -2776,20 +2813,20 @@
             <w:fldChar w:fldCharType="begin"/>
           </w:r>
           <w:r>
-            <w:instrText xml:space="preserve"> PAGEREF _Toc21568 \h </w:instrText>
+            <w:instrText xml:space="preserve"> PAGEREF _Toc22355 \h </w:instrText>
           </w:r>
           <w:r>
             <w:fldChar w:fldCharType="separate"/>
           </w:r>
           <w:r>
-            <w:t>8</w:t>
+            <w:t>9</w:t>
           </w:r>
           <w:r>
             <w:fldChar w:fldCharType="end"/>
           </w:r>
           <w:r>
             <w:rPr>
-              <w:rFonts w:ascii="宋体" w:eastAsia="宋体" w:hAnsi="宋体" w:cs="宋体" w:hint="eastAsia"/>
+              <w:rFonts w:hint="eastAsia" w:ascii="宋体" w:hAnsi="宋体" w:eastAsia="宋体" w:cs="宋体"/>
               <w:szCs w:val="24"/>
             </w:rPr>
             <w:fldChar w:fldCharType="end"/>
@@ -2797,28 +2834,28 @@
         </w:p>
         <w:p>
           <w:pPr>
-            <w:pStyle w:val="TOC3"/>
+            <w:pStyle w:val="13"/>
             <w:tabs>
               <w:tab w:val="right" w:leader="dot" w:pos="8306"/>
             </w:tabs>
           </w:pPr>
           <w:r>
             <w:rPr>
-              <w:rFonts w:ascii="宋体" w:eastAsia="宋体" w:hAnsi="宋体" w:cs="宋体" w:hint="eastAsia"/>
+              <w:rFonts w:hint="eastAsia" w:ascii="宋体" w:hAnsi="宋体" w:eastAsia="宋体" w:cs="宋体"/>
               <w:szCs w:val="24"/>
             </w:rPr>
             <w:fldChar w:fldCharType="begin"/>
           </w:r>
           <w:r>
             <w:rPr>
-              <w:rFonts w:ascii="宋体" w:eastAsia="宋体" w:hAnsi="宋体" w:cs="宋体" w:hint="eastAsia"/>
-              <w:szCs w:val="24"/>
-            </w:rPr>
-            <w:instrText xml:space="preserve"> HYPERLINK \l _Toc26865 </w:instrText>
-          </w:r>
-          <w:r>
-            <w:rPr>
-              <w:rFonts w:ascii="宋体" w:eastAsia="宋体" w:hAnsi="宋体" w:cs="宋体" w:hint="eastAsia"/>
+              <w:rFonts w:hint="eastAsia" w:ascii="宋体" w:hAnsi="宋体" w:eastAsia="宋体" w:cs="宋体"/>
+              <w:szCs w:val="24"/>
+            </w:rPr>
+            <w:instrText xml:space="preserve"> HYPERLINK \l _Toc15165 </w:instrText>
+          </w:r>
+          <w:r>
+            <w:rPr>
+              <w:rFonts w:hint="eastAsia" w:ascii="宋体" w:hAnsi="宋体" w:eastAsia="宋体" w:cs="宋体"/>
               <w:szCs w:val="24"/>
             </w:rPr>
             <w:fldChar w:fldCharType="separate"/>
@@ -2839,20 +2876,20 @@
             <w:fldChar w:fldCharType="begin"/>
           </w:r>
           <w:r>
-            <w:instrText xml:space="preserve"> PAGEREF _Toc26865 \h </w:instrText>
+            <w:instrText xml:space="preserve"> PAGEREF _Toc15165 \h </w:instrText>
           </w:r>
           <w:r>
             <w:fldChar w:fldCharType="separate"/>
           </w:r>
           <w:r>
-            <w:t>9</w:t>
+            <w:t>10</w:t>
           </w:r>
           <w:r>
             <w:fldChar w:fldCharType="end"/>
           </w:r>
           <w:r>
             <w:rPr>
-              <w:rFonts w:ascii="宋体" w:eastAsia="宋体" w:hAnsi="宋体" w:cs="宋体" w:hint="eastAsia"/>
+              <w:rFonts w:hint="eastAsia" w:ascii="宋体" w:hAnsi="宋体" w:eastAsia="宋体" w:cs="宋体"/>
               <w:szCs w:val="24"/>
             </w:rPr>
             <w:fldChar w:fldCharType="end"/>
@@ -2860,28 +2897,28 @@
         </w:p>
         <w:p>
           <w:pPr>
-            <w:pStyle w:val="TOC3"/>
+            <w:pStyle w:val="13"/>
             <w:tabs>
               <w:tab w:val="right" w:leader="dot" w:pos="8306"/>
             </w:tabs>
           </w:pPr>
           <w:r>
             <w:rPr>
-              <w:rFonts w:ascii="宋体" w:eastAsia="宋体" w:hAnsi="宋体" w:cs="宋体" w:hint="eastAsia"/>
+              <w:rFonts w:hint="eastAsia" w:ascii="宋体" w:hAnsi="宋体" w:eastAsia="宋体" w:cs="宋体"/>
               <w:szCs w:val="24"/>
             </w:rPr>
             <w:fldChar w:fldCharType="begin"/>
           </w:r>
           <w:r>
             <w:rPr>
-              <w:rFonts w:ascii="宋体" w:eastAsia="宋体" w:hAnsi="宋体" w:cs="宋体" w:hint="eastAsia"/>
-              <w:szCs w:val="24"/>
-            </w:rPr>
-            <w:instrText xml:space="preserve"> HYPERLINK \l _Toc3314 </w:instrText>
-          </w:r>
-          <w:r>
-            <w:rPr>
-              <w:rFonts w:ascii="宋体" w:eastAsia="宋体" w:hAnsi="宋体" w:cs="宋体" w:hint="eastAsia"/>
+              <w:rFonts w:hint="eastAsia" w:ascii="宋体" w:hAnsi="宋体" w:eastAsia="宋体" w:cs="宋体"/>
+              <w:szCs w:val="24"/>
+            </w:rPr>
+            <w:instrText xml:space="preserve"> HYPERLINK \l _Toc27784 </w:instrText>
+          </w:r>
+          <w:r>
+            <w:rPr>
+              <w:rFonts w:hint="eastAsia" w:ascii="宋体" w:hAnsi="宋体" w:eastAsia="宋体" w:cs="宋体"/>
               <w:szCs w:val="24"/>
             </w:rPr>
             <w:fldChar w:fldCharType="separate"/>
@@ -2902,20 +2939,20 @@
             <w:fldChar w:fldCharType="begin"/>
           </w:r>
           <w:r>
-            <w:instrText xml:space="preserve"> PAGEREF _Toc3314 \h </w:instrText>
+            <w:instrText xml:space="preserve"> PAGEREF _Toc27784 \h </w:instrText>
           </w:r>
           <w:r>
             <w:fldChar w:fldCharType="separate"/>
           </w:r>
           <w:r>
-            <w:t>9</w:t>
+            <w:t>10</w:t>
           </w:r>
           <w:r>
             <w:fldChar w:fldCharType="end"/>
           </w:r>
           <w:r>
             <w:rPr>
-              <w:rFonts w:ascii="宋体" w:eastAsia="宋体" w:hAnsi="宋体" w:cs="宋体" w:hint="eastAsia"/>
+              <w:rFonts w:hint="eastAsia" w:ascii="宋体" w:hAnsi="宋体" w:eastAsia="宋体" w:cs="宋体"/>
               <w:szCs w:val="24"/>
             </w:rPr>
             <w:fldChar w:fldCharType="end"/>
@@ -2923,28 +2960,28 @@
         </w:p>
         <w:p>
           <w:pPr>
-            <w:pStyle w:val="TOC2"/>
+            <w:pStyle w:val="17"/>
             <w:tabs>
               <w:tab w:val="right" w:leader="dot" w:pos="8306"/>
             </w:tabs>
           </w:pPr>
           <w:r>
             <w:rPr>
-              <w:rFonts w:ascii="宋体" w:eastAsia="宋体" w:hAnsi="宋体" w:cs="宋体" w:hint="eastAsia"/>
+              <w:rFonts w:hint="eastAsia" w:ascii="宋体" w:hAnsi="宋体" w:eastAsia="宋体" w:cs="宋体"/>
               <w:szCs w:val="24"/>
             </w:rPr>
             <w:fldChar w:fldCharType="begin"/>
           </w:r>
           <w:r>
             <w:rPr>
-              <w:rFonts w:ascii="宋体" w:eastAsia="宋体" w:hAnsi="宋体" w:cs="宋体" w:hint="eastAsia"/>
-              <w:szCs w:val="24"/>
-            </w:rPr>
-            <w:instrText xml:space="preserve"> HYPERLINK \l _Toc15780 </w:instrText>
-          </w:r>
-          <w:r>
-            <w:rPr>
-              <w:rFonts w:ascii="宋体" w:eastAsia="宋体" w:hAnsi="宋体" w:cs="宋体" w:hint="eastAsia"/>
+              <w:rFonts w:hint="eastAsia" w:ascii="宋体" w:hAnsi="宋体" w:eastAsia="宋体" w:cs="宋体"/>
+              <w:szCs w:val="24"/>
+            </w:rPr>
+            <w:instrText xml:space="preserve"> HYPERLINK \l _Toc8257 </w:instrText>
+          </w:r>
+          <w:r>
+            <w:rPr>
+              <w:rFonts w:hint="eastAsia" w:ascii="宋体" w:hAnsi="宋体" w:eastAsia="宋体" w:cs="宋体"/>
               <w:szCs w:val="24"/>
             </w:rPr>
             <w:fldChar w:fldCharType="separate"/>
@@ -2954,14 +2991,7 @@
               <w:rFonts w:hint="default"/>
               <w:lang w:val="en-US" w:eastAsia="zh-CN"/>
             </w:rPr>
-            <w:t xml:space="preserve">5.4. </w:t>
-          </w:r>
-          <w:r>
-            <w:rPr>
-              <w:rFonts w:hint="eastAsia"/>
-              <w:lang w:val="en-US" w:eastAsia="zh-CN"/>
-            </w:rPr>
-            <w:t>考核指标</w:t>
+            <w:t>5.4. 运维成果应用管理</w:t>
           </w:r>
           <w:r>
             <w:tab/>
@@ -2970,20 +3000,20 @@
             <w:fldChar w:fldCharType="begin"/>
           </w:r>
           <w:r>
-            <w:instrText xml:space="preserve"> PAGEREF _Toc15780 \h </w:instrText>
+            <w:instrText xml:space="preserve"> PAGEREF _Toc8257 \h </w:instrText>
           </w:r>
           <w:r>
             <w:fldChar w:fldCharType="separate"/>
           </w:r>
           <w:r>
-            <w:t>9</w:t>
+            <w:t>10</w:t>
           </w:r>
           <w:r>
             <w:fldChar w:fldCharType="end"/>
           </w:r>
           <w:r>
             <w:rPr>
-              <w:rFonts w:ascii="宋体" w:eastAsia="宋体" w:hAnsi="宋体" w:cs="宋体" w:hint="eastAsia"/>
+              <w:rFonts w:hint="eastAsia" w:ascii="宋体" w:hAnsi="宋体" w:eastAsia="宋体" w:cs="宋体"/>
               <w:szCs w:val="24"/>
             </w:rPr>
             <w:fldChar w:fldCharType="end"/>
@@ -2991,45 +3021,38 @@
         </w:p>
         <w:p>
           <w:pPr>
-            <w:pStyle w:val="TOC1"/>
+            <w:pStyle w:val="13"/>
             <w:tabs>
               <w:tab w:val="right" w:leader="dot" w:pos="8306"/>
             </w:tabs>
           </w:pPr>
           <w:r>
             <w:rPr>
-              <w:rFonts w:ascii="宋体" w:eastAsia="宋体" w:hAnsi="宋体" w:cs="宋体" w:hint="eastAsia"/>
+              <w:rFonts w:hint="eastAsia" w:ascii="宋体" w:hAnsi="宋体" w:eastAsia="宋体" w:cs="宋体"/>
               <w:szCs w:val="24"/>
             </w:rPr>
             <w:fldChar w:fldCharType="begin"/>
           </w:r>
           <w:r>
             <w:rPr>
-              <w:rFonts w:ascii="宋体" w:eastAsia="宋体" w:hAnsi="宋体" w:cs="宋体" w:hint="eastAsia"/>
-              <w:szCs w:val="24"/>
-            </w:rPr>
-            <w:instrText xml:space="preserve"> HYPERLINK \l _Toc19617 </w:instrText>
-          </w:r>
-          <w:r>
-            <w:rPr>
-              <w:rFonts w:ascii="宋体" w:eastAsia="宋体" w:hAnsi="宋体" w:cs="宋体" w:hint="eastAsia"/>
+              <w:rFonts w:hint="eastAsia" w:ascii="宋体" w:hAnsi="宋体" w:eastAsia="宋体" w:cs="宋体"/>
+              <w:szCs w:val="24"/>
+            </w:rPr>
+            <w:instrText xml:space="preserve"> HYPERLINK \l _Toc21052 </w:instrText>
+          </w:r>
+          <w:r>
+            <w:rPr>
+              <w:rFonts w:hint="eastAsia" w:ascii="宋体" w:hAnsi="宋体" w:eastAsia="宋体" w:cs="宋体"/>
               <w:szCs w:val="24"/>
             </w:rPr>
             <w:fldChar w:fldCharType="separate"/>
           </w:r>
           <w:r>
             <w:rPr>
-              <w:rFonts w:eastAsia="宋体" w:hint="default"/>
+              <w:rFonts w:hint="default"/>
               <w:lang w:val="en-US" w:eastAsia="zh-CN"/>
             </w:rPr>
-            <w:t xml:space="preserve">6. </w:t>
-          </w:r>
-          <w:r>
-            <w:rPr>
-              <w:rFonts w:eastAsia="宋体" w:hint="eastAsia"/>
-              <w:lang w:val="en-US" w:eastAsia="zh-CN"/>
-            </w:rPr>
-            <w:t>附则</w:t>
+            <w:t>5.4.1. 成果交接</w:t>
           </w:r>
           <w:r>
             <w:tab/>
@@ -3038,20 +3061,20 @@
             <w:fldChar w:fldCharType="begin"/>
           </w:r>
           <w:r>
-            <w:instrText xml:space="preserve"> PAGEREF _Toc19617 \h </w:instrText>
+            <w:instrText xml:space="preserve"> PAGEREF _Toc21052 \h </w:instrText>
           </w:r>
           <w:r>
             <w:fldChar w:fldCharType="separate"/>
           </w:r>
           <w:r>
-            <w:t>9</w:t>
+            <w:t>10</w:t>
           </w:r>
           <w:r>
             <w:fldChar w:fldCharType="end"/>
           </w:r>
           <w:r>
             <w:rPr>
-              <w:rFonts w:ascii="宋体" w:eastAsia="宋体" w:hAnsi="宋体" w:cs="宋体" w:hint="eastAsia"/>
+              <w:rFonts w:hint="eastAsia" w:ascii="宋体" w:hAnsi="宋体" w:eastAsia="宋体" w:cs="宋体"/>
               <w:szCs w:val="24"/>
             </w:rPr>
             <w:fldChar w:fldCharType="end"/>
@@ -3059,28 +3082,28 @@
         </w:p>
         <w:p>
           <w:pPr>
-            <w:pStyle w:val="TOC1"/>
+            <w:pStyle w:val="13"/>
             <w:tabs>
               <w:tab w:val="right" w:leader="dot" w:pos="8306"/>
             </w:tabs>
           </w:pPr>
           <w:r>
             <w:rPr>
-              <w:rFonts w:ascii="宋体" w:eastAsia="宋体" w:hAnsi="宋体" w:cs="宋体" w:hint="eastAsia"/>
+              <w:rFonts w:hint="eastAsia" w:ascii="宋体" w:hAnsi="宋体" w:eastAsia="宋体" w:cs="宋体"/>
               <w:szCs w:val="24"/>
             </w:rPr>
             <w:fldChar w:fldCharType="begin"/>
           </w:r>
           <w:r>
             <w:rPr>
-              <w:rFonts w:ascii="宋体" w:eastAsia="宋体" w:hAnsi="宋体" w:cs="宋体" w:hint="eastAsia"/>
-              <w:szCs w:val="24"/>
-            </w:rPr>
-            <w:instrText xml:space="preserve"> HYPERLINK \l _Toc5853 </w:instrText>
-          </w:r>
-          <w:r>
-            <w:rPr>
-              <w:rFonts w:ascii="宋体" w:eastAsia="宋体" w:hAnsi="宋体" w:cs="宋体" w:hint="eastAsia"/>
+              <w:rFonts w:hint="eastAsia" w:ascii="宋体" w:hAnsi="宋体" w:eastAsia="宋体" w:cs="宋体"/>
+              <w:szCs w:val="24"/>
+            </w:rPr>
+            <w:instrText xml:space="preserve"> HYPERLINK \l _Toc10503 </w:instrText>
+          </w:r>
+          <w:r>
+            <w:rPr>
+              <w:rFonts w:hint="eastAsia" w:ascii="宋体" w:hAnsi="宋体" w:eastAsia="宋体" w:cs="宋体"/>
               <w:szCs w:val="24"/>
             </w:rPr>
             <w:fldChar w:fldCharType="separate"/>
@@ -3090,14 +3113,7 @@
               <w:rFonts w:hint="default"/>
               <w:lang w:val="en-US" w:eastAsia="zh-CN"/>
             </w:rPr>
-            <w:t xml:space="preserve">7. </w:t>
-          </w:r>
-          <w:r>
-            <w:rPr>
-              <w:rFonts w:hint="eastAsia"/>
-              <w:lang w:val="en-US" w:eastAsia="zh-CN"/>
-            </w:rPr>
-            <w:t>附件</w:t>
+            <w:t>5.4.2. 现场试运行</w:t>
           </w:r>
           <w:r>
             <w:tab/>
@@ -3106,20 +3122,20 @@
             <w:fldChar w:fldCharType="begin"/>
           </w:r>
           <w:r>
-            <w:instrText xml:space="preserve"> PAGEREF _Toc5853 \h </w:instrText>
+            <w:instrText xml:space="preserve"> PAGEREF _Toc10503 \h </w:instrText>
           </w:r>
           <w:r>
             <w:fldChar w:fldCharType="separate"/>
           </w:r>
           <w:r>
-            <w:t>9</w:t>
+            <w:t>10</w:t>
           </w:r>
           <w:r>
             <w:fldChar w:fldCharType="end"/>
           </w:r>
           <w:r>
             <w:rPr>
-              <w:rFonts w:ascii="宋体" w:eastAsia="宋体" w:hAnsi="宋体" w:cs="宋体" w:hint="eastAsia"/>
+              <w:rFonts w:hint="eastAsia" w:ascii="宋体" w:hAnsi="宋体" w:eastAsia="宋体" w:cs="宋体"/>
               <w:szCs w:val="24"/>
             </w:rPr>
             <w:fldChar w:fldCharType="end"/>
@@ -3127,28 +3143,28 @@
         </w:p>
         <w:p>
           <w:pPr>
-            <w:pStyle w:val="TOC1"/>
+            <w:pStyle w:val="13"/>
             <w:tabs>
               <w:tab w:val="right" w:leader="dot" w:pos="8306"/>
             </w:tabs>
           </w:pPr>
           <w:r>
             <w:rPr>
-              <w:rFonts w:ascii="宋体" w:eastAsia="宋体" w:hAnsi="宋体" w:cs="宋体" w:hint="eastAsia"/>
+              <w:rFonts w:hint="eastAsia" w:ascii="宋体" w:hAnsi="宋体" w:eastAsia="宋体" w:cs="宋体"/>
               <w:szCs w:val="24"/>
             </w:rPr>
             <w:fldChar w:fldCharType="begin"/>
           </w:r>
           <w:r>
             <w:rPr>
-              <w:rFonts w:ascii="宋体" w:eastAsia="宋体" w:hAnsi="宋体" w:cs="宋体" w:hint="eastAsia"/>
-              <w:szCs w:val="24"/>
-            </w:rPr>
-            <w:instrText xml:space="preserve"> HYPERLINK \l _Toc828 </w:instrText>
-          </w:r>
-          <w:r>
-            <w:rPr>
-              <w:rFonts w:ascii="宋体" w:eastAsia="宋体" w:hAnsi="宋体" w:cs="宋体" w:hint="eastAsia"/>
+              <w:rFonts w:hint="eastAsia" w:ascii="宋体" w:hAnsi="宋体" w:eastAsia="宋体" w:cs="宋体"/>
+              <w:szCs w:val="24"/>
+            </w:rPr>
+            <w:instrText xml:space="preserve"> HYPERLINK \l _Toc8679 </w:instrText>
+          </w:r>
+          <w:r>
+            <w:rPr>
+              <w:rFonts w:hint="eastAsia" w:ascii="宋体" w:hAnsi="宋体" w:eastAsia="宋体" w:cs="宋体"/>
               <w:szCs w:val="24"/>
             </w:rPr>
             <w:fldChar w:fldCharType="separate"/>
@@ -3158,13 +3174,400 @@
               <w:rFonts w:hint="default"/>
               <w:lang w:val="en-US" w:eastAsia="zh-CN"/>
             </w:rPr>
-            <w:t xml:space="preserve">8. </w:t>
+            <w:t>5.4.3. 运行状态登记</w:t>
+          </w:r>
+          <w:r>
+            <w:tab/>
+          </w:r>
+          <w:r>
+            <w:fldChar w:fldCharType="begin"/>
+          </w:r>
+          <w:r>
+            <w:instrText xml:space="preserve"> PAGEREF _Toc8679 \h </w:instrText>
+          </w:r>
+          <w:r>
+            <w:fldChar w:fldCharType="separate"/>
+          </w:r>
+          <w:r>
+            <w:t>10</w:t>
+          </w:r>
+          <w:r>
+            <w:fldChar w:fldCharType="end"/>
+          </w:r>
+          <w:r>
+            <w:rPr>
+              <w:rFonts w:hint="eastAsia" w:ascii="宋体" w:hAnsi="宋体" w:eastAsia="宋体" w:cs="宋体"/>
+              <w:szCs w:val="24"/>
+            </w:rPr>
+            <w:fldChar w:fldCharType="end"/>
+          </w:r>
+        </w:p>
+        <w:p>
+          <w:pPr>
+            <w:pStyle w:val="13"/>
+            <w:tabs>
+              <w:tab w:val="right" w:leader="dot" w:pos="8306"/>
+            </w:tabs>
+          </w:pPr>
+          <w:r>
+            <w:rPr>
+              <w:rFonts w:hint="eastAsia" w:ascii="宋体" w:hAnsi="宋体" w:eastAsia="宋体" w:cs="宋体"/>
+              <w:szCs w:val="24"/>
+            </w:rPr>
+            <w:fldChar w:fldCharType="begin"/>
+          </w:r>
+          <w:r>
+            <w:rPr>
+              <w:rFonts w:hint="eastAsia" w:ascii="宋体" w:hAnsi="宋体" w:eastAsia="宋体" w:cs="宋体"/>
+              <w:szCs w:val="24"/>
+            </w:rPr>
+            <w:instrText xml:space="preserve"> HYPERLINK \l _Toc13617 </w:instrText>
+          </w:r>
+          <w:r>
+            <w:rPr>
+              <w:rFonts w:hint="eastAsia" w:ascii="宋体" w:hAnsi="宋体" w:eastAsia="宋体" w:cs="宋体"/>
+              <w:szCs w:val="24"/>
+            </w:rPr>
+            <w:fldChar w:fldCharType="separate"/>
+          </w:r>
+          <w:r>
+            <w:rPr>
+              <w:rFonts w:hint="default"/>
+              <w:lang w:val="en-US" w:eastAsia="zh-CN"/>
+            </w:rPr>
+            <w:t>5.4.4. 适用性复核</w:t>
+          </w:r>
+          <w:r>
+            <w:tab/>
+          </w:r>
+          <w:r>
+            <w:fldChar w:fldCharType="begin"/>
+          </w:r>
+          <w:r>
+            <w:instrText xml:space="preserve"> PAGEREF _Toc13617 \h </w:instrText>
+          </w:r>
+          <w:r>
+            <w:fldChar w:fldCharType="separate"/>
+          </w:r>
+          <w:r>
+            <w:t>11</w:t>
+          </w:r>
+          <w:r>
+            <w:fldChar w:fldCharType="end"/>
+          </w:r>
+          <w:r>
+            <w:rPr>
+              <w:rFonts w:hint="eastAsia" w:ascii="宋体" w:hAnsi="宋体" w:eastAsia="宋体" w:cs="宋体"/>
+              <w:szCs w:val="24"/>
+            </w:rPr>
+            <w:fldChar w:fldCharType="end"/>
+          </w:r>
+        </w:p>
+        <w:p>
+          <w:pPr>
+            <w:pStyle w:val="13"/>
+            <w:tabs>
+              <w:tab w:val="right" w:leader="dot" w:pos="8306"/>
+            </w:tabs>
+          </w:pPr>
+          <w:r>
+            <w:rPr>
+              <w:rFonts w:hint="eastAsia" w:ascii="宋体" w:hAnsi="宋体" w:eastAsia="宋体" w:cs="宋体"/>
+              <w:szCs w:val="24"/>
+            </w:rPr>
+            <w:fldChar w:fldCharType="begin"/>
+          </w:r>
+          <w:r>
+            <w:rPr>
+              <w:rFonts w:hint="eastAsia" w:ascii="宋体" w:hAnsi="宋体" w:eastAsia="宋体" w:cs="宋体"/>
+              <w:szCs w:val="24"/>
+            </w:rPr>
+            <w:instrText xml:space="preserve"> HYPERLINK \l _Toc24705 </w:instrText>
+          </w:r>
+          <w:r>
+            <w:rPr>
+              <w:rFonts w:hint="eastAsia" w:ascii="宋体" w:hAnsi="宋体" w:eastAsia="宋体" w:cs="宋体"/>
+              <w:szCs w:val="24"/>
+            </w:rPr>
+            <w:fldChar w:fldCharType="separate"/>
+          </w:r>
+          <w:r>
+            <w:rPr>
+              <w:rFonts w:hint="default"/>
+              <w:lang w:val="en-US" w:eastAsia="zh-CN"/>
+            </w:rPr>
+            <w:t>5.4.5. 5.5.5 成果废止</w:t>
+          </w:r>
+          <w:r>
+            <w:tab/>
+          </w:r>
+          <w:r>
+            <w:fldChar w:fldCharType="begin"/>
+          </w:r>
+          <w:r>
+            <w:instrText xml:space="preserve"> PAGEREF _Toc24705 \h </w:instrText>
+          </w:r>
+          <w:r>
+            <w:fldChar w:fldCharType="separate"/>
+          </w:r>
+          <w:r>
+            <w:t>11</w:t>
+          </w:r>
+          <w:r>
+            <w:fldChar w:fldCharType="end"/>
+          </w:r>
+          <w:r>
+            <w:rPr>
+              <w:rFonts w:hint="eastAsia" w:ascii="宋体" w:hAnsi="宋体" w:eastAsia="宋体" w:cs="宋体"/>
+              <w:szCs w:val="24"/>
+            </w:rPr>
+            <w:fldChar w:fldCharType="end"/>
+          </w:r>
+        </w:p>
+        <w:p>
+          <w:pPr>
+            <w:pStyle w:val="17"/>
+            <w:tabs>
+              <w:tab w:val="right" w:leader="dot" w:pos="8306"/>
+            </w:tabs>
+          </w:pPr>
+          <w:r>
+            <w:rPr>
+              <w:rFonts w:hint="eastAsia" w:ascii="宋体" w:hAnsi="宋体" w:eastAsia="宋体" w:cs="宋体"/>
+              <w:szCs w:val="24"/>
+            </w:rPr>
+            <w:fldChar w:fldCharType="begin"/>
+          </w:r>
+          <w:r>
+            <w:rPr>
+              <w:rFonts w:hint="eastAsia" w:ascii="宋体" w:hAnsi="宋体" w:eastAsia="宋体" w:cs="宋体"/>
+              <w:szCs w:val="24"/>
+            </w:rPr>
+            <w:instrText xml:space="preserve"> HYPERLINK \l _Toc21045 </w:instrText>
+          </w:r>
+          <w:r>
+            <w:rPr>
+              <w:rFonts w:hint="eastAsia" w:ascii="宋体" w:hAnsi="宋体" w:eastAsia="宋体" w:cs="宋体"/>
+              <w:szCs w:val="24"/>
+            </w:rPr>
+            <w:fldChar w:fldCharType="separate"/>
+          </w:r>
+          <w:r>
+            <w:rPr>
+              <w:rFonts w:hint="default"/>
+              <w:lang w:val="en-US" w:eastAsia="zh-CN"/>
+            </w:rPr>
+            <w:t xml:space="preserve">5.5. </w:t>
           </w:r>
           <w:r>
             <w:rPr>
               <w:rFonts w:hint="eastAsia"/>
               <w:lang w:val="en-US" w:eastAsia="zh-CN"/>
             </w:rPr>
+            <w:t>考核指标</w:t>
+          </w:r>
+          <w:r>
+            <w:tab/>
+          </w:r>
+          <w:r>
+            <w:fldChar w:fldCharType="begin"/>
+          </w:r>
+          <w:r>
+            <w:instrText xml:space="preserve"> PAGEREF _Toc21045 \h </w:instrText>
+          </w:r>
+          <w:r>
+            <w:fldChar w:fldCharType="separate"/>
+          </w:r>
+          <w:r>
+            <w:t>11</w:t>
+          </w:r>
+          <w:r>
+            <w:fldChar w:fldCharType="end"/>
+          </w:r>
+          <w:r>
+            <w:rPr>
+              <w:rFonts w:hint="eastAsia" w:ascii="宋体" w:hAnsi="宋体" w:eastAsia="宋体" w:cs="宋体"/>
+              <w:szCs w:val="24"/>
+            </w:rPr>
+            <w:fldChar w:fldCharType="end"/>
+          </w:r>
+        </w:p>
+        <w:p>
+          <w:pPr>
+            <w:pStyle w:val="16"/>
+            <w:tabs>
+              <w:tab w:val="right" w:leader="dot" w:pos="8306"/>
+            </w:tabs>
+          </w:pPr>
+          <w:r>
+            <w:rPr>
+              <w:rFonts w:hint="eastAsia" w:ascii="宋体" w:hAnsi="宋体" w:eastAsia="宋体" w:cs="宋体"/>
+              <w:szCs w:val="24"/>
+            </w:rPr>
+            <w:fldChar w:fldCharType="begin"/>
+          </w:r>
+          <w:r>
+            <w:rPr>
+              <w:rFonts w:hint="eastAsia" w:ascii="宋体" w:hAnsi="宋体" w:eastAsia="宋体" w:cs="宋体"/>
+              <w:szCs w:val="24"/>
+            </w:rPr>
+            <w:instrText xml:space="preserve"> HYPERLINK \l _Toc30879 </w:instrText>
+          </w:r>
+          <w:r>
+            <w:rPr>
+              <w:rFonts w:hint="eastAsia" w:ascii="宋体" w:hAnsi="宋体" w:eastAsia="宋体" w:cs="宋体"/>
+              <w:szCs w:val="24"/>
+            </w:rPr>
+            <w:fldChar w:fldCharType="separate"/>
+          </w:r>
+          <w:r>
+            <w:rPr>
+              <w:rFonts w:hint="default" w:eastAsia="宋体"/>
+              <w:lang w:val="en-US" w:eastAsia="zh-CN"/>
+            </w:rPr>
+            <w:t xml:space="preserve">6. </w:t>
+          </w:r>
+          <w:r>
+            <w:rPr>
+              <w:rFonts w:hint="eastAsia" w:eastAsia="宋体"/>
+              <w:lang w:val="en-US" w:eastAsia="zh-CN"/>
+            </w:rPr>
+            <w:t>附则</w:t>
+          </w:r>
+          <w:r>
+            <w:tab/>
+          </w:r>
+          <w:r>
+            <w:fldChar w:fldCharType="begin"/>
+          </w:r>
+          <w:r>
+            <w:instrText xml:space="preserve"> PAGEREF _Toc30879 \h </w:instrText>
+          </w:r>
+          <w:r>
+            <w:fldChar w:fldCharType="separate"/>
+          </w:r>
+          <w:r>
+            <w:t>11</w:t>
+          </w:r>
+          <w:r>
+            <w:fldChar w:fldCharType="end"/>
+          </w:r>
+          <w:r>
+            <w:rPr>
+              <w:rFonts w:hint="eastAsia" w:ascii="宋体" w:hAnsi="宋体" w:eastAsia="宋体" w:cs="宋体"/>
+              <w:szCs w:val="24"/>
+            </w:rPr>
+            <w:fldChar w:fldCharType="end"/>
+          </w:r>
+        </w:p>
+        <w:p>
+          <w:pPr>
+            <w:pStyle w:val="16"/>
+            <w:tabs>
+              <w:tab w:val="right" w:leader="dot" w:pos="8306"/>
+            </w:tabs>
+          </w:pPr>
+          <w:r>
+            <w:rPr>
+              <w:rFonts w:hint="eastAsia" w:ascii="宋体" w:hAnsi="宋体" w:eastAsia="宋体" w:cs="宋体"/>
+              <w:szCs w:val="24"/>
+            </w:rPr>
+            <w:fldChar w:fldCharType="begin"/>
+          </w:r>
+          <w:r>
+            <w:rPr>
+              <w:rFonts w:hint="eastAsia" w:ascii="宋体" w:hAnsi="宋体" w:eastAsia="宋体" w:cs="宋体"/>
+              <w:szCs w:val="24"/>
+            </w:rPr>
+            <w:instrText xml:space="preserve"> HYPERLINK \l _Toc20347 </w:instrText>
+          </w:r>
+          <w:r>
+            <w:rPr>
+              <w:rFonts w:hint="eastAsia" w:ascii="宋体" w:hAnsi="宋体" w:eastAsia="宋体" w:cs="宋体"/>
+              <w:szCs w:val="24"/>
+            </w:rPr>
+            <w:fldChar w:fldCharType="separate"/>
+          </w:r>
+          <w:r>
+            <w:rPr>
+              <w:rFonts w:hint="default"/>
+              <w:lang w:val="en-US" w:eastAsia="zh-CN"/>
+            </w:rPr>
+            <w:t xml:space="preserve">7. </w:t>
+          </w:r>
+          <w:r>
+            <w:rPr>
+              <w:rFonts w:hint="eastAsia"/>
+              <w:lang w:val="en-US" w:eastAsia="zh-CN"/>
+            </w:rPr>
+            <w:t>附件</w:t>
+          </w:r>
+          <w:r>
+            <w:tab/>
+          </w:r>
+          <w:r>
+            <w:fldChar w:fldCharType="begin"/>
+          </w:r>
+          <w:r>
+            <w:instrText xml:space="preserve"> PAGEREF _Toc20347 \h </w:instrText>
+          </w:r>
+          <w:r>
+            <w:fldChar w:fldCharType="separate"/>
+          </w:r>
+          <w:r>
+            <w:t>11</w:t>
+          </w:r>
+          <w:r>
+            <w:fldChar w:fldCharType="end"/>
+          </w:r>
+          <w:r>
+            <w:rPr>
+              <w:rFonts w:hint="eastAsia" w:ascii="宋体" w:hAnsi="宋体" w:eastAsia="宋体" w:cs="宋体"/>
+              <w:szCs w:val="24"/>
+            </w:rPr>
+            <w:fldChar w:fldCharType="end"/>
+          </w:r>
+        </w:p>
+        <w:p>
+          <w:pPr>
+            <w:pStyle w:val="16"/>
+            <w:tabs>
+              <w:tab w:val="right" w:leader="dot" w:pos="8306"/>
+            </w:tabs>
+          </w:pPr>
+          <w:r>
+            <w:rPr>
+              <w:rFonts w:hint="eastAsia" w:ascii="宋体" w:hAnsi="宋体" w:eastAsia="宋体" w:cs="宋体"/>
+              <w:szCs w:val="24"/>
+            </w:rPr>
+            <w:fldChar w:fldCharType="begin"/>
+          </w:r>
+          <w:r>
+            <w:rPr>
+              <w:rFonts w:hint="eastAsia" w:ascii="宋体" w:hAnsi="宋体" w:eastAsia="宋体" w:cs="宋体"/>
+              <w:szCs w:val="24"/>
+            </w:rPr>
+            <w:instrText xml:space="preserve"> HYPERLINK \l _Toc30346 </w:instrText>
+          </w:r>
+          <w:r>
+            <w:rPr>
+              <w:rFonts w:hint="eastAsia" w:ascii="宋体" w:hAnsi="宋体" w:eastAsia="宋体" w:cs="宋体"/>
+              <w:szCs w:val="24"/>
+            </w:rPr>
+            <w:fldChar w:fldCharType="separate"/>
+          </w:r>
+          <w:r>
+            <w:rPr>
+              <w:rFonts w:hint="default"/>
+              <w:lang w:val="en-US" w:eastAsia="zh-CN"/>
+            </w:rPr>
+            <w:t xml:space="preserve">8. </w:t>
+          </w:r>
+          <w:r>
+            <w:rPr>
+              <w:rFonts w:hint="eastAsia"/>
+              <w:lang w:val="en-US" w:eastAsia="zh-CN"/>
+            </w:rPr>
             <w:t>记录</w:t>
           </w:r>
           <w:r>
@@ -3174,20 +3577,20 @@
             <w:fldChar w:fldCharType="begin"/>
           </w:r>
           <w:r>
-            <w:instrText xml:space="preserve"> PAGEREF _Toc828 \h </w:instrText>
+            <w:instrText xml:space="preserve"> PAGEREF _Toc30346 \h </w:instrText>
           </w:r>
           <w:r>
             <w:fldChar w:fldCharType="separate"/>
           </w:r>
           <w:r>
-            <w:t>9</w:t>
+            <w:t>11</w:t>
           </w:r>
           <w:r>
             <w:fldChar w:fldCharType="end"/>
           </w:r>
           <w:r>
             <w:rPr>
-              <w:rFonts w:ascii="宋体" w:eastAsia="宋体" w:hAnsi="宋体" w:cs="宋体" w:hint="eastAsia"/>
+              <w:rFonts w:hint="eastAsia" w:ascii="宋体" w:hAnsi="宋体" w:eastAsia="宋体" w:cs="宋体"/>
               <w:szCs w:val="24"/>
             </w:rPr>
             <w:fldChar w:fldCharType="end"/>
@@ -3197,7 +3600,7 @@
           <w:pPr>
             <w:bidi w:val="0"/>
             <w:rPr>
-              <w:rFonts w:ascii="宋体" w:eastAsia="宋体" w:hAnsi="宋体" w:cs="宋体" w:hint="eastAsia"/>
+              <w:rFonts w:hint="eastAsia" w:ascii="宋体" w:hAnsi="宋体" w:eastAsia="宋体" w:cs="宋体"/>
               <w:snapToGrid w:val="0"/>
               <w:color w:val="000000"/>
               <w:kern w:val="0"/>
@@ -3208,7 +3611,7 @@
           </w:pPr>
           <w:r>
             <w:rPr>
-              <w:rFonts w:ascii="宋体" w:eastAsia="宋体" w:hAnsi="宋体" w:cs="宋体" w:hint="eastAsia"/>
+              <w:rFonts w:hint="eastAsia" w:ascii="宋体" w:hAnsi="宋体" w:eastAsia="宋体" w:cs="宋体"/>
               <w:szCs w:val="24"/>
             </w:rPr>
             <w:fldChar w:fldCharType="end"/>
@@ -3217,53 +3620,58 @@
       </w:sdtContent>
     </w:sdt>
     <w:p>
-      <w:pPr>
-        <w:pStyle w:val="1"/>
-        <w:bidi w:val="0"/>
-      </w:pPr>
-      <w:bookmarkStart w:id="3" w:name="_Toc8471"/>
+      <w:r>
+        <w:br w:type="page"/>
+      </w:r>
+    </w:p>
+    <w:p>
+      <w:pPr>
+        <w:pStyle w:val="29"/>
+        <w:bidi w:val="0"/>
+      </w:pPr>
+      <w:bookmarkStart w:id="2" w:name="_Toc21804"/>
       <w:r>
         <w:t>目的</w:t>
       </w:r>
+      <w:bookmarkEnd w:id="2"/>
+    </w:p>
+    <w:p>
+      <w:pPr>
+        <w:pStyle w:val="30"/>
+        <w:bidi w:val="0"/>
+      </w:pPr>
+      <w:r>
+        <w:t>为规范公司软件开发流程，提升研发质量与项目成功率，特制定本管理制度。本制度旨在确保软件开发活动紧密围绕市场与业务目标开展，涵盖软件产品开发、工具与平台建设、技术问题识别与解决等方面，以实现高效、可控、可持续的研发管理。</w:t>
+      </w:r>
+    </w:p>
+    <w:p>
+      <w:pPr>
+        <w:pStyle w:val="29"/>
+        <w:bidi w:val="0"/>
+        <w:rPr>
+          <w:rFonts w:hint="eastAsia"/>
+          <w:lang w:val="en-US" w:eastAsia="zh-CN"/>
+        </w:rPr>
+      </w:pPr>
+      <w:bookmarkStart w:id="3" w:name="_Toc5546"/>
+      <w:r>
+        <w:rPr>
+          <w:rFonts w:hint="eastAsia"/>
+          <w:lang w:val="en-US" w:eastAsia="zh-CN"/>
+        </w:rPr>
+        <w:t>原则</w:t>
+      </w:r>
       <w:bookmarkEnd w:id="3"/>
     </w:p>
     <w:p>
       <w:pPr>
-        <w:pStyle w:val="a1"/>
-        <w:bidi w:val="0"/>
-      </w:pPr>
-      <w:r>
-        <w:t>为规范公司软件开发流程，提升研发质量与项目成功率，特制定本管理制度。本制度旨在确保软件开发活动紧密围绕市场与业务目标开展，涵盖软件产品开发、工具与平台建设、技术问题识别与解决等方面，以实现高效、可控、可持续的研发管理。</w:t>
-      </w:r>
-    </w:p>
-    <w:p>
-      <w:pPr>
-        <w:pStyle w:val="1"/>
-        <w:bidi w:val="0"/>
-        <w:rPr>
-          <w:rFonts w:hint="eastAsia"/>
-          <w:lang w:val="en-US" w:eastAsia="zh-CN"/>
-        </w:rPr>
-      </w:pPr>
-      <w:bookmarkStart w:id="4" w:name="_Toc26657"/>
-      <w:r>
-        <w:rPr>
-          <w:rFonts w:hint="eastAsia"/>
-          <w:lang w:val="en-US" w:eastAsia="zh-CN"/>
-        </w:rPr>
-        <w:t>原则</w:t>
-      </w:r>
-      <w:bookmarkEnd w:id="4"/>
-    </w:p>
-    <w:p>
-      <w:pPr>
-        <w:pStyle w:val="a1"/>
+        <w:pStyle w:val="30"/>
         <w:numPr>
           <w:ilvl w:val="0"/>
           <w:numId w:val="2"/>
         </w:numPr>
         <w:bidi w:val="0"/>
-        <w:ind w:left="425" w:hanging="425" w:leftChars="0" w:firstLineChars="0"/>
+        <w:ind w:left="425" w:leftChars="0" w:hanging="425" w:firstLineChars="0"/>
         <w:rPr>
           <w:rFonts w:hint="eastAsia"/>
           <w:lang w:val="en-US" w:eastAsia="zh-CN"/>
@@ -3279,7 +3687,7 @@
     </w:p>
     <w:p>
       <w:pPr>
-        <w:pStyle w:val="a1"/>
+        <w:pStyle w:val="30"/>
         <w:bidi w:val="0"/>
         <w:rPr>
           <w:rFonts w:hint="eastAsia"/>
@@ -3296,13 +3704,13 @@
     </w:p>
     <w:p>
       <w:pPr>
-        <w:pStyle w:val="a1"/>
+        <w:pStyle w:val="30"/>
         <w:numPr>
           <w:ilvl w:val="0"/>
           <w:numId w:val="2"/>
         </w:numPr>
         <w:bidi w:val="0"/>
-        <w:ind w:left="425" w:hanging="425" w:leftChars="0" w:firstLineChars="0"/>
+        <w:ind w:left="425" w:leftChars="0" w:hanging="425" w:firstLineChars="0"/>
         <w:rPr>
           <w:rFonts w:hint="eastAsia"/>
           <w:lang w:val="en-US" w:eastAsia="zh-CN"/>
@@ -3318,7 +3726,7 @@
     </w:p>
     <w:p>
       <w:pPr>
-        <w:pStyle w:val="a1"/>
+        <w:pStyle w:val="30"/>
         <w:bidi w:val="0"/>
         <w:rPr>
           <w:rFonts w:hint="eastAsia"/>
@@ -3335,13 +3743,13 @@
     </w:p>
     <w:p>
       <w:pPr>
-        <w:pStyle w:val="a1"/>
+        <w:pStyle w:val="30"/>
         <w:numPr>
           <w:ilvl w:val="0"/>
           <w:numId w:val="2"/>
         </w:numPr>
         <w:bidi w:val="0"/>
-        <w:ind w:left="425" w:hanging="425" w:leftChars="0" w:firstLineChars="0"/>
+        <w:ind w:left="425" w:leftChars="0" w:hanging="425" w:firstLineChars="0"/>
         <w:rPr>
           <w:rFonts w:hint="eastAsia"/>
           <w:lang w:val="en-US" w:eastAsia="zh-CN"/>
@@ -3357,7 +3765,7 @@
     </w:p>
     <w:p>
       <w:pPr>
-        <w:pStyle w:val="a1"/>
+        <w:pStyle w:val="30"/>
         <w:bidi w:val="0"/>
         <w:rPr>
           <w:rFonts w:hint="eastAsia"/>
@@ -3374,13 +3782,13 @@
     </w:p>
     <w:p>
       <w:pPr>
-        <w:pStyle w:val="a1"/>
+        <w:pStyle w:val="30"/>
         <w:numPr>
           <w:ilvl w:val="0"/>
           <w:numId w:val="2"/>
         </w:numPr>
         <w:bidi w:val="0"/>
-        <w:ind w:left="425" w:hanging="425" w:leftChars="0" w:firstLineChars="0"/>
+        <w:ind w:left="425" w:leftChars="0" w:hanging="425" w:firstLineChars="0"/>
         <w:rPr>
           <w:rFonts w:hint="eastAsia"/>
           <w:lang w:val="en-US" w:eastAsia="zh-CN"/>
@@ -3396,7 +3804,7 @@
     </w:p>
     <w:p>
       <w:pPr>
-        <w:pStyle w:val="a1"/>
+        <w:pStyle w:val="30"/>
         <w:bidi w:val="0"/>
         <w:rPr>
           <w:rFonts w:hint="eastAsia"/>
@@ -3413,10 +3821,10 @@
     </w:p>
     <w:p>
       <w:pPr>
-        <w:pStyle w:val="1"/>
-        <w:bidi w:val="0"/>
-      </w:pPr>
-      <w:bookmarkStart w:id="5" w:name="_Toc7159"/>
+        <w:pStyle w:val="29"/>
+        <w:bidi w:val="0"/>
+      </w:pPr>
+      <w:bookmarkStart w:id="4" w:name="_Toc26061"/>
       <w:r>
         <w:rPr>
           <w:rFonts w:hint="eastAsia"/>
@@ -3427,70 +3835,70 @@
       <w:r>
         <w:t>范围</w:t>
       </w:r>
+      <w:bookmarkEnd w:id="4"/>
+    </w:p>
+    <w:p>
+      <w:pPr>
+        <w:pStyle w:val="30"/>
+        <w:rPr>
+          <w:rFonts w:hint="default" w:eastAsia="宋体"/>
+          <w:lang w:val="en-US" w:eastAsia="zh-CN"/>
+        </w:rPr>
+      </w:pPr>
+      <w:r>
+        <w:rPr>
+          <w:rFonts w:hint="eastAsia"/>
+          <w:lang w:val="en-US" w:eastAsia="zh-CN"/>
+        </w:rPr>
+        <w:t>本制度用于指导研发部所有人员和运维技术相关研发管理过程。</w:t>
+      </w:r>
+    </w:p>
+    <w:p>
+      <w:pPr>
+        <w:pStyle w:val="29"/>
+        <w:bidi w:val="0"/>
+        <w:rPr>
+          <w:rFonts w:hint="eastAsia"/>
+          <w:lang w:val="en-US" w:eastAsia="zh-CN"/>
+        </w:rPr>
+      </w:pPr>
+      <w:bookmarkStart w:id="5" w:name="_Toc19833"/>
+      <w:r>
+        <w:rPr>
+          <w:rFonts w:hint="eastAsia"/>
+          <w:lang w:val="en-US" w:eastAsia="zh-CN"/>
+        </w:rPr>
+        <w:t>岗位职责</w:t>
+      </w:r>
       <w:bookmarkEnd w:id="5"/>
     </w:p>
     <w:p>
       <w:pPr>
-        <w:pStyle w:val="a1"/>
-        <w:rPr>
-          <w:rFonts w:eastAsia="宋体" w:hint="default"/>
-          <w:lang w:val="en-US" w:eastAsia="zh-CN"/>
-        </w:rPr>
-      </w:pPr>
+        <w:pStyle w:val="31"/>
+        <w:bidi w:val="0"/>
+        <w:rPr>
+          <w:rFonts w:hint="default"/>
+          <w:lang w:val="en-US" w:eastAsia="zh-CN"/>
+        </w:rPr>
+      </w:pPr>
+      <w:bookmarkStart w:id="6" w:name="_Toc10089"/>
       <w:r>
         <w:rPr>
           <w:rFonts w:hint="eastAsia"/>
           <w:lang w:val="en-US" w:eastAsia="zh-CN"/>
         </w:rPr>
-        <w:t>本制度用于指导研发部所有人员和运维技术相关研发管理过程。</w:t>
-      </w:r>
-    </w:p>
-    <w:p>
-      <w:pPr>
-        <w:pStyle w:val="1"/>
-        <w:bidi w:val="0"/>
-        <w:rPr>
-          <w:rFonts w:hint="eastAsia"/>
-          <w:lang w:val="en-US" w:eastAsia="zh-CN"/>
-        </w:rPr>
-      </w:pPr>
-      <w:bookmarkStart w:id="6" w:name="_Toc29124"/>
-      <w:r>
-        <w:rPr>
-          <w:rFonts w:hint="eastAsia"/>
-          <w:lang w:val="en-US" w:eastAsia="zh-CN"/>
-        </w:rPr>
-        <w:t>岗位职责</w:t>
+        <w:t>研发部</w:t>
       </w:r>
       <w:bookmarkEnd w:id="6"/>
     </w:p>
     <w:p>
       <w:pPr>
-        <w:pStyle w:val="2"/>
-        <w:bidi w:val="0"/>
-        <w:rPr>
-          <w:rFonts w:hint="default"/>
-          <w:lang w:val="en-US" w:eastAsia="zh-CN"/>
-        </w:rPr>
-      </w:pPr>
-      <w:bookmarkStart w:id="7" w:name="_Toc14302"/>
-      <w:r>
-        <w:rPr>
-          <w:rFonts w:hint="eastAsia"/>
-          <w:lang w:val="en-US" w:eastAsia="zh-CN"/>
-        </w:rPr>
-        <w:t>研发部</w:t>
-      </w:r>
-      <w:bookmarkEnd w:id="7"/>
-    </w:p>
-    <w:p>
-      <w:pPr>
-        <w:pStyle w:val="a1"/>
+        <w:pStyle w:val="30"/>
         <w:numPr>
           <w:ilvl w:val="0"/>
           <w:numId w:val="3"/>
         </w:numPr>
-        <w:ind w:left="425" w:hanging="425" w:leftChars="0" w:firstLineChars="0"/>
+        <w:ind w:left="425" w:leftChars="0" w:hanging="425" w:firstLineChars="0"/>
         <w:rPr>
           <w:rFonts w:hint="eastAsia"/>
           <w:lang w:val="en-US" w:eastAsia="zh-CN"/>
@@ -3506,12 +3914,12 @@
     </w:p>
     <w:p>
       <w:pPr>
-        <w:pStyle w:val="a1"/>
+        <w:pStyle w:val="30"/>
         <w:numPr>
           <w:ilvl w:val="0"/>
           <w:numId w:val="3"/>
         </w:numPr>
-        <w:ind w:left="425" w:hanging="425" w:leftChars="0" w:firstLineChars="0"/>
+        <w:ind w:left="425" w:leftChars="0" w:hanging="425" w:firstLineChars="0"/>
         <w:rPr>
           <w:rFonts w:hint="eastAsia"/>
           <w:lang w:val="en-US" w:eastAsia="zh-CN"/>
@@ -3527,12 +3935,12 @@
     </w:p>
     <w:p>
       <w:pPr>
-        <w:pStyle w:val="a1"/>
+        <w:pStyle w:val="30"/>
         <w:numPr>
           <w:ilvl w:val="0"/>
           <w:numId w:val="3"/>
         </w:numPr>
-        <w:ind w:left="425" w:hanging="425" w:leftChars="0" w:firstLineChars="0"/>
+        <w:ind w:left="425" w:leftChars="0" w:hanging="425" w:firstLineChars="0"/>
         <w:rPr>
           <w:rFonts w:hint="default"/>
           <w:lang w:val="en-US" w:eastAsia="zh-CN"/>
@@ -3548,12 +3956,12 @@
     </w:p>
     <w:p>
       <w:pPr>
-        <w:pStyle w:val="a1"/>
+        <w:pStyle w:val="30"/>
         <w:numPr>
           <w:ilvl w:val="0"/>
           <w:numId w:val="3"/>
         </w:numPr>
-        <w:ind w:left="425" w:hanging="425" w:leftChars="0" w:firstLineChars="0"/>
+        <w:ind w:left="425" w:leftChars="0" w:hanging="425" w:firstLineChars="0"/>
         <w:rPr>
           <w:rFonts w:hint="default"/>
           <w:lang w:val="en-US" w:eastAsia="zh-CN"/>
@@ -3569,14 +3977,14 @@
     </w:p>
     <w:p>
       <w:pPr>
-        <w:pStyle w:val="2"/>
+        <w:pStyle w:val="31"/>
         <w:bidi w:val="0"/>
         <w:rPr>
           <w:rFonts w:hint="default"/>
           <w:lang w:val="en-US" w:eastAsia="zh-CN"/>
         </w:rPr>
       </w:pPr>
-      <w:bookmarkStart w:id="8" w:name="_Toc31937"/>
+      <w:bookmarkStart w:id="7" w:name="_Toc23346"/>
       <w:r>
         <w:rPr>
           <w:rFonts w:hint="eastAsia"/>
@@ -3584,16 +3992,16 @@
         </w:rPr>
         <w:t>运维部</w:t>
       </w:r>
-      <w:bookmarkEnd w:id="8"/>
-    </w:p>
-    <w:p>
-      <w:pPr>
-        <w:pStyle w:val="a1"/>
+      <w:bookmarkEnd w:id="7"/>
+    </w:p>
+    <w:p>
+      <w:pPr>
+        <w:pStyle w:val="30"/>
         <w:numPr>
           <w:ilvl w:val="0"/>
           <w:numId w:val="4"/>
         </w:numPr>
-        <w:ind w:left="425" w:hanging="425" w:leftChars="0" w:firstLineChars="0"/>
+        <w:ind w:left="425" w:leftChars="0" w:hanging="425" w:firstLineChars="0"/>
         <w:rPr>
           <w:rFonts w:hint="default"/>
           <w:lang w:val="en-US" w:eastAsia="zh-CN"/>
@@ -3609,14 +4017,14 @@
     </w:p>
     <w:p>
       <w:pPr>
-        <w:pStyle w:val="1"/>
+        <w:pStyle w:val="29"/>
         <w:bidi w:val="0"/>
         <w:rPr>
           <w:rFonts w:hint="default"/>
           <w:lang w:val="en-US" w:eastAsia="zh-CN"/>
         </w:rPr>
       </w:pPr>
-      <w:bookmarkStart w:id="9" w:name="_Toc24435"/>
+      <w:bookmarkStart w:id="8" w:name="_Toc23995"/>
       <w:r>
         <w:rPr>
           <w:rFonts w:hint="eastAsia"/>
@@ -3624,70 +4032,70 @@
         </w:rPr>
         <w:t>软件开发实施</w:t>
       </w:r>
+      <w:bookmarkEnd w:id="8"/>
+    </w:p>
+    <w:p>
+      <w:pPr>
+        <w:pStyle w:val="31"/>
+        <w:bidi w:val="0"/>
+        <w:rPr>
+          <w:rFonts w:hint="eastAsia"/>
+          <w:lang w:val="en-US" w:eastAsia="zh-CN"/>
+        </w:rPr>
+      </w:pPr>
+      <w:bookmarkStart w:id="9" w:name="_Toc14609"/>
+      <w:bookmarkStart w:id="10" w:name="_Toc5216"/>
+      <w:r>
+        <w:rPr>
+          <w:rFonts w:hint="eastAsia"/>
+          <w:lang w:val="en-US" w:eastAsia="zh-CN"/>
+        </w:rPr>
+        <w:t>研发团队建设</w:t>
+      </w:r>
       <w:bookmarkEnd w:id="9"/>
-    </w:p>
-    <w:p>
-      <w:pPr>
-        <w:pStyle w:val="2"/>
-        <w:bidi w:val="0"/>
+      <w:bookmarkEnd w:id="10"/>
+    </w:p>
+    <w:p>
+      <w:pPr>
+        <w:pStyle w:val="30"/>
+        <w:bidi w:val="0"/>
+        <w:rPr>
+          <w:rFonts w:hint="default"/>
+          <w:lang w:val="en-US" w:eastAsia="zh-CN"/>
+        </w:rPr>
+      </w:pPr>
+      <w:r>
         <w:rPr>
           <w:rFonts w:hint="eastAsia"/>
           <w:lang w:val="en-US" w:eastAsia="zh-CN"/>
         </w:rPr>
-      </w:pPr>
-      <w:bookmarkStart w:id="10" w:name="_Toc14609"/>
-      <w:bookmarkStart w:id="11" w:name="_Toc32375"/>
+        <w:t>研发部分为决策团队和研发团队两个部门</w:t>
+      </w:r>
+    </w:p>
+    <w:p>
+      <w:pPr>
+        <w:pStyle w:val="32"/>
+        <w:bidi w:val="0"/>
+      </w:pPr>
+      <w:bookmarkStart w:id="11" w:name="_Toc11744"/>
+      <w:r>
+        <w:t>决策团队</w:t>
+      </w:r>
+      <w:bookmarkEnd w:id="11"/>
+    </w:p>
+    <w:p>
+      <w:pPr>
+        <w:pStyle w:val="30"/>
+        <w:bidi w:val="0"/>
+      </w:pPr>
+      <w:r>
+        <w:t>主要由公司总经理和</w:t>
+      </w:r>
       <w:r>
         <w:rPr>
           <w:rFonts w:hint="eastAsia"/>
           <w:lang w:val="en-US" w:eastAsia="zh-CN"/>
         </w:rPr>
-        <w:t>研发团队建设</w:t>
-      </w:r>
-      <w:bookmarkEnd w:id="10"/>
-      <w:bookmarkEnd w:id="11"/>
-    </w:p>
-    <w:p>
-      <w:pPr>
-        <w:pStyle w:val="a1"/>
-        <w:bidi w:val="0"/>
-        <w:rPr>
-          <w:rFonts w:hint="default"/>
-          <w:lang w:val="en-US" w:eastAsia="zh-CN"/>
-        </w:rPr>
-      </w:pPr>
-      <w:r>
-        <w:rPr>
-          <w:rFonts w:hint="eastAsia"/>
-          <w:lang w:val="en-US" w:eastAsia="zh-CN"/>
-        </w:rPr>
-        <w:t>研发部分为决策团队和研发团队两个部门</w:t>
-      </w:r>
-    </w:p>
-    <w:p>
-      <w:pPr>
-        <w:pStyle w:val="3"/>
-        <w:bidi w:val="0"/>
-      </w:pPr>
-      <w:bookmarkStart w:id="12" w:name="_Toc31378"/>
-      <w:r>
-        <w:t>决策团队</w:t>
-      </w:r>
-      <w:bookmarkEnd w:id="12"/>
-    </w:p>
-    <w:p>
-      <w:pPr>
-        <w:pStyle w:val="a1"/>
-        <w:bidi w:val="0"/>
-      </w:pPr>
-      <w:r>
-        <w:t>主要由公司总经理和</w:t>
-      </w:r>
-      <w:r>
-        <w:rPr>
-          <w:rFonts w:hint="eastAsia"/>
-          <w:lang w:val="en-US" w:eastAsia="zh-CN"/>
-        </w:rPr>
         <w:t>研发</w:t>
       </w:r>
       <w:r>
@@ -3696,13 +4104,13 @@
     </w:p>
     <w:p>
       <w:pPr>
-        <w:pStyle w:val="a1"/>
+        <w:pStyle w:val="30"/>
         <w:numPr>
           <w:ilvl w:val="0"/>
           <w:numId w:val="5"/>
         </w:numPr>
         <w:bidi w:val="0"/>
-        <w:ind w:left="425" w:hanging="425" w:leftChars="0" w:firstLineChars="0"/>
+        <w:ind w:left="425" w:leftChars="0" w:hanging="425" w:firstLineChars="0"/>
       </w:pPr>
       <w:r>
         <w:t>在年初制定公司的技术研发发展战略，制定公司的年度技术研发规划；</w:t>
@@ -3710,13 +4118,13 @@
     </w:p>
     <w:p>
       <w:pPr>
-        <w:pStyle w:val="a1"/>
+        <w:pStyle w:val="30"/>
         <w:numPr>
           <w:ilvl w:val="0"/>
           <w:numId w:val="5"/>
         </w:numPr>
         <w:bidi w:val="0"/>
-        <w:ind w:left="425" w:hanging="425" w:leftChars="0" w:firstLineChars="0"/>
+        <w:ind w:left="425" w:leftChars="0" w:hanging="425" w:firstLineChars="0"/>
       </w:pPr>
       <w:r>
         <w:t>根据实际情况对年度技术研发规划进行修正，以及对一些不在规划之内的研发做出决策。</w:t>
@@ -3724,23 +4132,20 @@
     </w:p>
     <w:p>
       <w:pPr>
-        <w:pStyle w:val="3"/>
-        <w:bidi w:val="0"/>
-      </w:pPr>
-      <w:bookmarkStart w:id="13" w:name="bookmark7"/>
+        <w:pStyle w:val="32"/>
+        <w:bidi w:val="0"/>
+      </w:pPr>
+      <w:bookmarkStart w:id="12" w:name="bookmark7"/>
+      <w:bookmarkEnd w:id="12"/>
+      <w:bookmarkStart w:id="13" w:name="_Toc131"/>
+      <w:r>
+        <w:t>研发团队</w:t>
+      </w:r>
       <w:bookmarkEnd w:id="13"/>
-      <w:r>
-        <w:t xml:space="preserve"> </w:t>
-      </w:r>
-      <w:bookmarkStart w:id="14" w:name="_Toc12159"/>
-      <w:r>
-        <w:t>研发团队</w:t>
-      </w:r>
-      <w:bookmarkEnd w:id="14"/>
-    </w:p>
-    <w:p>
-      <w:pPr>
-        <w:pStyle w:val="a1"/>
+    </w:p>
+    <w:p>
+      <w:pPr>
+        <w:pStyle w:val="30"/>
         <w:bidi w:val="0"/>
       </w:pPr>
       <w:r>
@@ -3759,7 +4164,7 @@
     </w:p>
     <w:p>
       <w:pPr>
-        <w:pStyle w:val="a1"/>
+        <w:pStyle w:val="30"/>
         <w:bidi w:val="0"/>
       </w:pPr>
       <w:r>
@@ -3788,11 +4193,11 @@
     </w:p>
     <w:p>
       <w:pPr>
-        <w:pStyle w:val="a1"/>
+        <w:pStyle w:val="30"/>
         <w:bidi w:val="0"/>
         <w:jc w:val="center"/>
         <w:rPr>
-          <w:rFonts w:eastAsia="宋体" w:hint="default"/>
+          <w:rFonts w:hint="default" w:eastAsia="宋体"/>
           <w:lang w:val="en-US" w:eastAsia="zh-CN"/>
         </w:rPr>
       </w:pPr>
@@ -3890,16 +4295,16 @@
     </w:p>
     <w:tbl>
       <w:tblPr>
-        <w:tblStyle w:val="TableNormal0"/>
+        <w:tblStyle w:val="27"/>
         <w:tblW w:w="7799" w:type="dxa"/>
         <w:tblInd w:w="439" w:type="dxa"/>
         <w:tblBorders>
-          <w:top w:val="single" w:sz="4" w:space="0" w:color="000000"/>
-          <w:left w:val="single" w:sz="4" w:space="0" w:color="000000"/>
-          <w:bottom w:val="single" w:sz="4" w:space="0" w:color="000000"/>
-          <w:right w:val="single" w:sz="4" w:space="0" w:color="000000"/>
-          <w:insideH w:val="single" w:sz="4" w:space="0" w:color="000000"/>
-          <w:insideV w:val="single" w:sz="4" w:space="0" w:color="000000"/>
+          <w:top w:val="single" w:color="000000" w:sz="4" w:space="0"/>
+          <w:left w:val="single" w:color="000000" w:sz="4" w:space="0"/>
+          <w:bottom w:val="single" w:color="000000" w:sz="4" w:space="0"/>
+          <w:right w:val="single" w:color="000000" w:sz="4" w:space="0"/>
+          <w:insideH w:val="single" w:color="000000" w:sz="4" w:space="0"/>
+          <w:insideV w:val="single" w:color="000000" w:sz="4" w:space="0"/>
         </w:tblBorders>
         <w:tblLayout w:type="fixed"/>
         <w:tblCellMar>
@@ -3916,17 +4321,14 @@
       </w:tblGrid>
       <w:tr>
         <w:tblPrEx>
-          <w:tblW w:w="7799" w:type="dxa"/>
-          <w:tblInd w:w="439" w:type="dxa"/>
           <w:tblBorders>
-            <w:top w:val="single" w:sz="4" w:space="0" w:color="000000"/>
-            <w:left w:val="single" w:sz="4" w:space="0" w:color="000000"/>
-            <w:bottom w:val="single" w:sz="4" w:space="0" w:color="000000"/>
-            <w:right w:val="single" w:sz="4" w:space="0" w:color="000000"/>
-            <w:insideH w:val="single" w:sz="4" w:space="0" w:color="000000"/>
-            <w:insideV w:val="single" w:sz="4" w:space="0" w:color="000000"/>
+            <w:top w:val="single" w:color="000000" w:sz="4" w:space="0"/>
+            <w:left w:val="single" w:color="000000" w:sz="4" w:space="0"/>
+            <w:bottom w:val="single" w:color="000000" w:sz="4" w:space="0"/>
+            <w:right w:val="single" w:color="000000" w:sz="4" w:space="0"/>
+            <w:insideH w:val="single" w:color="000000" w:sz="4" w:space="0"/>
+            <w:insideV w:val="single" w:color="000000" w:sz="4" w:space="0"/>
           </w:tblBorders>
-          <w:tblLayout w:type="fixed"/>
           <w:tblCellMar>
             <w:top w:w="0" w:type="dxa"/>
             <w:left w:w="0" w:type="dxa"/>
@@ -3935,14 +4337,14 @@
           </w:tblCellMar>
         </w:tblPrEx>
         <w:trPr>
-          <w:trHeight w:val="384"/>
+          <w:trHeight w:val="384" w:hRule="atLeast"/>
         </w:trPr>
         <w:tc>
           <w:tcPr>
             <w:tcW w:w="1280" w:type="dxa"/>
             <w:tcBorders>
-              <w:bottom w:val="single" w:sz="2" w:space="0" w:color="000000"/>
-              <w:right w:val="single" w:sz="2" w:space="0" w:color="000000"/>
+              <w:bottom w:val="single" w:color="000000" w:sz="2" w:space="0"/>
+              <w:right w:val="single" w:color="000000" w:sz="2" w:space="0"/>
             </w:tcBorders>
             <w:shd w:val="clear" w:color="auto" w:fill="C0C0C0"/>
           </w:tcPr>
@@ -3951,14 +4353,14 @@
               <w:spacing w:before="86" w:line="227" w:lineRule="auto"/>
               <w:ind w:left="515"/>
               <w:rPr>
-                <w:rFonts w:ascii="宋体" w:eastAsia="宋体" w:hAnsi="宋体" w:cs="宋体"/>
+                <w:rFonts w:ascii="宋体" w:hAnsi="宋体" w:eastAsia="宋体" w:cs="宋体"/>
                 <w:sz w:val="20"/>
                 <w:szCs w:val="20"/>
               </w:rPr>
             </w:pPr>
             <w:r>
               <w:rPr>
-                <w:rFonts w:ascii="宋体" w:eastAsia="宋体" w:hAnsi="宋体" w:cs="宋体"/>
+                <w:rFonts w:ascii="宋体" w:hAnsi="宋体" w:eastAsia="宋体" w:cs="宋体"/>
                 <w:spacing w:val="3"/>
                 <w:sz w:val="20"/>
                 <w:szCs w:val="20"/>
@@ -3971,8 +4373,8 @@
           <w:tcPr>
             <w:tcW w:w="851" w:type="dxa"/>
             <w:tcBorders>
-              <w:left w:val="single" w:sz="2" w:space="0" w:color="000000"/>
-              <w:bottom w:val="single" w:sz="2" w:space="0" w:color="000000"/>
+              <w:left w:val="single" w:color="000000" w:sz="2" w:space="0"/>
+              <w:bottom w:val="single" w:color="000000" w:sz="2" w:space="0"/>
             </w:tcBorders>
             <w:shd w:val="clear" w:color="auto" w:fill="C0C0C0"/>
           </w:tcPr>
@@ -3981,14 +4383,14 @@
               <w:spacing w:before="86" w:line="228" w:lineRule="auto"/>
               <w:ind w:left="91"/>
               <w:rPr>
-                <w:rFonts w:ascii="宋体" w:eastAsia="宋体" w:hAnsi="宋体" w:cs="宋体"/>
+                <w:rFonts w:ascii="宋体" w:hAnsi="宋体" w:eastAsia="宋体" w:cs="宋体"/>
                 <w:sz w:val="20"/>
                 <w:szCs w:val="20"/>
               </w:rPr>
             </w:pPr>
             <w:r>
               <w:rPr>
-                <w:rFonts w:ascii="宋体" w:eastAsia="宋体" w:hAnsi="宋体" w:cs="宋体"/>
+                <w:rFonts w:ascii="宋体" w:hAnsi="宋体" w:eastAsia="宋体" w:cs="宋体"/>
                 <w:spacing w:val="3"/>
                 <w:sz w:val="20"/>
                 <w:szCs w:val="20"/>
@@ -4001,7 +4403,7 @@
           <w:tcPr>
             <w:tcW w:w="5668" w:type="dxa"/>
             <w:tcBorders>
-              <w:bottom w:val="single" w:sz="2" w:space="0" w:color="000000"/>
+              <w:bottom w:val="single" w:color="000000" w:sz="2" w:space="0"/>
             </w:tcBorders>
             <w:shd w:val="clear" w:color="auto" w:fill="C0C0C0"/>
           </w:tcPr>
@@ -4010,14 +4412,14 @@
               <w:spacing w:before="86" w:line="229" w:lineRule="auto"/>
               <w:ind w:left="2835"/>
               <w:rPr>
-                <w:rFonts w:ascii="宋体" w:eastAsia="宋体" w:hAnsi="宋体" w:cs="宋体"/>
+                <w:rFonts w:ascii="宋体" w:hAnsi="宋体" w:eastAsia="宋体" w:cs="宋体"/>
                 <w:sz w:val="20"/>
                 <w:szCs w:val="20"/>
               </w:rPr>
             </w:pPr>
             <w:r>
               <w:rPr>
-                <w:rFonts w:ascii="宋体" w:eastAsia="宋体" w:hAnsi="宋体" w:cs="宋体"/>
+                <w:rFonts w:ascii="宋体" w:hAnsi="宋体" w:eastAsia="宋体" w:cs="宋体"/>
                 <w:spacing w:val="4"/>
                 <w:sz w:val="20"/>
                 <w:szCs w:val="20"/>
@@ -4029,9 +4431,14 @@
       </w:tr>
       <w:tr>
         <w:tblPrEx>
-          <w:tblW w:w="7799" w:type="dxa"/>
-          <w:tblInd w:w="439" w:type="dxa"/>
-          <w:tblLayout w:type="fixed"/>
+          <w:tblBorders>
+            <w:top w:val="single" w:color="000000" w:sz="4" w:space="0"/>
+            <w:left w:val="single" w:color="000000" w:sz="4" w:space="0"/>
+            <w:bottom w:val="single" w:color="000000" w:sz="4" w:space="0"/>
+            <w:right w:val="single" w:color="000000" w:sz="4" w:space="0"/>
+            <w:insideH w:val="single" w:color="000000" w:sz="4" w:space="0"/>
+            <w:insideV w:val="single" w:color="000000" w:sz="4" w:space="0"/>
+          </w:tblBorders>
           <w:tblCellMar>
             <w:top w:w="0" w:type="dxa"/>
             <w:left w:w="0" w:type="dxa"/>
@@ -4040,14 +4447,14 @@
           </w:tblCellMar>
         </w:tblPrEx>
         <w:trPr>
-          <w:trHeight w:val="628"/>
+          <w:trHeight w:val="628" w:hRule="atLeast"/>
         </w:trPr>
         <w:tc>
           <w:tcPr>
             <w:tcW w:w="1280" w:type="dxa"/>
             <w:tcBorders>
-              <w:top w:val="single" w:sz="2" w:space="0" w:color="000000"/>
-              <w:right w:val="single" w:sz="2" w:space="0" w:color="000000"/>
+              <w:top w:val="single" w:color="000000" w:sz="2" w:space="0"/>
+              <w:right w:val="single" w:color="000000" w:sz="2" w:space="0"/>
             </w:tcBorders>
           </w:tcPr>
           <w:p>
@@ -4055,7 +4462,7 @@
               <w:spacing w:before="212" w:line="229" w:lineRule="auto"/>
               <w:ind w:left="243"/>
               <w:rPr>
-                <w:rFonts w:ascii="宋体" w:eastAsia="宋体" w:hAnsi="宋体" w:cs="宋体" w:hint="eastAsia"/>
+                <w:rFonts w:hint="eastAsia" w:ascii="宋体" w:hAnsi="宋体" w:eastAsia="宋体" w:cs="宋体"/>
                 <w:sz w:val="19"/>
                 <w:szCs w:val="19"/>
                 <w:lang w:eastAsia="zh-CN"/>
@@ -4063,7 +4470,7 @@
             </w:pPr>
             <w:r>
               <w:rPr>
-                <w:rFonts w:ascii="宋体" w:eastAsia="宋体" w:hAnsi="宋体" w:cs="宋体" w:hint="eastAsia"/>
+                <w:rFonts w:hint="eastAsia" w:ascii="宋体" w:hAnsi="宋体" w:eastAsia="宋体" w:cs="宋体"/>
                 <w:spacing w:val="7"/>
                 <w:sz w:val="19"/>
                 <w:szCs w:val="19"/>
@@ -4077,8 +4484,8 @@
           <w:tcPr>
             <w:tcW w:w="851" w:type="dxa"/>
             <w:tcBorders>
-              <w:top w:val="single" w:sz="2" w:space="0" w:color="000000"/>
-              <w:left w:val="single" w:sz="2" w:space="0" w:color="000000"/>
+              <w:top w:val="single" w:color="000000" w:sz="2" w:space="0"/>
+              <w:left w:val="single" w:color="000000" w:sz="2" w:space="0"/>
             </w:tcBorders>
           </w:tcPr>
           <w:p>
@@ -4086,14 +4493,14 @@
               <w:spacing w:before="212" w:line="232" w:lineRule="auto"/>
               <w:ind w:left="329"/>
               <w:rPr>
-                <w:rFonts w:ascii="宋体" w:eastAsia="宋体" w:hAnsi="宋体" w:cs="宋体"/>
+                <w:rFonts w:ascii="宋体" w:hAnsi="宋体" w:eastAsia="宋体" w:cs="宋体"/>
                 <w:sz w:val="19"/>
                 <w:szCs w:val="19"/>
               </w:rPr>
             </w:pPr>
             <w:r>
               <w:rPr>
-                <w:rFonts w:ascii="宋体" w:eastAsia="宋体" w:hAnsi="宋体" w:cs="宋体"/>
+                <w:rFonts w:ascii="宋体" w:hAnsi="宋体" w:eastAsia="宋体" w:cs="宋体"/>
                 <w:sz w:val="19"/>
                 <w:szCs w:val="19"/>
               </w:rPr>
@@ -4105,7 +4512,7 @@
           <w:tcPr>
             <w:tcW w:w="5668" w:type="dxa"/>
             <w:tcBorders>
-              <w:top w:val="single" w:sz="2" w:space="0" w:color="000000"/>
+              <w:top w:val="single" w:color="000000" w:sz="2" w:space="0"/>
             </w:tcBorders>
           </w:tcPr>
           <w:p>
@@ -4113,14 +4520,14 @@
               <w:spacing w:before="48" w:line="229" w:lineRule="auto"/>
               <w:ind w:left="71"/>
               <w:rPr>
-                <w:rFonts w:ascii="宋体" w:eastAsia="宋体" w:hAnsi="宋体" w:cs="宋体"/>
+                <w:rFonts w:ascii="宋体" w:hAnsi="宋体" w:eastAsia="宋体" w:cs="宋体"/>
                 <w:sz w:val="19"/>
                 <w:szCs w:val="19"/>
               </w:rPr>
             </w:pPr>
             <w:r>
               <w:rPr>
-                <w:rFonts w:ascii="宋体" w:eastAsia="宋体" w:hAnsi="宋体" w:cs="宋体"/>
+                <w:rFonts w:ascii="宋体" w:hAnsi="宋体" w:eastAsia="宋体" w:cs="宋体"/>
                 <w:position w:val="-4"/>
                 <w:sz w:val="19"/>
                 <w:szCs w:val="19"/>
@@ -4139,7 +4546,7 @@
                           <pic:cNvPicPr/>
                         </pic:nvPicPr>
                         <pic:blipFill>
-                          <a:blip xmlns:r="http://schemas.openxmlformats.org/officeDocument/2006/relationships" r:embed="rId4"/>
+                          <a:blip r:embed="rId7"/>
                           <a:stretch>
                             <a:fillRect/>
                           </a:stretch>
@@ -4161,7 +4568,7 @@
             </w:r>
             <w:r>
               <w:rPr>
-                <w:rFonts w:ascii="宋体" w:eastAsia="宋体" w:hAnsi="宋体" w:cs="宋体"/>
+                <w:rFonts w:ascii="宋体" w:hAnsi="宋体" w:eastAsia="宋体" w:cs="宋体"/>
                 <w:spacing w:val="42"/>
                 <w:sz w:val="19"/>
                 <w:szCs w:val="19"/>
@@ -4170,7 +4577,7 @@
             </w:r>
             <w:r>
               <w:rPr>
-                <w:rFonts w:ascii="宋体" w:eastAsia="宋体" w:hAnsi="宋体" w:cs="宋体"/>
+                <w:rFonts w:ascii="宋体" w:hAnsi="宋体" w:eastAsia="宋体" w:cs="宋体"/>
                 <w:spacing w:val="9"/>
                 <w:sz w:val="19"/>
                 <w:szCs w:val="19"/>
@@ -4183,14 +4590,14 @@
               <w:spacing w:before="76" w:line="229" w:lineRule="auto"/>
               <w:ind w:left="71"/>
               <w:rPr>
-                <w:rFonts w:ascii="宋体" w:eastAsia="宋体" w:hAnsi="宋体" w:cs="宋体"/>
+                <w:rFonts w:ascii="宋体" w:hAnsi="宋体" w:eastAsia="宋体" w:cs="宋体"/>
                 <w:sz w:val="19"/>
                 <w:szCs w:val="19"/>
               </w:rPr>
             </w:pPr>
             <w:r>
               <w:rPr>
-                <w:rFonts w:ascii="宋体" w:eastAsia="宋体" w:hAnsi="宋体" w:cs="宋体"/>
+                <w:rFonts w:ascii="宋体" w:hAnsi="宋体" w:eastAsia="宋体" w:cs="宋体"/>
                 <w:position w:val="-4"/>
                 <w:sz w:val="19"/>
                 <w:szCs w:val="19"/>
@@ -4209,7 +4616,7 @@
                           <pic:cNvPicPr/>
                         </pic:nvPicPr>
                         <pic:blipFill>
-                          <a:blip xmlns:r="http://schemas.openxmlformats.org/officeDocument/2006/relationships" r:embed="rId4"/>
+                          <a:blip r:embed="rId7"/>
                           <a:stretch>
                             <a:fillRect/>
                           </a:stretch>
@@ -4231,7 +4638,7 @@
             </w:r>
             <w:r>
               <w:rPr>
-                <w:rFonts w:ascii="宋体" w:eastAsia="宋体" w:hAnsi="宋体" w:cs="宋体"/>
+                <w:rFonts w:ascii="宋体" w:hAnsi="宋体" w:eastAsia="宋体" w:cs="宋体"/>
                 <w:spacing w:val="46"/>
                 <w:sz w:val="19"/>
                 <w:szCs w:val="19"/>
@@ -4240,7 +4647,7 @@
             </w:r>
             <w:r>
               <w:rPr>
-                <w:rFonts w:ascii="宋体" w:eastAsia="宋体" w:hAnsi="宋体" w:cs="宋体"/>
+                <w:rFonts w:ascii="宋体" w:hAnsi="宋体" w:eastAsia="宋体" w:cs="宋体"/>
                 <w:spacing w:val="8"/>
                 <w:sz w:val="19"/>
                 <w:szCs w:val="19"/>
@@ -4252,9 +4659,14 @@
       </w:tr>
       <w:tr>
         <w:tblPrEx>
-          <w:tblW w:w="7799" w:type="dxa"/>
-          <w:tblInd w:w="439" w:type="dxa"/>
-          <w:tblLayout w:type="fixed"/>
+          <w:tblBorders>
+            <w:top w:val="single" w:color="000000" w:sz="4" w:space="0"/>
+            <w:left w:val="single" w:color="000000" w:sz="4" w:space="0"/>
+            <w:bottom w:val="single" w:color="000000" w:sz="4" w:space="0"/>
+            <w:right w:val="single" w:color="000000" w:sz="4" w:space="0"/>
+            <w:insideH w:val="single" w:color="000000" w:sz="4" w:space="0"/>
+            <w:insideV w:val="single" w:color="000000" w:sz="4" w:space="0"/>
+          </w:tblBorders>
           <w:tblCellMar>
             <w:top w:w="0" w:type="dxa"/>
             <w:left w:w="0" w:type="dxa"/>
@@ -4263,13 +4675,13 @@
           </w:tblCellMar>
         </w:tblPrEx>
         <w:trPr>
-          <w:trHeight w:val="363"/>
+          <w:trHeight w:val="363" w:hRule="atLeast"/>
         </w:trPr>
         <w:tc>
           <w:tcPr>
             <w:tcW w:w="1280" w:type="dxa"/>
             <w:tcBorders>
-              <w:right w:val="single" w:sz="2" w:space="0" w:color="000000"/>
+              <w:right w:val="single" w:color="000000" w:sz="2" w:space="0"/>
             </w:tcBorders>
           </w:tcPr>
           <w:p>
@@ -4277,7 +4689,7 @@
               <w:spacing w:before="80" w:line="229" w:lineRule="auto"/>
               <w:ind w:left="251"/>
               <w:rPr>
-                <w:rFonts w:ascii="宋体" w:eastAsia="宋体" w:hAnsi="宋体" w:cs="宋体" w:hint="eastAsia"/>
+                <w:rFonts w:hint="eastAsia" w:ascii="宋体" w:hAnsi="宋体" w:eastAsia="宋体" w:cs="宋体"/>
                 <w:sz w:val="19"/>
                 <w:szCs w:val="19"/>
                 <w:lang w:val="en-US" w:eastAsia="zh-CN"/>
@@ -4285,7 +4697,7 @@
             </w:pPr>
             <w:r>
               <w:rPr>
-                <w:rFonts w:ascii="宋体" w:eastAsia="宋体" w:hAnsi="宋体" w:cs="宋体"/>
+                <w:rFonts w:ascii="宋体" w:hAnsi="宋体" w:eastAsia="宋体" w:cs="宋体"/>
                 <w:spacing w:val="5"/>
                 <w:sz w:val="19"/>
                 <w:szCs w:val="19"/>
@@ -4294,7 +4706,7 @@
             </w:r>
             <w:r>
               <w:rPr>
-                <w:rFonts w:ascii="宋体" w:hAnsi="宋体" w:cs="宋体" w:hint="eastAsia"/>
+                <w:rFonts w:hint="eastAsia" w:ascii="宋体" w:hAnsi="宋体" w:cs="宋体"/>
                 <w:spacing w:val="5"/>
                 <w:sz w:val="19"/>
                 <w:szCs w:val="19"/>
@@ -4308,7 +4720,7 @@
           <w:tcPr>
             <w:tcW w:w="851" w:type="dxa"/>
             <w:tcBorders>
-              <w:left w:val="single" w:sz="2" w:space="0" w:color="000000"/>
+              <w:left w:val="single" w:color="000000" w:sz="2" w:space="0"/>
             </w:tcBorders>
           </w:tcPr>
           <w:p>
@@ -4316,14 +4728,14 @@
               <w:spacing w:before="80" w:line="229" w:lineRule="auto"/>
               <w:ind w:left="332"/>
               <w:rPr>
-                <w:rFonts w:ascii="宋体" w:eastAsia="宋体" w:hAnsi="宋体" w:cs="宋体"/>
+                <w:rFonts w:ascii="宋体" w:hAnsi="宋体" w:eastAsia="宋体" w:cs="宋体"/>
                 <w:sz w:val="19"/>
                 <w:szCs w:val="19"/>
               </w:rPr>
             </w:pPr>
             <w:r>
               <w:rPr>
-                <w:rFonts w:ascii="宋体" w:eastAsia="宋体" w:hAnsi="宋体" w:cs="宋体"/>
+                <w:rFonts w:ascii="宋体" w:hAnsi="宋体" w:eastAsia="宋体" w:cs="宋体"/>
                 <w:sz w:val="19"/>
                 <w:szCs w:val="19"/>
               </w:rPr>
@@ -4340,14 +4752,14 @@
               <w:spacing w:before="73" w:line="229" w:lineRule="auto"/>
               <w:ind w:left="71"/>
               <w:rPr>
-                <w:rFonts w:ascii="宋体" w:eastAsia="宋体" w:hAnsi="宋体" w:cs="宋体"/>
+                <w:rFonts w:ascii="宋体" w:hAnsi="宋体" w:eastAsia="宋体" w:cs="宋体"/>
                 <w:sz w:val="19"/>
                 <w:szCs w:val="19"/>
               </w:rPr>
             </w:pPr>
             <w:r>
               <w:rPr>
-                <w:rFonts w:ascii="宋体" w:eastAsia="宋体" w:hAnsi="宋体" w:cs="宋体"/>
+                <w:rFonts w:ascii="宋体" w:hAnsi="宋体" w:eastAsia="宋体" w:cs="宋体"/>
                 <w:position w:val="-4"/>
                 <w:sz w:val="19"/>
                 <w:szCs w:val="19"/>
@@ -4366,7 +4778,7 @@
                           <pic:cNvPicPr/>
                         </pic:nvPicPr>
                         <pic:blipFill>
-                          <a:blip xmlns:r="http://schemas.openxmlformats.org/officeDocument/2006/relationships" r:embed="rId5"/>
+                          <a:blip r:embed="rId8"/>
                           <a:stretch>
                             <a:fillRect/>
                           </a:stretch>
@@ -4388,7 +4800,7 @@
             </w:r>
             <w:r>
               <w:rPr>
-                <w:rFonts w:ascii="宋体" w:eastAsia="宋体" w:hAnsi="宋体" w:cs="宋体"/>
+                <w:rFonts w:ascii="宋体" w:hAnsi="宋体" w:eastAsia="宋体" w:cs="宋体"/>
                 <w:spacing w:val="46"/>
                 <w:sz w:val="19"/>
                 <w:szCs w:val="19"/>
@@ -4397,7 +4809,7 @@
             </w:r>
             <w:r>
               <w:rPr>
-                <w:rFonts w:ascii="宋体" w:eastAsia="宋体" w:hAnsi="宋体" w:cs="宋体"/>
+                <w:rFonts w:ascii="宋体" w:hAnsi="宋体" w:eastAsia="宋体" w:cs="宋体"/>
                 <w:spacing w:val="9"/>
                 <w:sz w:val="19"/>
                 <w:szCs w:val="19"/>
@@ -4406,7 +4818,7 @@
             </w:r>
             <w:r>
               <w:rPr>
-                <w:rFonts w:ascii="宋体" w:eastAsia="宋体" w:hAnsi="宋体" w:cs="宋体" w:hint="eastAsia"/>
+                <w:rFonts w:hint="eastAsia" w:ascii="宋体" w:hAnsi="宋体" w:eastAsia="宋体" w:cs="宋体"/>
                 <w:spacing w:val="9"/>
                 <w:sz w:val="19"/>
                 <w:szCs w:val="19"/>
@@ -4416,7 +4828,7 @@
             </w:r>
             <w:r>
               <w:rPr>
-                <w:rFonts w:ascii="宋体" w:eastAsia="宋体" w:hAnsi="宋体" w:cs="宋体"/>
+                <w:rFonts w:ascii="宋体" w:hAnsi="宋体" w:eastAsia="宋体" w:cs="宋体"/>
                 <w:spacing w:val="9"/>
                 <w:sz w:val="19"/>
                 <w:szCs w:val="19"/>
@@ -4428,9 +4840,14 @@
       </w:tr>
       <w:tr>
         <w:tblPrEx>
-          <w:tblW w:w="7799" w:type="dxa"/>
-          <w:tblInd w:w="439" w:type="dxa"/>
-          <w:tblLayout w:type="fixed"/>
+          <w:tblBorders>
+            <w:top w:val="single" w:color="000000" w:sz="4" w:space="0"/>
+            <w:left w:val="single" w:color="000000" w:sz="4" w:space="0"/>
+            <w:bottom w:val="single" w:color="000000" w:sz="4" w:space="0"/>
+            <w:right w:val="single" w:color="000000" w:sz="4" w:space="0"/>
+            <w:insideH w:val="single" w:color="000000" w:sz="4" w:space="0"/>
+            <w:insideV w:val="single" w:color="000000" w:sz="4" w:space="0"/>
+          </w:tblBorders>
           <w:tblCellMar>
             <w:top w:w="0" w:type="dxa"/>
             <w:left w:w="0" w:type="dxa"/>
@@ -4439,13 +4856,13 @@
           </w:tblCellMar>
         </w:tblPrEx>
         <w:trPr>
-          <w:trHeight w:val="416"/>
+          <w:trHeight w:val="416" w:hRule="atLeast"/>
         </w:trPr>
         <w:tc>
           <w:tcPr>
             <w:tcW w:w="1280" w:type="dxa"/>
             <w:tcBorders>
-              <w:right w:val="single" w:sz="2" w:space="0" w:color="000000"/>
+              <w:right w:val="single" w:color="000000" w:sz="2" w:space="0"/>
             </w:tcBorders>
           </w:tcPr>
           <w:p>
@@ -4453,7 +4870,7 @@
               <w:spacing w:before="108" w:line="229" w:lineRule="auto"/>
               <w:ind w:left="240"/>
               <w:rPr>
-                <w:rFonts w:ascii="宋体" w:eastAsia="宋体" w:hAnsi="宋体" w:cs="宋体" w:hint="eastAsia"/>
+                <w:rFonts w:hint="eastAsia" w:ascii="宋体" w:hAnsi="宋体" w:eastAsia="宋体" w:cs="宋体"/>
                 <w:sz w:val="19"/>
                 <w:szCs w:val="19"/>
                 <w:lang w:val="en-US" w:eastAsia="zh-CN"/>
@@ -4461,7 +4878,7 @@
             </w:pPr>
             <w:r>
               <w:rPr>
-                <w:rFonts w:ascii="宋体" w:eastAsia="宋体" w:hAnsi="宋体" w:cs="宋体"/>
+                <w:rFonts w:ascii="宋体" w:hAnsi="宋体" w:eastAsia="宋体" w:cs="宋体"/>
                 <w:spacing w:val="7"/>
                 <w:sz w:val="19"/>
                 <w:szCs w:val="19"/>
@@ -4470,7 +4887,7 @@
             </w:r>
             <w:r>
               <w:rPr>
-                <w:rFonts w:ascii="宋体" w:hAnsi="宋体" w:cs="宋体" w:hint="eastAsia"/>
+                <w:rFonts w:hint="eastAsia" w:ascii="宋体" w:hAnsi="宋体" w:cs="宋体"/>
                 <w:spacing w:val="7"/>
                 <w:sz w:val="19"/>
                 <w:szCs w:val="19"/>
@@ -4484,7 +4901,7 @@
           <w:tcPr>
             <w:tcW w:w="851" w:type="dxa"/>
             <w:tcBorders>
-              <w:left w:val="single" w:sz="2" w:space="0" w:color="000000"/>
+              <w:left w:val="single" w:color="000000" w:sz="2" w:space="0"/>
             </w:tcBorders>
           </w:tcPr>
           <w:p>
@@ -4492,14 +4909,14 @@
               <w:spacing w:before="108" w:line="232" w:lineRule="auto"/>
               <w:ind w:left="329"/>
               <w:rPr>
-                <w:rFonts w:ascii="宋体" w:eastAsia="宋体" w:hAnsi="宋体" w:cs="宋体"/>
+                <w:rFonts w:ascii="宋体" w:hAnsi="宋体" w:eastAsia="宋体" w:cs="宋体"/>
                 <w:sz w:val="19"/>
                 <w:szCs w:val="19"/>
               </w:rPr>
             </w:pPr>
             <w:r>
               <w:rPr>
-                <w:rFonts w:ascii="宋体" w:eastAsia="宋体" w:hAnsi="宋体" w:cs="宋体"/>
+                <w:rFonts w:ascii="宋体" w:hAnsi="宋体" w:eastAsia="宋体" w:cs="宋体"/>
                 <w:sz w:val="19"/>
                 <w:szCs w:val="19"/>
               </w:rPr>
@@ -4516,14 +4933,14 @@
               <w:spacing w:before="100" w:line="229" w:lineRule="auto"/>
               <w:ind w:left="71"/>
               <w:rPr>
-                <w:rFonts w:ascii="宋体" w:eastAsia="宋体" w:hAnsi="宋体" w:cs="宋体"/>
+                <w:rFonts w:ascii="宋体" w:hAnsi="宋体" w:eastAsia="宋体" w:cs="宋体"/>
                 <w:sz w:val="19"/>
                 <w:szCs w:val="19"/>
               </w:rPr>
             </w:pPr>
             <w:r>
               <w:rPr>
-                <w:rFonts w:ascii="宋体" w:eastAsia="宋体" w:hAnsi="宋体" w:cs="宋体"/>
+                <w:rFonts w:ascii="宋体" w:hAnsi="宋体" w:eastAsia="宋体" w:cs="宋体"/>
                 <w:position w:val="-4"/>
                 <w:sz w:val="19"/>
                 <w:szCs w:val="19"/>
@@ -4542,7 +4959,7 @@
                           <pic:cNvPicPr/>
                         </pic:nvPicPr>
                         <pic:blipFill>
-                          <a:blip xmlns:r="http://schemas.openxmlformats.org/officeDocument/2006/relationships" r:embed="rId4"/>
+                          <a:blip r:embed="rId7"/>
                           <a:stretch>
                             <a:fillRect/>
                           </a:stretch>
@@ -4564,7 +4981,7 @@
             </w:r>
             <w:r>
               <w:rPr>
-                <w:rFonts w:ascii="宋体" w:eastAsia="宋体" w:hAnsi="宋体" w:cs="宋体"/>
+                <w:rFonts w:ascii="宋体" w:hAnsi="宋体" w:eastAsia="宋体" w:cs="宋体"/>
                 <w:spacing w:val="46"/>
                 <w:sz w:val="19"/>
                 <w:szCs w:val="19"/>
@@ -4573,7 +4990,7 @@
             </w:r>
             <w:r>
               <w:rPr>
-                <w:rFonts w:ascii="宋体" w:eastAsia="宋体" w:hAnsi="宋体" w:cs="宋体"/>
+                <w:rFonts w:ascii="宋体" w:hAnsi="宋体" w:eastAsia="宋体" w:cs="宋体"/>
                 <w:spacing w:val="8"/>
                 <w:sz w:val="19"/>
                 <w:szCs w:val="19"/>
@@ -4585,9 +5002,14 @@
       </w:tr>
       <w:tr>
         <w:tblPrEx>
-          <w:tblW w:w="7799" w:type="dxa"/>
-          <w:tblInd w:w="439" w:type="dxa"/>
-          <w:tblLayout w:type="fixed"/>
+          <w:tblBorders>
+            <w:top w:val="single" w:color="000000" w:sz="4" w:space="0"/>
+            <w:left w:val="single" w:color="000000" w:sz="4" w:space="0"/>
+            <w:bottom w:val="single" w:color="000000" w:sz="4" w:space="0"/>
+            <w:right w:val="single" w:color="000000" w:sz="4" w:space="0"/>
+            <w:insideH w:val="single" w:color="000000" w:sz="4" w:space="0"/>
+            <w:insideV w:val="single" w:color="000000" w:sz="4" w:space="0"/>
+          </w:tblBorders>
           <w:tblCellMar>
             <w:top w:w="0" w:type="dxa"/>
             <w:left w:w="0" w:type="dxa"/>
@@ -4596,13 +5018,13 @@
           </w:tblCellMar>
         </w:tblPrEx>
         <w:trPr>
-          <w:trHeight w:val="363"/>
+          <w:trHeight w:val="363" w:hRule="atLeast"/>
         </w:trPr>
         <w:tc>
           <w:tcPr>
             <w:tcW w:w="1280" w:type="dxa"/>
             <w:tcBorders>
-              <w:right w:val="single" w:sz="2" w:space="0" w:color="000000"/>
+              <w:right w:val="single" w:color="000000" w:sz="2" w:space="0"/>
             </w:tcBorders>
           </w:tcPr>
           <w:p>
@@ -4610,7 +5032,7 @@
               <w:spacing w:before="82" w:line="230" w:lineRule="auto"/>
               <w:ind w:left="240"/>
               <w:rPr>
-                <w:rFonts w:ascii="宋体" w:eastAsia="宋体" w:hAnsi="宋体" w:cs="宋体" w:hint="eastAsia"/>
+                <w:rFonts w:hint="eastAsia" w:ascii="宋体" w:hAnsi="宋体" w:eastAsia="宋体" w:cs="宋体"/>
                 <w:sz w:val="19"/>
                 <w:szCs w:val="19"/>
                 <w:lang w:val="en-US" w:eastAsia="zh-CN"/>
@@ -4618,7 +5040,7 @@
             </w:pPr>
             <w:r>
               <w:rPr>
-                <w:rFonts w:ascii="宋体" w:eastAsia="宋体" w:hAnsi="宋体" w:cs="宋体"/>
+                <w:rFonts w:ascii="宋体" w:hAnsi="宋体" w:eastAsia="宋体" w:cs="宋体"/>
                 <w:spacing w:val="7"/>
                 <w:sz w:val="19"/>
                 <w:szCs w:val="19"/>
@@ -4627,7 +5049,7 @@
             </w:r>
             <w:r>
               <w:rPr>
-                <w:rFonts w:ascii="宋体" w:hAnsi="宋体" w:cs="宋体" w:hint="eastAsia"/>
+                <w:rFonts w:hint="eastAsia" w:ascii="宋体" w:hAnsi="宋体" w:cs="宋体"/>
                 <w:spacing w:val="7"/>
                 <w:sz w:val="19"/>
                 <w:szCs w:val="19"/>
@@ -4641,7 +5063,7 @@
           <w:tcPr>
             <w:tcW w:w="851" w:type="dxa"/>
             <w:tcBorders>
-              <w:left w:val="single" w:sz="2" w:space="0" w:color="000000"/>
+              <w:left w:val="single" w:color="000000" w:sz="2" w:space="0"/>
             </w:tcBorders>
           </w:tcPr>
           <w:p>
@@ -4649,14 +5071,14 @@
               <w:spacing w:before="83" w:line="232" w:lineRule="auto"/>
               <w:ind w:left="329"/>
               <w:rPr>
-                <w:rFonts w:ascii="宋体" w:eastAsia="宋体" w:hAnsi="宋体" w:cs="宋体"/>
+                <w:rFonts w:ascii="宋体" w:hAnsi="宋体" w:eastAsia="宋体" w:cs="宋体"/>
                 <w:sz w:val="19"/>
                 <w:szCs w:val="19"/>
               </w:rPr>
             </w:pPr>
             <w:r>
               <w:rPr>
-                <w:rFonts w:ascii="宋体" w:eastAsia="宋体" w:hAnsi="宋体" w:cs="宋体"/>
+                <w:rFonts w:ascii="宋体" w:hAnsi="宋体" w:eastAsia="宋体" w:cs="宋体"/>
                 <w:sz w:val="19"/>
                 <w:szCs w:val="19"/>
               </w:rPr>
@@ -4673,14 +5095,14 @@
               <w:spacing w:before="75" w:line="229" w:lineRule="auto"/>
               <w:ind w:left="71"/>
               <w:rPr>
-                <w:rFonts w:ascii="宋体" w:eastAsia="宋体" w:hAnsi="宋体" w:cs="宋体"/>
+                <w:rFonts w:ascii="宋体" w:hAnsi="宋体" w:eastAsia="宋体" w:cs="宋体"/>
                 <w:sz w:val="19"/>
                 <w:szCs w:val="19"/>
               </w:rPr>
             </w:pPr>
             <w:r>
               <w:rPr>
-                <w:rFonts w:ascii="宋体" w:eastAsia="宋体" w:hAnsi="宋体" w:cs="宋体"/>
+                <w:rFonts w:ascii="宋体" w:hAnsi="宋体" w:eastAsia="宋体" w:cs="宋体"/>
                 <w:position w:val="-4"/>
                 <w:sz w:val="19"/>
                 <w:szCs w:val="19"/>
@@ -4699,7 +5121,7 @@
                           <pic:cNvPicPr/>
                         </pic:nvPicPr>
                         <pic:blipFill>
-                          <a:blip xmlns:r="http://schemas.openxmlformats.org/officeDocument/2006/relationships" r:embed="rId6"/>
+                          <a:blip r:embed="rId9"/>
                           <a:stretch>
                             <a:fillRect/>
                           </a:stretch>
@@ -4721,7 +5143,7 @@
             </w:r>
             <w:r>
               <w:rPr>
-                <w:rFonts w:ascii="宋体" w:eastAsia="宋体" w:hAnsi="宋体" w:cs="宋体"/>
+                <w:rFonts w:ascii="宋体" w:hAnsi="宋体" w:eastAsia="宋体" w:cs="宋体"/>
                 <w:spacing w:val="46"/>
                 <w:sz w:val="19"/>
                 <w:szCs w:val="19"/>
@@ -4730,7 +5152,7 @@
             </w:r>
             <w:r>
               <w:rPr>
-                <w:rFonts w:ascii="宋体" w:eastAsia="宋体" w:hAnsi="宋体" w:cs="宋体"/>
+                <w:rFonts w:ascii="宋体" w:hAnsi="宋体" w:eastAsia="宋体" w:cs="宋体"/>
                 <w:spacing w:val="8"/>
                 <w:sz w:val="19"/>
                 <w:szCs w:val="19"/>
@@ -4742,9 +5164,14 @@
       </w:tr>
       <w:tr>
         <w:tblPrEx>
-          <w:tblW w:w="7799" w:type="dxa"/>
-          <w:tblInd w:w="439" w:type="dxa"/>
-          <w:tblLayout w:type="fixed"/>
+          <w:tblBorders>
+            <w:top w:val="single" w:color="000000" w:sz="4" w:space="0"/>
+            <w:left w:val="single" w:color="000000" w:sz="4" w:space="0"/>
+            <w:bottom w:val="single" w:color="000000" w:sz="4" w:space="0"/>
+            <w:right w:val="single" w:color="000000" w:sz="4" w:space="0"/>
+            <w:insideH w:val="single" w:color="000000" w:sz="4" w:space="0"/>
+            <w:insideV w:val="single" w:color="000000" w:sz="4" w:space="0"/>
+          </w:tblBorders>
           <w:tblCellMar>
             <w:top w:w="0" w:type="dxa"/>
             <w:left w:w="0" w:type="dxa"/>
@@ -4753,13 +5180,13 @@
           </w:tblCellMar>
         </w:tblPrEx>
         <w:trPr>
-          <w:trHeight w:val="322"/>
+          <w:trHeight w:val="322" w:hRule="atLeast"/>
         </w:trPr>
         <w:tc>
           <w:tcPr>
             <w:tcW w:w="1280" w:type="dxa"/>
             <w:tcBorders>
-              <w:right w:val="single" w:sz="2" w:space="0" w:color="000000"/>
+              <w:right w:val="single" w:color="000000" w:sz="2" w:space="0"/>
             </w:tcBorders>
           </w:tcPr>
           <w:p>
@@ -4767,14 +5194,14 @@
               <w:spacing w:before="60" w:line="229" w:lineRule="auto"/>
               <w:ind w:left="274"/>
               <w:rPr>
-                <w:rFonts w:ascii="宋体" w:eastAsia="宋体" w:hAnsi="宋体" w:cs="宋体"/>
+                <w:rFonts w:ascii="宋体" w:hAnsi="宋体" w:eastAsia="宋体" w:cs="宋体"/>
                 <w:sz w:val="19"/>
                 <w:szCs w:val="19"/>
               </w:rPr>
             </w:pPr>
             <w:r>
               <w:rPr>
-                <w:rFonts w:ascii="宋体" w:eastAsia="宋体" w:hAnsi="宋体" w:cs="宋体"/>
+                <w:rFonts w:ascii="宋体" w:hAnsi="宋体" w:eastAsia="宋体" w:cs="宋体"/>
                 <w:spacing w:val="-1"/>
                 <w:sz w:val="19"/>
                 <w:szCs w:val="19"/>
@@ -4787,7 +5214,7 @@
           <w:tcPr>
             <w:tcW w:w="851" w:type="dxa"/>
             <w:tcBorders>
-              <w:left w:val="single" w:sz="2" w:space="0" w:color="000000"/>
+              <w:left w:val="single" w:color="000000" w:sz="2" w:space="0"/>
             </w:tcBorders>
           </w:tcPr>
           <w:p>
@@ -4795,14 +5222,14 @@
               <w:spacing w:before="60" w:line="229" w:lineRule="auto"/>
               <w:ind w:left="332"/>
               <w:rPr>
-                <w:rFonts w:ascii="宋体" w:eastAsia="宋体" w:hAnsi="宋体" w:cs="宋体"/>
+                <w:rFonts w:ascii="宋体" w:hAnsi="宋体" w:eastAsia="宋体" w:cs="宋体"/>
                 <w:sz w:val="19"/>
                 <w:szCs w:val="19"/>
               </w:rPr>
             </w:pPr>
             <w:r>
               <w:rPr>
-                <w:rFonts w:ascii="宋体" w:eastAsia="宋体" w:hAnsi="宋体" w:cs="宋体"/>
+                <w:rFonts w:ascii="宋体" w:hAnsi="宋体" w:eastAsia="宋体" w:cs="宋体"/>
                 <w:sz w:val="19"/>
                 <w:szCs w:val="19"/>
               </w:rPr>
@@ -4816,7 +5243,7 @@
           </w:tcPr>
           <w:p>
             <w:pPr>
-              <w:pStyle w:val="TableText"/>
+              <w:pStyle w:val="28"/>
             </w:pPr>
           </w:p>
         </w:tc>
@@ -4824,29 +5251,46 @@
     </w:tbl>
     <w:p>
       <w:pPr>
-        <w:pStyle w:val="2"/>
+        <w:pStyle w:val="31"/>
         <w:bidi w:val="0"/>
         <w:rPr>
           <w:rFonts w:hint="default"/>
           <w:lang w:val="en-US" w:eastAsia="zh-CN"/>
         </w:rPr>
       </w:pPr>
-      <w:bookmarkStart w:id="15" w:name="bookmark3"/>
+      <w:bookmarkStart w:id="14" w:name="bookmark3"/>
+      <w:bookmarkEnd w:id="14"/>
+      <w:bookmarkStart w:id="15" w:name="_Toc25828"/>
+      <w:bookmarkStart w:id="16" w:name="_Toc17424"/>
+      <w:r>
+        <w:rPr>
+          <w:rFonts w:hint="eastAsia"/>
+          <w:lang w:val="en-US" w:eastAsia="zh-CN"/>
+        </w:rPr>
+        <w:t>研发阶段管理</w:t>
+      </w:r>
       <w:bookmarkEnd w:id="15"/>
-      <w:bookmarkStart w:id="16" w:name="_Toc14056"/>
-      <w:bookmarkStart w:id="17" w:name="_Toc17424"/>
+    </w:p>
+    <w:p>
+      <w:pPr>
+        <w:pStyle w:val="30"/>
+        <w:rPr>
+          <w:rFonts w:hint="default"/>
+          <w:lang w:val="en-US" w:eastAsia="zh-CN"/>
+        </w:rPr>
+      </w:pPr>
       <w:r>
         <w:rPr>
           <w:rFonts w:hint="eastAsia"/>
           <w:lang w:val="en-US" w:eastAsia="zh-CN"/>
         </w:rPr>
-        <w:t>研发阶段管理</w:t>
-      </w:r>
-      <w:bookmarkEnd w:id="16"/>
-    </w:p>
-    <w:p>
-      <w:pPr>
-        <w:pStyle w:val="a1"/>
+        <w:t>研发总流程如图5-1所示。</w:t>
+      </w:r>
+    </w:p>
+    <w:p>
+      <w:pPr>
+        <w:pStyle w:val="30"/>
+        <w:jc w:val="center"/>
         <w:rPr>
           <w:rFonts w:hint="default"/>
           <w:lang w:val="en-US" w:eastAsia="zh-CN"/>
@@ -4857,152 +5301,135 @@
           <w:rFonts w:hint="eastAsia"/>
           <w:lang w:val="en-US" w:eastAsia="zh-CN"/>
         </w:rPr>
-        <w:t>研发总流程如图5-1所示。</w:t>
-      </w:r>
-    </w:p>
-    <w:p>
-      <w:pPr>
-        <w:pStyle w:val="a1"/>
-        <w:jc w:val="center"/>
-        <w:rPr>
+        <w:t>图</w:t>
+      </w:r>
+      <w:r>
+        <w:rPr>
+          <w:rFonts w:hint="eastAsia"/>
+          <w:lang w:val="en-US" w:eastAsia="zh-CN"/>
+        </w:rPr>
+        <w:tab/>
+      </w:r>
+      <w:r>
+        <w:fldChar w:fldCharType="begin"/>
+      </w:r>
+      <w:r>
+        <w:instrText xml:space="preserve"> </w:instrText>
+      </w:r>
+      <w:r>
+        <w:rPr>
+          <w:rStyle w:val="40"/>
+          <w:rFonts w:hint="eastAsia"/>
+        </w:rPr>
+        <w:instrText xml:space="preserve">S</w:instrText>
+      </w:r>
+      <w:r>
+        <w:rPr>
+          <w:rStyle w:val="40"/>
           <w:rFonts w:hint="default"/>
-          <w:lang w:val="en-US" w:eastAsia="zh-CN"/>
-        </w:rPr>
-      </w:pPr>
-      <w:r>
-        <w:rPr>
+        </w:rPr>
+        <w:instrText xml:space="preserve">TYLEREF "</w:instrText>
+      </w:r>
+      <w:r>
+        <w:rPr>
+          <w:rStyle w:val="40"/>
           <w:rFonts w:hint="eastAsia"/>
           <w:lang w:val="en-US" w:eastAsia="zh-CN"/>
         </w:rPr>
-        <w:t>图</w:t>
-      </w:r>
-      <w:r>
-        <w:rPr>
+        <w:instrText xml:space="preserve">柴_标题1</w:instrText>
+      </w:r>
+      <w:r>
+        <w:rPr>
+          <w:rStyle w:val="40"/>
+          <w:rFonts w:hint="default"/>
+        </w:rPr>
+        <w:instrText xml:space="preserve">" \n</w:instrText>
+      </w:r>
+      <w:r>
+        <w:rPr>
+          <w:rStyle w:val="40"/>
+          <w:rFonts w:hint="default"/>
+          <w:lang w:val="en-US" w:eastAsia="zh-CN"/>
+        </w:rPr>
+        <w:instrText xml:space="preserve"> </w:instrText>
+      </w:r>
+      <w:r>
+        <w:rPr>
+          <w:rStyle w:val="40"/>
+        </w:rPr>
+        <w:instrText xml:space="preserve">\* Charformat</w:instrText>
+      </w:r>
+      <w:r>
+        <w:instrText xml:space="preserve"> </w:instrText>
+      </w:r>
+      <w:r>
+        <w:fldChar w:fldCharType="separate"/>
+      </w:r>
+      <w:r>
+        <w:rPr>
+          <w:rStyle w:val="40"/>
           <w:rFonts w:hint="eastAsia"/>
-          <w:lang w:val="en-US" w:eastAsia="zh-CN"/>
-        </w:rPr>
-        <w:tab/>
-      </w:r>
-      <w:r>
+        </w:rPr>
+        <w:t>5</w:t>
+      </w:r>
+      <w:r>
+        <w:fldChar w:fldCharType="end"/>
+      </w:r>
+      <w:r>
+        <w:rPr>
+          <w:rStyle w:val="40"/>
+          <w:rFonts w:hint="eastAsia"/>
+          <w:lang w:val="en-US" w:eastAsia="zh-CN"/>
+        </w:rPr>
+        <w:t>-</w:t>
+      </w:r>
+      <w:r>
+        <w:rPr>
+          <w:rStyle w:val="40"/>
+          <w:rFonts w:hint="eastAsia"/>
+          <w:lang w:val="en-US" w:eastAsia="zh-CN"/>
+        </w:rPr>
         <w:fldChar w:fldCharType="begin"/>
       </w:r>
       <w:r>
-        <w:instrText xml:space="preserve"> </w:instrText>
-      </w:r>
-      <w:r>
-        <w:rPr>
-          <w:rStyle w:val="Char"/>
+        <w:rPr>
+          <w:rStyle w:val="40"/>
           <w:rFonts w:hint="eastAsia"/>
-        </w:rPr>
-        <w:instrText>S</w:instrText>
-      </w:r>
-      <w:r>
-        <w:rPr>
-          <w:rStyle w:val="Char"/>
-          <w:rFonts w:hint="default"/>
-        </w:rPr>
-        <w:instrText>TYLEREF "</w:instrText>
-      </w:r>
-      <w:r>
-        <w:rPr>
-          <w:rStyle w:val="Char"/>
+          <w:lang w:val="en-US" w:eastAsia="zh-CN"/>
+        </w:rPr>
+        <w:instrText xml:space="preserve"> SEQ 图 \* ARABIC \* MERGEFORMAT </w:instrText>
+      </w:r>
+      <w:r>
+        <w:rPr>
+          <w:rStyle w:val="40"/>
           <w:rFonts w:hint="eastAsia"/>
           <w:lang w:val="en-US" w:eastAsia="zh-CN"/>
         </w:rPr>
-        <w:instrText>柴_标题1</w:instrText>
-      </w:r>
-      <w:r>
-        <w:rPr>
-          <w:rStyle w:val="Char"/>
-          <w:rFonts w:hint="default"/>
-        </w:rPr>
-        <w:instrText>" \n</w:instrText>
-      </w:r>
-      <w:r>
-        <w:rPr>
-          <w:rStyle w:val="Char"/>
-          <w:rFonts w:hint="default"/>
-          <w:lang w:val="en-US" w:eastAsia="zh-CN"/>
-        </w:rPr>
-        <w:instrText xml:space="preserve"> </w:instrText>
-      </w:r>
-      <w:r>
-        <w:rPr>
-          <w:rStyle w:val="Char"/>
-        </w:rPr>
-        <w:instrText>\* Charformat</w:instrText>
-      </w:r>
-      <w:r>
-        <w:instrText xml:space="preserve"> </w:instrText>
-      </w:r>
-      <w:r>
         <w:fldChar w:fldCharType="separate"/>
       </w:r>
       <w:r>
-        <w:rPr>
-          <w:rStyle w:val="Char"/>
+        <w:t>1</w:t>
+      </w:r>
+      <w:r>
+        <w:rPr>
+          <w:rStyle w:val="40"/>
           <w:rFonts w:hint="eastAsia"/>
-        </w:rPr>
-        <w:t>5</w:t>
-      </w:r>
-      <w:r>
+          <w:lang w:val="en-US" w:eastAsia="zh-CN"/>
+        </w:rPr>
         <w:fldChar w:fldCharType="end"/>
       </w:r>
       <w:r>
         <w:rPr>
-          <w:rStyle w:val="Char"/>
+          <w:rStyle w:val="40"/>
           <w:rFonts w:hint="eastAsia"/>
           <w:lang w:val="en-US" w:eastAsia="zh-CN"/>
         </w:rPr>
-        <w:t>-</w:t>
-      </w:r>
-      <w:r>
-        <w:rPr>
-          <w:rStyle w:val="Char"/>
-          <w:rFonts w:hint="eastAsia"/>
-          <w:lang w:val="en-US" w:eastAsia="zh-CN"/>
-        </w:rPr>
-        <w:fldChar w:fldCharType="begin"/>
-      </w:r>
-      <w:r>
-        <w:rPr>
-          <w:rStyle w:val="Char"/>
-          <w:rFonts w:hint="eastAsia"/>
-          <w:lang w:val="en-US" w:eastAsia="zh-CN"/>
-        </w:rPr>
-        <w:instrText xml:space="preserve"> SEQ 图 \* ARABIC \* MERGEFORMAT </w:instrText>
-      </w:r>
-      <w:r>
-        <w:rPr>
-          <w:rStyle w:val="Char"/>
-          <w:rFonts w:hint="eastAsia"/>
-          <w:lang w:val="en-US" w:eastAsia="zh-CN"/>
-        </w:rPr>
-        <w:fldChar w:fldCharType="separate"/>
-      </w:r>
-      <w:r>
-        <w:t>1</w:t>
-      </w:r>
-      <w:r>
-        <w:rPr>
-          <w:rStyle w:val="Char"/>
-          <w:rFonts w:hint="eastAsia"/>
-          <w:lang w:val="en-US" w:eastAsia="zh-CN"/>
-        </w:rPr>
-        <w:fldChar w:fldCharType="end"/>
-      </w:r>
-      <w:r>
-        <w:rPr>
-          <w:rStyle w:val="Char"/>
-          <w:rFonts w:hint="eastAsia"/>
-          <w:lang w:val="en-US" w:eastAsia="zh-CN"/>
-        </w:rPr>
         <w:t xml:space="preserve"> 研发流程总览</w:t>
       </w:r>
     </w:p>
     <w:p>
       <w:pPr>
-        <w:pStyle w:val="a1"/>
+        <w:pStyle w:val="30"/>
       </w:pPr>
       <w:r>
         <w:drawing>
@@ -5023,7 +5450,7 @@
                     </pic:cNvPicPr>
                   </pic:nvPicPr>
                   <pic:blipFill>
-                    <a:blip xmlns:r="http://schemas.openxmlformats.org/officeDocument/2006/relationships" r:embed="rId7"/>
+                    <a:blip r:embed="rId10"/>
                     <a:stretch>
                       <a:fillRect/>
                     </a:stretch>
@@ -5050,7 +5477,7 @@
     </w:p>
     <w:p>
       <w:pPr>
-        <w:pStyle w:val="a1"/>
+        <w:pStyle w:val="30"/>
         <w:bidi w:val="0"/>
         <w:rPr>
           <w:rFonts w:hint="eastAsia"/>
@@ -5080,18 +5507,18 @@
     </w:p>
     <w:p>
       <w:pPr>
-        <w:pStyle w:val="3"/>
-        <w:bidi w:val="0"/>
-      </w:pPr>
-      <w:bookmarkStart w:id="18" w:name="_Toc2124"/>
+        <w:pStyle w:val="32"/>
+        <w:bidi w:val="0"/>
+      </w:pPr>
+      <w:bookmarkStart w:id="17" w:name="_Toc13783"/>
       <w:r>
         <w:t>立项阶段</w:t>
       </w:r>
-      <w:bookmarkEnd w:id="18"/>
-    </w:p>
-    <w:p>
-      <w:pPr>
-        <w:pStyle w:val="a1"/>
+      <w:bookmarkEnd w:id="17"/>
+    </w:p>
+    <w:p>
+      <w:pPr>
+        <w:pStyle w:val="30"/>
         <w:bidi w:val="0"/>
       </w:pPr>
       <w:r>
@@ -5100,7 +5527,7 @@
     </w:p>
     <w:p>
       <w:pPr>
-        <w:pStyle w:val="a1"/>
+        <w:pStyle w:val="30"/>
         <w:bidi w:val="0"/>
       </w:pPr>
       <w:r>
@@ -5127,17 +5554,17 @@
         <w:adjustRightInd w:val="0"/>
         <w:snapToGrid w:val="0"/>
         <w:spacing w:line="360" w:lineRule="auto"/>
-        <w:ind w:left="425" w:hanging="425" w:leftChars="0" w:firstLineChars="0"/>
+        <w:ind w:left="425" w:leftChars="0" w:hanging="425" w:firstLineChars="0"/>
         <w:textAlignment w:val="baseline"/>
         <w:rPr>
-          <w:rFonts w:ascii="宋体" w:eastAsia="宋体" w:hAnsi="宋体" w:cs="宋体"/>
+          <w:rFonts w:ascii="宋体" w:hAnsi="宋体" w:eastAsia="宋体" w:cs="宋体"/>
           <w:sz w:val="24"/>
           <w:szCs w:val="24"/>
         </w:rPr>
       </w:pPr>
       <w:r>
         <w:rPr>
-          <w:rFonts w:ascii="宋体" w:eastAsia="宋体" w:hAnsi="宋体" w:cs="宋体"/>
+          <w:rFonts w:ascii="宋体" w:hAnsi="宋体" w:eastAsia="宋体" w:cs="宋体"/>
           <w:spacing w:val="-1"/>
           <w:sz w:val="24"/>
           <w:szCs w:val="24"/>
@@ -5165,17 +5592,17 @@
         <w:adjustRightInd w:val="0"/>
         <w:snapToGrid w:val="0"/>
         <w:spacing w:line="360" w:lineRule="auto"/>
-        <w:ind w:left="425" w:hanging="425" w:leftChars="0" w:firstLineChars="0"/>
+        <w:ind w:left="425" w:leftChars="0" w:hanging="425" w:firstLineChars="0"/>
         <w:textAlignment w:val="baseline"/>
         <w:rPr>
-          <w:rFonts w:ascii="宋体" w:eastAsia="宋体" w:hAnsi="宋体" w:cs="宋体"/>
+          <w:rFonts w:ascii="宋体" w:hAnsi="宋体" w:eastAsia="宋体" w:cs="宋体"/>
           <w:sz w:val="24"/>
           <w:szCs w:val="24"/>
         </w:rPr>
       </w:pPr>
       <w:r>
         <w:rPr>
-          <w:rFonts w:ascii="宋体" w:eastAsia="宋体" w:hAnsi="宋体" w:cs="宋体"/>
+          <w:rFonts w:ascii="宋体" w:hAnsi="宋体" w:eastAsia="宋体" w:cs="宋体"/>
           <w:spacing w:val="-2"/>
           <w:sz w:val="24"/>
           <w:szCs w:val="24"/>
@@ -5203,17 +5630,17 @@
         <w:adjustRightInd w:val="0"/>
         <w:snapToGrid w:val="0"/>
         <w:spacing w:line="360" w:lineRule="auto"/>
-        <w:ind w:left="425" w:hanging="425" w:leftChars="0" w:firstLineChars="0"/>
+        <w:ind w:left="425" w:leftChars="0" w:hanging="425" w:firstLineChars="0"/>
         <w:textAlignment w:val="baseline"/>
         <w:rPr>
-          <w:rFonts w:ascii="宋体" w:eastAsia="宋体" w:hAnsi="宋体" w:cs="宋体"/>
+          <w:rFonts w:ascii="宋体" w:hAnsi="宋体" w:eastAsia="宋体" w:cs="宋体"/>
           <w:sz w:val="24"/>
           <w:szCs w:val="24"/>
         </w:rPr>
       </w:pPr>
       <w:r>
         <w:rPr>
-          <w:rFonts w:ascii="宋体" w:eastAsia="宋体" w:hAnsi="宋体" w:cs="宋体"/>
+          <w:rFonts w:ascii="宋体" w:hAnsi="宋体" w:eastAsia="宋体" w:cs="宋体"/>
           <w:spacing w:val="-2"/>
           <w:sz w:val="24"/>
           <w:szCs w:val="24"/>
@@ -5222,7 +5649,7 @@
       </w:r>
       <w:r>
         <w:rPr>
-          <w:rFonts w:ascii="宋体" w:eastAsia="宋体" w:hAnsi="宋体" w:cs="宋体" w:hint="eastAsia"/>
+          <w:rFonts w:hint="eastAsia" w:ascii="宋体" w:hAnsi="宋体" w:eastAsia="宋体" w:cs="宋体"/>
           <w:spacing w:val="-2"/>
           <w:sz w:val="24"/>
           <w:szCs w:val="24"/>
@@ -5233,20 +5660,20 @@
     </w:p>
     <w:p>
       <w:pPr>
-        <w:pStyle w:val="3"/>
-        <w:bidi w:val="0"/>
-      </w:pPr>
-      <w:bookmarkStart w:id="19" w:name="bookmark11"/>
+        <w:pStyle w:val="32"/>
+        <w:bidi w:val="0"/>
+      </w:pPr>
+      <w:bookmarkStart w:id="18" w:name="bookmark11"/>
+      <w:bookmarkEnd w:id="18"/>
+      <w:bookmarkStart w:id="19" w:name="_Toc20454"/>
+      <w:r>
+        <w:t>需求阶段</w:t>
+      </w:r>
       <w:bookmarkEnd w:id="19"/>
-      <w:bookmarkStart w:id="20" w:name="_Toc3768"/>
-      <w:r>
-        <w:t>需求阶段</w:t>
-      </w:r>
-      <w:bookmarkEnd w:id="20"/>
-    </w:p>
-    <w:p>
-      <w:pPr>
-        <w:pStyle w:val="a1"/>
+    </w:p>
+    <w:p>
+      <w:pPr>
+        <w:pStyle w:val="30"/>
         <w:bidi w:val="0"/>
       </w:pPr>
       <w:r>
@@ -5273,17 +5700,17 @@
         <w:adjustRightInd w:val="0"/>
         <w:snapToGrid w:val="0"/>
         <w:spacing w:line="360" w:lineRule="auto"/>
-        <w:ind w:left="425" w:hanging="425" w:leftChars="0" w:firstLineChars="0"/>
+        <w:ind w:left="425" w:leftChars="0" w:hanging="425" w:firstLineChars="0"/>
         <w:textAlignment w:val="baseline"/>
         <w:rPr>
-          <w:rFonts w:ascii="宋体" w:eastAsia="宋体" w:hAnsi="宋体" w:cs="宋体"/>
+          <w:rFonts w:ascii="宋体" w:hAnsi="宋体" w:eastAsia="宋体" w:cs="宋体"/>
           <w:sz w:val="24"/>
           <w:szCs w:val="24"/>
         </w:rPr>
       </w:pPr>
       <w:r>
         <w:rPr>
-          <w:rFonts w:ascii="宋体" w:eastAsia="宋体" w:hAnsi="宋体" w:cs="宋体"/>
+          <w:rFonts w:ascii="宋体" w:hAnsi="宋体" w:eastAsia="宋体" w:cs="宋体"/>
           <w:spacing w:val="-1"/>
           <w:sz w:val="24"/>
           <w:szCs w:val="24"/>
@@ -5311,17 +5738,17 @@
         <w:adjustRightInd w:val="0"/>
         <w:snapToGrid w:val="0"/>
         <w:spacing w:line="360" w:lineRule="auto"/>
-        <w:ind w:left="425" w:hanging="425" w:leftChars="0" w:firstLineChars="0"/>
+        <w:ind w:left="425" w:leftChars="0" w:hanging="425" w:firstLineChars="0"/>
         <w:textAlignment w:val="baseline"/>
         <w:rPr>
-          <w:rFonts w:ascii="宋体" w:eastAsia="宋体" w:hAnsi="宋体" w:cs="宋体"/>
+          <w:rFonts w:ascii="宋体" w:hAnsi="宋体" w:eastAsia="宋体" w:cs="宋体"/>
           <w:sz w:val="24"/>
           <w:szCs w:val="24"/>
         </w:rPr>
       </w:pPr>
       <w:r>
         <w:rPr>
-          <w:rFonts w:ascii="宋体" w:eastAsia="宋体" w:hAnsi="宋体" w:cs="宋体" w:hint="eastAsia"/>
+          <w:rFonts w:hint="eastAsia" w:ascii="宋体" w:hAnsi="宋体" w:eastAsia="宋体" w:cs="宋体"/>
           <w:spacing w:val="-1"/>
           <w:sz w:val="24"/>
           <w:szCs w:val="24"/>
@@ -5331,7 +5758,7 @@
       </w:r>
       <w:r>
         <w:rPr>
-          <w:rFonts w:ascii="宋体" w:eastAsia="宋体" w:hAnsi="宋体" w:cs="宋体"/>
+          <w:rFonts w:ascii="宋体" w:hAnsi="宋体" w:eastAsia="宋体" w:cs="宋体"/>
           <w:spacing w:val="-1"/>
           <w:sz w:val="24"/>
           <w:szCs w:val="24"/>
@@ -5341,22 +5768,22 @@
     </w:p>
     <w:p>
       <w:pPr>
-        <w:pStyle w:val="3"/>
-        <w:bidi w:val="0"/>
-      </w:pPr>
-      <w:bookmarkStart w:id="21" w:name="bookmark12"/>
+        <w:pStyle w:val="32"/>
+        <w:bidi w:val="0"/>
+      </w:pPr>
+      <w:bookmarkStart w:id="20" w:name="bookmark12"/>
+      <w:bookmarkEnd w:id="20"/>
+      <w:bookmarkStart w:id="21" w:name="_Toc4008"/>
+      <w:bookmarkStart w:id="22" w:name="_Toc1394"/>
+      <w:r>
+        <w:t>设计阶段</w:t>
+      </w:r>
       <w:bookmarkEnd w:id="21"/>
-      <w:bookmarkStart w:id="22" w:name="_Toc4008"/>
-      <w:bookmarkStart w:id="23" w:name="_Toc14173"/>
-      <w:r>
-        <w:t>设计阶段</w:t>
-      </w:r>
       <w:bookmarkEnd w:id="22"/>
-      <w:bookmarkEnd w:id="23"/>
-    </w:p>
-    <w:p>
-      <w:pPr>
-        <w:pStyle w:val="a1"/>
+    </w:p>
+    <w:p>
+      <w:pPr>
+        <w:pStyle w:val="30"/>
         <w:bidi w:val="0"/>
       </w:pPr>
       <w:r>
@@ -5383,17 +5810,17 @@
         <w:adjustRightInd w:val="0"/>
         <w:snapToGrid w:val="0"/>
         <w:spacing w:line="360" w:lineRule="auto"/>
-        <w:ind w:left="425" w:hanging="425" w:leftChars="0" w:firstLineChars="0"/>
+        <w:ind w:left="425" w:leftChars="0" w:hanging="425" w:firstLineChars="0"/>
         <w:textAlignment w:val="baseline"/>
         <w:rPr>
-          <w:rFonts w:ascii="宋体" w:eastAsia="宋体" w:hAnsi="宋体" w:cs="宋体"/>
+          <w:rFonts w:ascii="宋体" w:hAnsi="宋体" w:eastAsia="宋体" w:cs="宋体"/>
           <w:sz w:val="24"/>
           <w:szCs w:val="24"/>
         </w:rPr>
       </w:pPr>
       <w:r>
         <w:rPr>
-          <w:rFonts w:ascii="宋体" w:eastAsia="宋体" w:hAnsi="宋体" w:cs="宋体" w:hint="eastAsia"/>
+          <w:rFonts w:hint="eastAsia" w:ascii="宋体" w:hAnsi="宋体" w:eastAsia="宋体" w:cs="宋体"/>
           <w:spacing w:val="-2"/>
           <w:sz w:val="24"/>
           <w:szCs w:val="24"/>
@@ -5403,7 +5830,7 @@
       </w:r>
       <w:r>
         <w:rPr>
-          <w:rFonts w:ascii="宋体" w:eastAsia="宋体" w:hAnsi="宋体" w:cs="宋体"/>
+          <w:rFonts w:ascii="宋体" w:hAnsi="宋体" w:eastAsia="宋体" w:cs="宋体"/>
           <w:spacing w:val="-1"/>
           <w:sz w:val="24"/>
           <w:szCs w:val="24"/>
@@ -5413,18 +5840,18 @@
     </w:p>
     <w:p>
       <w:pPr>
-        <w:pStyle w:val="3"/>
-        <w:bidi w:val="0"/>
-      </w:pPr>
-      <w:bookmarkStart w:id="24" w:name="_Toc18080"/>
+        <w:pStyle w:val="32"/>
+        <w:bidi w:val="0"/>
+      </w:pPr>
+      <w:bookmarkStart w:id="23" w:name="_Toc6741"/>
       <w:r>
         <w:t>实现阶段</w:t>
       </w:r>
-      <w:bookmarkEnd w:id="24"/>
-    </w:p>
-    <w:p>
-      <w:pPr>
-        <w:pStyle w:val="a1"/>
+      <w:bookmarkEnd w:id="23"/>
+    </w:p>
+    <w:p>
+      <w:pPr>
+        <w:pStyle w:val="30"/>
         <w:bidi w:val="0"/>
       </w:pPr>
       <w:r>
@@ -5451,17 +5878,17 @@
         <w:adjustRightInd w:val="0"/>
         <w:snapToGrid w:val="0"/>
         <w:spacing w:line="360" w:lineRule="auto"/>
-        <w:ind w:left="425" w:hanging="425" w:leftChars="0" w:firstLineChars="0"/>
+        <w:ind w:left="425" w:leftChars="0" w:hanging="425" w:firstLineChars="0"/>
         <w:textAlignment w:val="baseline"/>
         <w:rPr>
-          <w:rFonts w:ascii="宋体" w:eastAsia="宋体" w:hAnsi="宋体" w:cs="宋体"/>
+          <w:rFonts w:ascii="宋体" w:hAnsi="宋体" w:eastAsia="宋体" w:cs="宋体"/>
           <w:sz w:val="24"/>
           <w:szCs w:val="24"/>
         </w:rPr>
       </w:pPr>
       <w:r>
         <w:rPr>
-          <w:rFonts w:ascii="宋体" w:eastAsia="宋体" w:hAnsi="宋体" w:cs="宋体"/>
+          <w:rFonts w:ascii="宋体" w:hAnsi="宋体" w:eastAsia="宋体" w:cs="宋体"/>
           <w:spacing w:val="-2"/>
           <w:sz w:val="24"/>
           <w:szCs w:val="24"/>
@@ -5489,17 +5916,17 @@
         <w:adjustRightInd w:val="0"/>
         <w:snapToGrid w:val="0"/>
         <w:spacing w:line="360" w:lineRule="auto"/>
-        <w:ind w:left="425" w:hanging="425" w:leftChars="0" w:firstLineChars="0"/>
+        <w:ind w:left="425" w:leftChars="0" w:hanging="425" w:firstLineChars="0"/>
         <w:textAlignment w:val="baseline"/>
         <w:rPr>
-          <w:rFonts w:ascii="宋体" w:eastAsia="宋体" w:hAnsi="宋体" w:cs="宋体"/>
+          <w:rFonts w:ascii="宋体" w:hAnsi="宋体" w:eastAsia="宋体" w:cs="宋体"/>
           <w:sz w:val="24"/>
           <w:szCs w:val="24"/>
         </w:rPr>
       </w:pPr>
       <w:r>
         <w:rPr>
-          <w:rFonts w:ascii="宋体" w:eastAsia="宋体" w:hAnsi="宋体" w:cs="宋体"/>
+          <w:rFonts w:ascii="宋体" w:hAnsi="宋体" w:eastAsia="宋体" w:cs="宋体"/>
           <w:spacing w:val="-2"/>
           <w:sz w:val="24"/>
           <w:szCs w:val="24"/>
@@ -5527,17 +5954,17 @@
         <w:adjustRightInd w:val="0"/>
         <w:snapToGrid w:val="0"/>
         <w:spacing w:line="360" w:lineRule="auto"/>
-        <w:ind w:left="425" w:hanging="425" w:leftChars="0" w:firstLineChars="0"/>
+        <w:ind w:left="425" w:leftChars="0" w:hanging="425" w:firstLineChars="0"/>
         <w:textAlignment w:val="baseline"/>
         <w:rPr>
-          <w:rFonts w:ascii="宋体" w:eastAsia="宋体" w:hAnsi="宋体" w:cs="宋体"/>
+          <w:rFonts w:ascii="宋体" w:hAnsi="宋体" w:eastAsia="宋体" w:cs="宋体"/>
           <w:sz w:val="24"/>
           <w:szCs w:val="24"/>
         </w:rPr>
       </w:pPr>
       <w:r>
         <w:rPr>
-          <w:rFonts w:ascii="宋体" w:eastAsia="宋体" w:hAnsi="宋体" w:cs="宋体"/>
+          <w:rFonts w:ascii="宋体" w:hAnsi="宋体" w:eastAsia="宋体" w:cs="宋体"/>
           <w:spacing w:val="-1"/>
           <w:sz w:val="24"/>
           <w:szCs w:val="24"/>
@@ -5547,7 +5974,7 @@
     </w:p>
     <w:p>
       <w:pPr>
-        <w:pStyle w:val="BodyText"/>
+        <w:pStyle w:val="12"/>
         <w:keepNext w:val="0"/>
         <w:keepLines w:val="0"/>
         <w:pageBreakBefore w:val="0"/>
@@ -5566,17 +5993,17 @@
         <w:adjustRightInd w:val="0"/>
         <w:snapToGrid w:val="0"/>
         <w:spacing w:line="360" w:lineRule="auto"/>
-        <w:ind w:left="425" w:hanging="425" w:leftChars="0" w:firstLineChars="0"/>
+        <w:ind w:left="425" w:leftChars="0" w:hanging="425" w:firstLineChars="0"/>
         <w:textAlignment w:val="baseline"/>
         <w:rPr>
-          <w:rFonts w:ascii="宋体" w:eastAsia="宋体" w:hAnsi="宋体" w:cs="宋体"/>
+          <w:rFonts w:ascii="宋体" w:hAnsi="宋体" w:eastAsia="宋体" w:cs="宋体"/>
           <w:sz w:val="24"/>
           <w:szCs w:val="24"/>
         </w:rPr>
       </w:pPr>
       <w:r>
         <w:rPr>
-          <w:rFonts w:ascii="宋体" w:eastAsia="宋体" w:hAnsi="宋体" w:cs="宋体"/>
+          <w:rFonts w:ascii="宋体" w:hAnsi="宋体" w:eastAsia="宋体" w:cs="宋体"/>
           <w:spacing w:val="-3"/>
           <w:sz w:val="24"/>
           <w:szCs w:val="24"/>
@@ -5585,7 +6012,7 @@
       </w:r>
       <w:r>
         <w:rPr>
-          <w:rFonts w:ascii="宋体" w:eastAsia="宋体" w:hAnsi="宋体" w:cs="宋体"/>
+          <w:rFonts w:ascii="宋体" w:hAnsi="宋体" w:eastAsia="宋体" w:cs="宋体"/>
           <w:spacing w:val="-35"/>
           <w:sz w:val="24"/>
           <w:szCs w:val="24"/>
@@ -5602,7 +6029,7 @@
       </w:r>
       <w:r>
         <w:rPr>
-          <w:rFonts w:ascii="宋体" w:eastAsia="宋体" w:hAnsi="宋体" w:cs="宋体"/>
+          <w:rFonts w:ascii="宋体" w:hAnsi="宋体" w:eastAsia="宋体" w:cs="宋体"/>
           <w:spacing w:val="-3"/>
           <w:sz w:val="24"/>
           <w:szCs w:val="24"/>
@@ -5630,17 +6057,17 @@
         <w:adjustRightInd w:val="0"/>
         <w:snapToGrid w:val="0"/>
         <w:spacing w:line="360" w:lineRule="auto"/>
-        <w:ind w:left="425" w:hanging="425" w:leftChars="0" w:firstLineChars="0"/>
+        <w:ind w:left="425" w:leftChars="0" w:hanging="425" w:firstLineChars="0"/>
         <w:textAlignment w:val="baseline"/>
         <w:rPr>
-          <w:rFonts w:ascii="宋体" w:eastAsia="宋体" w:hAnsi="宋体" w:cs="宋体"/>
+          <w:rFonts w:ascii="宋体" w:hAnsi="宋体" w:eastAsia="宋体" w:cs="宋体"/>
           <w:sz w:val="24"/>
           <w:szCs w:val="24"/>
         </w:rPr>
       </w:pPr>
       <w:r>
         <w:rPr>
-          <w:rFonts w:ascii="宋体" w:eastAsia="宋体" w:hAnsi="宋体" w:cs="宋体" w:hint="eastAsia"/>
+          <w:rFonts w:hint="eastAsia" w:ascii="宋体" w:hAnsi="宋体" w:eastAsia="宋体" w:cs="宋体"/>
           <w:spacing w:val="-2"/>
           <w:sz w:val="24"/>
           <w:szCs w:val="24"/>
@@ -5650,7 +6077,7 @@
       </w:r>
       <w:r>
         <w:rPr>
-          <w:rFonts w:ascii="宋体" w:eastAsia="宋体" w:hAnsi="宋体" w:cs="宋体"/>
+          <w:rFonts w:ascii="宋体" w:hAnsi="宋体" w:eastAsia="宋体" w:cs="宋体"/>
           <w:spacing w:val="-2"/>
           <w:sz w:val="24"/>
           <w:szCs w:val="24"/>
@@ -5678,17 +6105,17 @@
         <w:adjustRightInd w:val="0"/>
         <w:snapToGrid w:val="0"/>
         <w:spacing w:line="360" w:lineRule="auto"/>
-        <w:ind w:left="425" w:hanging="425" w:leftChars="0" w:firstLineChars="0"/>
+        <w:ind w:left="425" w:leftChars="0" w:hanging="425" w:firstLineChars="0"/>
         <w:textAlignment w:val="baseline"/>
         <w:rPr>
-          <w:rFonts w:ascii="宋体" w:eastAsia="宋体" w:hAnsi="宋体" w:cs="宋体"/>
+          <w:rFonts w:ascii="宋体" w:hAnsi="宋体" w:eastAsia="宋体" w:cs="宋体"/>
           <w:sz w:val="24"/>
           <w:szCs w:val="24"/>
         </w:rPr>
       </w:pPr>
       <w:r>
         <w:rPr>
-          <w:rFonts w:ascii="宋体" w:eastAsia="宋体" w:hAnsi="宋体" w:cs="宋体" w:hint="eastAsia"/>
+          <w:rFonts w:hint="eastAsia" w:ascii="宋体" w:hAnsi="宋体" w:eastAsia="宋体" w:cs="宋体"/>
           <w:spacing w:val="-2"/>
           <w:sz w:val="24"/>
           <w:szCs w:val="24"/>
@@ -5698,7 +6125,7 @@
       </w:r>
       <w:r>
         <w:rPr>
-          <w:rFonts w:ascii="宋体" w:eastAsia="宋体" w:hAnsi="宋体" w:cs="宋体"/>
+          <w:rFonts w:ascii="宋体" w:hAnsi="宋体" w:eastAsia="宋体" w:cs="宋体"/>
           <w:spacing w:val="-2"/>
           <w:sz w:val="24"/>
           <w:szCs w:val="24"/>
@@ -5707,7 +6134,7 @@
       </w:r>
       <w:r>
         <w:rPr>
-          <w:rFonts w:ascii="宋体" w:eastAsia="宋体" w:hAnsi="宋体" w:cs="宋体" w:hint="eastAsia"/>
+          <w:rFonts w:hint="eastAsia" w:ascii="宋体" w:hAnsi="宋体" w:eastAsia="宋体" w:cs="宋体"/>
           <w:spacing w:val="-2"/>
           <w:sz w:val="24"/>
           <w:szCs w:val="24"/>
@@ -5718,20 +6145,20 @@
     </w:p>
     <w:p>
       <w:pPr>
-        <w:pStyle w:val="3"/>
-        <w:bidi w:val="0"/>
-      </w:pPr>
-      <w:bookmarkStart w:id="25" w:name="bookmark1"/>
+        <w:pStyle w:val="32"/>
+        <w:bidi w:val="0"/>
+      </w:pPr>
+      <w:bookmarkStart w:id="24" w:name="bookmark1"/>
+      <w:bookmarkEnd w:id="24"/>
+      <w:bookmarkStart w:id="25" w:name="_Toc14599"/>
+      <w:r>
+        <w:t>测试阶段</w:t>
+      </w:r>
       <w:bookmarkEnd w:id="25"/>
-      <w:bookmarkStart w:id="26" w:name="_Toc1654"/>
-      <w:r>
-        <w:t>测试阶段</w:t>
-      </w:r>
-      <w:bookmarkEnd w:id="26"/>
-    </w:p>
-    <w:p>
-      <w:pPr>
-        <w:pStyle w:val="a1"/>
+    </w:p>
+    <w:p>
+      <w:pPr>
+        <w:pStyle w:val="30"/>
         <w:bidi w:val="0"/>
       </w:pPr>
       <w:r>
@@ -5758,17 +6185,17 @@
         <w:adjustRightInd w:val="0"/>
         <w:snapToGrid w:val="0"/>
         <w:spacing w:line="360" w:lineRule="auto"/>
-        <w:ind w:left="425" w:hanging="425" w:leftChars="0" w:firstLineChars="0"/>
+        <w:ind w:left="425" w:leftChars="0" w:hanging="425" w:firstLineChars="0"/>
         <w:textAlignment w:val="baseline"/>
         <w:rPr>
-          <w:rFonts w:ascii="宋体" w:eastAsia="宋体" w:hAnsi="宋体" w:cs="宋体"/>
+          <w:rFonts w:ascii="宋体" w:hAnsi="宋体" w:eastAsia="宋体" w:cs="宋体"/>
           <w:sz w:val="24"/>
           <w:szCs w:val="24"/>
         </w:rPr>
       </w:pPr>
       <w:r>
         <w:rPr>
-          <w:rFonts w:ascii="宋体" w:hAnsi="宋体" w:cs="宋体" w:hint="eastAsia"/>
+          <w:rFonts w:hint="eastAsia" w:ascii="宋体" w:hAnsi="宋体" w:cs="宋体"/>
           <w:spacing w:val="-2"/>
           <w:sz w:val="24"/>
           <w:szCs w:val="24"/>
@@ -5778,7 +6205,7 @@
       </w:r>
       <w:r>
         <w:rPr>
-          <w:rFonts w:ascii="宋体" w:eastAsia="宋体" w:hAnsi="宋体" w:cs="宋体"/>
+          <w:rFonts w:ascii="宋体" w:hAnsi="宋体" w:eastAsia="宋体" w:cs="宋体"/>
           <w:spacing w:val="-2"/>
           <w:sz w:val="24"/>
           <w:szCs w:val="24"/>
@@ -5806,17 +6233,17 @@
         <w:adjustRightInd w:val="0"/>
         <w:snapToGrid w:val="0"/>
         <w:spacing w:line="360" w:lineRule="auto"/>
-        <w:ind w:left="425" w:hanging="425" w:leftChars="0" w:firstLineChars="0"/>
+        <w:ind w:left="425" w:leftChars="0" w:hanging="425" w:firstLineChars="0"/>
         <w:textAlignment w:val="baseline"/>
         <w:rPr>
-          <w:rFonts w:ascii="宋体" w:eastAsia="宋体" w:hAnsi="宋体" w:cs="宋体"/>
+          <w:rFonts w:ascii="宋体" w:hAnsi="宋体" w:eastAsia="宋体" w:cs="宋体"/>
           <w:sz w:val="24"/>
           <w:szCs w:val="24"/>
         </w:rPr>
       </w:pPr>
       <w:r>
         <w:rPr>
-          <w:rFonts w:ascii="宋体" w:eastAsia="宋体" w:hAnsi="宋体" w:cs="宋体"/>
+          <w:rFonts w:ascii="宋体" w:hAnsi="宋体" w:eastAsia="宋体" w:cs="宋体"/>
           <w:spacing w:val="-2"/>
           <w:sz w:val="24"/>
           <w:szCs w:val="24"/>
@@ -5825,7 +6252,7 @@
       </w:r>
       <w:r>
         <w:rPr>
-          <w:rFonts w:ascii="宋体" w:eastAsia="宋体" w:hAnsi="宋体" w:cs="宋体"/>
+          <w:rFonts w:ascii="宋体" w:hAnsi="宋体" w:eastAsia="宋体" w:cs="宋体"/>
           <w:spacing w:val="-48"/>
           <w:sz w:val="24"/>
           <w:szCs w:val="24"/>
@@ -5834,7 +6261,7 @@
       </w:r>
       <w:r>
         <w:rPr>
-          <w:rFonts w:ascii="宋体" w:eastAsia="宋体" w:hAnsi="宋体" w:cs="宋体"/>
+          <w:rFonts w:ascii="宋体" w:hAnsi="宋体" w:eastAsia="宋体" w:cs="宋体"/>
           <w:spacing w:val="-2"/>
           <w:sz w:val="24"/>
           <w:szCs w:val="24"/>
@@ -5843,7 +6270,7 @@
       </w:r>
       <w:r>
         <w:rPr>
-          <w:rFonts w:ascii="宋体" w:eastAsia="宋体" w:hAnsi="宋体" w:cs="宋体"/>
+          <w:rFonts w:ascii="宋体" w:hAnsi="宋体" w:eastAsia="宋体" w:cs="宋体"/>
           <w:spacing w:val="-53"/>
           <w:sz w:val="24"/>
           <w:szCs w:val="24"/>
@@ -5852,7 +6279,7 @@
       </w:r>
       <w:r>
         <w:rPr>
-          <w:rFonts w:ascii="宋体" w:eastAsia="宋体" w:hAnsi="宋体" w:cs="宋体"/>
+          <w:rFonts w:ascii="宋体" w:hAnsi="宋体" w:eastAsia="宋体" w:cs="宋体"/>
           <w:spacing w:val="-2"/>
           <w:sz w:val="24"/>
           <w:szCs w:val="24"/>
@@ -5880,17 +6307,17 @@
         <w:adjustRightInd w:val="0"/>
         <w:snapToGrid w:val="0"/>
         <w:spacing w:line="360" w:lineRule="auto"/>
-        <w:ind w:left="425" w:hanging="425" w:leftChars="0" w:firstLineChars="0"/>
+        <w:ind w:left="425" w:leftChars="0" w:hanging="425" w:firstLineChars="0"/>
         <w:textAlignment w:val="baseline"/>
         <w:rPr>
-          <w:rFonts w:ascii="宋体" w:eastAsia="宋体" w:hAnsi="宋体" w:cs="宋体"/>
+          <w:rFonts w:ascii="宋体" w:hAnsi="宋体" w:eastAsia="宋体" w:cs="宋体"/>
           <w:sz w:val="24"/>
           <w:szCs w:val="24"/>
         </w:rPr>
       </w:pPr>
       <w:r>
         <w:rPr>
-          <w:rFonts w:ascii="宋体" w:eastAsia="宋体" w:hAnsi="宋体" w:cs="宋体" w:hint="eastAsia"/>
+          <w:rFonts w:hint="eastAsia" w:ascii="宋体" w:hAnsi="宋体" w:eastAsia="宋体" w:cs="宋体"/>
           <w:spacing w:val="-2"/>
           <w:sz w:val="24"/>
           <w:szCs w:val="24"/>
@@ -5900,7 +6327,7 @@
       </w:r>
       <w:r>
         <w:rPr>
-          <w:rFonts w:ascii="宋体" w:eastAsia="宋体" w:hAnsi="宋体" w:cs="宋体"/>
+          <w:rFonts w:ascii="宋体" w:hAnsi="宋体" w:eastAsia="宋体" w:cs="宋体"/>
           <w:spacing w:val="-2"/>
           <w:sz w:val="24"/>
           <w:szCs w:val="24"/>
@@ -5910,18 +6337,18 @@
     </w:p>
     <w:p>
       <w:pPr>
-        <w:pStyle w:val="3"/>
-        <w:bidi w:val="0"/>
-      </w:pPr>
-      <w:bookmarkStart w:id="27" w:name="_Toc8840"/>
+        <w:pStyle w:val="32"/>
+        <w:bidi w:val="0"/>
+      </w:pPr>
+      <w:bookmarkStart w:id="26" w:name="_Toc2829"/>
       <w:r>
         <w:t>验证发布</w:t>
       </w:r>
-      <w:bookmarkEnd w:id="27"/>
-    </w:p>
-    <w:p>
-      <w:pPr>
-        <w:pStyle w:val="a1"/>
+      <w:bookmarkEnd w:id="26"/>
+    </w:p>
+    <w:p>
+      <w:pPr>
+        <w:pStyle w:val="30"/>
         <w:bidi w:val="0"/>
       </w:pPr>
       <w:r>
@@ -5964,7 +6391,7 @@
     </w:p>
     <w:p>
       <w:pPr>
-        <w:pStyle w:val="a1"/>
+        <w:pStyle w:val="30"/>
         <w:bidi w:val="0"/>
       </w:pPr>
       <w:r>
@@ -5991,17 +6418,17 @@
         <w:adjustRightInd w:val="0"/>
         <w:snapToGrid w:val="0"/>
         <w:spacing w:line="360" w:lineRule="auto"/>
-        <w:ind w:left="425" w:hanging="425" w:leftChars="0" w:firstLineChars="0"/>
+        <w:ind w:left="425" w:leftChars="0" w:hanging="425" w:firstLineChars="0"/>
         <w:textAlignment w:val="baseline"/>
         <w:rPr>
-          <w:rFonts w:ascii="宋体" w:eastAsia="宋体" w:hAnsi="宋体" w:cs="宋体"/>
+          <w:rFonts w:ascii="宋体" w:hAnsi="宋体" w:eastAsia="宋体" w:cs="宋体"/>
           <w:sz w:val="24"/>
           <w:szCs w:val="24"/>
         </w:rPr>
       </w:pPr>
       <w:r>
         <w:rPr>
-          <w:rFonts w:ascii="宋体" w:eastAsia="宋体" w:hAnsi="宋体" w:cs="宋体"/>
+          <w:rFonts w:ascii="宋体" w:hAnsi="宋体" w:eastAsia="宋体" w:cs="宋体"/>
           <w:spacing w:val="-2"/>
           <w:sz w:val="24"/>
           <w:szCs w:val="24"/>
@@ -6029,17 +6456,17 @@
         <w:adjustRightInd w:val="0"/>
         <w:snapToGrid w:val="0"/>
         <w:spacing w:line="360" w:lineRule="auto"/>
-        <w:ind w:left="425" w:hanging="425" w:leftChars="0" w:firstLineChars="0"/>
+        <w:ind w:left="425" w:leftChars="0" w:hanging="425" w:firstLineChars="0"/>
         <w:textAlignment w:val="baseline"/>
         <w:rPr>
-          <w:rFonts w:ascii="宋体" w:eastAsia="宋体" w:hAnsi="宋体" w:cs="宋体"/>
+          <w:rFonts w:ascii="宋体" w:hAnsi="宋体" w:eastAsia="宋体" w:cs="宋体"/>
           <w:sz w:val="24"/>
           <w:szCs w:val="24"/>
         </w:rPr>
       </w:pPr>
       <w:r>
         <w:rPr>
-          <w:rFonts w:ascii="宋体" w:eastAsia="宋体" w:hAnsi="宋体" w:cs="宋体"/>
+          <w:rFonts w:ascii="宋体" w:hAnsi="宋体" w:eastAsia="宋体" w:cs="宋体"/>
           <w:spacing w:val="-1"/>
           <w:sz w:val="24"/>
           <w:szCs w:val="24"/>
@@ -6067,17 +6494,17 @@
         <w:adjustRightInd w:val="0"/>
         <w:snapToGrid w:val="0"/>
         <w:spacing w:line="360" w:lineRule="auto"/>
-        <w:ind w:left="425" w:hanging="425" w:leftChars="0" w:firstLineChars="0"/>
+        <w:ind w:left="425" w:leftChars="0" w:hanging="425" w:firstLineChars="0"/>
         <w:textAlignment w:val="baseline"/>
         <w:rPr>
-          <w:rFonts w:ascii="宋体" w:eastAsia="宋体" w:hAnsi="宋体" w:cs="宋体"/>
+          <w:rFonts w:ascii="宋体" w:hAnsi="宋体" w:eastAsia="宋体" w:cs="宋体"/>
           <w:sz w:val="24"/>
           <w:szCs w:val="24"/>
         </w:rPr>
       </w:pPr>
       <w:r>
         <w:rPr>
-          <w:rFonts w:ascii="宋体" w:eastAsia="宋体" w:hAnsi="宋体" w:cs="宋体"/>
+          <w:rFonts w:ascii="宋体" w:hAnsi="宋体" w:eastAsia="宋体" w:cs="宋体"/>
           <w:spacing w:val="-2"/>
           <w:sz w:val="24"/>
           <w:szCs w:val="24"/>
@@ -6086,7 +6513,7 @@
       </w:r>
       <w:r>
         <w:rPr>
-          <w:rFonts w:ascii="宋体" w:eastAsia="宋体" w:hAnsi="宋体" w:cs="宋体" w:hint="eastAsia"/>
+          <w:rFonts w:hint="eastAsia" w:ascii="宋体" w:hAnsi="宋体" w:eastAsia="宋体" w:cs="宋体"/>
           <w:spacing w:val="-2"/>
           <w:sz w:val="24"/>
           <w:szCs w:val="24"/>
@@ -6115,17 +6542,17 @@
         <w:adjustRightInd w:val="0"/>
         <w:snapToGrid w:val="0"/>
         <w:spacing w:line="360" w:lineRule="auto"/>
-        <w:ind w:left="425" w:hanging="425" w:leftChars="0" w:firstLineChars="0"/>
+        <w:ind w:left="425" w:leftChars="0" w:hanging="425" w:firstLineChars="0"/>
         <w:textAlignment w:val="baseline"/>
         <w:rPr>
-          <w:rFonts w:ascii="宋体" w:eastAsia="宋体" w:hAnsi="宋体" w:cs="宋体"/>
+          <w:rFonts w:ascii="宋体" w:hAnsi="宋体" w:eastAsia="宋体" w:cs="宋体"/>
           <w:sz w:val="24"/>
           <w:szCs w:val="24"/>
         </w:rPr>
       </w:pPr>
       <w:r>
         <w:rPr>
-          <w:rFonts w:ascii="宋体" w:eastAsia="宋体" w:hAnsi="宋体" w:cs="宋体"/>
+          <w:rFonts w:ascii="宋体" w:hAnsi="宋体" w:eastAsia="宋体" w:cs="宋体"/>
           <w:spacing w:val="-2"/>
           <w:sz w:val="24"/>
           <w:szCs w:val="24"/>
@@ -6134,7 +6561,7 @@
       </w:r>
       <w:r>
         <w:rPr>
-          <w:rFonts w:ascii="宋体" w:eastAsia="宋体" w:hAnsi="宋体" w:cs="宋体" w:hint="eastAsia"/>
+          <w:rFonts w:hint="eastAsia" w:ascii="宋体" w:hAnsi="宋体" w:eastAsia="宋体" w:cs="宋体"/>
           <w:spacing w:val="-2"/>
           <w:sz w:val="24"/>
           <w:szCs w:val="24"/>
@@ -6145,14 +6572,14 @@
     </w:p>
     <w:p>
       <w:pPr>
-        <w:pStyle w:val="Heading2"/>
+        <w:pStyle w:val="3"/>
         <w:bidi w:val="0"/>
         <w:rPr>
           <w:rFonts w:hint="default"/>
           <w:lang w:val="en-US" w:eastAsia="zh-CN"/>
         </w:rPr>
       </w:pPr>
-      <w:bookmarkStart w:id="28" w:name="_Toc3650"/>
+      <w:bookmarkStart w:id="27" w:name="_Toc30742"/>
       <w:r>
         <w:rPr>
           <w:rFonts w:hint="eastAsia"/>
@@ -6160,22 +6587,22 @@
         </w:rPr>
         <w:t>项目管理规范</w:t>
       </w:r>
+      <w:bookmarkEnd w:id="27"/>
+    </w:p>
+    <w:p>
+      <w:pPr>
+        <w:pStyle w:val="32"/>
+        <w:bidi w:val="0"/>
+      </w:pPr>
+      <w:bookmarkStart w:id="28" w:name="_Toc32605"/>
+      <w:r>
+        <w:t>项目估算</w:t>
+      </w:r>
       <w:bookmarkEnd w:id="28"/>
     </w:p>
     <w:p>
       <w:pPr>
-        <w:pStyle w:val="3"/>
-        <w:bidi w:val="0"/>
-      </w:pPr>
-      <w:bookmarkStart w:id="29" w:name="_Toc21297"/>
-      <w:r>
-        <w:t>项目估算</w:t>
-      </w:r>
-      <w:bookmarkEnd w:id="29"/>
-    </w:p>
-    <w:p>
-      <w:pPr>
-        <w:pStyle w:val="a1"/>
+        <w:pStyle w:val="30"/>
         <w:bidi w:val="0"/>
       </w:pPr>
       <w:r>
@@ -6184,7 +6611,7 @@
     </w:p>
     <w:p>
       <w:pPr>
-        <w:pStyle w:val="a4"/>
+        <w:pStyle w:val="44"/>
         <w:numPr>
           <w:ilvl w:val="0"/>
           <w:numId w:val="12"/>
@@ -6197,7 +6624,7 @@
     </w:p>
     <w:p>
       <w:pPr>
-        <w:pStyle w:val="a4"/>
+        <w:pStyle w:val="44"/>
         <w:numPr>
           <w:ilvl w:val="0"/>
           <w:numId w:val="12"/>
@@ -6210,7 +6637,7 @@
     </w:p>
     <w:p>
       <w:pPr>
-        <w:pStyle w:val="4"/>
+        <w:pStyle w:val="42"/>
         <w:bidi w:val="0"/>
       </w:pPr>
       <w:r>
@@ -6219,7 +6646,7 @@
     </w:p>
     <w:p>
       <w:pPr>
-        <w:pStyle w:val="a1"/>
+        <w:pStyle w:val="30"/>
         <w:bidi w:val="0"/>
       </w:pPr>
       <w:r>
@@ -6238,7 +6665,7 @@
     </w:p>
     <w:p>
       <w:pPr>
-        <w:pStyle w:val="4"/>
+        <w:pStyle w:val="42"/>
         <w:bidi w:val="0"/>
       </w:pPr>
       <w:r>
@@ -6247,7 +6674,7 @@
     </w:p>
     <w:p>
       <w:pPr>
-        <w:pStyle w:val="a1"/>
+        <w:pStyle w:val="30"/>
         <w:bidi w:val="0"/>
       </w:pPr>
       <w:r>
@@ -6256,7 +6683,7 @@
     </w:p>
     <w:p>
       <w:pPr>
-        <w:pStyle w:val="a1"/>
+        <w:pStyle w:val="30"/>
         <w:bidi w:val="0"/>
       </w:pPr>
       <w:r>
@@ -6265,18 +6692,18 @@
     </w:p>
     <w:p>
       <w:pPr>
-        <w:pStyle w:val="3"/>
-        <w:bidi w:val="0"/>
-      </w:pPr>
-      <w:bookmarkStart w:id="30" w:name="_Toc21568"/>
+        <w:pStyle w:val="32"/>
+        <w:bidi w:val="0"/>
+      </w:pPr>
+      <w:bookmarkStart w:id="29" w:name="_Toc22355"/>
       <w:r>
         <w:t>项目沟通</w:t>
       </w:r>
-      <w:bookmarkEnd w:id="30"/>
-    </w:p>
-    <w:p>
-      <w:pPr>
-        <w:pStyle w:val="a1"/>
+      <w:bookmarkEnd w:id="29"/>
+    </w:p>
+    <w:p>
+      <w:pPr>
+        <w:pStyle w:val="30"/>
         <w:bidi w:val="0"/>
       </w:pPr>
       <w:r>
@@ -6310,17 +6737,17 @@
         <w:adjustRightInd w:val="0"/>
         <w:snapToGrid w:val="0"/>
         <w:spacing w:line="360" w:lineRule="auto"/>
-        <w:ind w:left="425" w:right="0" w:hanging="425" w:leftChars="0" w:firstLineChars="0"/>
+        <w:ind w:left="425" w:leftChars="0" w:right="0" w:hanging="425" w:firstLineChars="0"/>
         <w:textAlignment w:val="baseline"/>
         <w:rPr>
-          <w:rFonts w:ascii="宋体" w:eastAsia="宋体" w:hAnsi="宋体" w:cs="宋体"/>
+          <w:rFonts w:ascii="宋体" w:hAnsi="宋体" w:eastAsia="宋体" w:cs="宋体"/>
           <w:sz w:val="24"/>
           <w:szCs w:val="24"/>
         </w:rPr>
       </w:pPr>
       <w:r>
         <w:rPr>
-          <w:rFonts w:ascii="宋体" w:eastAsia="宋体" w:hAnsi="宋体" w:cs="宋体"/>
+          <w:rFonts w:ascii="宋体" w:hAnsi="宋体" w:eastAsia="宋体" w:cs="宋体"/>
           <w:spacing w:val="-1"/>
           <w:sz w:val="24"/>
           <w:szCs w:val="24"/>
@@ -6348,17 +6775,17 @@
         <w:adjustRightInd w:val="0"/>
         <w:snapToGrid w:val="0"/>
         <w:spacing w:line="360" w:lineRule="auto"/>
-        <w:ind w:left="425" w:right="0" w:hanging="425" w:leftChars="0" w:firstLineChars="0"/>
+        <w:ind w:left="425" w:leftChars="0" w:right="0" w:hanging="425" w:firstLineChars="0"/>
         <w:textAlignment w:val="baseline"/>
         <w:rPr>
-          <w:rFonts w:ascii="宋体" w:eastAsia="宋体" w:hAnsi="宋体" w:cs="宋体"/>
+          <w:rFonts w:ascii="宋体" w:hAnsi="宋体" w:eastAsia="宋体" w:cs="宋体"/>
           <w:sz w:val="24"/>
           <w:szCs w:val="24"/>
         </w:rPr>
       </w:pPr>
       <w:r>
         <w:rPr>
-          <w:rFonts w:ascii="宋体" w:eastAsia="宋体" w:hAnsi="宋体" w:cs="宋体" w:hint="eastAsia"/>
+          <w:rFonts w:hint="eastAsia" w:ascii="宋体" w:hAnsi="宋体" w:eastAsia="宋体" w:cs="宋体"/>
           <w:spacing w:val="-2"/>
           <w:sz w:val="24"/>
           <w:szCs w:val="24"/>
@@ -6368,7 +6795,7 @@
       </w:r>
       <w:r>
         <w:rPr>
-          <w:rFonts w:ascii="宋体" w:eastAsia="宋体" w:hAnsi="宋体" w:cs="宋体"/>
+          <w:rFonts w:ascii="宋体" w:hAnsi="宋体" w:eastAsia="宋体" w:cs="宋体"/>
           <w:spacing w:val="-2"/>
           <w:sz w:val="24"/>
           <w:szCs w:val="24"/>
@@ -6396,17 +6823,17 @@
         <w:adjustRightInd w:val="0"/>
         <w:snapToGrid w:val="0"/>
         <w:spacing w:line="360" w:lineRule="auto"/>
-        <w:ind w:left="425" w:right="0" w:hanging="425" w:leftChars="0" w:firstLineChars="0"/>
+        <w:ind w:left="425" w:leftChars="0" w:right="0" w:hanging="425" w:firstLineChars="0"/>
         <w:textAlignment w:val="baseline"/>
         <w:rPr>
-          <w:rFonts w:ascii="宋体" w:eastAsia="宋体" w:hAnsi="宋体" w:cs="宋体"/>
+          <w:rFonts w:ascii="宋体" w:hAnsi="宋体" w:eastAsia="宋体" w:cs="宋体"/>
           <w:sz w:val="24"/>
           <w:szCs w:val="24"/>
         </w:rPr>
       </w:pPr>
       <w:r>
         <w:rPr>
-          <w:rFonts w:ascii="宋体" w:eastAsia="宋体" w:hAnsi="宋体" w:cs="宋体" w:hint="eastAsia"/>
+          <w:rFonts w:hint="eastAsia" w:ascii="宋体" w:hAnsi="宋体" w:eastAsia="宋体" w:cs="宋体"/>
           <w:spacing w:val="-1"/>
           <w:sz w:val="24"/>
           <w:szCs w:val="24"/>
@@ -6416,7 +6843,7 @@
       </w:r>
       <w:r>
         <w:rPr>
-          <w:rFonts w:ascii="宋体" w:eastAsia="宋体" w:hAnsi="宋体" w:cs="宋体"/>
+          <w:rFonts w:ascii="宋体" w:hAnsi="宋体" w:eastAsia="宋体" w:cs="宋体"/>
           <w:spacing w:val="-1"/>
           <w:sz w:val="24"/>
           <w:szCs w:val="24"/>
@@ -6444,17 +6871,17 @@
         <w:adjustRightInd w:val="0"/>
         <w:snapToGrid w:val="0"/>
         <w:spacing w:line="360" w:lineRule="auto"/>
-        <w:ind w:left="425" w:right="0" w:hanging="425" w:leftChars="0" w:firstLineChars="0"/>
+        <w:ind w:left="425" w:leftChars="0" w:right="0" w:hanging="425" w:firstLineChars="0"/>
         <w:textAlignment w:val="baseline"/>
         <w:rPr>
-          <w:rFonts w:ascii="宋体" w:eastAsia="宋体" w:hAnsi="宋体" w:cs="宋体"/>
+          <w:rFonts w:ascii="宋体" w:hAnsi="宋体" w:eastAsia="宋体" w:cs="宋体"/>
           <w:sz w:val="24"/>
           <w:szCs w:val="24"/>
         </w:rPr>
       </w:pPr>
       <w:r>
         <w:rPr>
-          <w:rFonts w:ascii="宋体" w:eastAsia="宋体" w:hAnsi="宋体" w:cs="宋体" w:hint="eastAsia"/>
+          <w:rFonts w:hint="eastAsia" w:ascii="宋体" w:hAnsi="宋体" w:eastAsia="宋体" w:cs="宋体"/>
           <w:spacing w:val="-1"/>
           <w:sz w:val="24"/>
           <w:szCs w:val="24"/>
@@ -6464,7 +6891,7 @@
       </w:r>
       <w:r>
         <w:rPr>
-          <w:rFonts w:ascii="宋体" w:eastAsia="宋体" w:hAnsi="宋体" w:cs="宋体"/>
+          <w:rFonts w:ascii="宋体" w:hAnsi="宋体" w:eastAsia="宋体" w:cs="宋体"/>
           <w:spacing w:val="-1"/>
           <w:sz w:val="24"/>
           <w:szCs w:val="24"/>
@@ -6492,17 +6919,17 @@
         <w:adjustRightInd w:val="0"/>
         <w:snapToGrid w:val="0"/>
         <w:spacing w:line="360" w:lineRule="auto"/>
-        <w:ind w:left="425" w:right="0" w:hanging="425" w:leftChars="0" w:firstLineChars="0"/>
+        <w:ind w:left="425" w:leftChars="0" w:right="0" w:hanging="425" w:firstLineChars="0"/>
         <w:textAlignment w:val="baseline"/>
         <w:rPr>
-          <w:rFonts w:ascii="宋体" w:eastAsia="宋体" w:hAnsi="宋体" w:cs="宋体"/>
+          <w:rFonts w:ascii="宋体" w:hAnsi="宋体" w:eastAsia="宋体" w:cs="宋体"/>
           <w:sz w:val="24"/>
           <w:szCs w:val="24"/>
         </w:rPr>
       </w:pPr>
       <w:r>
         <w:rPr>
-          <w:rFonts w:ascii="宋体" w:eastAsia="宋体" w:hAnsi="宋体" w:cs="宋体" w:hint="eastAsia"/>
+          <w:rFonts w:hint="eastAsia" w:ascii="宋体" w:hAnsi="宋体" w:eastAsia="宋体" w:cs="宋体"/>
           <w:spacing w:val="-1"/>
           <w:sz w:val="24"/>
           <w:szCs w:val="24"/>
@@ -6512,7 +6939,7 @@
       </w:r>
       <w:r>
         <w:rPr>
-          <w:rFonts w:ascii="宋体" w:eastAsia="宋体" w:hAnsi="宋体" w:cs="宋体"/>
+          <w:rFonts w:ascii="宋体" w:hAnsi="宋体" w:eastAsia="宋体" w:cs="宋体"/>
           <w:spacing w:val="-1"/>
           <w:sz w:val="24"/>
           <w:szCs w:val="24"/>
@@ -6522,20 +6949,20 @@
     </w:p>
     <w:p>
       <w:pPr>
-        <w:pStyle w:val="3"/>
-        <w:bidi w:val="0"/>
-      </w:pPr>
-      <w:bookmarkStart w:id="31" w:name="bookmark15"/>
+        <w:pStyle w:val="32"/>
+        <w:bidi w:val="0"/>
+      </w:pPr>
+      <w:bookmarkStart w:id="30" w:name="bookmark15"/>
+      <w:bookmarkEnd w:id="30"/>
+      <w:bookmarkStart w:id="31" w:name="_Toc15165"/>
+      <w:r>
+        <w:t>问题和风险管理</w:t>
+      </w:r>
       <w:bookmarkEnd w:id="31"/>
-      <w:bookmarkStart w:id="32" w:name="_Toc26865"/>
-      <w:r>
-        <w:t>问题和风险管理</w:t>
-      </w:r>
-      <w:bookmarkEnd w:id="32"/>
-    </w:p>
-    <w:p>
-      <w:pPr>
-        <w:pStyle w:val="a1"/>
+    </w:p>
+    <w:p>
+      <w:pPr>
+        <w:pStyle w:val="30"/>
         <w:bidi w:val="0"/>
       </w:pPr>
       <w:r>
@@ -6561,20 +6988,20 @@
     </w:p>
     <w:p>
       <w:pPr>
-        <w:pStyle w:val="3"/>
-        <w:bidi w:val="0"/>
-      </w:pPr>
-      <w:bookmarkStart w:id="33" w:name="bookmark16"/>
+        <w:pStyle w:val="32"/>
+        <w:bidi w:val="0"/>
+      </w:pPr>
+      <w:bookmarkStart w:id="32" w:name="bookmark16"/>
+      <w:bookmarkEnd w:id="32"/>
+      <w:bookmarkStart w:id="33" w:name="_Toc27784"/>
+      <w:r>
+        <w:t>测试环境管理</w:t>
+      </w:r>
       <w:bookmarkEnd w:id="33"/>
-      <w:bookmarkStart w:id="34" w:name="_Toc3314"/>
-      <w:r>
-        <w:t>测试环境管理</w:t>
-      </w:r>
-      <w:bookmarkEnd w:id="34"/>
-    </w:p>
-    <w:p>
-      <w:pPr>
-        <w:pStyle w:val="a1"/>
+    </w:p>
+    <w:p>
+      <w:pPr>
+        <w:pStyle w:val="30"/>
         <w:bidi w:val="0"/>
       </w:pPr>
       <w:r>
@@ -6601,17 +7028,17 @@
         <w:adjustRightInd w:val="0"/>
         <w:snapToGrid w:val="0"/>
         <w:spacing w:line="360" w:lineRule="auto"/>
-        <w:ind w:left="425" w:right="0" w:hanging="425" w:leftChars="0" w:firstLineChars="0"/>
+        <w:ind w:left="425" w:leftChars="0" w:right="0" w:hanging="425" w:firstLineChars="0"/>
         <w:textAlignment w:val="baseline"/>
         <w:rPr>
-          <w:rFonts w:ascii="宋体" w:eastAsia="宋体" w:hAnsi="宋体" w:cs="宋体"/>
+          <w:rFonts w:ascii="宋体" w:hAnsi="宋体" w:eastAsia="宋体" w:cs="宋体"/>
           <w:sz w:val="24"/>
           <w:szCs w:val="24"/>
         </w:rPr>
       </w:pPr>
       <w:r>
         <w:rPr>
-          <w:rFonts w:ascii="宋体" w:eastAsia="宋体" w:hAnsi="宋体" w:cs="宋体"/>
+          <w:rFonts w:ascii="宋体" w:hAnsi="宋体" w:eastAsia="宋体" w:cs="宋体"/>
           <w:spacing w:val="-1"/>
           <w:sz w:val="24"/>
           <w:szCs w:val="24"/>
@@ -6639,17 +7066,17 @@
         <w:adjustRightInd w:val="0"/>
         <w:snapToGrid w:val="0"/>
         <w:spacing w:line="360" w:lineRule="auto"/>
-        <w:ind w:left="425" w:right="0" w:hanging="425" w:leftChars="0" w:firstLineChars="0"/>
+        <w:ind w:left="425" w:leftChars="0" w:right="0" w:hanging="425" w:firstLineChars="0"/>
         <w:textAlignment w:val="baseline"/>
         <w:rPr>
-          <w:rFonts w:ascii="宋体" w:eastAsia="宋体" w:hAnsi="宋体" w:cs="宋体"/>
+          <w:rFonts w:ascii="宋体" w:hAnsi="宋体" w:eastAsia="宋体" w:cs="宋体"/>
           <w:sz w:val="24"/>
           <w:szCs w:val="24"/>
         </w:rPr>
       </w:pPr>
       <w:r>
         <w:rPr>
-          <w:rFonts w:ascii="宋体" w:eastAsia="宋体" w:hAnsi="宋体" w:cs="宋体"/>
+          <w:rFonts w:ascii="宋体" w:hAnsi="宋体" w:eastAsia="宋体" w:cs="宋体"/>
           <w:spacing w:val="-1"/>
           <w:sz w:val="24"/>
           <w:szCs w:val="24"/>
@@ -6677,17 +7104,17 @@
         <w:adjustRightInd w:val="0"/>
         <w:snapToGrid w:val="0"/>
         <w:spacing w:line="360" w:lineRule="auto"/>
-        <w:ind w:left="425" w:right="0" w:hanging="425" w:leftChars="0" w:firstLineChars="0"/>
+        <w:ind w:left="425" w:leftChars="0" w:right="0" w:hanging="425" w:firstLineChars="0"/>
         <w:textAlignment w:val="baseline"/>
         <w:rPr>
-          <w:rFonts w:ascii="宋体" w:eastAsia="宋体" w:hAnsi="宋体" w:cs="宋体"/>
+          <w:rFonts w:ascii="宋体" w:hAnsi="宋体" w:eastAsia="宋体" w:cs="宋体"/>
           <w:sz w:val="24"/>
           <w:szCs w:val="24"/>
         </w:rPr>
       </w:pPr>
       <w:r>
         <w:rPr>
-          <w:rFonts w:ascii="宋体" w:eastAsia="宋体" w:hAnsi="宋体" w:cs="宋体"/>
+          <w:rFonts w:ascii="宋体" w:hAnsi="宋体" w:eastAsia="宋体" w:cs="宋体"/>
           <w:spacing w:val="-2"/>
           <w:sz w:val="24"/>
           <w:szCs w:val="24"/>
@@ -6696,7 +7123,7 @@
       </w:r>
       <w:r>
         <w:rPr>
-          <w:rFonts w:ascii="宋体" w:eastAsia="宋体" w:hAnsi="宋体" w:cs="宋体"/>
+          <w:rFonts w:ascii="宋体" w:hAnsi="宋体" w:eastAsia="宋体" w:cs="宋体"/>
           <w:spacing w:val="-1"/>
           <w:sz w:val="24"/>
           <w:szCs w:val="24"/>
@@ -6724,17 +7151,17 @@
         <w:adjustRightInd w:val="0"/>
         <w:snapToGrid w:val="0"/>
         <w:spacing w:line="360" w:lineRule="auto"/>
-        <w:ind w:left="425" w:right="0" w:hanging="425" w:leftChars="0" w:firstLineChars="0"/>
+        <w:ind w:left="425" w:leftChars="0" w:right="0" w:hanging="425" w:firstLineChars="0"/>
         <w:textAlignment w:val="baseline"/>
         <w:rPr>
-          <w:rFonts w:ascii="宋体" w:eastAsia="宋体" w:hAnsi="宋体" w:cs="宋体"/>
+          <w:rFonts w:ascii="宋体" w:hAnsi="宋体" w:eastAsia="宋体" w:cs="宋体"/>
           <w:sz w:val="24"/>
           <w:szCs w:val="24"/>
         </w:rPr>
       </w:pPr>
       <w:r>
         <w:rPr>
-          <w:rFonts w:ascii="宋体" w:eastAsia="宋体" w:hAnsi="宋体" w:cs="宋体"/>
+          <w:rFonts w:ascii="宋体" w:hAnsi="宋体" w:eastAsia="宋体" w:cs="宋体"/>
           <w:spacing w:val="-3"/>
           <w:sz w:val="24"/>
           <w:szCs w:val="24"/>
@@ -6743,7 +7170,7 @@
       </w:r>
       <w:r>
         <w:rPr>
-          <w:rFonts w:ascii="宋体" w:eastAsia="宋体" w:hAnsi="宋体" w:cs="宋体"/>
+          <w:rFonts w:ascii="宋体" w:hAnsi="宋体" w:eastAsia="宋体" w:cs="宋体"/>
           <w:spacing w:val="-4"/>
           <w:sz w:val="24"/>
           <w:szCs w:val="24"/>
@@ -6752,7 +7179,7 @@
       </w:r>
       <w:r>
         <w:rPr>
-          <w:rFonts w:ascii="宋体" w:eastAsia="宋体" w:hAnsi="宋体" w:cs="宋体"/>
+          <w:rFonts w:ascii="宋体" w:hAnsi="宋体" w:eastAsia="宋体" w:cs="宋体"/>
           <w:spacing w:val="-1"/>
           <w:sz w:val="24"/>
           <w:szCs w:val="24"/>
@@ -6780,7 +7207,7 @@
         <w:adjustRightInd w:val="0"/>
         <w:snapToGrid w:val="0"/>
         <w:spacing w:line="360" w:lineRule="auto"/>
-        <w:ind w:left="425" w:right="0" w:hanging="425" w:leftChars="0" w:firstLineChars="0"/>
+        <w:ind w:left="425" w:leftChars="0" w:right="0" w:hanging="425" w:firstLineChars="0"/>
         <w:textAlignment w:val="baseline"/>
         <w:rPr>
           <w:rFonts w:hint="default"/>
@@ -6789,7 +7216,7 @@
       </w:pPr>
       <w:r>
         <w:rPr>
-          <w:rFonts w:ascii="宋体" w:eastAsia="宋体" w:hAnsi="宋体" w:cs="宋体"/>
+          <w:rFonts w:ascii="宋体" w:hAnsi="宋体" w:eastAsia="宋体" w:cs="宋体"/>
           <w:spacing w:val="-1"/>
           <w:sz w:val="24"/>
           <w:szCs w:val="24"/>
@@ -6799,14 +7226,264 @@
     </w:p>
     <w:p>
       <w:pPr>
-        <w:pStyle w:val="2"/>
+        <w:pStyle w:val="31"/>
         <w:bidi w:val="0"/>
         <w:rPr>
           <w:rFonts w:hint="default"/>
           <w:lang w:val="en-US" w:eastAsia="zh-CN"/>
         </w:rPr>
       </w:pPr>
-      <w:bookmarkStart w:id="35" w:name="_Toc15780"/>
+      <w:bookmarkStart w:id="34" w:name="_Toc8257"/>
+      <w:r>
+        <w:rPr>
+          <w:rFonts w:hint="default"/>
+          <w:lang w:val="en-US" w:eastAsia="zh-CN"/>
+        </w:rPr>
+        <w:t>运维成果应用管理</w:t>
+      </w:r>
+      <w:bookmarkEnd w:id="34"/>
+    </w:p>
+    <w:p>
+      <w:pPr>
+        <w:pStyle w:val="32"/>
+        <w:bidi w:val="0"/>
+        <w:rPr>
+          <w:rFonts w:hint="default"/>
+          <w:lang w:val="en-US" w:eastAsia="zh-CN"/>
+        </w:rPr>
+      </w:pPr>
+      <w:bookmarkStart w:id="35" w:name="_Toc21052"/>
+      <w:r>
+        <w:rPr>
+          <w:rFonts w:hint="default"/>
+          <w:lang w:val="en-US" w:eastAsia="zh-CN"/>
+        </w:rPr>
+        <w:t>成果交接</w:t>
+      </w:r>
+      <w:bookmarkEnd w:id="35"/>
+    </w:p>
+    <w:p>
+      <w:pPr>
+        <w:pStyle w:val="30"/>
+        <w:bidi w:val="0"/>
+        <w:rPr>
+          <w:rFonts w:hint="default"/>
+          <w:lang w:val="en-US" w:eastAsia="zh-CN"/>
+        </w:rPr>
+      </w:pPr>
+      <w:r>
+        <w:rPr>
+          <w:rFonts w:hint="default"/>
+          <w:lang w:val="en-US" w:eastAsia="zh-CN"/>
+        </w:rPr>
+        <w:t>研发项目完成后，研发部经理应在5个工作日内将成果移交至运维部，移交内容包括可运行程序、部署记录、操作说明及异常处理指引。移交清单双方签字确认。</w:t>
+      </w:r>
+    </w:p>
+    <w:p>
+      <w:pPr>
+        <w:pStyle w:val="32"/>
+        <w:bidi w:val="0"/>
+        <w:rPr>
+          <w:rFonts w:hint="default"/>
+          <w:lang w:val="en-US" w:eastAsia="zh-CN"/>
+        </w:rPr>
+      </w:pPr>
+      <w:bookmarkStart w:id="36" w:name="_Toc10503"/>
+      <w:r>
+        <w:rPr>
+          <w:rFonts w:hint="default"/>
+          <w:lang w:val="en-US" w:eastAsia="zh-CN"/>
+        </w:rPr>
+        <w:t>现场试运行</w:t>
+      </w:r>
+      <w:bookmarkEnd w:id="36"/>
+    </w:p>
+    <w:p>
+      <w:pPr>
+        <w:pStyle w:val="30"/>
+        <w:bidi w:val="0"/>
+        <w:rPr>
+          <w:rFonts w:hint="default"/>
+          <w:lang w:val="en-US" w:eastAsia="zh-CN"/>
+        </w:rPr>
+      </w:pPr>
+      <w:r>
+        <w:rPr>
+          <w:rFonts w:hint="default"/>
+          <w:lang w:val="en-US" w:eastAsia="zh-CN"/>
+        </w:rPr>
+        <w:t>运维部在真实运维环境中安排成果试运行，试运行时长根据成果复杂度确定，一般不超过20个工作日。试运行期间，研发部指派专人配合解决现场问题。</w:t>
+      </w:r>
+    </w:p>
+    <w:p>
+      <w:pPr>
+        <w:pStyle w:val="32"/>
+        <w:bidi w:val="0"/>
+        <w:rPr>
+          <w:rFonts w:hint="default"/>
+          <w:lang w:val="en-US" w:eastAsia="zh-CN"/>
+        </w:rPr>
+      </w:pPr>
+      <w:bookmarkStart w:id="37" w:name="_Toc8679"/>
+      <w:r>
+        <w:rPr>
+          <w:rFonts w:hint="default"/>
+          <w:lang w:val="en-US" w:eastAsia="zh-CN"/>
+        </w:rPr>
+        <w:t>运行状态登记</w:t>
+      </w:r>
+      <w:bookmarkEnd w:id="37"/>
+    </w:p>
+    <w:p>
+      <w:pPr>
+        <w:keepNext w:val="0"/>
+        <w:keepLines w:val="0"/>
+        <w:pageBreakBefore w:val="0"/>
+        <w:widowControl/>
+        <w:numPr>
+          <w:numId w:val="0"/>
+        </w:numPr>
+        <w:kinsoku w:val="0"/>
+        <w:wordWrap/>
+        <w:overflowPunct/>
+        <w:topLinePunct w:val="0"/>
+        <w:autoSpaceDE w:val="0"/>
+        <w:autoSpaceDN w:val="0"/>
+        <w:bidi w:val="0"/>
+        <w:adjustRightInd w:val="0"/>
+        <w:snapToGrid w:val="0"/>
+        <w:spacing w:line="360" w:lineRule="auto"/>
+        <w:ind w:leftChars="0" w:right="0" w:rightChars="0"/>
+        <w:textAlignment w:val="baseline"/>
+        <w:rPr>
+          <w:rStyle w:val="45"/>
+          <w:rFonts w:hint="default"/>
+          <w:lang w:val="en-US" w:eastAsia="zh-CN"/>
+        </w:rPr>
+      </w:pPr>
+      <w:r>
+        <w:rPr>
+          <w:rStyle w:val="45"/>
+          <w:rFonts w:hint="default"/>
+          <w:lang w:val="en-US" w:eastAsia="zh-CN"/>
+        </w:rPr>
+        <w:t>运维部对每项投入使用的成果建立运行档案，记录启用时间、覆盖范围、故障次数及处置结果。档案每月更新一次，供双方查阅。</w:t>
+      </w:r>
+    </w:p>
+    <w:p>
+      <w:pPr>
+        <w:pStyle w:val="32"/>
+        <w:bidi w:val="0"/>
+        <w:rPr>
+          <w:rFonts w:hint="default"/>
+          <w:lang w:val="en-US" w:eastAsia="zh-CN"/>
+        </w:rPr>
+      </w:pPr>
+      <w:r>
+        <w:rPr>
+          <w:rFonts w:hint="default"/>
+          <w:lang w:val="en-US" w:eastAsia="zh-CN"/>
+        </w:rPr>
+        <w:t xml:space="preserve"> </w:t>
+      </w:r>
+      <w:bookmarkStart w:id="38" w:name="_Toc13617"/>
+      <w:r>
+        <w:rPr>
+          <w:rFonts w:hint="default"/>
+          <w:lang w:val="en-US" w:eastAsia="zh-CN"/>
+        </w:rPr>
+        <w:t>适用性复核</w:t>
+      </w:r>
+      <w:bookmarkEnd w:id="38"/>
+    </w:p>
+    <w:p>
+      <w:pPr>
+        <w:pStyle w:val="30"/>
+        <w:bidi w:val="0"/>
+        <w:rPr>
+          <w:rFonts w:hint="default"/>
+          <w:lang w:val="en-US" w:eastAsia="zh-CN"/>
+        </w:rPr>
+      </w:pPr>
+      <w:r>
+        <w:rPr>
+          <w:rFonts w:hint="default"/>
+          <w:lang w:val="en-US" w:eastAsia="zh-CN"/>
+        </w:rPr>
+        <w:t>每半年组织一次成果适用性复核，由运维部汇总实际使用情况，研发部评估是否满足当前运维需求。复核结论分为：继续使用、限期整改、停止使用。</w:t>
+      </w:r>
+    </w:p>
+    <w:p>
+      <w:pPr>
+        <w:pStyle w:val="32"/>
+        <w:bidi w:val="0"/>
+        <w:rPr>
+          <w:rFonts w:hint="default"/>
+          <w:lang w:val="en-US" w:eastAsia="zh-CN"/>
+        </w:rPr>
+      </w:pPr>
+      <w:bookmarkStart w:id="39" w:name="_Toc24705"/>
+      <w:r>
+        <w:rPr>
+          <w:rFonts w:hint="default"/>
+          <w:lang w:val="en-US" w:eastAsia="zh-CN"/>
+        </w:rPr>
+        <w:t>5.5.5 成果废止</w:t>
+      </w:r>
+      <w:bookmarkEnd w:id="39"/>
+    </w:p>
+    <w:p>
+      <w:pPr>
+        <w:keepNext w:val="0"/>
+        <w:keepLines w:val="0"/>
+        <w:pageBreakBefore w:val="0"/>
+        <w:widowControl/>
+        <w:numPr>
+          <w:numId w:val="0"/>
+        </w:numPr>
+        <w:kinsoku w:val="0"/>
+        <w:wordWrap/>
+        <w:overflowPunct/>
+        <w:topLinePunct w:val="0"/>
+        <w:autoSpaceDE w:val="0"/>
+        <w:autoSpaceDN w:val="0"/>
+        <w:bidi w:val="0"/>
+        <w:adjustRightInd w:val="0"/>
+        <w:snapToGrid w:val="0"/>
+        <w:spacing w:line="360" w:lineRule="auto"/>
+        <w:ind w:leftChars="0" w:right="0" w:rightChars="0"/>
+        <w:textAlignment w:val="baseline"/>
+        <w:rPr>
+          <w:rFonts w:hint="default"/>
+          <w:lang w:val="en-US" w:eastAsia="zh-CN"/>
+        </w:rPr>
+      </w:pPr>
+      <w:r>
+        <w:rPr>
+          <w:rStyle w:val="45"/>
+          <w:rFonts w:hint="default"/>
+          <w:lang w:val="en-US" w:eastAsia="zh-CN"/>
+        </w:rPr>
+        <w:t>对停止使用的成果，运维部从运维环境中移除，研发部同步在配置库中标记为“已废止”，不再纳入维护范围</w:t>
+      </w:r>
+      <w:r>
+        <w:rPr>
+          <w:rFonts w:hint="default"/>
+          <w:lang w:val="en-US" w:eastAsia="zh-CN"/>
+        </w:rPr>
+        <w:t>。</w:t>
+      </w:r>
+    </w:p>
+    <w:p>
+      <w:pPr>
+        <w:pStyle w:val="31"/>
+        <w:bidi w:val="0"/>
+        <w:rPr>
+          <w:rFonts w:hint="default"/>
+          <w:lang w:val="en-US" w:eastAsia="zh-CN"/>
+        </w:rPr>
+      </w:pPr>
+      <w:bookmarkStart w:id="40" w:name="_Toc21045"/>
       <w:r>
         <w:rPr>
           <w:rFonts w:hint="eastAsia"/>
@@ -6814,21 +7491,22 @@
         </w:rPr>
         <w:t>考核指标</w:t>
       </w:r>
-      <w:bookmarkEnd w:id="35"/>
+      <w:bookmarkEnd w:id="40"/>
     </w:p>
     <w:tbl>
       <w:tblPr>
-        <w:tblStyle w:val="TableGrid"/>
+        <w:tblStyle w:val="22"/>
         <w:tblW w:w="8474" w:type="dxa"/>
         <w:jc w:val="center"/>
         <w:tblBorders>
-          <w:top w:val="single" w:sz="4" w:space="0" w:color="auto"/>
-          <w:left w:val="single" w:sz="4" w:space="0" w:color="auto"/>
-          <w:bottom w:val="single" w:sz="4" w:space="0" w:color="auto"/>
-          <w:right w:val="single" w:sz="4" w:space="0" w:color="auto"/>
-          <w:insideH w:val="single" w:sz="4" w:space="0" w:color="auto"/>
-          <w:insideV w:val="single" w:sz="4" w:space="0" w:color="auto"/>
+          <w:top w:val="single" w:color="auto" w:sz="4" w:space="0"/>
+          <w:left w:val="single" w:color="auto" w:sz="4" w:space="0"/>
+          <w:bottom w:val="single" w:color="auto" w:sz="4" w:space="0"/>
+          <w:right w:val="single" w:color="auto" w:sz="4" w:space="0"/>
+          <w:insideH w:val="single" w:color="auto" w:sz="4" w:space="0"/>
+          <w:insideV w:val="single" w:color="auto" w:sz="4" w:space="0"/>
         </w:tblBorders>
+        <w:tblLayout w:type="autofit"/>
         <w:tblCellMar>
           <w:top w:w="0" w:type="dxa"/>
           <w:left w:w="108" w:type="dxa"/>
@@ -6844,15 +7522,13 @@
       </w:tblGrid>
       <w:tr>
         <w:tblPrEx>
-          <w:tblW w:w="8474" w:type="dxa"/>
-          <w:jc w:val="center"/>
           <w:tblBorders>
-            <w:top w:val="single" w:sz="4" w:space="0" w:color="auto"/>
-            <w:left w:val="single" w:sz="4" w:space="0" w:color="auto"/>
-            <w:bottom w:val="single" w:sz="4" w:space="0" w:color="auto"/>
-            <w:right w:val="single" w:sz="4" w:space="0" w:color="auto"/>
-            <w:insideH w:val="single" w:sz="4" w:space="0" w:color="auto"/>
-            <w:insideV w:val="single" w:sz="4" w:space="0" w:color="auto"/>
+            <w:top w:val="single" w:color="auto" w:sz="4" w:space="0"/>
+            <w:left w:val="single" w:color="auto" w:sz="4" w:space="0"/>
+            <w:bottom w:val="single" w:color="auto" w:sz="4" w:space="0"/>
+            <w:right w:val="single" w:color="auto" w:sz="4" w:space="0"/>
+            <w:insideH w:val="single" w:color="auto" w:sz="4" w:space="0"/>
+            <w:insideV w:val="single" w:color="auto" w:sz="4" w:space="0"/>
           </w:tblBorders>
           <w:tblCellMar>
             <w:top w:w="0" w:type="dxa"/>
@@ -6874,7 +7550,7 @@
               <w:widowControl w:val="0"/>
               <w:jc w:val="center"/>
               <w:rPr>
-                <w:rFonts w:eastAsia="宋体" w:hint="default"/>
+                <w:rFonts w:hint="default" w:eastAsia="宋体"/>
                 <w:b/>
                 <w:bCs/>
                 <w:vertAlign w:val="baseline"/>
@@ -6883,7 +7559,7 @@
             </w:pPr>
             <w:r>
               <w:rPr>
-                <w:rFonts w:eastAsia="宋体" w:hint="eastAsia"/>
+                <w:rFonts w:hint="eastAsia" w:eastAsia="宋体"/>
                 <w:b/>
                 <w:bCs/>
                 <w:vertAlign w:val="baseline"/>
@@ -6903,7 +7579,7 @@
               <w:widowControl w:val="0"/>
               <w:jc w:val="center"/>
               <w:rPr>
-                <w:rFonts w:eastAsia="宋体" w:hint="default"/>
+                <w:rFonts w:hint="default" w:eastAsia="宋体"/>
                 <w:b/>
                 <w:bCs/>
                 <w:vertAlign w:val="baseline"/>
@@ -6912,7 +7588,7 @@
             </w:pPr>
             <w:r>
               <w:rPr>
-                <w:rFonts w:eastAsia="宋体" w:hint="eastAsia"/>
+                <w:rFonts w:hint="eastAsia" w:eastAsia="宋体"/>
                 <w:b/>
                 <w:bCs/>
                 <w:vertAlign w:val="baseline"/>
@@ -6932,7 +7608,7 @@
               <w:widowControl w:val="0"/>
               <w:jc w:val="center"/>
               <w:rPr>
-                <w:rFonts w:eastAsia="宋体" w:hint="default"/>
+                <w:rFonts w:hint="default" w:eastAsia="宋体"/>
                 <w:b/>
                 <w:bCs/>
                 <w:vertAlign w:val="baseline"/>
@@ -6941,7 +7617,7 @@
             </w:pPr>
             <w:r>
               <w:rPr>
-                <w:rFonts w:eastAsia="宋体" w:hint="eastAsia"/>
+                <w:rFonts w:hint="eastAsia" w:eastAsia="宋体"/>
                 <w:b/>
                 <w:bCs/>
                 <w:vertAlign w:val="baseline"/>
@@ -6962,7 +7638,7 @@
               <w:widowControl w:val="0"/>
               <w:jc w:val="center"/>
               <w:rPr>
-                <w:rFonts w:ascii="宋体" w:eastAsia="宋体" w:hAnsi="宋体" w:cs="宋体" w:hint="eastAsia"/>
+                <w:rFonts w:hint="eastAsia" w:ascii="宋体" w:hAnsi="宋体" w:eastAsia="宋体" w:cs="宋体"/>
                 <w:b/>
                 <w:bCs/>
                 <w:snapToGrid w:val="0"/>
@@ -6975,7 +7651,7 @@
             </w:pPr>
             <w:r>
               <w:rPr>
-                <w:rFonts w:ascii="宋体" w:eastAsia="宋体" w:hAnsi="宋体" w:cs="宋体" w:hint="eastAsia"/>
+                <w:rFonts w:hint="eastAsia" w:ascii="宋体" w:hAnsi="宋体" w:eastAsia="宋体" w:cs="宋体"/>
                 <w:b/>
                 <w:bCs/>
                 <w:sz w:val="18"/>
@@ -6988,8 +7664,14 @@
       </w:tr>
       <w:tr>
         <w:tblPrEx>
-          <w:tblW w:w="8474" w:type="dxa"/>
-          <w:jc w:val="center"/>
+          <w:tblBorders>
+            <w:top w:val="single" w:color="auto" w:sz="4" w:space="0"/>
+            <w:left w:val="single" w:color="auto" w:sz="4" w:space="0"/>
+            <w:bottom w:val="single" w:color="auto" w:sz="4" w:space="0"/>
+            <w:right w:val="single" w:color="auto" w:sz="4" w:space="0"/>
+            <w:insideH w:val="single" w:color="auto" w:sz="4" w:space="0"/>
+            <w:insideV w:val="single" w:color="auto" w:sz="4" w:space="0"/>
+          </w:tblBorders>
           <w:tblCellMar>
             <w:top w:w="0" w:type="dxa"/>
             <w:left w:w="108" w:type="dxa"/>
@@ -6998,7 +7680,7 @@
           </w:tblCellMar>
         </w:tblPrEx>
         <w:trPr>
-          <w:trHeight w:val="238"/>
+          <w:trHeight w:val="238" w:hRule="atLeast"/>
           <w:jc w:val="center"/>
         </w:trPr>
         <w:tc>
@@ -7015,7 +7697,7 @@
             </w:pPr>
             <w:r>
               <w:rPr>
-                <w:rFonts w:ascii="宋体" w:eastAsia="宋体" w:hAnsi="宋体" w:cs="宋体" w:hint="eastAsia"/>
+                <w:rFonts w:hint="eastAsia" w:ascii="宋体" w:hAnsi="宋体" w:eastAsia="宋体" w:cs="宋体"/>
                 <w:sz w:val="18"/>
                 <w:szCs w:val="18"/>
               </w:rPr>
@@ -7037,7 +7719,7 @@
             </w:pPr>
             <w:r>
               <w:rPr>
-                <w:rFonts w:ascii="宋体" w:eastAsia="宋体" w:hAnsi="宋体" w:cs="宋体" w:hint="eastAsia"/>
+                <w:rFonts w:hint="eastAsia" w:ascii="宋体" w:hAnsi="宋体" w:eastAsia="宋体" w:cs="宋体"/>
                 <w:sz w:val="18"/>
                 <w:szCs w:val="18"/>
               </w:rPr>
@@ -7045,7 +7727,7 @@
             </w:r>
             <w:r>
               <w:rPr>
-                <w:rFonts w:ascii="宋体" w:eastAsia="宋体" w:hAnsi="宋体" w:cs="宋体" w:hint="eastAsia"/>
+                <w:rFonts w:hint="eastAsia" w:ascii="宋体" w:hAnsi="宋体" w:eastAsia="宋体" w:cs="宋体"/>
                 <w:sz w:val="18"/>
                 <w:szCs w:val="18"/>
                 <w:lang w:eastAsia="zh-CN"/>
@@ -7054,7 +7736,7 @@
             </w:r>
             <w:r>
               <w:rPr>
-                <w:rFonts w:ascii="宋体" w:eastAsia="宋体" w:hAnsi="宋体" w:cs="宋体" w:hint="eastAsia"/>
+                <w:rFonts w:hint="eastAsia" w:ascii="宋体" w:hAnsi="宋体" w:eastAsia="宋体" w:cs="宋体"/>
                 <w:sz w:val="18"/>
                 <w:szCs w:val="18"/>
               </w:rPr>
@@ -7077,7 +7759,7 @@
             </w:pPr>
             <w:r>
               <w:rPr>
-                <w:rFonts w:ascii="宋体" w:eastAsia="宋体" w:hAnsi="宋体" w:cs="宋体" w:hint="eastAsia"/>
+                <w:rFonts w:hint="eastAsia" w:ascii="宋体" w:hAnsi="宋体" w:eastAsia="宋体" w:cs="宋体"/>
                 <w:sz w:val="18"/>
                 <w:szCs w:val="18"/>
               </w:rPr>
@@ -7096,7 +7778,7 @@
               <w:widowControl w:val="0"/>
               <w:jc w:val="center"/>
               <w:rPr>
-                <w:rFonts w:ascii="宋体" w:eastAsia="宋体" w:hAnsi="宋体" w:cs="宋体" w:hint="default"/>
+                <w:rFonts w:hint="default" w:ascii="宋体" w:hAnsi="宋体" w:eastAsia="宋体" w:cs="宋体"/>
                 <w:snapToGrid w:val="0"/>
                 <w:color w:val="000000"/>
                 <w:kern w:val="0"/>
@@ -7107,7 +7789,7 @@
             </w:pPr>
             <w:r>
               <w:rPr>
-                <w:rFonts w:ascii="宋体" w:eastAsia="宋体" w:hAnsi="宋体" w:cs="宋体" w:hint="eastAsia"/>
+                <w:rFonts w:hint="eastAsia" w:ascii="宋体" w:hAnsi="宋体" w:eastAsia="宋体" w:cs="宋体"/>
                 <w:sz w:val="18"/>
                 <w:szCs w:val="18"/>
               </w:rPr>
@@ -7115,7 +7797,7 @@
             </w:r>
             <w:r>
               <w:rPr>
-                <w:rFonts w:ascii="宋体" w:eastAsia="宋体" w:hAnsi="宋体" w:cs="宋体" w:hint="eastAsia"/>
+                <w:rFonts w:hint="eastAsia" w:ascii="宋体" w:hAnsi="宋体" w:eastAsia="宋体" w:cs="宋体"/>
                 <w:sz w:val="18"/>
                 <w:szCs w:val="18"/>
                 <w:lang w:val="en-US" w:eastAsia="zh-CN"/>
@@ -7124,7 +7806,7 @@
             </w:r>
             <w:r>
               <w:rPr>
-                <w:rFonts w:ascii="宋体" w:hAnsi="宋体" w:cs="宋体" w:hint="eastAsia"/>
+                <w:rFonts w:hint="eastAsia" w:ascii="宋体" w:hAnsi="宋体" w:cs="宋体"/>
                 <w:sz w:val="18"/>
                 <w:szCs w:val="18"/>
                 <w:lang w:val="en-US" w:eastAsia="zh-CN"/>
@@ -7137,35 +7819,35 @@
     </w:tbl>
     <w:p>
       <w:pPr>
-        <w:pStyle w:val="1"/>
-        <w:bidi w:val="0"/>
-        <w:rPr>
-          <w:rStyle w:val="1Char"/>
-          <w:rFonts w:eastAsia="宋体" w:hint="default"/>
-          <w:lang w:val="en-US" w:eastAsia="zh-CN"/>
-        </w:rPr>
-      </w:pPr>
-      <w:bookmarkStart w:id="36" w:name="_Toc19617"/>
-      <w:r>
-        <w:rPr>
-          <w:rStyle w:val="1Char"/>
-          <w:rFonts w:eastAsia="宋体" w:hint="eastAsia"/>
+        <w:pStyle w:val="29"/>
+        <w:bidi w:val="0"/>
+        <w:rPr>
+          <w:rStyle w:val="39"/>
+          <w:rFonts w:hint="default" w:eastAsia="宋体"/>
+          <w:lang w:val="en-US" w:eastAsia="zh-CN"/>
+        </w:rPr>
+      </w:pPr>
+      <w:bookmarkStart w:id="41" w:name="_Toc30879"/>
+      <w:r>
+        <w:rPr>
+          <w:rStyle w:val="39"/>
+          <w:rFonts w:hint="eastAsia" w:eastAsia="宋体"/>
           <w:lang w:val="en-US" w:eastAsia="zh-CN"/>
         </w:rPr>
         <w:t>附则</w:t>
       </w:r>
-      <w:bookmarkEnd w:id="17"/>
-      <w:bookmarkEnd w:id="36"/>
-    </w:p>
-    <w:p>
-      <w:pPr>
-        <w:pStyle w:val="a1"/>
+      <w:bookmarkEnd w:id="16"/>
+      <w:bookmarkEnd w:id="41"/>
+    </w:p>
+    <w:p>
+      <w:pPr>
+        <w:pStyle w:val="30"/>
         <w:numPr>
           <w:ilvl w:val="0"/>
           <w:numId w:val="15"/>
         </w:numPr>
         <w:bidi w:val="0"/>
-        <w:ind w:left="425" w:hanging="425" w:leftChars="0" w:firstLineChars="0"/>
+        <w:ind w:left="425" w:leftChars="0" w:hanging="425" w:firstLineChars="0"/>
         <w:rPr>
           <w:rFonts w:hint="eastAsia"/>
           <w:lang w:val="en-US" w:eastAsia="zh-CN"/>
@@ -7181,13 +7863,13 @@
     </w:p>
     <w:p>
       <w:pPr>
-        <w:pStyle w:val="a1"/>
+        <w:pStyle w:val="30"/>
         <w:numPr>
           <w:ilvl w:val="0"/>
           <w:numId w:val="15"/>
         </w:numPr>
         <w:bidi w:val="0"/>
-        <w:ind w:left="425" w:hanging="425" w:leftChars="0" w:firstLineChars="0"/>
+        <w:ind w:left="425" w:leftChars="0" w:hanging="425" w:firstLineChars="0"/>
         <w:rPr>
           <w:rFonts w:hint="default"/>
           <w:lang w:val="en-US" w:eastAsia="zh-CN"/>
@@ -7203,16 +7885,16 @@
     </w:p>
     <w:p>
       <w:pPr>
-        <w:pStyle w:val="1"/>
+        <w:pStyle w:val="29"/>
         <w:bidi w:val="0"/>
         <w:rPr>
           <w:rFonts w:hint="default"/>
           <w:lang w:val="en-US" w:eastAsia="zh-CN"/>
         </w:rPr>
       </w:pPr>
-      <w:bookmarkStart w:id="37" w:name="bookmark14"/>
-      <w:bookmarkEnd w:id="37"/>
-      <w:bookmarkStart w:id="38" w:name="_Toc5853"/>
+      <w:bookmarkStart w:id="42" w:name="bookmark14"/>
+      <w:bookmarkEnd w:id="42"/>
+      <w:bookmarkStart w:id="43" w:name="_Toc20347"/>
       <w:r>
         <w:rPr>
           <w:rFonts w:hint="eastAsia"/>
@@ -7220,11 +7902,11 @@
         </w:rPr>
         <w:t>附件</w:t>
       </w:r>
-      <w:bookmarkEnd w:id="38"/>
-    </w:p>
-    <w:p>
-      <w:pPr>
-        <w:pStyle w:val="a1"/>
+      <w:bookmarkEnd w:id="43"/>
+    </w:p>
+    <w:p>
+      <w:pPr>
+        <w:pStyle w:val="30"/>
         <w:rPr>
           <w:rFonts w:hint="default"/>
           <w:lang w:val="en-US" w:eastAsia="zh-CN"/>
@@ -7240,14 +7922,14 @@
     </w:p>
     <w:p>
       <w:pPr>
-        <w:pStyle w:val="1"/>
+        <w:pStyle w:val="29"/>
         <w:bidi w:val="0"/>
         <w:rPr>
           <w:rFonts w:hint="eastAsia"/>
           <w:lang w:val="en-US" w:eastAsia="zh-CN"/>
         </w:rPr>
       </w:pPr>
-      <w:bookmarkStart w:id="39" w:name="_Toc828"/>
+      <w:bookmarkStart w:id="44" w:name="_Toc30346"/>
       <w:r>
         <w:rPr>
           <w:rFonts w:hint="eastAsia"/>
@@ -7255,11 +7937,11 @@
         </w:rPr>
         <w:t>记录</w:t>
       </w:r>
-      <w:bookmarkEnd w:id="39"/>
-    </w:p>
-    <w:p>
-      <w:pPr>
-        <w:pStyle w:val="a1"/>
+      <w:bookmarkEnd w:id="44"/>
+    </w:p>
+    <w:p>
+      <w:pPr>
+        <w:pStyle w:val="30"/>
         <w:rPr>
           <w:rFonts w:hint="default"/>
           <w:lang w:val="en-US" w:eastAsia="zh-CN"/>
@@ -7274,33 +7956,83 @@
       </w:r>
     </w:p>
     <w:sectPr>
-      <w:headerReference w:type="default" r:id="rId8"/>
+      <w:headerReference r:id="rId5" w:type="default"/>
       <w:pgSz w:w="11906" w:h="16838"/>
       <w:pgMar w:top="1417" w:right="1800" w:bottom="1440" w:left="1800" w:header="1140" w:footer="992" w:gutter="0"/>
-      <w:cols w:num="1" w:space="425"/>
+      <w:cols w:space="425" w:num="1"/>
       <w:docGrid w:type="lines" w:linePitch="312" w:charSpace="0"/>
     </w:sectPr>
   </w:body>
 </w:document>
 </file>
 
+<file path=word/endnotes.xml><?xml version="1.0" encoding="utf-8"?>
+<w:endnotes xmlns:wpc="http://schemas.microsoft.com/office/word/2010/wordprocessingCanvas" xmlns:mc="http://schemas.openxmlformats.org/markup-compatibility/2006" xmlns:o="urn:schemas-microsoft-com:office:office" xmlns:r="http://schemas.openxmlformats.org/officeDocument/2006/relationships" xmlns:m="http://schemas.openxmlformats.org/officeDocument/2006/math" xmlns:v="urn:schemas-microsoft-com:vml" xmlns:wp14="http://schemas.microsoft.com/office/word/2010/wordprocessingDrawing" xmlns:wp="http://schemas.openxmlformats.org/drawingml/2006/wordprocessingDrawing" xmlns:w="http://schemas.openxmlformats.org/wordprocessingml/2006/main" xmlns:w14="http://schemas.microsoft.com/office/word/2010/wordml" xmlns:w15="http://schemas.microsoft.com/office/word/2012/wordml" xmlns:w10="urn:schemas-microsoft-com:office:word" xmlns:wpg="http://schemas.microsoft.com/office/word/2010/wordprocessingGroup" xmlns:wpi="http://schemas.microsoft.com/office/word/2010/wordprocessingInk" xmlns:wne="http://schemas.microsoft.com/office/word/2006/wordml" xmlns:wps="http://schemas.microsoft.com/office/word/2010/wordprocessingShape" xmlns:wpsCustomData="http://www.wps.cn/officeDocument/2013/wpsCustomData" mc:Ignorable="w14 w15 wp14">
+  <w:endnote w:type="separator" w:id="0">
+    <w:p>
+      <w:pPr>
+        <w:spacing w:line="240" w:lineRule="auto"/>
+      </w:pPr>
+      <w:r>
+        <w:separator/>
+      </w:r>
+    </w:p>
+  </w:endnote>
+  <w:endnote w:type="continuationSeparator" w:id="1">
+    <w:p>
+      <w:pPr>
+        <w:spacing w:line="240" w:lineRule="auto"/>
+      </w:pPr>
+      <w:r>
+        <w:continuationSeparator/>
+      </w:r>
+    </w:p>
+  </w:endnote>
+</w:endnotes>
+</file>
+
+<file path=word/footnotes.xml><?xml version="1.0" encoding="utf-8"?>
+<w:footnotes xmlns:wpc="http://schemas.microsoft.com/office/word/2010/wordprocessingCanvas" xmlns:mc="http://schemas.openxmlformats.org/markup-compatibility/2006" xmlns:o="urn:schemas-microsoft-com:office:office" xmlns:r="http://schemas.openxmlformats.org/officeDocument/2006/relationships" xmlns:m="http://schemas.openxmlformats.org/officeDocument/2006/math" xmlns:v="urn:schemas-microsoft-com:vml" xmlns:wp14="http://schemas.microsoft.com/office/word/2010/wordprocessingDrawing" xmlns:wp="http://schemas.openxmlformats.org/drawingml/2006/wordprocessingDrawing" xmlns:w="http://schemas.openxmlformats.org/wordprocessingml/2006/main" xmlns:w14="http://schemas.microsoft.com/office/word/2010/wordml" xmlns:w15="http://schemas.microsoft.com/office/word/2012/wordml" xmlns:w10="urn:schemas-microsoft-com:office:word" xmlns:wpg="http://schemas.microsoft.com/office/word/2010/wordprocessingGroup" xmlns:wpi="http://schemas.microsoft.com/office/word/2010/wordprocessingInk" xmlns:wne="http://schemas.microsoft.com/office/word/2006/wordml" xmlns:wps="http://schemas.microsoft.com/office/word/2010/wordprocessingShape" xmlns:wpsCustomData="http://www.wps.cn/officeDocument/2013/wpsCustomData" mc:Ignorable="w14 w15 wp14">
+  <w:footnote w:type="separator" w:id="0">
+    <w:p>
+      <w:pPr>
+        <w:spacing w:line="360" w:lineRule="auto"/>
+      </w:pPr>
+      <w:r>
+        <w:separator/>
+      </w:r>
+    </w:p>
+  </w:footnote>
+  <w:footnote w:type="continuationSeparator" w:id="1">
+    <w:p>
+      <w:pPr>
+        <w:spacing w:line="360" w:lineRule="auto"/>
+      </w:pPr>
+      <w:r>
+        <w:continuationSeparator/>
+      </w:r>
+    </w:p>
+  </w:footnote>
+</w:footnotes>
+</file>
+
 <file path=word/header1.xml><?xml version="1.0" encoding="utf-8"?>
-<w:hdr xmlns:wpc="http://schemas.microsoft.com/office/word/2010/wordprocessingCanvas" xmlns:mc="http://schemas.openxmlformats.org/markup-compatibility/2006" xmlns:o="urn:schemas-microsoft-com:office:office" xmlns:r="http://schemas.openxmlformats.org/officeDocument/2006/relationships" xmlns:m="http://schemas.openxmlformats.org/officeDocument/2006/math" xmlns:v="urn:schemas-microsoft-com:vml" xmlns:wp14="http://schemas.microsoft.com/office/word/2010/wordprocessingDrawing" xmlns:wp="http://schemas.openxmlformats.org/drawingml/2006/wordprocessingDrawing" xmlns:w10="urn:schemas-microsoft-com:office:word" xmlns:w="http://schemas.openxmlformats.org/wordprocessingml/2006/main" xmlns:w14="http://schemas.microsoft.com/office/word/2010/wordml" xmlns:w15="http://schemas.microsoft.com/office/word/2012/wordml" xmlns:wne="http://schemas.microsoft.com/office/word/2006/wordml" xmlns:wpg="http://schemas.microsoft.com/office/word/2010/wordprocessingGroup" xmlns:wpi="http://schemas.microsoft.com/office/word/2010/wordprocessingInk" xmlns:wps="http://schemas.microsoft.com/office/word/2010/wordprocessingShape" mc:Ignorable="w14 w15 wp14">
+<w:hdr xmlns:wpc="http://schemas.microsoft.com/office/word/2010/wordprocessingCanvas" xmlns:mc="http://schemas.openxmlformats.org/markup-compatibility/2006" xmlns:o="urn:schemas-microsoft-com:office:office" xmlns:r="http://schemas.openxmlformats.org/officeDocument/2006/relationships" xmlns:m="http://schemas.openxmlformats.org/officeDocument/2006/math" xmlns:v="urn:schemas-microsoft-com:vml" xmlns:wp14="http://schemas.microsoft.com/office/word/2010/wordprocessingDrawing" xmlns:wp="http://schemas.openxmlformats.org/drawingml/2006/wordprocessingDrawing" xmlns:w10="urn:schemas-microsoft-com:office:word" xmlns:w="http://schemas.openxmlformats.org/wordprocessingml/2006/main" xmlns:w14="http://schemas.microsoft.com/office/word/2010/wordml" xmlns:w15="http://schemas.microsoft.com/office/word/2012/wordml" xmlns:wpg="http://schemas.microsoft.com/office/word/2010/wordprocessingGroup" xmlns:wpi="http://schemas.microsoft.com/office/word/2010/wordprocessingInk" xmlns:wne="http://schemas.microsoft.com/office/word/2006/wordml" xmlns:wps="http://schemas.microsoft.com/office/word/2010/wordprocessingShape" xmlns:wpsCustomData="http://www.wps.cn/officeDocument/2013/wpsCustomData" mc:Ignorable="w14 w15 wp14">
   <w:p>
     <w:pPr>
-      <w:pStyle w:val="Header"/>
+      <w:pStyle w:val="15"/>
       <w:pBdr>
-        <w:bottom w:val="single" w:sz="4" w:space="1" w:color="auto"/>
+        <w:bottom w:val="single" w:color="auto" w:sz="4" w:space="1"/>
       </w:pBdr>
       <w:jc w:val="right"/>
       <w:rPr>
-        <w:rFonts w:eastAsiaTheme="minorEastAsia" w:hint="eastAsia"/>
+        <w:rFonts w:hint="eastAsia" w:eastAsiaTheme="minorEastAsia"/>
         <w:lang w:eastAsia="zh-CN"/>
       </w:rPr>
     </w:pPr>
     <w:r>
       <w:rPr>
-        <w:rFonts w:eastAsiaTheme="minorEastAsia" w:hint="eastAsia"/>
+        <w:rFonts w:hint="eastAsia" w:eastAsiaTheme="minorEastAsia"/>
         <w:lang w:eastAsia="zh-CN"/>
       </w:rPr>
       <w:t>天津通海信息技术有限公司</w:t>
@@ -7310,12 +8042,12 @@
 </file>
 
 <file path=word/numbering.xml><?xml version="1.0" encoding="utf-8"?>
-<w:numbering xmlns:wpc="http://schemas.microsoft.com/office/word/2010/wordprocessingCanvas" xmlns:mc="http://schemas.openxmlformats.org/markup-compatibility/2006" xmlns:o="urn:schemas-microsoft-com:office:office" xmlns:r="http://schemas.openxmlformats.org/officeDocument/2006/relationships" xmlns:m="http://schemas.openxmlformats.org/officeDocument/2006/math" xmlns:v="urn:schemas-microsoft-com:vml" xmlns:wp14="http://schemas.microsoft.com/office/word/2010/wordprocessingDrawing" xmlns:wp="http://schemas.openxmlformats.org/drawingml/2006/wordprocessingDrawing" xmlns:w10="urn:schemas-microsoft-com:office:word" xmlns:w="http://schemas.openxmlformats.org/wordprocessingml/2006/main" xmlns:w14="http://schemas.microsoft.com/office/word/2010/wordml" xmlns:w15="http://schemas.microsoft.com/office/word/2012/wordml" xmlns:wne="http://schemas.microsoft.com/office/word/2006/wordml" xmlns:wpg="http://schemas.microsoft.com/office/word/2010/wordprocessingGroup" xmlns:wpi="http://schemas.microsoft.com/office/word/2010/wordprocessingInk" xmlns:wps="http://schemas.microsoft.com/office/word/2010/wordprocessingShape" mc:Ignorable="w14 w15 wp14">
+<w:numbering xmlns:wpc="http://schemas.microsoft.com/office/word/2010/wordprocessingCanvas" xmlns:mc="http://schemas.openxmlformats.org/markup-compatibility/2006" xmlns:o="urn:schemas-microsoft-com:office:office" xmlns:r="http://schemas.openxmlformats.org/officeDocument/2006/relationships" xmlns:m="http://schemas.openxmlformats.org/officeDocument/2006/math" xmlns:v="urn:schemas-microsoft-com:vml" xmlns:wp14="http://schemas.microsoft.com/office/word/2010/wordprocessingDrawing" xmlns:wp="http://schemas.openxmlformats.org/drawingml/2006/wordprocessingDrawing" xmlns:w10="urn:schemas-microsoft-com:office:word" xmlns:w="http://schemas.openxmlformats.org/wordprocessingml/2006/main" xmlns:w14="http://schemas.microsoft.com/office/word/2010/wordml" xmlns:wpg="http://schemas.microsoft.com/office/word/2010/wordprocessingGroup" xmlns:wpi="http://schemas.microsoft.com/office/word/2010/wordprocessingInk" xmlns:wne="http://schemas.microsoft.com/office/word/2006/wordml" xmlns:wps="http://schemas.microsoft.com/office/word/2010/wordprocessingShape" xmlns:wpsCustomData="http://www.wps.cn/officeDocument/2013/wpsCustomData" mc:Ignorable="w14 wp14">
   <w:abstractNum w:abstractNumId="0">
     <w:nsid w:val="838A3285"/>
     <w:multiLevelType w:val="singleLevel"/>
     <w:tmpl w:val="838A3285"/>
-    <w:lvl w:ilvl="0">
+    <w:lvl w:ilvl="0" w:tentative="0">
       <w:start w:val="1"/>
       <w:numFmt w:val="decimal"/>
       <w:lvlText w:val="%1."/>
@@ -7332,7 +8064,7 @@
     <w:nsid w:val="866D34FB"/>
     <w:multiLevelType w:val="singleLevel"/>
     <w:tmpl w:val="866D34FB"/>
-    <w:lvl w:ilvl="0">
+    <w:lvl w:ilvl="0" w:tentative="0">
       <w:start w:val="1"/>
       <w:numFmt w:val="decimal"/>
       <w:lvlText w:val="%1."/>
@@ -7349,7 +8081,7 @@
     <w:nsid w:val="8A1E147F"/>
     <w:multiLevelType w:val="singleLevel"/>
     <w:tmpl w:val="8A1E147F"/>
-    <w:lvl w:ilvl="0">
+    <w:lvl w:ilvl="0" w:tentative="0">
       <w:start w:val="1"/>
       <w:numFmt w:val="decimal"/>
       <w:lvlText w:val="%1."/>
@@ -7366,7 +8098,7 @@
     <w:nsid w:val="8C7D16CE"/>
     <w:multiLevelType w:val="singleLevel"/>
     <w:tmpl w:val="8C7D16CE"/>
-    <w:lvl w:ilvl="0">
+    <w:lvl w:ilvl="0" w:tentative="0">
       <w:start w:val="1"/>
       <w:numFmt w:val="decimal"/>
       <w:lvlText w:val="%1."/>
@@ -7383,10 +8115,10 @@
     <w:nsid w:val="8E964DCE"/>
     <w:multiLevelType w:val="multilevel"/>
     <w:tmpl w:val="8E964DCE"/>
-    <w:lvl w:ilvl="0">
+    <w:lvl w:ilvl="0" w:tentative="0">
       <w:start w:val="1"/>
       <w:numFmt w:val="decimal"/>
-      <w:pStyle w:val="Heading1"/>
+      <w:pStyle w:val="2"/>
       <w:lvlText w:val="%1."/>
       <w:lvlJc w:val="left"/>
       <w:pPr>
@@ -7396,10 +8128,10 @@
         <w:rFonts w:hint="default"/>
       </w:rPr>
     </w:lvl>
-    <w:lvl w:ilvl="1">
+    <w:lvl w:ilvl="1" w:tentative="0">
       <w:start w:val="1"/>
       <w:numFmt w:val="decimal"/>
-      <w:pStyle w:val="Heading2"/>
+      <w:pStyle w:val="3"/>
       <w:lvlText w:val="%1.%2."/>
       <w:lvlJc w:val="left"/>
       <w:pPr>
@@ -7409,10 +8141,10 @@
         <w:rFonts w:hint="default"/>
       </w:rPr>
     </w:lvl>
-    <w:lvl w:ilvl="2">
+    <w:lvl w:ilvl="2" w:tentative="0">
       <w:start w:val="1"/>
       <w:numFmt w:val="decimal"/>
-      <w:pStyle w:val="Heading3"/>
+      <w:pStyle w:val="4"/>
       <w:lvlText w:val="%1.%2.%3."/>
       <w:lvlJc w:val="left"/>
       <w:pPr>
@@ -7422,10 +8154,10 @@
         <w:rFonts w:hint="default"/>
       </w:rPr>
     </w:lvl>
-    <w:lvl w:ilvl="3">
+    <w:lvl w:ilvl="3" w:tentative="0">
       <w:start w:val="1"/>
       <w:numFmt w:val="decimal"/>
-      <w:pStyle w:val="Heading4"/>
+      <w:pStyle w:val="5"/>
       <w:lvlText w:val="%1.%2.%3.%4."/>
       <w:lvlJc w:val="left"/>
       <w:pPr>
@@ -7435,10 +8167,10 @@
         <w:rFonts w:hint="default"/>
       </w:rPr>
     </w:lvl>
-    <w:lvl w:ilvl="4">
+    <w:lvl w:ilvl="4" w:tentative="0">
       <w:start w:val="1"/>
       <w:numFmt w:val="decimal"/>
-      <w:pStyle w:val="Heading5"/>
+      <w:pStyle w:val="6"/>
       <w:lvlText w:val="%1.%2.%3.%4.%5."/>
       <w:lvlJc w:val="left"/>
       <w:pPr>
@@ -7448,10 +8180,10 @@
         <w:rFonts w:hint="default"/>
       </w:rPr>
     </w:lvl>
-    <w:lvl w:ilvl="5">
+    <w:lvl w:ilvl="5" w:tentative="0">
       <w:start w:val="1"/>
       <w:numFmt w:val="decimal"/>
-      <w:pStyle w:val="Heading6"/>
+      <w:pStyle w:val="7"/>
       <w:lvlText w:val="%1.%2.%3.%4.%5.%6."/>
       <w:lvlJc w:val="left"/>
       <w:pPr>
@@ -7461,10 +8193,10 @@
         <w:rFonts w:hint="default"/>
       </w:rPr>
     </w:lvl>
-    <w:lvl w:ilvl="6">
+    <w:lvl w:ilvl="6" w:tentative="0">
       <w:start w:val="1"/>
       <w:numFmt w:val="decimal"/>
-      <w:pStyle w:val="Heading7"/>
+      <w:pStyle w:val="8"/>
       <w:lvlText w:val="%1.%2.%3.%4.%5.%6.%7."/>
       <w:lvlJc w:val="left"/>
       <w:pPr>
@@ -7474,10 +8206,10 @@
         <w:rFonts w:hint="default"/>
       </w:rPr>
     </w:lvl>
-    <w:lvl w:ilvl="7">
+    <w:lvl w:ilvl="7" w:tentative="0">
       <w:start w:val="1"/>
       <w:numFmt w:val="decimal"/>
-      <w:pStyle w:val="Heading8"/>
+      <w:pStyle w:val="9"/>
       <w:lvlText w:val="%1.%2.%3.%4.%5.%6.%7.%8."/>
       <w:lvlJc w:val="left"/>
       <w:pPr>
@@ -7487,10 +8219,10 @@
         <w:rFonts w:hint="default"/>
       </w:rPr>
     </w:lvl>
-    <w:lvl w:ilvl="8">
+    <w:lvl w:ilvl="8" w:tentative="0">
       <w:start w:val="1"/>
       <w:numFmt w:val="decimal"/>
-      <w:pStyle w:val="Heading9"/>
+      <w:pStyle w:val="10"/>
       <w:lvlText w:val="%1.%2.%3.%4.%5.%6.%7.%8.%9."/>
       <w:lvlJc w:val="left"/>
       <w:pPr>
@@ -7505,7 +8237,7 @@
     <w:nsid w:val="9258D70F"/>
     <w:multiLevelType w:val="singleLevel"/>
     <w:tmpl w:val="9258D70F"/>
-    <w:lvl w:ilvl="0">
+    <w:lvl w:ilvl="0" w:tentative="0">
       <w:start w:val="1"/>
       <w:numFmt w:val="decimal"/>
       <w:lvlText w:val="%1."/>
@@ -7522,7 +8254,7 @@
     <w:nsid w:val="DAE5D3A9"/>
     <w:multiLevelType w:val="singleLevel"/>
     <w:tmpl w:val="DAE5D3A9"/>
-    <w:lvl w:ilvl="0">
+    <w:lvl w:ilvl="0" w:tentative="0">
       <w:start w:val="1"/>
       <w:numFmt w:val="decimal"/>
       <w:lvlText w:val="%1."/>
@@ -7539,7 +8271,7 @@
     <w:nsid w:val="E8AD92B3"/>
     <w:multiLevelType w:val="singleLevel"/>
     <w:tmpl w:val="E8AD92B3"/>
-    <w:lvl w:ilvl="0">
+    <w:lvl w:ilvl="0" w:tentative="0">
       <w:start w:val="1"/>
       <w:numFmt w:val="decimal"/>
       <w:lvlText w:val="%1."/>
@@ -7556,7 +8288,7 @@
     <w:nsid w:val="22EA6898"/>
     <w:multiLevelType w:val="singleLevel"/>
     <w:tmpl w:val="22EA6898"/>
-    <w:lvl w:ilvl="0">
+    <w:lvl w:ilvl="0" w:tentative="0">
       <w:start w:val="1"/>
       <w:numFmt w:val="decimal"/>
       <w:lvlText w:val="%1."/>
@@ -7573,7 +8305,7 @@
     <w:nsid w:val="24986C67"/>
     <w:multiLevelType w:val="singleLevel"/>
     <w:tmpl w:val="24986C67"/>
-    <w:lvl w:ilvl="0">
+    <w:lvl w:ilvl="0" w:tentative="0">
       <w:start w:val="1"/>
       <w:numFmt w:val="decimal"/>
       <w:lvlText w:val="%1."/>
@@ -7590,7 +8322,7 @@
     <w:nsid w:val="33B7D8A9"/>
     <w:multiLevelType w:val="singleLevel"/>
     <w:tmpl w:val="33B7D8A9"/>
-    <w:lvl w:ilvl="0">
+    <w:lvl w:ilvl="0" w:tentative="0">
       <w:start w:val="1"/>
       <w:numFmt w:val="decimal"/>
       <w:lvlText w:val="%1."/>
@@ -7607,7 +8339,7 @@
     <w:nsid w:val="4BC8F928"/>
     <w:multiLevelType w:val="singleLevel"/>
     <w:tmpl w:val="4BC8F928"/>
-    <w:lvl w:ilvl="0">
+    <w:lvl w:ilvl="0" w:tentative="0">
       <w:start w:val="1"/>
       <w:numFmt w:val="decimal"/>
       <w:lvlText w:val="%1."/>
@@ -7624,7 +8356,7 @@
     <w:nsid w:val="59EB1DAF"/>
     <w:multiLevelType w:val="singleLevel"/>
     <w:tmpl w:val="59EB1DAF"/>
-    <w:lvl w:ilvl="0">
+    <w:lvl w:ilvl="0" w:tentative="0">
       <w:start w:val="1"/>
       <w:numFmt w:val="decimal"/>
       <w:lvlText w:val="%1."/>
@@ -7641,7 +8373,7 @@
     <w:nsid w:val="6940EB06"/>
     <w:multiLevelType w:val="singleLevel"/>
     <w:tmpl w:val="6940EB06"/>
-    <w:lvl w:ilvl="0">
+    <w:lvl w:ilvl="0" w:tentative="0">
       <w:start w:val="1"/>
       <w:numFmt w:val="decimal"/>
       <w:lvlText w:val="%1."/>
@@ -7658,7 +8390,7 @@
     <w:nsid w:val="7FC464CD"/>
     <w:multiLevelType w:val="singleLevel"/>
     <w:tmpl w:val="7FC464CD"/>
-    <w:lvl w:ilvl="0">
+    <w:lvl w:ilvl="0" w:tentative="0">
       <w:start w:val="1"/>
       <w:numFmt w:val="decimal"/>
       <w:lvlText w:val="%1."/>
@@ -7720,267 +8452,269 @@
 </file>
 
 <file path=word/styles.xml><?xml version="1.0" encoding="utf-8"?>
-<w:styles xmlns:mc="http://schemas.openxmlformats.org/markup-compatibility/2006" xmlns:r="http://schemas.openxmlformats.org/officeDocument/2006/relationships" xmlns:w="http://schemas.openxmlformats.org/wordprocessingml/2006/main" xmlns:w14="http://schemas.microsoft.com/office/word/2010/wordml" xmlns:w15="http://schemas.microsoft.com/office/word/2012/wordml" mc:Ignorable="w14 w15">
+<w:styles xmlns:mc="http://schemas.openxmlformats.org/markup-compatibility/2006" xmlns:o="urn:schemas-microsoft-com:office:office" xmlns:r="http://schemas.openxmlformats.org/officeDocument/2006/relationships" xmlns:m="http://schemas.openxmlformats.org/officeDocument/2006/math" xmlns:v="urn:schemas-microsoft-com:vml" xmlns:w="http://schemas.openxmlformats.org/wordprocessingml/2006/main" xmlns:w14="http://schemas.microsoft.com/office/word/2010/wordml" xmlns:w10="urn:schemas-microsoft-com:office:word" xmlns:sl="http://schemas.openxmlformats.org/schemaLibrary/2006/main" xmlns:wpsCustomData="http://www.wps.cn/officeDocument/2013/wpsCustomData" mc:Ignorable="w14">
   <w:docDefaults>
     <w:rPrDefault>
       <w:rPr>
-        <w:rFonts w:ascii="Times New Roman" w:eastAsia="宋体" w:hAnsi="Times New Roman" w:cs="Times New Roman"/>
+        <w:rFonts w:ascii="Times New Roman" w:hAnsi="Times New Roman" w:eastAsia="宋体" w:cs="Times New Roman"/>
       </w:rPr>
     </w:rPrDefault>
     <w:pPrDefault/>
   </w:docDefaults>
-  <w:latentStyles w:defLockedState="0" w:defUIPriority="99" w:defSemiHidden="1" w:defUnhideWhenUsed="1" w:defQFormat="0" w:count="260">
-    <w:lsdException w:name="Normal" w:semiHidden="0" w:uiPriority="0" w:unhideWhenUsed="0" w:qFormat="1"/>
-    <w:lsdException w:name="heading 1" w:semiHidden="0" w:uiPriority="0" w:unhideWhenUsed="0" w:qFormat="1"/>
-    <w:lsdException w:name="heading 2" w:semiHidden="0" w:uiPriority="0" w:qFormat="1"/>
-    <w:lsdException w:name="heading 3" w:uiPriority="0" w:qFormat="1"/>
-    <w:lsdException w:name="heading 4" w:semiHidden="0" w:uiPriority="0" w:qFormat="1"/>
-    <w:lsdException w:name="heading 5" w:uiPriority="0" w:qFormat="1"/>
-    <w:lsdException w:name="heading 6" w:uiPriority="0" w:qFormat="1"/>
-    <w:lsdException w:name="heading 7" w:uiPriority="0" w:qFormat="1"/>
-    <w:lsdException w:name="heading 8" w:uiPriority="0" w:qFormat="1"/>
-    <w:lsdException w:name="heading 9" w:uiPriority="0" w:qFormat="1"/>
-    <w:lsdException w:name="index 1" w:semiHidden="0" w:uiPriority="0" w:unhideWhenUsed="0"/>
-    <w:lsdException w:name="index 2" w:semiHidden="0" w:uiPriority="0" w:unhideWhenUsed="0"/>
-    <w:lsdException w:name="index 3" w:semiHidden="0" w:uiPriority="0" w:unhideWhenUsed="0"/>
-    <w:lsdException w:name="index 4" w:semiHidden="0" w:uiPriority="0" w:unhideWhenUsed="0"/>
-    <w:lsdException w:name="index 5" w:semiHidden="0" w:uiPriority="0" w:unhideWhenUsed="0"/>
-    <w:lsdException w:name="index 6" w:semiHidden="0" w:uiPriority="0" w:unhideWhenUsed="0"/>
-    <w:lsdException w:name="index 7" w:semiHidden="0" w:uiPriority="0" w:unhideWhenUsed="0"/>
-    <w:lsdException w:name="index 8" w:semiHidden="0" w:uiPriority="0" w:unhideWhenUsed="0"/>
-    <w:lsdException w:name="index 9" w:semiHidden="0" w:uiPriority="0" w:unhideWhenUsed="0"/>
-    <w:lsdException w:name="toc 1" w:semiHidden="0" w:uiPriority="0" w:unhideWhenUsed="0" w:qFormat="1"/>
-    <w:lsdException w:name="toc 2" w:semiHidden="0" w:uiPriority="0" w:unhideWhenUsed="0" w:qFormat="1"/>
-    <w:lsdException w:name="toc 3" w:semiHidden="0" w:uiPriority="0" w:unhideWhenUsed="0" w:qFormat="1"/>
-    <w:lsdException w:name="toc 4" w:semiHidden="0" w:uiPriority="0" w:unhideWhenUsed="0"/>
-    <w:lsdException w:name="toc 5" w:semiHidden="0" w:uiPriority="0" w:unhideWhenUsed="0"/>
-    <w:lsdException w:name="toc 6" w:semiHidden="0" w:uiPriority="0" w:unhideWhenUsed="0"/>
-    <w:lsdException w:name="toc 7" w:semiHidden="0" w:uiPriority="0" w:unhideWhenUsed="0"/>
-    <w:lsdException w:name="toc 8" w:semiHidden="0" w:uiPriority="0" w:unhideWhenUsed="0"/>
-    <w:lsdException w:name="toc 9" w:semiHidden="0" w:uiPriority="0" w:unhideWhenUsed="0"/>
-    <w:lsdException w:name="Normal Indent" w:semiHidden="0" w:uiPriority="0" w:unhideWhenUsed="0"/>
-    <w:lsdException w:name="footnote text" w:semiHidden="0" w:uiPriority="0" w:unhideWhenUsed="0"/>
-    <w:lsdException w:name="annotation text" w:semiHidden="0" w:uiPriority="0" w:unhideWhenUsed="0" w:qFormat="1"/>
-    <w:lsdException w:name="header" w:semiHidden="0" w:uiPriority="0" w:unhideWhenUsed="0" w:qFormat="1"/>
-    <w:lsdException w:name="footer" w:semiHidden="0" w:uiPriority="0" w:unhideWhenUsed="0" w:qFormat="1"/>
-    <w:lsdException w:name="index heading" w:semiHidden="0" w:uiPriority="0" w:unhideWhenUsed="0"/>
-    <w:lsdException w:name="caption" w:uiPriority="0" w:qFormat="1"/>
-    <w:lsdException w:name="table of figures" w:semiHidden="0" w:uiPriority="0" w:unhideWhenUsed="0"/>
-    <w:lsdException w:name="envelope address" w:semiHidden="0" w:uiPriority="0" w:unhideWhenUsed="0"/>
-    <w:lsdException w:name="envelope return" w:semiHidden="0" w:uiPriority="0" w:unhideWhenUsed="0"/>
-    <w:lsdException w:name="footnote reference" w:semiHidden="0" w:uiPriority="0" w:unhideWhenUsed="0"/>
-    <w:lsdException w:name="annotation reference" w:semiHidden="0" w:uiPriority="0" w:unhideWhenUsed="0"/>
-    <w:lsdException w:name="line number" w:semiHidden="0" w:uiPriority="0" w:unhideWhenUsed="0"/>
-    <w:lsdException w:name="page number" w:semiHidden="0" w:uiPriority="0" w:unhideWhenUsed="0"/>
-    <w:lsdException w:name="endnote reference" w:semiHidden="0" w:uiPriority="0" w:unhideWhenUsed="0"/>
-    <w:lsdException w:name="endnote text" w:semiHidden="0" w:uiPriority="0" w:unhideWhenUsed="0"/>
-    <w:lsdException w:name="table of authorities" w:semiHidden="0" w:uiPriority="0" w:unhideWhenUsed="0"/>
-    <w:lsdException w:name="macro" w:semiHidden="0" w:uiPriority="0" w:unhideWhenUsed="0"/>
-    <w:lsdException w:name="toa heading" w:semiHidden="0" w:uiPriority="0" w:unhideWhenUsed="0"/>
-    <w:lsdException w:name="List" w:semiHidden="0" w:uiPriority="0" w:unhideWhenUsed="0"/>
-    <w:lsdException w:name="List Bullet" w:semiHidden="0" w:uiPriority="0" w:unhideWhenUsed="0"/>
-    <w:lsdException w:name="List Number" w:semiHidden="0" w:uiPriority="0" w:unhideWhenUsed="0"/>
-    <w:lsdException w:name="List 2" w:semiHidden="0" w:uiPriority="0" w:unhideWhenUsed="0"/>
-    <w:lsdException w:name="List 3" w:semiHidden="0" w:uiPriority="0" w:unhideWhenUsed="0"/>
-    <w:lsdException w:name="List 4" w:semiHidden="0" w:uiPriority="0" w:unhideWhenUsed="0"/>
-    <w:lsdException w:name="List 5" w:semiHidden="0" w:uiPriority="0" w:unhideWhenUsed="0"/>
-    <w:lsdException w:name="List Bullet 2" w:semiHidden="0" w:uiPriority="0" w:unhideWhenUsed="0"/>
-    <w:lsdException w:name="List Bullet 3" w:semiHidden="0" w:uiPriority="0" w:unhideWhenUsed="0"/>
-    <w:lsdException w:name="List Bullet 4" w:semiHidden="0" w:uiPriority="0" w:unhideWhenUsed="0"/>
-    <w:lsdException w:name="List Bullet 5" w:semiHidden="0" w:uiPriority="0" w:unhideWhenUsed="0"/>
-    <w:lsdException w:name="List Number 2" w:semiHidden="0" w:uiPriority="0" w:unhideWhenUsed="0"/>
-    <w:lsdException w:name="List Number 3" w:semiHidden="0" w:uiPriority="0" w:unhideWhenUsed="0"/>
-    <w:lsdException w:name="List Number 4" w:semiHidden="0" w:uiPriority="0" w:unhideWhenUsed="0"/>
-    <w:lsdException w:name="List Number 5" w:semiHidden="0" w:uiPriority="0" w:unhideWhenUsed="0"/>
-    <w:lsdException w:name="Title" w:semiHidden="0" w:uiPriority="0" w:unhideWhenUsed="0" w:qFormat="1"/>
-    <w:lsdException w:name="Closing" w:semiHidden="0" w:uiPriority="0" w:unhideWhenUsed="0"/>
-    <w:lsdException w:name="Signature" w:semiHidden="0" w:uiPriority="0" w:unhideWhenUsed="0"/>
-    <w:lsdException w:name="Default Paragraph Font" w:uiPriority="0" w:unhideWhenUsed="0" w:qFormat="1"/>
-    <w:lsdException w:name="Body Text" w:uiPriority="0" w:unhideWhenUsed="0" w:qFormat="1"/>
-    <w:lsdException w:name="Body Text Indent" w:semiHidden="0" w:uiPriority="0" w:unhideWhenUsed="0"/>
-    <w:lsdException w:name="List Continue" w:semiHidden="0" w:uiPriority="0" w:unhideWhenUsed="0"/>
-    <w:lsdException w:name="List Continue 2" w:semiHidden="0" w:uiPriority="0" w:unhideWhenUsed="0"/>
-    <w:lsdException w:name="List Continue 3" w:semiHidden="0" w:uiPriority="0" w:unhideWhenUsed="0"/>
-    <w:lsdException w:name="List Continue 4" w:semiHidden="0" w:uiPriority="0" w:unhideWhenUsed="0"/>
-    <w:lsdException w:name="List Continue 5" w:semiHidden="0" w:uiPriority="0" w:unhideWhenUsed="0"/>
-    <w:lsdException w:name="Message Header" w:semiHidden="0" w:uiPriority="0" w:unhideWhenUsed="0"/>
-    <w:lsdException w:name="Subtitle" w:semiHidden="0" w:uiPriority="0" w:unhideWhenUsed="0" w:qFormat="1"/>
-    <w:lsdException w:name="Salutation" w:semiHidden="0" w:uiPriority="0" w:unhideWhenUsed="0"/>
-    <w:lsdException w:name="Date" w:semiHidden="0" w:uiPriority="0" w:unhideWhenUsed="0"/>
-    <w:lsdException w:name="Body Text First Indent" w:semiHidden="0" w:uiPriority="0" w:unhideWhenUsed="0"/>
-    <w:lsdException w:name="Body Text First Indent 2" w:semiHidden="0" w:uiPriority="0" w:unhideWhenUsed="0"/>
-    <w:lsdException w:name="Body Text 2" w:semiHidden="0" w:uiPriority="0" w:unhideWhenUsed="0"/>
-    <w:lsdException w:name="Body Text 3" w:semiHidden="0" w:uiPriority="0" w:unhideWhenUsed="0"/>
-    <w:lsdException w:name="Body Text Indent 2" w:semiHidden="0" w:uiPriority="0" w:unhideWhenUsed="0"/>
-    <w:lsdException w:name="Body Text Indent 3" w:semiHidden="0" w:uiPriority="0" w:unhideWhenUsed="0"/>
-    <w:lsdException w:name="Block Text" w:semiHidden="0" w:uiPriority="0" w:unhideWhenUsed="0"/>
-    <w:lsdException w:name="Hyperlink" w:semiHidden="0" w:uiPriority="0" w:unhideWhenUsed="0"/>
-    <w:lsdException w:name="FollowedHyperlink" w:semiHidden="0" w:uiPriority="0" w:unhideWhenUsed="0"/>
-    <w:lsdException w:name="Strong" w:semiHidden="0" w:uiPriority="0" w:unhideWhenUsed="0" w:qFormat="1"/>
-    <w:lsdException w:name="Emphasis" w:semiHidden="0" w:uiPriority="0" w:unhideWhenUsed="0" w:qFormat="1"/>
-    <w:lsdException w:name="Document Map" w:semiHidden="0" w:uiPriority="0" w:unhideWhenUsed="0"/>
-    <w:lsdException w:name="Plain Text" w:semiHidden="0" w:uiPriority="0" w:unhideWhenUsed="0"/>
-    <w:lsdException w:name="E-mail Signature" w:semiHidden="0" w:uiPriority="0" w:unhideWhenUsed="0"/>
-    <w:lsdException w:name="Normal (Web)" w:semiHidden="0" w:uiPriority="0" w:unhideWhenUsed="0" w:qFormat="1"/>
-    <w:lsdException w:name="HTML Acronym" w:semiHidden="0" w:uiPriority="0" w:unhideWhenUsed="0"/>
-    <w:lsdException w:name="HTML Address" w:semiHidden="0" w:uiPriority="0" w:unhideWhenUsed="0"/>
-    <w:lsdException w:name="HTML Cite" w:semiHidden="0" w:uiPriority="0" w:unhideWhenUsed="0"/>
-    <w:lsdException w:name="HTML Code" w:semiHidden="0" w:uiPriority="0" w:unhideWhenUsed="0"/>
-    <w:lsdException w:name="HTML Definition" w:semiHidden="0" w:uiPriority="0" w:unhideWhenUsed="0"/>
-    <w:lsdException w:name="HTML Keyboard" w:semiHidden="0" w:uiPriority="0" w:unhideWhenUsed="0"/>
-    <w:lsdException w:name="HTML Preformatted" w:semiHidden="0" w:uiPriority="0" w:unhideWhenUsed="0" w:qFormat="1"/>
-    <w:lsdException w:name="HTML Sample" w:semiHidden="0" w:uiPriority="0" w:unhideWhenUsed="0"/>
-    <w:lsdException w:name="HTML Typewriter" w:semiHidden="0" w:uiPriority="0" w:unhideWhenUsed="0"/>
-    <w:lsdException w:name="HTML Variable" w:semiHidden="0" w:uiPriority="0" w:unhideWhenUsed="0"/>
-    <w:lsdException w:name="Normal Table" w:uiPriority="0" w:unhideWhenUsed="0" w:qFormat="1"/>
-    <w:lsdException w:name="annotation subject" w:semiHidden="0" w:uiPriority="0" w:unhideWhenUsed="0"/>
-    <w:lsdException w:name="Table Simple 1" w:semiHidden="0" w:uiPriority="0" w:unhideWhenUsed="0"/>
-    <w:lsdException w:name="Table Simple 2" w:semiHidden="0" w:uiPriority="0" w:unhideWhenUsed="0"/>
-    <w:lsdException w:name="Table Simple 3" w:semiHidden="0" w:uiPriority="0" w:unhideWhenUsed="0"/>
-    <w:lsdException w:name="Table Classic 1" w:semiHidden="0" w:uiPriority="0" w:unhideWhenUsed="0"/>
-    <w:lsdException w:name="Table Classic 2" w:semiHidden="0" w:uiPriority="0" w:unhideWhenUsed="0"/>
-    <w:lsdException w:name="Table Classic 3" w:semiHidden="0" w:uiPriority="0" w:unhideWhenUsed="0"/>
-    <w:lsdException w:name="Table Classic 4" w:semiHidden="0" w:uiPriority="0" w:unhideWhenUsed="0"/>
-    <w:lsdException w:name="Table Colorful 1" w:semiHidden="0" w:uiPriority="0" w:unhideWhenUsed="0"/>
-    <w:lsdException w:name="Table Colorful 2" w:semiHidden="0" w:uiPriority="0" w:unhideWhenUsed="0"/>
-    <w:lsdException w:name="Table Colorful 3" w:semiHidden="0" w:uiPriority="0" w:unhideWhenUsed="0"/>
-    <w:lsdException w:name="Table Columns 1" w:semiHidden="0" w:uiPriority="0" w:unhideWhenUsed="0"/>
-    <w:lsdException w:name="Table Columns 2" w:semiHidden="0" w:uiPriority="0" w:unhideWhenUsed="0"/>
-    <w:lsdException w:name="Table Columns 3" w:semiHidden="0" w:uiPriority="0" w:unhideWhenUsed="0"/>
-    <w:lsdException w:name="Table Columns 4" w:semiHidden="0" w:uiPriority="0" w:unhideWhenUsed="0"/>
-    <w:lsdException w:name="Table Columns 5" w:semiHidden="0" w:uiPriority="0" w:unhideWhenUsed="0"/>
-    <w:lsdException w:name="Table Grid 1" w:semiHidden="0" w:uiPriority="0" w:unhideWhenUsed="0"/>
-    <w:lsdException w:name="Table Grid 2" w:semiHidden="0" w:uiPriority="0" w:unhideWhenUsed="0"/>
-    <w:lsdException w:name="Table Grid 3" w:semiHidden="0" w:uiPriority="0" w:unhideWhenUsed="0"/>
-    <w:lsdException w:name="Table Grid 4" w:semiHidden="0" w:uiPriority="0" w:unhideWhenUsed="0"/>
-    <w:lsdException w:name="Table Grid 5" w:semiHidden="0" w:uiPriority="0" w:unhideWhenUsed="0"/>
-    <w:lsdException w:name="Table Grid 6" w:semiHidden="0" w:uiPriority="0" w:unhideWhenUsed="0"/>
-    <w:lsdException w:name="Table Grid 7" w:semiHidden="0" w:uiPriority="0" w:unhideWhenUsed="0"/>
-    <w:lsdException w:name="Table Grid 8" w:semiHidden="0" w:uiPriority="0" w:unhideWhenUsed="0"/>
-    <w:lsdException w:name="Table List 1" w:semiHidden="0" w:uiPriority="0" w:unhideWhenUsed="0"/>
-    <w:lsdException w:name="Table List 2" w:semiHidden="0" w:uiPriority="0" w:unhideWhenUsed="0"/>
-    <w:lsdException w:name="Table List 3" w:semiHidden="0" w:uiPriority="0" w:unhideWhenUsed="0"/>
-    <w:lsdException w:name="Table List 4" w:semiHidden="0" w:uiPriority="0" w:unhideWhenUsed="0"/>
-    <w:lsdException w:name="Table List 5" w:semiHidden="0" w:uiPriority="0" w:unhideWhenUsed="0"/>
-    <w:lsdException w:name="Table List 6" w:semiHidden="0" w:uiPriority="0" w:unhideWhenUsed="0"/>
-    <w:lsdException w:name="Table List 7" w:semiHidden="0" w:uiPriority="0" w:unhideWhenUsed="0"/>
-    <w:lsdException w:name="Table List 8" w:semiHidden="0" w:uiPriority="0" w:unhideWhenUsed="0"/>
-    <w:lsdException w:name="Table 3D effects 1" w:semiHidden="0" w:uiPriority="0" w:unhideWhenUsed="0"/>
-    <w:lsdException w:name="Table 3D effects 2" w:semiHidden="0" w:uiPriority="0" w:unhideWhenUsed="0"/>
-    <w:lsdException w:name="Table 3D effects 3" w:semiHidden="0" w:uiPriority="0" w:unhideWhenUsed="0"/>
-    <w:lsdException w:name="Table Contemporary" w:semiHidden="0" w:uiPriority="0" w:unhideWhenUsed="0"/>
-    <w:lsdException w:name="Table Elegant" w:semiHidden="0" w:uiPriority="0" w:unhideWhenUsed="0"/>
-    <w:lsdException w:name="Table Professional" w:semiHidden="0" w:uiPriority="0" w:unhideWhenUsed="0"/>
-    <w:lsdException w:name="Table Subtle 1" w:semiHidden="0" w:uiPriority="0" w:unhideWhenUsed="0"/>
-    <w:lsdException w:name="Table Subtle 2" w:semiHidden="0" w:uiPriority="0" w:unhideWhenUsed="0"/>
-    <w:lsdException w:name="Table Web 1" w:semiHidden="0" w:uiPriority="0" w:unhideWhenUsed="0"/>
-    <w:lsdException w:name="Table Web 2" w:semiHidden="0" w:uiPriority="0" w:unhideWhenUsed="0"/>
-    <w:lsdException w:name="Table Web 3" w:semiHidden="0" w:uiPriority="0" w:unhideWhenUsed="0"/>
-    <w:lsdException w:name="Balloon Text" w:semiHidden="0" w:uiPriority="0" w:unhideWhenUsed="0"/>
-    <w:lsdException w:name="Table Grid" w:semiHidden="0" w:uiPriority="0" w:unhideWhenUsed="0" w:qFormat="1"/>
-    <w:lsdException w:name="Table Theme" w:semiHidden="0" w:uiPriority="0" w:unhideWhenUsed="0"/>
-    <w:lsdException w:name="Light Shading" w:semiHidden="0" w:uiPriority="60" w:unhideWhenUsed="0"/>
-    <w:lsdException w:name="Light List" w:semiHidden="0" w:uiPriority="61" w:unhideWhenUsed="0"/>
-    <w:lsdException w:name="Light Grid" w:semiHidden="0" w:uiPriority="62" w:unhideWhenUsed="0"/>
-    <w:lsdException w:name="Medium Shading 1" w:semiHidden="0" w:uiPriority="63" w:unhideWhenUsed="0"/>
-    <w:lsdException w:name="Medium Shading 2" w:semiHidden="0" w:uiPriority="64" w:unhideWhenUsed="0"/>
-    <w:lsdException w:name="Medium List 1" w:semiHidden="0" w:uiPriority="65" w:unhideWhenUsed="0"/>
-    <w:lsdException w:name="Medium List 2" w:semiHidden="0" w:uiPriority="66" w:unhideWhenUsed="0"/>
-    <w:lsdException w:name="Medium Grid 1" w:semiHidden="0" w:uiPriority="67" w:unhideWhenUsed="0"/>
-    <w:lsdException w:name="Medium Grid 2" w:semiHidden="0" w:uiPriority="68" w:unhideWhenUsed="0"/>
-    <w:lsdException w:name="Medium Grid 3" w:semiHidden="0" w:uiPriority="69" w:unhideWhenUsed="0"/>
-    <w:lsdException w:name="Dark List" w:semiHidden="0" w:uiPriority="70" w:unhideWhenUsed="0"/>
-    <w:lsdException w:name="Colorful Shading" w:semiHidden="0" w:uiPriority="71" w:unhideWhenUsed="0"/>
-    <w:lsdException w:name="Colorful List" w:semiHidden="0" w:uiPriority="72" w:unhideWhenUsed="0"/>
-    <w:lsdException w:name="Colorful Grid" w:semiHidden="0" w:uiPriority="73" w:unhideWhenUsed="0"/>
-    <w:lsdException w:name="Light Shading Accent 1" w:semiHidden="0" w:uiPriority="60" w:unhideWhenUsed="0"/>
-    <w:lsdException w:name="Light List Accent 1" w:semiHidden="0" w:uiPriority="61" w:unhideWhenUsed="0"/>
-    <w:lsdException w:name="Light Grid Accent 1" w:semiHidden="0" w:uiPriority="62" w:unhideWhenUsed="0"/>
-    <w:lsdException w:name="Medium Shading 1 Accent 1" w:semiHidden="0" w:uiPriority="63" w:unhideWhenUsed="0"/>
-    <w:lsdException w:name="Medium Shading 2 Accent 1" w:semiHidden="0" w:uiPriority="64" w:unhideWhenUsed="0"/>
-    <w:lsdException w:name="Medium List 1 Accent 1" w:semiHidden="0" w:uiPriority="65" w:unhideWhenUsed="0"/>
-    <w:lsdException w:name="Medium List 2 Accent 1" w:semiHidden="0" w:uiPriority="66" w:unhideWhenUsed="0"/>
-    <w:lsdException w:name="Medium Grid 1 Accent 1" w:semiHidden="0" w:uiPriority="67" w:unhideWhenUsed="0"/>
-    <w:lsdException w:name="Medium Grid 2 Accent 1" w:semiHidden="0" w:uiPriority="68" w:unhideWhenUsed="0"/>
-    <w:lsdException w:name="Medium Grid 3 Accent 1" w:semiHidden="0" w:uiPriority="69" w:unhideWhenUsed="0"/>
-    <w:lsdException w:name="Dark List Accent 1" w:semiHidden="0" w:uiPriority="70" w:unhideWhenUsed="0"/>
-    <w:lsdException w:name="Colorful Shading Accent 1" w:semiHidden="0" w:uiPriority="71" w:unhideWhenUsed="0"/>
-    <w:lsdException w:name="Colorful List Accent 1" w:semiHidden="0" w:uiPriority="72" w:unhideWhenUsed="0"/>
-    <w:lsdException w:name="Colorful Grid Accent 1" w:semiHidden="0" w:uiPriority="73" w:unhideWhenUsed="0"/>
-    <w:lsdException w:name="Light Shading Accent 2" w:semiHidden="0" w:uiPriority="60" w:unhideWhenUsed="0"/>
-    <w:lsdException w:name="Light List Accent 2" w:semiHidden="0" w:uiPriority="61" w:unhideWhenUsed="0"/>
-    <w:lsdException w:name="Light Grid Accent 2" w:semiHidden="0" w:uiPriority="62" w:unhideWhenUsed="0"/>
-    <w:lsdException w:name="Medium Shading 1 Accent 2" w:semiHidden="0" w:uiPriority="63" w:unhideWhenUsed="0"/>
-    <w:lsdException w:name="Medium Shading 2 Accent 2" w:semiHidden="0" w:uiPriority="64" w:unhideWhenUsed="0"/>
-    <w:lsdException w:name="Medium List 1 Accent 2" w:semiHidden="0" w:uiPriority="65" w:unhideWhenUsed="0"/>
-    <w:lsdException w:name="Medium List 2 Accent 2" w:semiHidden="0" w:uiPriority="66" w:unhideWhenUsed="0"/>
-    <w:lsdException w:name="Medium Grid 1 Accent 2" w:semiHidden="0" w:uiPriority="67" w:unhideWhenUsed="0"/>
-    <w:lsdException w:name="Medium Grid 2 Accent 2" w:semiHidden="0" w:uiPriority="68" w:unhideWhenUsed="0"/>
-    <w:lsdException w:name="Medium Grid 3 Accent 2" w:semiHidden="0" w:uiPriority="69" w:unhideWhenUsed="0"/>
-    <w:lsdException w:name="Dark List Accent 2" w:semiHidden="0" w:uiPriority="70" w:unhideWhenUsed="0"/>
-    <w:lsdException w:name="Colorful Shading Accent 2" w:semiHidden="0" w:uiPriority="71" w:unhideWhenUsed="0"/>
-    <w:lsdException w:name="Colorful List Accent 2" w:semiHidden="0" w:uiPriority="72" w:unhideWhenUsed="0"/>
-    <w:lsdException w:name="Colorful Grid Accent 2" w:semiHidden="0" w:uiPriority="73" w:unhideWhenUsed="0"/>
-    <w:lsdException w:name="Light Shading Accent 3" w:semiHidden="0" w:uiPriority="60" w:unhideWhenUsed="0"/>
-    <w:lsdException w:name="Light List Accent 3" w:semiHidden="0" w:uiPriority="61" w:unhideWhenUsed="0"/>
-    <w:lsdException w:name="Light Grid Accent 3" w:semiHidden="0" w:uiPriority="62" w:unhideWhenUsed="0"/>
-    <w:lsdException w:name="Medium Shading 1 Accent 3" w:semiHidden="0" w:uiPriority="63" w:unhideWhenUsed="0"/>
-    <w:lsdException w:name="Medium Shading 2 Accent 3" w:semiHidden="0" w:uiPriority="64" w:unhideWhenUsed="0"/>
-    <w:lsdException w:name="Medium List 1 Accent 3" w:semiHidden="0" w:uiPriority="65" w:unhideWhenUsed="0"/>
-    <w:lsdException w:name="Medium List 2 Accent 3" w:semiHidden="0" w:uiPriority="66" w:unhideWhenUsed="0"/>
-    <w:lsdException w:name="Medium Grid 1 Accent 3" w:semiHidden="0" w:uiPriority="67" w:unhideWhenUsed="0"/>
-    <w:lsdException w:name="Medium Grid 2 Accent 3" w:semiHidden="0" w:uiPriority="68" w:unhideWhenUsed="0"/>
-    <w:lsdException w:name="Medium Grid 3 Accent 3" w:semiHidden="0" w:uiPriority="69" w:unhideWhenUsed="0"/>
-    <w:lsdException w:name="Dark List Accent 3" w:semiHidden="0" w:uiPriority="70" w:unhideWhenUsed="0"/>
-    <w:lsdException w:name="Colorful Shading Accent 3" w:semiHidden="0" w:uiPriority="71" w:unhideWhenUsed="0"/>
-    <w:lsdException w:name="Colorful List Accent 3" w:semiHidden="0" w:uiPriority="72" w:unhideWhenUsed="0"/>
-    <w:lsdException w:name="Colorful Grid Accent 3" w:semiHidden="0" w:uiPriority="73" w:unhideWhenUsed="0"/>
-    <w:lsdException w:name="Light Shading Accent 4" w:semiHidden="0" w:uiPriority="60" w:unhideWhenUsed="0"/>
-    <w:lsdException w:name="Light List Accent 4" w:semiHidden="0" w:uiPriority="61" w:unhideWhenUsed="0"/>
-    <w:lsdException w:name="Light Grid Accent 4" w:semiHidden="0" w:uiPriority="62" w:unhideWhenUsed="0"/>
-    <w:lsdException w:name="Medium Shading 1 Accent 4" w:semiHidden="0" w:uiPriority="63" w:unhideWhenUsed="0"/>
-    <w:lsdException w:name="Medium Shading 2 Accent 4" w:semiHidden="0" w:uiPriority="64" w:unhideWhenUsed="0"/>
-    <w:lsdException w:name="Medium List 1 Accent 4" w:semiHidden="0" w:uiPriority="65" w:unhideWhenUsed="0"/>
-    <w:lsdException w:name="Medium List 2 Accent 4" w:semiHidden="0" w:uiPriority="66" w:unhideWhenUsed="0"/>
-    <w:lsdException w:name="Medium Grid 1 Accent 4" w:semiHidden="0" w:uiPriority="67" w:unhideWhenUsed="0"/>
-    <w:lsdException w:name="Medium Grid 2 Accent 4" w:semiHidden="0" w:uiPriority="68" w:unhideWhenUsed="0"/>
-    <w:lsdException w:name="Medium Grid 3 Accent 4" w:semiHidden="0" w:uiPriority="69" w:unhideWhenUsed="0"/>
-    <w:lsdException w:name="Dark List Accent 4" w:semiHidden="0" w:uiPriority="70" w:unhideWhenUsed="0"/>
-    <w:lsdException w:name="Colorful Shading Accent 4" w:semiHidden="0" w:uiPriority="71" w:unhideWhenUsed="0"/>
-    <w:lsdException w:name="Colorful List Accent 4" w:semiHidden="0" w:uiPriority="72" w:unhideWhenUsed="0"/>
-    <w:lsdException w:name="Colorful Grid Accent 4" w:semiHidden="0" w:uiPriority="73" w:unhideWhenUsed="0"/>
-    <w:lsdException w:name="Light Shading Accent 5" w:semiHidden="0" w:uiPriority="60" w:unhideWhenUsed="0"/>
-    <w:lsdException w:name="Light List Accent 5" w:semiHidden="0" w:uiPriority="61" w:unhideWhenUsed="0"/>
-    <w:lsdException w:name="Light Grid Accent 5" w:semiHidden="0" w:uiPriority="62" w:unhideWhenUsed="0"/>
-    <w:lsdException w:name="Medium Shading 1 Accent 5" w:semiHidden="0" w:uiPriority="63" w:unhideWhenUsed="0"/>
-    <w:lsdException w:name="Medium Shading 2 Accent 5" w:semiHidden="0" w:uiPriority="64" w:unhideWhenUsed="0"/>
-    <w:lsdException w:name="Medium List 1 Accent 5" w:semiHidden="0" w:uiPriority="65" w:unhideWhenUsed="0"/>
-    <w:lsdException w:name="Medium List 2 Accent 5" w:semiHidden="0" w:uiPriority="66" w:unhideWhenUsed="0"/>
-    <w:lsdException w:name="Medium Grid 1 Accent 5" w:semiHidden="0" w:uiPriority="67" w:unhideWhenUsed="0"/>
-    <w:lsdException w:name="Medium Grid 2 Accent 5" w:semiHidden="0" w:uiPriority="68" w:unhideWhenUsed="0"/>
-    <w:lsdException w:name="Medium Grid 3 Accent 5" w:semiHidden="0" w:uiPriority="69" w:unhideWhenUsed="0"/>
-    <w:lsdException w:name="Dark List Accent 5" w:semiHidden="0" w:uiPriority="70" w:unhideWhenUsed="0"/>
-    <w:lsdException w:name="Colorful Shading Accent 5" w:semiHidden="0" w:uiPriority="71" w:unhideWhenUsed="0"/>
-    <w:lsdException w:name="Colorful List Accent 5" w:semiHidden="0" w:uiPriority="72" w:unhideWhenUsed="0"/>
-    <w:lsdException w:name="Colorful Grid Accent 5" w:semiHidden="0" w:uiPriority="73" w:unhideWhenUsed="0"/>
-    <w:lsdException w:name="Light Shading Accent 6" w:semiHidden="0" w:uiPriority="60" w:unhideWhenUsed="0"/>
-    <w:lsdException w:name="Light List Accent 6" w:semiHidden="0" w:uiPriority="61" w:unhideWhenUsed="0"/>
-    <w:lsdException w:name="Light Grid Accent 6" w:semiHidden="0" w:uiPriority="62" w:unhideWhenUsed="0"/>
-    <w:lsdException w:name="Medium Shading 1 Accent 6" w:semiHidden="0" w:uiPriority="63" w:unhideWhenUsed="0"/>
-    <w:lsdException w:name="Medium Shading 2 Accent 6" w:semiHidden="0" w:uiPriority="64" w:unhideWhenUsed="0"/>
-    <w:lsdException w:name="Medium List 1 Accent 6" w:semiHidden="0" w:uiPriority="65" w:unhideWhenUsed="0"/>
-    <w:lsdException w:name="Medium List 2 Accent 6" w:semiHidden="0" w:uiPriority="66" w:unhideWhenUsed="0"/>
-    <w:lsdException w:name="Medium Grid 1 Accent 6" w:semiHidden="0" w:uiPriority="67" w:unhideWhenUsed="0"/>
-    <w:lsdException w:name="Medium Grid 2 Accent 6" w:semiHidden="0" w:uiPriority="68" w:unhideWhenUsed="0"/>
-    <w:lsdException w:name="Medium Grid 3 Accent 6" w:semiHidden="0" w:uiPriority="69" w:unhideWhenUsed="0"/>
-    <w:lsdException w:name="Dark List Accent 6" w:semiHidden="0" w:uiPriority="70" w:unhideWhenUsed="0"/>
-    <w:lsdException w:name="Colorful Shading Accent 6" w:semiHidden="0" w:uiPriority="71" w:unhideWhenUsed="0"/>
-    <w:lsdException w:name="Colorful List Accent 6" w:semiHidden="0" w:uiPriority="72" w:unhideWhenUsed="0"/>
-    <w:lsdException w:name="Colorful Grid Accent 6" w:semiHidden="0" w:uiPriority="73" w:unhideWhenUsed="0"/>
+  <w:latentStyles w:count="260" w:defQFormat="0" w:defUnhideWhenUsed="1" w:defSemiHidden="1" w:defUIPriority="99" w:defLockedState="0">
+    <w:lsdException w:qFormat="1" w:unhideWhenUsed="0" w:uiPriority="0" w:semiHidden="0" w:name="Normal"/>
+    <w:lsdException w:qFormat="1" w:unhideWhenUsed="0" w:uiPriority="0" w:semiHidden="0" w:name="heading 1"/>
+    <w:lsdException w:qFormat="1" w:uiPriority="0" w:semiHidden="0" w:name="heading 2"/>
+    <w:lsdException w:qFormat="1" w:uiPriority="0" w:name="heading 3"/>
+    <w:lsdException w:qFormat="1" w:uiPriority="0" w:semiHidden="0" w:name="heading 4"/>
+    <w:lsdException w:qFormat="1" w:uiPriority="0" w:name="heading 5"/>
+    <w:lsdException w:qFormat="1" w:uiPriority="0" w:name="heading 6"/>
+    <w:lsdException w:qFormat="1" w:uiPriority="0" w:name="heading 7"/>
+    <w:lsdException w:qFormat="1" w:uiPriority="0" w:name="heading 8"/>
+    <w:lsdException w:qFormat="1" w:uiPriority="0" w:name="heading 9"/>
+    <w:lsdException w:unhideWhenUsed="0" w:uiPriority="0" w:semiHidden="0" w:name="index 1"/>
+    <w:lsdException w:unhideWhenUsed="0" w:uiPriority="0" w:semiHidden="0" w:name="index 2"/>
+    <w:lsdException w:unhideWhenUsed="0" w:uiPriority="0" w:semiHidden="0" w:name="index 3"/>
+    <w:lsdException w:unhideWhenUsed="0" w:uiPriority="0" w:semiHidden="0" w:name="index 4"/>
+    <w:lsdException w:unhideWhenUsed="0" w:uiPriority="0" w:semiHidden="0" w:name="index 5"/>
+    <w:lsdException w:unhideWhenUsed="0" w:uiPriority="0" w:semiHidden="0" w:name="index 6"/>
+    <w:lsdException w:unhideWhenUsed="0" w:uiPriority="0" w:semiHidden="0" w:name="index 7"/>
+    <w:lsdException w:unhideWhenUsed="0" w:uiPriority="0" w:semiHidden="0" w:name="index 8"/>
+    <w:lsdException w:unhideWhenUsed="0" w:uiPriority="0" w:semiHidden="0" w:name="index 9"/>
+    <w:lsdException w:qFormat="1" w:unhideWhenUsed="0" w:uiPriority="0" w:semiHidden="0" w:name="toc 1"/>
+    <w:lsdException w:qFormat="1" w:unhideWhenUsed="0" w:uiPriority="0" w:semiHidden="0" w:name="toc 2"/>
+    <w:lsdException w:qFormat="1" w:unhideWhenUsed="0" w:uiPriority="0" w:semiHidden="0" w:name="toc 3"/>
+    <w:lsdException w:unhideWhenUsed="0" w:uiPriority="0" w:semiHidden="0" w:name="toc 4"/>
+    <w:lsdException w:unhideWhenUsed="0" w:uiPriority="0" w:semiHidden="0" w:name="toc 5"/>
+    <w:lsdException w:unhideWhenUsed="0" w:uiPriority="0" w:semiHidden="0" w:name="toc 6"/>
+    <w:lsdException w:unhideWhenUsed="0" w:uiPriority="0" w:semiHidden="0" w:name="toc 7"/>
+    <w:lsdException w:unhideWhenUsed="0" w:uiPriority="0" w:semiHidden="0" w:name="toc 8"/>
+    <w:lsdException w:unhideWhenUsed="0" w:uiPriority="0" w:semiHidden="0" w:name="toc 9"/>
+    <w:lsdException w:unhideWhenUsed="0" w:uiPriority="0" w:semiHidden="0" w:name="Normal Indent"/>
+    <w:lsdException w:unhideWhenUsed="0" w:uiPriority="0" w:semiHidden="0" w:name="footnote text"/>
+    <w:lsdException w:qFormat="1" w:unhideWhenUsed="0" w:uiPriority="0" w:semiHidden="0" w:name="annotation text"/>
+    <w:lsdException w:qFormat="1" w:unhideWhenUsed="0" w:uiPriority="0" w:semiHidden="0" w:name="header"/>
+    <w:lsdException w:qFormat="1" w:unhideWhenUsed="0" w:uiPriority="0" w:semiHidden="0" w:name="footer"/>
+    <w:lsdException w:unhideWhenUsed="0" w:uiPriority="0" w:semiHidden="0" w:name="index heading"/>
+    <w:lsdException w:qFormat="1" w:uiPriority="0" w:name="caption"/>
+    <w:lsdException w:unhideWhenUsed="0" w:uiPriority="0" w:semiHidden="0" w:name="table of figures"/>
+    <w:lsdException w:unhideWhenUsed="0" w:uiPriority="0" w:semiHidden="0" w:name="envelope address"/>
+    <w:lsdException w:unhideWhenUsed="0" w:uiPriority="0" w:semiHidden="0" w:name="envelope return"/>
+    <w:lsdException w:unhideWhenUsed="0" w:uiPriority="0" w:semiHidden="0" w:name="footnote reference"/>
+    <w:lsdException w:unhideWhenUsed="0" w:uiPriority="0" w:semiHidden="0" w:name="annotation reference"/>
+    <w:lsdException w:unhideWhenUsed="0" w:uiPriority="0" w:semiHidden="0" w:name="line number"/>
+    <w:lsdException w:unhideWhenUsed="0" w:uiPriority="0" w:semiHidden="0" w:name="page number"/>
+    <w:lsdException w:unhideWhenUsed="0" w:uiPriority="0" w:semiHidden="0" w:name="endnote reference"/>
+    <w:lsdException w:unhideWhenUsed="0" w:uiPriority="0" w:semiHidden="0" w:name="endnote text"/>
+    <w:lsdException w:unhideWhenUsed="0" w:uiPriority="0" w:semiHidden="0" w:name="table of authorities"/>
+    <w:lsdException w:unhideWhenUsed="0" w:uiPriority="0" w:semiHidden="0" w:name="macro"/>
+    <w:lsdException w:unhideWhenUsed="0" w:uiPriority="0" w:semiHidden="0" w:name="toa heading"/>
+    <w:lsdException w:unhideWhenUsed="0" w:uiPriority="0" w:semiHidden="0" w:name="List"/>
+    <w:lsdException w:unhideWhenUsed="0" w:uiPriority="0" w:semiHidden="0" w:name="List Bullet"/>
+    <w:lsdException w:unhideWhenUsed="0" w:uiPriority="0" w:semiHidden="0" w:name="List Number"/>
+    <w:lsdException w:unhideWhenUsed="0" w:uiPriority="0" w:semiHidden="0" w:name="List 2"/>
+    <w:lsdException w:unhideWhenUsed="0" w:uiPriority="0" w:semiHidden="0" w:name="List 3"/>
+    <w:lsdException w:unhideWhenUsed="0" w:uiPriority="0" w:semiHidden="0" w:name="List 4"/>
+    <w:lsdException w:unhideWhenUsed="0" w:uiPriority="0" w:semiHidden="0" w:name="List 5"/>
+    <w:lsdException w:unhideWhenUsed="0" w:uiPriority="0" w:semiHidden="0" w:name="List Bullet 2"/>
+    <w:lsdException w:unhideWhenUsed="0" w:uiPriority="0" w:semiHidden="0" w:name="List Bullet 3"/>
+    <w:lsdException w:unhideWhenUsed="0" w:uiPriority="0" w:semiHidden="0" w:name="List Bullet 4"/>
+    <w:lsdException w:unhideWhenUsed="0" w:uiPriority="0" w:semiHidden="0" w:name="List Bullet 5"/>
+    <w:lsdException w:unhideWhenUsed="0" w:uiPriority="0" w:semiHidden="0" w:name="List Number 2"/>
+    <w:lsdException w:unhideWhenUsed="0" w:uiPriority="0" w:semiHidden="0" w:name="List Number 3"/>
+    <w:lsdException w:unhideWhenUsed="0" w:uiPriority="0" w:semiHidden="0" w:name="List Number 4"/>
+    <w:lsdException w:unhideWhenUsed="0" w:uiPriority="0" w:semiHidden="0" w:name="List Number 5"/>
+    <w:lsdException w:qFormat="1" w:unhideWhenUsed="0" w:uiPriority="0" w:semiHidden="0" w:name="Title"/>
+    <w:lsdException w:unhideWhenUsed="0" w:uiPriority="0" w:semiHidden="0" w:name="Closing"/>
+    <w:lsdException w:unhideWhenUsed="0" w:uiPriority="0" w:semiHidden="0" w:name="Signature"/>
+    <w:lsdException w:qFormat="1" w:unhideWhenUsed="0" w:uiPriority="0" w:name="Default Paragraph Font"/>
+    <w:lsdException w:qFormat="1" w:unhideWhenUsed="0" w:uiPriority="0" w:name="Body Text"/>
+    <w:lsdException w:unhideWhenUsed="0" w:uiPriority="0" w:semiHidden="0" w:name="Body Text Indent"/>
+    <w:lsdException w:unhideWhenUsed="0" w:uiPriority="0" w:semiHidden="0" w:name="List Continue"/>
+    <w:lsdException w:unhideWhenUsed="0" w:uiPriority="0" w:semiHidden="0" w:name="List Continue 2"/>
+    <w:lsdException w:unhideWhenUsed="0" w:uiPriority="0" w:semiHidden="0" w:name="List Continue 3"/>
+    <w:lsdException w:unhideWhenUsed="0" w:uiPriority="0" w:semiHidden="0" w:name="List Continue 4"/>
+    <w:lsdException w:unhideWhenUsed="0" w:uiPriority="0" w:semiHidden="0" w:name="List Continue 5"/>
+    <w:lsdException w:unhideWhenUsed="0" w:uiPriority="0" w:semiHidden="0" w:name="Message Header"/>
+    <w:lsdException w:qFormat="1" w:unhideWhenUsed="0" w:uiPriority="0" w:semiHidden="0" w:name="Subtitle"/>
+    <w:lsdException w:unhideWhenUsed="0" w:uiPriority="0" w:semiHidden="0" w:name="Salutation"/>
+    <w:lsdException w:unhideWhenUsed="0" w:uiPriority="0" w:semiHidden="0" w:name="Date"/>
+    <w:lsdException w:unhideWhenUsed="0" w:uiPriority="0" w:semiHidden="0" w:name="Body Text First Indent"/>
+    <w:lsdException w:unhideWhenUsed="0" w:uiPriority="0" w:semiHidden="0" w:name="Body Text First Indent 2"/>
+    <w:lsdException w:uiPriority="99" w:name="Note Heading"/>
+    <w:lsdException w:unhideWhenUsed="0" w:uiPriority="0" w:semiHidden="0" w:name="Body Text 2"/>
+    <w:lsdException w:unhideWhenUsed="0" w:uiPriority="0" w:semiHidden="0" w:name="Body Text 3"/>
+    <w:lsdException w:unhideWhenUsed="0" w:uiPriority="0" w:semiHidden="0" w:name="Body Text Indent 2"/>
+    <w:lsdException w:unhideWhenUsed="0" w:uiPriority="0" w:semiHidden="0" w:name="Body Text Indent 3"/>
+    <w:lsdException w:unhideWhenUsed="0" w:uiPriority="0" w:semiHidden="0" w:name="Block Text"/>
+    <w:lsdException w:unhideWhenUsed="0" w:uiPriority="0" w:semiHidden="0" w:name="Hyperlink"/>
+    <w:lsdException w:unhideWhenUsed="0" w:uiPriority="0" w:semiHidden="0" w:name="FollowedHyperlink"/>
+    <w:lsdException w:qFormat="1" w:unhideWhenUsed="0" w:uiPriority="0" w:semiHidden="0" w:name="Strong"/>
+    <w:lsdException w:qFormat="1" w:unhideWhenUsed="0" w:uiPriority="0" w:semiHidden="0" w:name="Emphasis"/>
+    <w:lsdException w:unhideWhenUsed="0" w:uiPriority="0" w:semiHidden="0" w:name="Document Map"/>
+    <w:lsdException w:unhideWhenUsed="0" w:uiPriority="0" w:semiHidden="0" w:name="Plain Text"/>
+    <w:lsdException w:unhideWhenUsed="0" w:uiPriority="0" w:semiHidden="0" w:name="E-mail Signature"/>
+    <w:lsdException w:qFormat="1" w:unhideWhenUsed="0" w:uiPriority="0" w:semiHidden="0" w:name="Normal (Web)"/>
+    <w:lsdException w:unhideWhenUsed="0" w:uiPriority="0" w:semiHidden="0" w:name="HTML Acronym"/>
+    <w:lsdException w:unhideWhenUsed="0" w:uiPriority="0" w:semiHidden="0" w:name="HTML Address"/>
+    <w:lsdException w:unhideWhenUsed="0" w:uiPriority="0" w:semiHidden="0" w:name="HTML Cite"/>
+    <w:lsdException w:unhideWhenUsed="0" w:uiPriority="0" w:semiHidden="0" w:name="HTML Code"/>
+    <w:lsdException w:unhideWhenUsed="0" w:uiPriority="0" w:semiHidden="0" w:name="HTML Definition"/>
+    <w:lsdException w:unhideWhenUsed="0" w:uiPriority="0" w:semiHidden="0" w:name="HTML Keyboard"/>
+    <w:lsdException w:qFormat="1" w:unhideWhenUsed="0" w:uiPriority="0" w:semiHidden="0" w:name="HTML Preformatted"/>
+    <w:lsdException w:unhideWhenUsed="0" w:uiPriority="0" w:semiHidden="0" w:name="HTML Sample"/>
+    <w:lsdException w:unhideWhenUsed="0" w:uiPriority="0" w:semiHidden="0" w:name="HTML Typewriter"/>
+    <w:lsdException w:unhideWhenUsed="0" w:uiPriority="0" w:semiHidden="0" w:name="HTML Variable"/>
+    <w:lsdException w:qFormat="1" w:unhideWhenUsed="0" w:uiPriority="0" w:name="Normal Table"/>
+    <w:lsdException w:unhideWhenUsed="0" w:uiPriority="0" w:semiHidden="0" w:name="annotation subject"/>
+    <w:lsdException w:unhideWhenUsed="0" w:uiPriority="0" w:semiHidden="0" w:name="Table Simple 1"/>
+    <w:lsdException w:unhideWhenUsed="0" w:uiPriority="0" w:semiHidden="0" w:name="Table Simple 2"/>
+    <w:lsdException w:unhideWhenUsed="0" w:uiPriority="0" w:semiHidden="0" w:name="Table Simple 3"/>
+    <w:lsdException w:unhideWhenUsed="0" w:uiPriority="0" w:semiHidden="0" w:name="Table Classic 1"/>
+    <w:lsdException w:unhideWhenUsed="0" w:uiPriority="0" w:semiHidden="0" w:name="Table Classic 2"/>
+    <w:lsdException w:unhideWhenUsed="0" w:uiPriority="0" w:semiHidden="0" w:name="Table Classic 3"/>
+    <w:lsdException w:unhideWhenUsed="0" w:uiPriority="0" w:semiHidden="0" w:name="Table Classic 4"/>
+    <w:lsdException w:unhideWhenUsed="0" w:uiPriority="0" w:semiHidden="0" w:name="Table Colorful 1"/>
+    <w:lsdException w:unhideWhenUsed="0" w:uiPriority="0" w:semiHidden="0" w:name="Table Colorful 2"/>
+    <w:lsdException w:unhideWhenUsed="0" w:uiPriority="0" w:semiHidden="0" w:name="Table Colorful 3"/>
+    <w:lsdException w:unhideWhenUsed="0" w:uiPriority="0" w:semiHidden="0" w:name="Table Columns 1"/>
+    <w:lsdException w:unhideWhenUsed="0" w:uiPriority="0" w:semiHidden="0" w:name="Table Columns 2"/>
+    <w:lsdException w:unhideWhenUsed="0" w:uiPriority="0" w:semiHidden="0" w:name="Table Columns 3"/>
+    <w:lsdException w:unhideWhenUsed="0" w:uiPriority="0" w:semiHidden="0" w:name="Table Columns 4"/>
+    <w:lsdException w:unhideWhenUsed="0" w:uiPriority="0" w:semiHidden="0" w:name="Table Columns 5"/>
+    <w:lsdException w:unhideWhenUsed="0" w:uiPriority="0" w:semiHidden="0" w:name="Table Grid 1"/>
+    <w:lsdException w:unhideWhenUsed="0" w:uiPriority="0" w:semiHidden="0" w:name="Table Grid 2"/>
+    <w:lsdException w:unhideWhenUsed="0" w:uiPriority="0" w:semiHidden="0" w:name="Table Grid 3"/>
+    <w:lsdException w:unhideWhenUsed="0" w:uiPriority="0" w:semiHidden="0" w:name="Table Grid 4"/>
+    <w:lsdException w:unhideWhenUsed="0" w:uiPriority="0" w:semiHidden="0" w:name="Table Grid 5"/>
+    <w:lsdException w:unhideWhenUsed="0" w:uiPriority="0" w:semiHidden="0" w:name="Table Grid 6"/>
+    <w:lsdException w:unhideWhenUsed="0" w:uiPriority="0" w:semiHidden="0" w:name="Table Grid 7"/>
+    <w:lsdException w:unhideWhenUsed="0" w:uiPriority="0" w:semiHidden="0" w:name="Table Grid 8"/>
+    <w:lsdException w:unhideWhenUsed="0" w:uiPriority="0" w:semiHidden="0" w:name="Table List 1"/>
+    <w:lsdException w:unhideWhenUsed="0" w:uiPriority="0" w:semiHidden="0" w:name="Table List 2"/>
+    <w:lsdException w:unhideWhenUsed="0" w:uiPriority="0" w:semiHidden="0" w:name="Table List 3"/>
+    <w:lsdException w:unhideWhenUsed="0" w:uiPriority="0" w:semiHidden="0" w:name="Table List 4"/>
+    <w:lsdException w:unhideWhenUsed="0" w:uiPriority="0" w:semiHidden="0" w:name="Table List 5"/>
+    <w:lsdException w:unhideWhenUsed="0" w:uiPriority="0" w:semiHidden="0" w:name="Table List 6"/>
+    <w:lsdException w:unhideWhenUsed="0" w:uiPriority="0" w:semiHidden="0" w:name="Table List 7"/>
+    <w:lsdException w:unhideWhenUsed="0" w:uiPriority="0" w:semiHidden="0" w:name="Table List 8"/>
+    <w:lsdException w:unhideWhenUsed="0" w:uiPriority="0" w:semiHidden="0" w:name="Table 3D effects 1"/>
+    <w:lsdException w:unhideWhenUsed="0" w:uiPriority="0" w:semiHidden="0" w:name="Table 3D effects 2"/>
+    <w:lsdException w:unhideWhenUsed="0" w:uiPriority="0" w:semiHidden="0" w:name="Table 3D effects 3"/>
+    <w:lsdException w:unhideWhenUsed="0" w:uiPriority="0" w:semiHidden="0" w:name="Table Contemporary"/>
+    <w:lsdException w:unhideWhenUsed="0" w:uiPriority="0" w:semiHidden="0" w:name="Table Elegant"/>
+    <w:lsdException w:unhideWhenUsed="0" w:uiPriority="0" w:semiHidden="0" w:name="Table Professional"/>
+    <w:lsdException w:unhideWhenUsed="0" w:uiPriority="0" w:semiHidden="0" w:name="Table Subtle 1"/>
+    <w:lsdException w:unhideWhenUsed="0" w:uiPriority="0" w:semiHidden="0" w:name="Table Subtle 2"/>
+    <w:lsdException w:unhideWhenUsed="0" w:uiPriority="0" w:semiHidden="0" w:name="Table Web 1"/>
+    <w:lsdException w:unhideWhenUsed="0" w:uiPriority="0" w:semiHidden="0" w:name="Table Web 2"/>
+    <w:lsdException w:unhideWhenUsed="0" w:uiPriority="0" w:semiHidden="0" w:name="Table Web 3"/>
+    <w:lsdException w:unhideWhenUsed="0" w:uiPriority="0" w:semiHidden="0" w:name="Balloon Text"/>
+    <w:lsdException w:qFormat="1" w:unhideWhenUsed="0" w:uiPriority="0" w:semiHidden="0" w:name="Table Grid"/>
+    <w:lsdException w:unhideWhenUsed="0" w:uiPriority="0" w:semiHidden="0" w:name="Table Theme"/>
+    <w:lsdException w:unhideWhenUsed="0" w:uiPriority="60" w:semiHidden="0" w:name="Light Shading"/>
+    <w:lsdException w:unhideWhenUsed="0" w:uiPriority="61" w:semiHidden="0" w:name="Light List"/>
+    <w:lsdException w:unhideWhenUsed="0" w:uiPriority="62" w:semiHidden="0" w:name="Light Grid"/>
+    <w:lsdException w:unhideWhenUsed="0" w:uiPriority="63" w:semiHidden="0" w:name="Medium Shading 1"/>
+    <w:lsdException w:unhideWhenUsed="0" w:uiPriority="64" w:semiHidden="0" w:name="Medium Shading 2"/>
+    <w:lsdException w:unhideWhenUsed="0" w:uiPriority="65" w:semiHidden="0" w:name="Medium List 1"/>
+    <w:lsdException w:unhideWhenUsed="0" w:uiPriority="66" w:semiHidden="0" w:name="Medium List 2"/>
+    <w:lsdException w:unhideWhenUsed="0" w:uiPriority="67" w:semiHidden="0" w:name="Medium Grid 1"/>
+    <w:lsdException w:unhideWhenUsed="0" w:uiPriority="68" w:semiHidden="0" w:name="Medium Grid 2"/>
+    <w:lsdException w:unhideWhenUsed="0" w:uiPriority="69" w:semiHidden="0" w:name="Medium Grid 3"/>
+    <w:lsdException w:unhideWhenUsed="0" w:uiPriority="70" w:semiHidden="0" w:name="Dark List"/>
+    <w:lsdException w:unhideWhenUsed="0" w:uiPriority="71" w:semiHidden="0" w:name="Colorful Shading"/>
+    <w:lsdException w:unhideWhenUsed="0" w:uiPriority="72" w:semiHidden="0" w:name="Colorful List"/>
+    <w:lsdException w:unhideWhenUsed="0" w:uiPriority="73" w:semiHidden="0" w:name="Colorful Grid"/>
+    <w:lsdException w:unhideWhenUsed="0" w:uiPriority="60" w:semiHidden="0" w:name="Light Shading Accent 1"/>
+    <w:lsdException w:unhideWhenUsed="0" w:uiPriority="61" w:semiHidden="0" w:name="Light List Accent 1"/>
+    <w:lsdException w:unhideWhenUsed="0" w:uiPriority="62" w:semiHidden="0" w:name="Light Grid Accent 1"/>
+    <w:lsdException w:unhideWhenUsed="0" w:uiPriority="63" w:semiHidden="0" w:name="Medium Shading 1 Accent 1"/>
+    <w:lsdException w:unhideWhenUsed="0" w:uiPriority="64" w:semiHidden="0" w:name="Medium Shading 2 Accent 1"/>
+    <w:lsdException w:unhideWhenUsed="0" w:uiPriority="65" w:semiHidden="0" w:name="Medium List 1 Accent 1"/>
+    <w:lsdException w:unhideWhenUsed="0" w:uiPriority="66" w:semiHidden="0" w:name="Medium List 2 Accent 1"/>
+    <w:lsdException w:unhideWhenUsed="0" w:uiPriority="67" w:semiHidden="0" w:name="Medium Grid 1 Accent 1"/>
+    <w:lsdException w:unhideWhenUsed="0" w:uiPriority="68" w:semiHidden="0" w:name="Medium Grid 2 Accent 1"/>
+    <w:lsdException w:unhideWhenUsed="0" w:uiPriority="69" w:semiHidden="0" w:name="Medium Grid 3 Accent 1"/>
+    <w:lsdException w:unhideWhenUsed="0" w:uiPriority="70" w:semiHidden="0" w:name="Dark List Accent 1"/>
+    <w:lsdException w:unhideWhenUsed="0" w:uiPriority="71" w:semiHidden="0" w:name="Colorful Shading Accent 1"/>
+    <w:lsdException w:unhideWhenUsed="0" w:uiPriority="72" w:semiHidden="0" w:name="Colorful List Accent 1"/>
+    <w:lsdException w:unhideWhenUsed="0" w:uiPriority="73" w:semiHidden="0" w:name="Colorful Grid Accent 1"/>
+    <w:lsdException w:unhideWhenUsed="0" w:uiPriority="60" w:semiHidden="0" w:name="Light Shading Accent 2"/>
+    <w:lsdException w:unhideWhenUsed="0" w:uiPriority="61" w:semiHidden="0" w:name="Light List Accent 2"/>
+    <w:lsdException w:unhideWhenUsed="0" w:uiPriority="62" w:semiHidden="0" w:name="Light Grid Accent 2"/>
+    <w:lsdException w:unhideWhenUsed="0" w:uiPriority="63" w:semiHidden="0" w:name="Medium Shading 1 Accent 2"/>
+    <w:lsdException w:unhideWhenUsed="0" w:uiPriority="64" w:semiHidden="0" w:name="Medium Shading 2 Accent 2"/>
+    <w:lsdException w:unhideWhenUsed="0" w:uiPriority="65" w:semiHidden="0" w:name="Medium List 1 Accent 2"/>
+    <w:lsdException w:unhideWhenUsed="0" w:uiPriority="66" w:semiHidden="0" w:name="Medium List 2 Accent 2"/>
+    <w:lsdException w:unhideWhenUsed="0" w:uiPriority="67" w:semiHidden="0" w:name="Medium Grid 1 Accent 2"/>
+    <w:lsdException w:unhideWhenUsed="0" w:uiPriority="68" w:semiHidden="0" w:name="Medium Grid 2 Accent 2"/>
+    <w:lsdException w:unhideWhenUsed="0" w:uiPriority="69" w:semiHidden="0" w:name="Medium Grid 3 Accent 2"/>
+    <w:lsdException w:unhideWhenUsed="0" w:uiPriority="70" w:semiHidden="0" w:name="Dark List Accent 2"/>
+    <w:lsdException w:unhideWhenUsed="0" w:uiPriority="71" w:semiHidden="0" w:name="Colorful Shading Accent 2"/>
+    <w:lsdException w:unhideWhenUsed="0" w:uiPriority="72" w:semiHidden="0" w:name="Colorful List Accent 2"/>
+    <w:lsdException w:unhideWhenUsed="0" w:uiPriority="73" w:semiHidden="0" w:name="Colorful Grid Accent 2"/>
+    <w:lsdException w:unhideWhenUsed="0" w:uiPriority="60" w:semiHidden="0" w:name="Light Shading Accent 3"/>
+    <w:lsdException w:unhideWhenUsed="0" w:uiPriority="61" w:semiHidden="0" w:name="Light List Accent 3"/>
+    <w:lsdException w:unhideWhenUsed="0" w:uiPriority="62" w:semiHidden="0" w:name="Light Grid Accent 3"/>
+    <w:lsdException w:unhideWhenUsed="0" w:uiPriority="63" w:semiHidden="0" w:name="Medium Shading 1 Accent 3"/>
+    <w:lsdException w:unhideWhenUsed="0" w:uiPriority="64" w:semiHidden="0" w:name="Medium Shading 2 Accent 3"/>
+    <w:lsdException w:unhideWhenUsed="0" w:uiPriority="65" w:semiHidden="0" w:name="Medium List 1 Accent 3"/>
+    <w:lsdException w:unhideWhenUsed="0" w:uiPriority="66" w:semiHidden="0" w:name="Medium List 2 Accent 3"/>
+    <w:lsdException w:unhideWhenUsed="0" w:uiPriority="67" w:semiHidden="0" w:name="Medium Grid 1 Accent 3"/>
+    <w:lsdException w:unhideWhenUsed="0" w:uiPriority="68" w:semiHidden="0" w:name="Medium Grid 2 Accent 3"/>
+    <w:lsdException w:unhideWhenUsed="0" w:uiPriority="69" w:semiHidden="0" w:name="Medium Grid 3 Accent 3"/>
+    <w:lsdException w:unhideWhenUsed="0" w:uiPriority="70" w:semiHidden="0" w:name="Dark List Accent 3"/>
+    <w:lsdException w:unhideWhenUsed="0" w:uiPriority="71" w:semiHidden="0" w:name="Colorful Shading Accent 3"/>
+    <w:lsdException w:unhideWhenUsed="0" w:uiPriority="72" w:semiHidden="0" w:name="Colorful List Accent 3"/>
+    <w:lsdException w:unhideWhenUsed="0" w:uiPriority="73" w:semiHidden="0" w:name="Colorful Grid Accent 3"/>
+    <w:lsdException w:unhideWhenUsed="0" w:uiPriority="60" w:semiHidden="0" w:name="Light Shading Accent 4"/>
+    <w:lsdException w:unhideWhenUsed="0" w:uiPriority="61" w:semiHidden="0" w:name="Light List Accent 4"/>
+    <w:lsdException w:unhideWhenUsed="0" w:uiPriority="62" w:semiHidden="0" w:name="Light Grid Accent 4"/>
+    <w:lsdException w:unhideWhenUsed="0" w:uiPriority="63" w:semiHidden="0" w:name="Medium Shading 1 Accent 4"/>
+    <w:lsdException w:unhideWhenUsed="0" w:uiPriority="64" w:semiHidden="0" w:name="Medium Shading 2 Accent 4"/>
+    <w:lsdException w:unhideWhenUsed="0" w:uiPriority="65" w:semiHidden="0" w:name="Medium List 1 Accent 4"/>
+    <w:lsdException w:unhideWhenUsed="0" w:uiPriority="66" w:semiHidden="0" w:name="Medium List 2 Accent 4"/>
+    <w:lsdException w:unhideWhenUsed="0" w:uiPriority="67" w:semiHidden="0" w:name="Medium Grid 1 Accent 4"/>
+    <w:lsdException w:unhideWhenUsed="0" w:uiPriority="68" w:semiHidden="0" w:name="Medium Grid 2 Accent 4"/>
+    <w:lsdException w:unhideWhenUsed="0" w:uiPriority="69" w:semiHidden="0" w:name="Medium Grid 3 Accent 4"/>
+    <w:lsdException w:unhideWhenUsed="0" w:uiPriority="70" w:semiHidden="0" w:name="Dark List Accent 4"/>
+    <w:lsdException w:unhideWhenUsed="0" w:uiPriority="71" w:semiHidden="0" w:name="Colorful Shading Accent 4"/>
+    <w:lsdException w:unhideWhenUsed="0" w:uiPriority="72" w:semiHidden="0" w:name="Colorful List Accent 4"/>
+    <w:lsdException w:unhideWhenUsed="0" w:uiPriority="73" w:semiHidden="0" w:name="Colorful Grid Accent 4"/>
+    <w:lsdException w:unhideWhenUsed="0" w:uiPriority="60" w:semiHidden="0" w:name="Light Shading Accent 5"/>
+    <w:lsdException w:unhideWhenUsed="0" w:uiPriority="61" w:semiHidden="0" w:name="Light List Accent 5"/>
+    <w:lsdException w:unhideWhenUsed="0" w:uiPriority="62" w:semiHidden="0" w:name="Light Grid Accent 5"/>
+    <w:lsdException w:unhideWhenUsed="0" w:uiPriority="63" w:semiHidden="0" w:name="Medium Shading 1 Accent 5"/>
+    <w:lsdException w:unhideWhenUsed="0" w:uiPriority="64" w:semiHidden="0" w:name="Medium Shading 2 Accent 5"/>
+    <w:lsdException w:unhideWhenUsed="0" w:uiPriority="65" w:semiHidden="0" w:name="Medium List 1 Accent 5"/>
+    <w:lsdException w:unhideWhenUsed="0" w:uiPriority="66" w:semiHidden="0" w:name="Medium List 2 Accent 5"/>
+    <w:lsdException w:unhideWhenUsed="0" w:uiPriority="67" w:semiHidden="0" w:name="Medium Grid 1 Accent 5"/>
+    <w:lsdException w:unhideWhenUsed="0" w:uiPriority="68" w:semiHidden="0" w:name="Medium Grid 2 Accent 5"/>
+    <w:lsdException w:unhideWhenUsed="0" w:uiPriority="69" w:semiHidden="0" w:name="Medium Grid 3 Accent 5"/>
+    <w:lsdException w:unhideWhenUsed="0" w:uiPriority="70" w:semiHidden="0" w:name="Dark List Accent 5"/>
+    <w:lsdException w:unhideWhenUsed="0" w:uiPriority="71" w:semiHidden="0" w:name="Colorful Shading Accent 5"/>
+    <w:lsdException w:unhideWhenUsed="0" w:uiPriority="72" w:semiHidden="0" w:name="Colorful List Accent 5"/>
+    <w:lsdException w:unhideWhenUsed="0" w:uiPriority="73" w:semiHidden="0" w:name="Colorful Grid Accent 5"/>
+    <w:lsdException w:unhideWhenUsed="0" w:uiPriority="60" w:semiHidden="0" w:name="Light Shading Accent 6"/>
+    <w:lsdException w:unhideWhenUsed="0" w:uiPriority="61" w:semiHidden="0" w:name="Light List Accent 6"/>
+    <w:lsdException w:unhideWhenUsed="0" w:uiPriority="62" w:semiHidden="0" w:name="Light Grid Accent 6"/>
+    <w:lsdException w:unhideWhenUsed="0" w:uiPriority="63" w:semiHidden="0" w:name="Medium Shading 1 Accent 6"/>
+    <w:lsdException w:unhideWhenUsed="0" w:uiPriority="64" w:semiHidden="0" w:name="Medium Shading 2 Accent 6"/>
+    <w:lsdException w:unhideWhenUsed="0" w:uiPriority="65" w:semiHidden="0" w:name="Medium List 1 Accent 6"/>
+    <w:lsdException w:unhideWhenUsed="0" w:uiPriority="66" w:semiHidden="0" w:name="Medium List 2 Accent 6"/>
+    <w:lsdException w:unhideWhenUsed="0" w:uiPriority="67" w:semiHidden="0" w:name="Medium Grid 1 Accent 6"/>
+    <w:lsdException w:unhideWhenUsed="0" w:uiPriority="68" w:semiHidden="0" w:name="Medium Grid 2 Accent 6"/>
+    <w:lsdException w:unhideWhenUsed="0" w:uiPriority="69" w:semiHidden="0" w:name="Medium Grid 3 Accent 6"/>
+    <w:lsdException w:unhideWhenUsed="0" w:uiPriority="70" w:semiHidden="0" w:name="Dark List Accent 6"/>
+    <w:lsdException w:unhideWhenUsed="0" w:uiPriority="71" w:semiHidden="0" w:name="Colorful Shading Accent 6"/>
+    <w:lsdException w:unhideWhenUsed="0" w:uiPriority="72" w:semiHidden="0" w:name="Colorful List Accent 6"/>
+    <w:lsdException w:unhideWhenUsed="0" w:uiPriority="73" w:semiHidden="0" w:name="Colorful Grid Accent 6"/>
   </w:latentStyles>
-  <w:style w:type="paragraph" w:default="1" w:styleId="Normal">
+  <w:style w:type="paragraph" w:default="1" w:styleId="1">
     <w:name w:val="Normal"/>
     <w:qFormat/>
+    <w:uiPriority w:val="0"/>
     <w:pPr>
       <w:kinsoku w:val="0"/>
       <w:autoSpaceDE w:val="0"/>
@@ -7992,7 +8726,7 @@
       <w:textAlignment w:val="baseline"/>
     </w:pPr>
     <w:rPr>
-      <w:rFonts w:ascii="Arial" w:eastAsia="宋体" w:hAnsi="Arial" w:cs="Arial"/>
+      <w:rFonts w:ascii="Arial" w:hAnsi="Arial" w:eastAsia="宋体" w:cs="Arial"/>
       <w:snapToGrid w:val="0"/>
       <w:color w:val="000000"/>
       <w:kern w:val="0"/>
@@ -8001,11 +8735,12 @@
       <w:lang w:val="en-US" w:eastAsia="en-US" w:bidi="ar-SA"/>
     </w:rPr>
   </w:style>
-  <w:style w:type="paragraph" w:styleId="Heading1">
+  <w:style w:type="paragraph" w:styleId="2">
     <w:name w:val="heading 1"/>
-    <w:basedOn w:val="Normal"/>
-    <w:next w:val="Normal"/>
+    <w:basedOn w:val="1"/>
+    <w:next w:val="1"/>
     <w:qFormat/>
+    <w:uiPriority w:val="0"/>
     <w:pPr>
       <w:keepNext/>
       <w:keepLines/>
@@ -8023,12 +8758,13 @@
       <w:sz w:val="44"/>
     </w:rPr>
   </w:style>
-  <w:style w:type="paragraph" w:styleId="Heading2">
+  <w:style w:type="paragraph" w:styleId="3">
     <w:name w:val="heading 2"/>
-    <w:basedOn w:val="Normal"/>
-    <w:next w:val="Normal"/>
+    <w:basedOn w:val="1"/>
+    <w:next w:val="1"/>
     <w:unhideWhenUsed/>
     <w:qFormat/>
+    <w:uiPriority w:val="0"/>
     <w:pPr>
       <w:keepNext/>
       <w:keepLines/>
@@ -8041,18 +8777,19 @@
       <w:outlineLvl w:val="1"/>
     </w:pPr>
     <w:rPr>
-      <w:rFonts w:ascii="Arial" w:eastAsia="黑体" w:hAnsi="Arial"/>
+      <w:rFonts w:ascii="Arial" w:hAnsi="Arial" w:eastAsia="黑体"/>
       <w:b/>
       <w:sz w:val="32"/>
     </w:rPr>
   </w:style>
-  <w:style w:type="paragraph" w:styleId="Heading3">
+  <w:style w:type="paragraph" w:styleId="4">
     <w:name w:val="heading 3"/>
-    <w:basedOn w:val="Normal"/>
-    <w:next w:val="Normal"/>
+    <w:basedOn w:val="1"/>
+    <w:next w:val="1"/>
     <w:semiHidden/>
     <w:unhideWhenUsed/>
     <w:qFormat/>
+    <w:uiPriority w:val="0"/>
     <w:pPr>
       <w:keepNext/>
       <w:keepLines/>
@@ -8069,12 +8806,13 @@
       <w:sz w:val="32"/>
     </w:rPr>
   </w:style>
-  <w:style w:type="paragraph" w:styleId="Heading4">
+  <w:style w:type="paragraph" w:styleId="5">
     <w:name w:val="heading 4"/>
-    <w:basedOn w:val="Normal"/>
-    <w:next w:val="Normal"/>
+    <w:basedOn w:val="1"/>
+    <w:next w:val="1"/>
     <w:unhideWhenUsed/>
     <w:qFormat/>
+    <w:uiPriority w:val="0"/>
     <w:pPr>
       <w:keepNext/>
       <w:keepLines/>
@@ -8087,18 +8825,19 @@
       <w:outlineLvl w:val="3"/>
     </w:pPr>
     <w:rPr>
-      <w:rFonts w:ascii="Arial" w:eastAsia="黑体" w:hAnsi="Arial"/>
+      <w:rFonts w:ascii="Arial" w:hAnsi="Arial" w:eastAsia="黑体"/>
       <w:b/>
       <w:sz w:val="28"/>
     </w:rPr>
   </w:style>
-  <w:style w:type="paragraph" w:styleId="Heading5">
+  <w:style w:type="paragraph" w:styleId="6">
     <w:name w:val="heading 5"/>
-    <w:basedOn w:val="Normal"/>
-    <w:next w:val="Normal"/>
+    <w:basedOn w:val="1"/>
+    <w:next w:val="1"/>
     <w:semiHidden/>
     <w:unhideWhenUsed/>
     <w:qFormat/>
+    <w:uiPriority w:val="0"/>
     <w:pPr>
       <w:keepNext/>
       <w:keepLines/>
@@ -8115,13 +8854,14 @@
       <w:sz w:val="28"/>
     </w:rPr>
   </w:style>
-  <w:style w:type="paragraph" w:styleId="Heading6">
+  <w:style w:type="paragraph" w:styleId="7">
     <w:name w:val="heading 6"/>
-    <w:basedOn w:val="Normal"/>
-    <w:next w:val="Normal"/>
+    <w:basedOn w:val="1"/>
+    <w:next w:val="1"/>
     <w:semiHidden/>
     <w:unhideWhenUsed/>
     <w:qFormat/>
+    <w:uiPriority w:val="0"/>
     <w:pPr>
       <w:keepNext/>
       <w:keepLines/>
@@ -8134,18 +8874,19 @@
       <w:outlineLvl w:val="5"/>
     </w:pPr>
     <w:rPr>
-      <w:rFonts w:ascii="Arial" w:eastAsia="黑体" w:hAnsi="Arial"/>
+      <w:rFonts w:ascii="Arial" w:hAnsi="Arial" w:eastAsia="黑体"/>
       <w:b/>
       <w:sz w:val="24"/>
     </w:rPr>
   </w:style>
-  <w:style w:type="paragraph" w:styleId="Heading7">
+  <w:style w:type="paragraph" w:styleId="8">
     <w:name w:val="heading 7"/>
-    <w:basedOn w:val="Normal"/>
-    <w:next w:val="Normal"/>
+    <w:basedOn w:val="1"/>
+    <w:next w:val="1"/>
     <w:semiHidden/>
     <w:unhideWhenUsed/>
     <w:qFormat/>
+    <w:uiPriority w:val="0"/>
     <w:pPr>
       <w:keepNext/>
       <w:keepLines/>
@@ -8162,13 +8903,14 @@
       <w:sz w:val="24"/>
     </w:rPr>
   </w:style>
-  <w:style w:type="paragraph" w:styleId="Heading8">
+  <w:style w:type="paragraph" w:styleId="9">
     <w:name w:val="heading 8"/>
-    <w:basedOn w:val="Normal"/>
-    <w:next w:val="Normal"/>
+    <w:basedOn w:val="1"/>
+    <w:next w:val="1"/>
     <w:semiHidden/>
     <w:unhideWhenUsed/>
     <w:qFormat/>
+    <w:uiPriority w:val="0"/>
     <w:pPr>
       <w:keepNext/>
       <w:keepLines/>
@@ -8181,17 +8923,18 @@
       <w:outlineLvl w:val="7"/>
     </w:pPr>
     <w:rPr>
-      <w:rFonts w:ascii="Arial" w:eastAsia="黑体" w:hAnsi="Arial"/>
+      <w:rFonts w:ascii="Arial" w:hAnsi="Arial" w:eastAsia="黑体"/>
       <w:sz w:val="24"/>
     </w:rPr>
   </w:style>
-  <w:style w:type="paragraph" w:styleId="Heading9">
+  <w:style w:type="paragraph" w:styleId="10">
     <w:name w:val="heading 9"/>
-    <w:basedOn w:val="Normal"/>
-    <w:next w:val="Normal"/>
+    <w:basedOn w:val="1"/>
+    <w:next w:val="1"/>
     <w:semiHidden/>
     <w:unhideWhenUsed/>
     <w:qFormat/>
+    <w:uiPriority w:val="0"/>
     <w:pPr>
       <w:keepNext/>
       <w:keepLines/>
@@ -8204,19 +8947,21 @@
       <w:outlineLvl w:val="8"/>
     </w:pPr>
     <w:rPr>
-      <w:rFonts w:ascii="Arial" w:eastAsia="黑体" w:hAnsi="Arial"/>
+      <w:rFonts w:ascii="Arial" w:hAnsi="Arial" w:eastAsia="黑体"/>
       <w:sz w:val="21"/>
     </w:rPr>
   </w:style>
-  <w:style w:type="character" w:default="1" w:styleId="DefaultParagraphFont">
+  <w:style w:type="character" w:default="1" w:styleId="23">
     <w:name w:val="Default Paragraph Font"/>
     <w:semiHidden/>
     <w:qFormat/>
+    <w:uiPriority w:val="0"/>
   </w:style>
-  <w:style w:type="table" w:default="1" w:styleId="TableNormal">
+  <w:style w:type="table" w:default="1" w:styleId="21">
     <w:name w:val="Normal Table"/>
     <w:semiHidden/>
     <w:qFormat/>
+    <w:uiPriority w:val="0"/>
     <w:tblPr>
       <w:tblCellMar>
         <w:top w:w="0" w:type="dxa"/>
@@ -8226,39 +8971,43 @@
       </w:tblCellMar>
     </w:tblPr>
   </w:style>
-  <w:style w:type="paragraph" w:styleId="CommentText">
+  <w:style w:type="paragraph" w:styleId="11">
     <w:name w:val="annotation text"/>
-    <w:basedOn w:val="Normal"/>
+    <w:basedOn w:val="1"/>
     <w:qFormat/>
+    <w:uiPriority w:val="0"/>
     <w:pPr>
       <w:jc w:val="left"/>
     </w:pPr>
   </w:style>
-  <w:style w:type="paragraph" w:styleId="BodyText">
+  <w:style w:type="paragraph" w:styleId="12">
     <w:name w:val="Body Text"/>
-    <w:basedOn w:val="Normal"/>
+    <w:basedOn w:val="1"/>
     <w:semiHidden/>
     <w:qFormat/>
+    <w:uiPriority w:val="0"/>
     <w:rPr>
-      <w:rFonts w:ascii="Arial" w:eastAsia="Arial" w:hAnsi="Arial" w:cs="Arial"/>
+      <w:rFonts w:ascii="Arial" w:hAnsi="Arial" w:eastAsia="Arial" w:cs="Arial"/>
       <w:sz w:val="21"/>
       <w:szCs w:val="21"/>
       <w:lang w:val="en-US" w:eastAsia="en-US" w:bidi="ar-SA"/>
     </w:rPr>
   </w:style>
-  <w:style w:type="paragraph" w:styleId="TOC3">
+  <w:style w:type="paragraph" w:styleId="13">
     <w:name w:val="toc 3"/>
-    <w:basedOn w:val="Normal"/>
-    <w:next w:val="Normal"/>
+    <w:basedOn w:val="1"/>
+    <w:next w:val="1"/>
     <w:qFormat/>
+    <w:uiPriority w:val="0"/>
     <w:pPr>
       <w:ind w:left="840" w:leftChars="400"/>
     </w:pPr>
   </w:style>
-  <w:style w:type="paragraph" w:styleId="Footer">
+  <w:style w:type="paragraph" w:styleId="14">
     <w:name w:val="footer"/>
-    <w:basedOn w:val="Normal"/>
+    <w:basedOn w:val="1"/>
     <w:qFormat/>
+    <w:uiPriority w:val="0"/>
     <w:pPr>
       <w:tabs>
         <w:tab w:val="center" w:pos="4153"/>
@@ -8271,16 +9020,17 @@
       <w:sz w:val="18"/>
     </w:rPr>
   </w:style>
-  <w:style w:type="paragraph" w:styleId="Header">
+  <w:style w:type="paragraph" w:styleId="15">
     <w:name w:val="header"/>
-    <w:basedOn w:val="Normal"/>
+    <w:basedOn w:val="1"/>
     <w:qFormat/>
+    <w:uiPriority w:val="0"/>
     <w:pPr>
       <w:pBdr>
-        <w:top w:val="nil"/>
-        <w:left w:val="nil"/>
-        <w:bottom w:val="nil"/>
-        <w:right w:val="nil"/>
+        <w:top w:val="none" w:color="auto" w:sz="0" w:space="0"/>
+        <w:left w:val="none" w:color="auto" w:sz="0" w:space="0"/>
+        <w:bottom w:val="none" w:color="auto" w:sz="0" w:space="0"/>
+        <w:right w:val="none" w:color="auto" w:sz="0" w:space="0"/>
       </w:pBdr>
       <w:tabs>
         <w:tab w:val="center" w:pos="4153"/>
@@ -8295,46 +9045,51 @@
       <w:sz w:val="18"/>
     </w:rPr>
   </w:style>
-  <w:style w:type="paragraph" w:styleId="TOC1">
+  <w:style w:type="paragraph" w:styleId="16">
     <w:name w:val="toc 1"/>
-    <w:basedOn w:val="Normal"/>
-    <w:next w:val="Normal"/>
+    <w:basedOn w:val="1"/>
+    <w:next w:val="1"/>
     <w:qFormat/>
+    <w:uiPriority w:val="0"/>
     <w:rPr>
-      <w:rFonts w:ascii="Arial" w:eastAsia="Microsoft JhengHei" w:hAnsi="Arial"/>
+      <w:rFonts w:ascii="Arial" w:hAnsi="Arial" w:eastAsia="Microsoft JhengHei"/>
       <w:sz w:val="24"/>
     </w:rPr>
   </w:style>
-  <w:style w:type="paragraph" w:styleId="TOC2">
+  <w:style w:type="paragraph" w:styleId="17">
     <w:name w:val="toc 2"/>
-    <w:basedOn w:val="Normal"/>
-    <w:next w:val="Normal"/>
+    <w:basedOn w:val="1"/>
+    <w:next w:val="1"/>
     <w:qFormat/>
+    <w:uiPriority w:val="0"/>
     <w:pPr>
       <w:ind w:left="420" w:leftChars="200"/>
     </w:pPr>
   </w:style>
-  <w:style w:type="paragraph" w:styleId="HTMLPreformatted">
+  <w:style w:type="paragraph" w:styleId="18">
     <w:name w:val="HTML Preformatted"/>
-    <w:basedOn w:val="Normal"/>
+    <w:basedOn w:val="1"/>
     <w:qFormat/>
+    <w:uiPriority w:val="0"/>
     <w:rPr>
       <w:rFonts w:ascii="Courier New" w:hAnsi="Courier New"/>
       <w:sz w:val="20"/>
     </w:rPr>
   </w:style>
-  <w:style w:type="paragraph" w:styleId="NormalWeb">
+  <w:style w:type="paragraph" w:styleId="19">
     <w:name w:val="Normal (Web)"/>
-    <w:basedOn w:val="Normal"/>
+    <w:basedOn w:val="1"/>
     <w:qFormat/>
+    <w:uiPriority w:val="0"/>
     <w:rPr>
       <w:sz w:val="24"/>
     </w:rPr>
   </w:style>
-  <w:style w:type="paragraph" w:styleId="Title">
+  <w:style w:type="paragraph" w:styleId="20">
     <w:name w:val="Title"/>
-    <w:basedOn w:val="Normal"/>
+    <w:basedOn w:val="1"/>
     <w:qFormat/>
+    <w:uiPriority w:val="0"/>
     <w:pPr>
       <w:spacing w:before="240" w:beforeLines="0" w:beforeAutospacing="0" w:after="60" w:afterLines="0" w:afterAutospacing="0"/>
       <w:jc w:val="center"/>
@@ -8346,68 +9101,73 @@
       <w:sz w:val="32"/>
     </w:rPr>
   </w:style>
-  <w:style w:type="table" w:styleId="TableGrid">
+  <w:style w:type="table" w:styleId="22">
     <w:name w:val="Table Grid"/>
-    <w:basedOn w:val="TableNormal"/>
+    <w:basedOn w:val="21"/>
     <w:qFormat/>
+    <w:uiPriority w:val="0"/>
     <w:pPr>
       <w:widowControl w:val="0"/>
       <w:jc w:val="both"/>
     </w:pPr>
     <w:tblPr>
       <w:tblBorders>
-        <w:top w:val="single" w:sz="4" w:space="0" w:color="auto"/>
-        <w:left w:val="single" w:sz="4" w:space="0" w:color="auto"/>
-        <w:bottom w:val="single" w:sz="4" w:space="0" w:color="auto"/>
-        <w:right w:val="single" w:sz="4" w:space="0" w:color="auto"/>
-        <w:insideH w:val="single" w:sz="4" w:space="0" w:color="auto"/>
-        <w:insideV w:val="single" w:sz="4" w:space="0" w:color="auto"/>
+        <w:top w:val="single" w:color="auto" w:sz="4" w:space="0"/>
+        <w:left w:val="single" w:color="auto" w:sz="4" w:space="0"/>
+        <w:bottom w:val="single" w:color="auto" w:sz="4" w:space="0"/>
+        <w:right w:val="single" w:color="auto" w:sz="4" w:space="0"/>
+        <w:insideH w:val="single" w:color="auto" w:sz="4" w:space="0"/>
+        <w:insideV w:val="single" w:color="auto" w:sz="4" w:space="0"/>
       </w:tblBorders>
     </w:tblPr>
   </w:style>
-  <w:style w:type="character" w:styleId="Strong">
+  <w:style w:type="character" w:styleId="24">
     <w:name w:val="Strong"/>
-    <w:basedOn w:val="DefaultParagraphFont"/>
+    <w:basedOn w:val="23"/>
     <w:qFormat/>
+    <w:uiPriority w:val="0"/>
     <w:rPr>
       <w:b/>
     </w:rPr>
   </w:style>
-  <w:style w:type="paragraph" w:customStyle="1" w:styleId="a">
+  <w:style w:type="paragraph" w:customStyle="1" w:styleId="25">
     <w:name w:val="柴_公司名"/>
-    <w:basedOn w:val="Title"/>
+    <w:basedOn w:val="20"/>
     <w:qFormat/>
+    <w:uiPriority w:val="0"/>
     <w:pPr>
       <w:spacing w:after="600" w:afterLines="600"/>
     </w:pPr>
     <w:rPr>
-      <w:rFonts w:ascii="宋体" w:eastAsia="宋体" w:hAnsi="宋体" w:cs="宋体" w:hint="eastAsia"/>
+      <w:rFonts w:hint="eastAsia" w:ascii="宋体" w:hAnsi="宋体" w:eastAsia="宋体" w:cs="宋体"/>
       <w:bCs/>
       <w:spacing w:val="-6"/>
       <w:sz w:val="52"/>
       <w:szCs w:val="52"/>
     </w:rPr>
   </w:style>
-  <w:style w:type="paragraph" w:customStyle="1" w:styleId="a0">
+  <w:style w:type="paragraph" w:customStyle="1" w:styleId="26">
     <w:name w:val="柴_文档名"/>
-    <w:basedOn w:val="Title"/>
+    <w:basedOn w:val="20"/>
     <w:qFormat/>
+    <w:uiPriority w:val="0"/>
     <w:pPr>
       <w:spacing w:after="900" w:afterLines="900"/>
     </w:pPr>
     <w:rPr>
-      <w:rFonts w:ascii="黑体" w:eastAsia="黑体" w:hAnsi="黑体" w:cs="黑体"/>
+      <w:rFonts w:ascii="黑体" w:hAnsi="黑体" w:eastAsia="黑体" w:cs="黑体"/>
       <w:bCs/>
       <w:spacing w:val="-7"/>
       <w:sz w:val="52"/>
       <w:szCs w:val="52"/>
     </w:rPr>
   </w:style>
-  <w:style w:type="table" w:customStyle="1" w:styleId="TableNormal0">
+  <w:style w:type="table" w:customStyle="1" w:styleId="27">
     <w:name w:val="Table Normal_0"/>
     <w:semiHidden/>
     <w:unhideWhenUsed/>
     <w:qFormat/>
+    <w:uiPriority w:val="0"/>
     <w:tblPr>
       <w:tblCellMar>
         <w:top w:w="0" w:type="dxa"/>
@@ -8417,81 +9177,87 @@
       </w:tblCellMar>
     </w:tblPr>
   </w:style>
-  <w:style w:type="paragraph" w:customStyle="1" w:styleId="TableText">
+  <w:style w:type="paragraph" w:customStyle="1" w:styleId="28">
     <w:name w:val="Table Text"/>
-    <w:basedOn w:val="Normal"/>
+    <w:basedOn w:val="1"/>
     <w:semiHidden/>
     <w:qFormat/>
+    <w:uiPriority w:val="0"/>
     <w:rPr>
-      <w:rFonts w:ascii="宋体" w:eastAsia="宋体" w:hAnsi="宋体" w:cs="宋体"/>
+      <w:rFonts w:ascii="宋体" w:hAnsi="宋体" w:eastAsia="宋体" w:cs="宋体"/>
       <w:sz w:val="21"/>
       <w:szCs w:val="21"/>
       <w:lang w:val="en-US" w:eastAsia="en-US" w:bidi="ar-SA"/>
     </w:rPr>
   </w:style>
-  <w:style w:type="paragraph" w:customStyle="1" w:styleId="1">
+  <w:style w:type="paragraph" w:customStyle="1" w:styleId="29">
     <w:name w:val="柴_标题1"/>
-    <w:basedOn w:val="Heading1"/>
-    <w:next w:val="a1"/>
-    <w:link w:val="1Char"/>
+    <w:basedOn w:val="2"/>
+    <w:next w:val="30"/>
+    <w:link w:val="39"/>
     <w:qFormat/>
+    <w:uiPriority w:val="0"/>
     <w:pPr>
       <w:spacing w:before="100" w:after="90" w:line="360" w:lineRule="auto"/>
     </w:pPr>
     <w:rPr>
-      <w:rFonts w:ascii="Arial" w:eastAsia="宋体" w:hAnsi="Arial"/>
+      <w:rFonts w:ascii="Arial" w:hAnsi="Arial" w:eastAsia="宋体"/>
       <w:sz w:val="32"/>
     </w:rPr>
   </w:style>
-  <w:style w:type="paragraph" w:customStyle="1" w:styleId="a1">
+  <w:style w:type="paragraph" w:customStyle="1" w:styleId="30">
     <w:name w:val="柴_正文"/>
-    <w:basedOn w:val="BodyText"/>
-    <w:link w:val="Char0"/>
+    <w:basedOn w:val="12"/>
+    <w:link w:val="45"/>
     <w:qFormat/>
+    <w:uiPriority w:val="0"/>
     <w:pPr>
       <w:spacing w:line="360" w:lineRule="auto"/>
       <w:ind w:firstLine="470" w:firstLineChars="200"/>
     </w:pPr>
     <w:rPr>
-      <w:rFonts w:ascii="Arial" w:eastAsia="宋体" w:hAnsi="Arial"/>
+      <w:rFonts w:ascii="Arial" w:hAnsi="Arial" w:eastAsia="宋体"/>
       <w:sz w:val="24"/>
       <w:lang w:eastAsia="zh-CN"/>
     </w:rPr>
   </w:style>
-  <w:style w:type="paragraph" w:customStyle="1" w:styleId="2">
+  <w:style w:type="paragraph" w:customStyle="1" w:styleId="31">
     <w:name w:val="柴_标题2"/>
-    <w:basedOn w:val="Heading2"/>
-    <w:next w:val="a1"/>
+    <w:basedOn w:val="3"/>
+    <w:next w:val="30"/>
     <w:qFormat/>
+    <w:uiPriority w:val="0"/>
     <w:pPr>
       <w:spacing w:line="360" w:lineRule="auto"/>
     </w:pPr>
     <w:rPr>
-      <w:rFonts w:ascii="Arial" w:eastAsia="宋体" w:hAnsi="Arial"/>
+      <w:rFonts w:ascii="Arial" w:hAnsi="Arial" w:eastAsia="宋体"/>
       <w:sz w:val="28"/>
     </w:rPr>
   </w:style>
-  <w:style w:type="paragraph" w:customStyle="1" w:styleId="3">
+  <w:style w:type="paragraph" w:customStyle="1" w:styleId="32">
     <w:name w:val="柴_标题3"/>
-    <w:basedOn w:val="Heading3"/>
-    <w:next w:val="a1"/>
+    <w:basedOn w:val="4"/>
+    <w:next w:val="30"/>
     <w:qFormat/>
+    <w:uiPriority w:val="0"/>
     <w:pPr>
       <w:spacing w:line="360" w:lineRule="auto"/>
       <w:ind w:left="0" w:firstLine="472" w:firstLineChars="200"/>
     </w:pPr>
     <w:rPr>
-      <w:rFonts w:ascii="宋体" w:eastAsia="宋体" w:hAnsi="宋体" w:cs="宋体"/>
+      <w:rFonts w:ascii="宋体" w:hAnsi="宋体" w:eastAsia="宋体" w:cs="宋体"/>
       <w:spacing w:val="-2"/>
       <w:sz w:val="24"/>
       <w:szCs w:val="24"/>
     </w:rPr>
   </w:style>
-  <w:style w:type="paragraph" w:customStyle="1" w:styleId="a2">
+  <w:style w:type="paragraph" w:customStyle="1" w:styleId="33">
     <w:name w:val="柴_目录"/>
-    <w:basedOn w:val="Normal"/>
-    <w:next w:val="BodyText"/>
+    <w:basedOn w:val="1"/>
+    <w:next w:val="12"/>
     <w:qFormat/>
+    <w:uiPriority w:val="0"/>
     <w:pPr>
       <w:tabs>
         <w:tab w:val="right" w:leader="dot" w:pos="8442"/>
@@ -8499,59 +9265,64 @@
       <w:ind w:left="0" w:leftChars="0"/>
     </w:pPr>
     <w:rPr>
-      <w:rFonts w:ascii="Arial" w:eastAsia="Microsoft JhengHei" w:hAnsi="Arial"/>
+      <w:rFonts w:ascii="Arial" w:hAnsi="Arial" w:eastAsia="Microsoft JhengHei"/>
       <w:sz w:val="24"/>
     </w:rPr>
   </w:style>
-  <w:style w:type="paragraph" w:customStyle="1" w:styleId="WPSOffice1">
+  <w:style w:type="paragraph" w:customStyle="1" w:styleId="34">
     <w:name w:val="WPSOffice手动目录 1"/>
     <w:qFormat/>
+    <w:uiPriority w:val="0"/>
     <w:pPr>
       <w:ind w:leftChars="0"/>
     </w:pPr>
     <w:rPr>
-      <w:rFonts w:ascii="Times New Roman" w:eastAsia="宋体" w:hAnsi="Times New Roman" w:cs="Times New Roman"/>
+      <w:rFonts w:ascii="Times New Roman" w:hAnsi="Times New Roman" w:eastAsia="宋体" w:cs="Times New Roman"/>
       <w:sz w:val="20"/>
       <w:szCs w:val="20"/>
     </w:rPr>
   </w:style>
-  <w:style w:type="paragraph" w:customStyle="1" w:styleId="WPSOffice2">
+  <w:style w:type="paragraph" w:customStyle="1" w:styleId="35">
     <w:name w:val="WPSOffice手动目录 2"/>
     <w:qFormat/>
+    <w:uiPriority w:val="0"/>
     <w:pPr>
       <w:ind w:leftChars="200"/>
     </w:pPr>
     <w:rPr>
-      <w:rFonts w:ascii="Times New Roman" w:eastAsia="宋体" w:hAnsi="Times New Roman" w:cs="Times New Roman"/>
+      <w:rFonts w:ascii="Times New Roman" w:hAnsi="Times New Roman" w:eastAsia="宋体" w:cs="Times New Roman"/>
       <w:sz w:val="20"/>
       <w:szCs w:val="20"/>
     </w:rPr>
   </w:style>
-  <w:style w:type="paragraph" w:customStyle="1" w:styleId="WPSOffice3">
+  <w:style w:type="paragraph" w:customStyle="1" w:styleId="36">
     <w:name w:val="WPSOffice手动目录 3"/>
     <w:qFormat/>
+    <w:uiPriority w:val="0"/>
     <w:pPr>
       <w:ind w:leftChars="400"/>
     </w:pPr>
     <w:rPr>
-      <w:rFonts w:ascii="Times New Roman" w:eastAsia="宋体" w:hAnsi="Times New Roman" w:cs="Times New Roman"/>
+      <w:rFonts w:ascii="Times New Roman" w:hAnsi="Times New Roman" w:eastAsia="宋体" w:cs="Times New Roman"/>
       <w:sz w:val="20"/>
       <w:szCs w:val="20"/>
     </w:rPr>
   </w:style>
-  <w:style w:type="paragraph" w:customStyle="1" w:styleId="Compact">
+  <w:style w:type="paragraph" w:customStyle="1" w:styleId="37">
     <w:name w:val="Compact"/>
-    <w:basedOn w:val="BodyText"/>
+    <w:basedOn w:val="12"/>
     <w:qFormat/>
+    <w:uiPriority w:val="0"/>
     <w:pPr>
       <w:spacing w:before="36" w:after="36"/>
     </w:pPr>
   </w:style>
-  <w:style w:type="table" w:customStyle="1" w:styleId="Table">
+  <w:style w:type="table" w:customStyle="1" w:styleId="38">
     <w:name w:val="Table"/>
     <w:semiHidden/>
     <w:unhideWhenUsed/>
     <w:qFormat/>
+    <w:uiPriority w:val="0"/>
     <w:tblPr>
       <w:tblCellMar>
         <w:top w:w="0" w:type="dxa"/>
@@ -8563,37 +9334,40 @@
     <w:tblStylePr w:type="firstRow">
       <w:tcPr>
         <w:tcBorders>
-          <w:bottom w:val="single" w:sz="0" w:space="0" w:color="auto"/>
+          <w:bottom w:val="single" w:color="auto" w:sz="0" w:space="0"/>
         </w:tcBorders>
         <w:vAlign w:val="bottom"/>
       </w:tcPr>
     </w:tblStylePr>
   </w:style>
-  <w:style w:type="character" w:customStyle="1" w:styleId="1Char">
+  <w:style w:type="character" w:customStyle="1" w:styleId="39">
     <w:name w:val="柴_标题1 Char"/>
-    <w:link w:val="1"/>
+    <w:link w:val="29"/>
     <w:qFormat/>
+    <w:uiPriority w:val="0"/>
     <w:rPr>
-      <w:rFonts w:ascii="Arial" w:eastAsia="宋体" w:hAnsi="Arial"/>
+      <w:rFonts w:ascii="Arial" w:hAnsi="Arial" w:eastAsia="宋体"/>
       <w:sz w:val="32"/>
     </w:rPr>
   </w:style>
-  <w:style w:type="character" w:customStyle="1" w:styleId="Char">
+  <w:style w:type="character" w:customStyle="1" w:styleId="40">
     <w:name w:val="柴_题注 Char"/>
-    <w:link w:val="a3"/>
+    <w:link w:val="41"/>
     <w:qFormat/>
+    <w:uiPriority w:val="0"/>
   </w:style>
-  <w:style w:type="paragraph" w:customStyle="1" w:styleId="a3">
+  <w:style w:type="paragraph" w:customStyle="1" w:styleId="41">
     <w:name w:val="柴_题注"/>
-    <w:basedOn w:val="HTMLPreformatted"/>
-    <w:link w:val="Char"/>
+    <w:basedOn w:val="18"/>
+    <w:link w:val="40"/>
     <w:qFormat/>
+    <w:uiPriority w:val="0"/>
     <w:pPr>
       <w:pBdr>
-        <w:top w:val="nil"/>
-        <w:left w:val="nil"/>
-        <w:bottom w:val="nil"/>
-        <w:right w:val="nil"/>
+        <w:top w:val="none" w:color="auto" w:sz="0" w:space="0"/>
+        <w:left w:val="none" w:color="auto" w:sz="0" w:space="0"/>
+        <w:bottom w:val="none" w:color="auto" w:sz="0" w:space="0"/>
+        <w:right w:val="none" w:color="auto" w:sz="0" w:space="0"/>
       </w:pBdr>
       <w:tabs>
         <w:tab w:val="left" w:pos="916"/>
@@ -8617,28 +9391,30 @@
       <w:spacing w:line="264" w:lineRule="atLeast"/>
     </w:pPr>
   </w:style>
-  <w:style w:type="paragraph" w:customStyle="1" w:styleId="4">
+  <w:style w:type="paragraph" w:customStyle="1" w:styleId="42">
     <w:name w:val="柴_标题4"/>
-    <w:basedOn w:val="Heading4"/>
-    <w:next w:val="Normal"/>
+    <w:basedOn w:val="5"/>
+    <w:next w:val="1"/>
     <w:qFormat/>
+    <w:uiPriority w:val="0"/>
     <w:pPr>
       <w:widowControl w:val="0"/>
       <w:spacing w:before="160" w:line="360" w:lineRule="auto"/>
-      <w:ind w:left="981" w:hanging="862" w:leftChars="300"/>
+      <w:ind w:left="981" w:leftChars="300" w:hanging="862"/>
     </w:pPr>
     <w:rPr>
-      <w:rFonts w:ascii="Calibri" w:eastAsia="宋体" w:hAnsi="Calibri" w:cs="宋体" w:hint="eastAsia"/>
+      <w:rFonts w:hint="eastAsia" w:ascii="Calibri" w:hAnsi="Calibri" w:eastAsia="宋体" w:cs="宋体"/>
       <w:sz w:val="24"/>
       <w:szCs w:val="24"/>
       <w:lang w:eastAsia="zh-CN" w:bidi="zh-CN"/>
     </w:rPr>
   </w:style>
-  <w:style w:type="table" w:customStyle="1" w:styleId="TableNormal1">
+  <w:style w:type="table" w:customStyle="1" w:styleId="43">
     <w:name w:val="Table Normal_1"/>
     <w:semiHidden/>
     <w:unhideWhenUsed/>
     <w:qFormat/>
+    <w:uiPriority w:val="0"/>
     <w:tblPr>
       <w:tblCellMar>
         <w:top w:w="0" w:type="dxa"/>
@@ -8648,10 +9424,11 @@
       </w:tblCellMar>
     </w:tblPr>
   </w:style>
-  <w:style w:type="paragraph" w:customStyle="1" w:styleId="a4">
+  <w:style w:type="paragraph" w:customStyle="1" w:styleId="44">
     <w:name w:val="柴_正文_无缩进"/>
-    <w:basedOn w:val="Normal"/>
+    <w:basedOn w:val="1"/>
     <w:qFormat/>
+    <w:uiPriority w:val="0"/>
     <w:pPr>
       <w:ind w:firstLine="0" w:firstLineChars="0"/>
     </w:pPr>
@@ -8661,12 +9438,13 @@
       <w:lang w:eastAsia="zh-CN"/>
     </w:rPr>
   </w:style>
-  <w:style w:type="character" w:customStyle="1" w:styleId="Char0">
+  <w:style w:type="character" w:customStyle="1" w:styleId="45">
     <w:name w:val="柴_正文 Char"/>
-    <w:link w:val="a1"/>
+    <w:link w:val="30"/>
     <w:qFormat/>
+    <w:uiPriority w:val="0"/>
     <w:rPr>
-      <w:rFonts w:ascii="Arial" w:eastAsia="宋体" w:hAnsi="Arial"/>
+      <w:rFonts w:ascii="Arial" w:hAnsi="Arial" w:eastAsia="宋体"/>
       <w:sz w:val="24"/>
       <w:lang w:eastAsia="zh-CN"/>
     </w:rPr>
